--- a/docs/user-guides/UserGuide_Brazil_pt.docx
+++ b/docs/user-guides/UserGuide_Brazil_pt.docx
@@ -179,7 +179,107 @@
             <w:sz w:val="24"/>
             <w:szCs w:val="24"/>
           </w:rPr>
-          <w:t xml:space="preserve">	4</w:t>
+          <w:tab/>
+        </w:r>
+        <w:r>
+          <w:rPr>
+            <w:b/>
+            <w:bCs/>
+            <w:color w:val="832413"/>
+            <w:sz w:val="24"/>
+            <w:szCs w:val="24"/>
+          </w:rPr>
+          <w:t xml:space="preserve">Antes de começar</w:t>
+        </w:r>
+        <w:r>
+          <w:rPr>
+            <w:b/>
+            <w:bCs/>
+            <w:color w:val="832413"/>
+            <w:sz w:val="24"/>
+            <w:szCs w:val="24"/>
+          </w:rPr>
+          <w:fldChar w:fldCharType="begin"/>
+        </w:r>
+        <w:r>
+          <w:rPr>
+            <w:b/>
+            <w:bCs/>
+            <w:color w:val="832413"/>
+            <w:sz w:val="24"/>
+            <w:szCs w:val="24"/>
+          </w:rPr>
+          <w:t xml:space="preserve">Antes de começar</w:t>
+        </w:r>
+        <w:r>
+          <w:rPr>
+            <w:b/>
+            <w:bCs/>
+            <w:color w:val="832413"/>
+            <w:sz w:val="24"/>
+            <w:szCs w:val="24"/>
+          </w:rPr>
+          <w:instrText xml:space="preserve"> PAGEREF s1_Antes_de_comec_ar \h </w:instrText>
+        </w:r>
+        <w:r>
+          <w:rPr>
+            <w:b/>
+            <w:bCs/>
+            <w:color w:val="832413"/>
+            <w:sz w:val="24"/>
+            <w:szCs w:val="24"/>
+          </w:rPr>
+          <w:t xml:space="preserve">Antes de começar</w:t>
+        </w:r>
+        <w:r>
+          <w:rPr>
+            <w:b/>
+            <w:bCs/>
+            <w:color w:val="832413"/>
+            <w:sz w:val="24"/>
+            <w:szCs w:val="24"/>
+          </w:rPr>
+          <w:fldChar w:fldCharType="separate"/>
+        </w:r>
+        <w:r>
+          <w:rPr>
+            <w:b/>
+            <w:bCs/>
+            <w:color w:val="832413"/>
+            <w:sz w:val="24"/>
+            <w:szCs w:val="24"/>
+          </w:rPr>
+          <w:t xml:space="preserve">Antes de começar</w:t>
+        </w:r>
+        <w:r>
+          <w:rPr>
+            <w:b/>
+            <w:bCs/>
+            <w:color w:val="832413"/>
+            <w:sz w:val="24"/>
+            <w:szCs w:val="24"/>
+          </w:rPr>
+          <w:t>4</w:t>
+        </w:r>
+        <w:r>
+          <w:rPr>
+            <w:b/>
+            <w:bCs/>
+            <w:color w:val="832413"/>
+            <w:sz w:val="24"/>
+            <w:szCs w:val="24"/>
+          </w:rPr>
+          <w:t xml:space="preserve">Antes de começar</w:t>
+        </w:r>
+        <w:r>
+          <w:rPr>
+            <w:b/>
+            <w:bCs/>
+            <w:color w:val="832413"/>
+            <w:sz w:val="24"/>
+            <w:szCs w:val="24"/>
+          </w:rPr>
+          <w:fldChar w:fldCharType="end"/>
         </w:r>
       </w:hyperlink>
     </w:p>
@@ -210,7 +310,107 @@
             <w:sz w:val="22"/>
             <w:szCs w:val="22"/>
           </w:rPr>
-          <w:t xml:space="preserve">	4</w:t>
+          <w:tab/>
+        </w:r>
+        <w:r>
+          <w:rPr>
+            <w:b w:val="false"/>
+            <w:bCs w:val="false"/>
+            <w:color w:val="24342B"/>
+            <w:sz w:val="22"/>
+            <w:szCs w:val="22"/>
+          </w:rPr>
+          <w:t xml:space="preserve">O que você precisa ter</w:t>
+        </w:r>
+        <w:r>
+          <w:rPr>
+            <w:b w:val="false"/>
+            <w:bCs w:val="false"/>
+            <w:color w:val="24342B"/>
+            <w:sz w:val="22"/>
+            <w:szCs w:val="22"/>
+          </w:rPr>
+          <w:fldChar w:fldCharType="begin"/>
+        </w:r>
+        <w:r>
+          <w:rPr>
+            <w:b w:val="false"/>
+            <w:bCs w:val="false"/>
+            <w:color w:val="24342B"/>
+            <w:sz w:val="22"/>
+            <w:szCs w:val="22"/>
+          </w:rPr>
+          <w:t xml:space="preserve">O que você precisa ter</w:t>
+        </w:r>
+        <w:r>
+          <w:rPr>
+            <w:b w:val="false"/>
+            <w:bCs w:val="false"/>
+            <w:color w:val="24342B"/>
+            <w:sz w:val="22"/>
+            <w:szCs w:val="22"/>
+          </w:rPr>
+          <w:instrText xml:space="preserve"> PAGEREF s2_O_que_voce_precisa_ter \h </w:instrText>
+        </w:r>
+        <w:r>
+          <w:rPr>
+            <w:b w:val="false"/>
+            <w:bCs w:val="false"/>
+            <w:color w:val="24342B"/>
+            <w:sz w:val="22"/>
+            <w:szCs w:val="22"/>
+          </w:rPr>
+          <w:t xml:space="preserve">O que você precisa ter</w:t>
+        </w:r>
+        <w:r>
+          <w:rPr>
+            <w:b w:val="false"/>
+            <w:bCs w:val="false"/>
+            <w:color w:val="24342B"/>
+            <w:sz w:val="22"/>
+            <w:szCs w:val="22"/>
+          </w:rPr>
+          <w:fldChar w:fldCharType="separate"/>
+        </w:r>
+        <w:r>
+          <w:rPr>
+            <w:b w:val="false"/>
+            <w:bCs w:val="false"/>
+            <w:color w:val="24342B"/>
+            <w:sz w:val="22"/>
+            <w:szCs w:val="22"/>
+          </w:rPr>
+          <w:t xml:space="preserve">O que você precisa ter</w:t>
+        </w:r>
+        <w:r>
+          <w:rPr>
+            <w:b w:val="false"/>
+            <w:bCs w:val="false"/>
+            <w:color w:val="24342B"/>
+            <w:sz w:val="22"/>
+            <w:szCs w:val="22"/>
+          </w:rPr>
+          <w:t>4</w:t>
+        </w:r>
+        <w:r>
+          <w:rPr>
+            <w:b w:val="false"/>
+            <w:bCs w:val="false"/>
+            <w:color w:val="24342B"/>
+            <w:sz w:val="22"/>
+            <w:szCs w:val="22"/>
+          </w:rPr>
+          <w:t xml:space="preserve">O que você precisa ter</w:t>
+        </w:r>
+        <w:r>
+          <w:rPr>
+            <w:b w:val="false"/>
+            <w:bCs w:val="false"/>
+            <w:color w:val="24342B"/>
+            <w:sz w:val="22"/>
+            <w:szCs w:val="22"/>
+          </w:rPr>
+          <w:fldChar w:fldCharType="end"/>
         </w:r>
       </w:hyperlink>
     </w:p>
@@ -241,7 +441,107 @@
             <w:sz w:val="22"/>
             <w:szCs w:val="22"/>
           </w:rPr>
-          <w:t xml:space="preserve">	4</w:t>
+          <w:tab/>
+        </w:r>
+        <w:r>
+          <w:rPr>
+            <w:b w:val="false"/>
+            <w:bCs w:val="false"/>
+            <w:color w:val="24342B"/>
+            <w:sz w:val="22"/>
+            <w:szCs w:val="22"/>
+          </w:rPr>
+          <w:t xml:space="preserve">Como ler as imagens deste guia</w:t>
+        </w:r>
+        <w:r>
+          <w:rPr>
+            <w:b w:val="false"/>
+            <w:bCs w:val="false"/>
+            <w:color w:val="24342B"/>
+            <w:sz w:val="22"/>
+            <w:szCs w:val="22"/>
+          </w:rPr>
+          <w:fldChar w:fldCharType="begin"/>
+        </w:r>
+        <w:r>
+          <w:rPr>
+            <w:b w:val="false"/>
+            <w:bCs w:val="false"/>
+            <w:color w:val="24342B"/>
+            <w:sz w:val="22"/>
+            <w:szCs w:val="22"/>
+          </w:rPr>
+          <w:t xml:space="preserve">Como ler as imagens deste guia</w:t>
+        </w:r>
+        <w:r>
+          <w:rPr>
+            <w:b w:val="false"/>
+            <w:bCs w:val="false"/>
+            <w:color w:val="24342B"/>
+            <w:sz w:val="22"/>
+            <w:szCs w:val="22"/>
+          </w:rPr>
+          <w:instrText xml:space="preserve"> PAGEREF s3_Como_ler_as_imagens_dest \h </w:instrText>
+        </w:r>
+        <w:r>
+          <w:rPr>
+            <w:b w:val="false"/>
+            <w:bCs w:val="false"/>
+            <w:color w:val="24342B"/>
+            <w:sz w:val="22"/>
+            <w:szCs w:val="22"/>
+          </w:rPr>
+          <w:t xml:space="preserve">Como ler as imagens deste guia</w:t>
+        </w:r>
+        <w:r>
+          <w:rPr>
+            <w:b w:val="false"/>
+            <w:bCs w:val="false"/>
+            <w:color w:val="24342B"/>
+            <w:sz w:val="22"/>
+            <w:szCs w:val="22"/>
+          </w:rPr>
+          <w:fldChar w:fldCharType="separate"/>
+        </w:r>
+        <w:r>
+          <w:rPr>
+            <w:b w:val="false"/>
+            <w:bCs w:val="false"/>
+            <w:color w:val="24342B"/>
+            <w:sz w:val="22"/>
+            <w:szCs w:val="22"/>
+          </w:rPr>
+          <w:t xml:space="preserve">Como ler as imagens deste guia</w:t>
+        </w:r>
+        <w:r>
+          <w:rPr>
+            <w:b w:val="false"/>
+            <w:bCs w:val="false"/>
+            <w:color w:val="24342B"/>
+            <w:sz w:val="22"/>
+            <w:szCs w:val="22"/>
+          </w:rPr>
+          <w:t>4</w:t>
+        </w:r>
+        <w:r>
+          <w:rPr>
+            <w:b w:val="false"/>
+            <w:bCs w:val="false"/>
+            <w:color w:val="24342B"/>
+            <w:sz w:val="22"/>
+            <w:szCs w:val="22"/>
+          </w:rPr>
+          <w:t xml:space="preserve">Como ler as imagens deste guia</w:t>
+        </w:r>
+        <w:r>
+          <w:rPr>
+            <w:b w:val="false"/>
+            <w:bCs w:val="false"/>
+            <w:color w:val="24342B"/>
+            <w:sz w:val="22"/>
+            <w:szCs w:val="22"/>
+          </w:rPr>
+          <w:fldChar w:fldCharType="end"/>
         </w:r>
       </w:hyperlink>
     </w:p>
@@ -272,7 +572,107 @@
             <w:sz w:val="22"/>
             <w:szCs w:val="22"/>
           </w:rPr>
-          <w:t xml:space="preserve">	4</w:t>
+          <w:tab/>
+        </w:r>
+        <w:r>
+          <w:rPr>
+            <w:b w:val="false"/>
+            <w:bCs w:val="false"/>
+            <w:color w:val="24342B"/>
+            <w:sz w:val="22"/>
+            <w:szCs w:val="22"/>
+          </w:rPr>
+          <w:t xml:space="preserve">Palavras que aparecem neste guia</w:t>
+        </w:r>
+        <w:r>
+          <w:rPr>
+            <w:b w:val="false"/>
+            <w:bCs w:val="false"/>
+            <w:color w:val="24342B"/>
+            <w:sz w:val="22"/>
+            <w:szCs w:val="22"/>
+          </w:rPr>
+          <w:fldChar w:fldCharType="begin"/>
+        </w:r>
+        <w:r>
+          <w:rPr>
+            <w:b w:val="false"/>
+            <w:bCs w:val="false"/>
+            <w:color w:val="24342B"/>
+            <w:sz w:val="22"/>
+            <w:szCs w:val="22"/>
+          </w:rPr>
+          <w:t xml:space="preserve">Palavras que aparecem neste guia</w:t>
+        </w:r>
+        <w:r>
+          <w:rPr>
+            <w:b w:val="false"/>
+            <w:bCs w:val="false"/>
+            <w:color w:val="24342B"/>
+            <w:sz w:val="22"/>
+            <w:szCs w:val="22"/>
+          </w:rPr>
+          <w:instrText xml:space="preserve"> PAGEREF s4_Palavras_que_aparecem_ne \h </w:instrText>
+        </w:r>
+        <w:r>
+          <w:rPr>
+            <w:b w:val="false"/>
+            <w:bCs w:val="false"/>
+            <w:color w:val="24342B"/>
+            <w:sz w:val="22"/>
+            <w:szCs w:val="22"/>
+          </w:rPr>
+          <w:t xml:space="preserve">Palavras que aparecem neste guia</w:t>
+        </w:r>
+        <w:r>
+          <w:rPr>
+            <w:b w:val="false"/>
+            <w:bCs w:val="false"/>
+            <w:color w:val="24342B"/>
+            <w:sz w:val="22"/>
+            <w:szCs w:val="22"/>
+          </w:rPr>
+          <w:fldChar w:fldCharType="separate"/>
+        </w:r>
+        <w:r>
+          <w:rPr>
+            <w:b w:val="false"/>
+            <w:bCs w:val="false"/>
+            <w:color w:val="24342B"/>
+            <w:sz w:val="22"/>
+            <w:szCs w:val="22"/>
+          </w:rPr>
+          <w:t xml:space="preserve">Palavras que aparecem neste guia</w:t>
+        </w:r>
+        <w:r>
+          <w:rPr>
+            <w:b w:val="false"/>
+            <w:bCs w:val="false"/>
+            <w:color w:val="24342B"/>
+            <w:sz w:val="22"/>
+            <w:szCs w:val="22"/>
+          </w:rPr>
+          <w:t>4</w:t>
+        </w:r>
+        <w:r>
+          <w:rPr>
+            <w:b w:val="false"/>
+            <w:bCs w:val="false"/>
+            <w:color w:val="24342B"/>
+            <w:sz w:val="22"/>
+            <w:szCs w:val="22"/>
+          </w:rPr>
+          <w:t xml:space="preserve">Palavras que aparecem neste guia</w:t>
+        </w:r>
+        <w:r>
+          <w:rPr>
+            <w:b w:val="false"/>
+            <w:bCs w:val="false"/>
+            <w:color w:val="24342B"/>
+            <w:sz w:val="22"/>
+            <w:szCs w:val="22"/>
+          </w:rPr>
+          <w:fldChar w:fldCharType="end"/>
         </w:r>
       </w:hyperlink>
     </w:p>
@@ -303,7 +703,107 @@
             <w:sz w:val="24"/>
             <w:szCs w:val="24"/>
           </w:rPr>
-          <w:t xml:space="preserve">	6</w:t>
+          <w:tab/>
+        </w:r>
+        <w:r>
+          <w:rPr>
+            <w:b/>
+            <w:bCs/>
+            <w:color w:val="832413"/>
+            <w:sz w:val="24"/>
+            <w:szCs w:val="24"/>
+          </w:rPr>
+          <w:t xml:space="preserve">Parte 1 — Instalar o plugin pelo menu Complementos</w:t>
+        </w:r>
+        <w:r>
+          <w:rPr>
+            <w:b/>
+            <w:bCs/>
+            <w:color w:val="832413"/>
+            <w:sz w:val="24"/>
+            <w:szCs w:val="24"/>
+          </w:rPr>
+          <w:fldChar w:fldCharType="begin"/>
+        </w:r>
+        <w:r>
+          <w:rPr>
+            <w:b/>
+            <w:bCs/>
+            <w:color w:val="832413"/>
+            <w:sz w:val="24"/>
+            <w:szCs w:val="24"/>
+          </w:rPr>
+          <w:t xml:space="preserve">Parte 1 — Instalar o plugin pelo menu Complementos</w:t>
+        </w:r>
+        <w:r>
+          <w:rPr>
+            <w:b/>
+            <w:bCs/>
+            <w:color w:val="832413"/>
+            <w:sz w:val="24"/>
+            <w:szCs w:val="24"/>
+          </w:rPr>
+          <w:instrText xml:space="preserve"> PAGEREF s5_Parte_1_Instalar_o_plugi \h </w:instrText>
+        </w:r>
+        <w:r>
+          <w:rPr>
+            <w:b/>
+            <w:bCs/>
+            <w:color w:val="832413"/>
+            <w:sz w:val="24"/>
+            <w:szCs w:val="24"/>
+          </w:rPr>
+          <w:t xml:space="preserve">Parte 1 — Instalar o plugin pelo menu Complementos</w:t>
+        </w:r>
+        <w:r>
+          <w:rPr>
+            <w:b/>
+            <w:bCs/>
+            <w:color w:val="832413"/>
+            <w:sz w:val="24"/>
+            <w:szCs w:val="24"/>
+          </w:rPr>
+          <w:fldChar w:fldCharType="separate"/>
+        </w:r>
+        <w:r>
+          <w:rPr>
+            <w:b/>
+            <w:bCs/>
+            <w:color w:val="832413"/>
+            <w:sz w:val="24"/>
+            <w:szCs w:val="24"/>
+          </w:rPr>
+          <w:t xml:space="preserve">Parte 1 — Instalar o plugin pelo menu Complementos</w:t>
+        </w:r>
+        <w:r>
+          <w:rPr>
+            <w:b/>
+            <w:bCs/>
+            <w:color w:val="832413"/>
+            <w:sz w:val="24"/>
+            <w:szCs w:val="24"/>
+          </w:rPr>
+          <w:t>6</w:t>
+        </w:r>
+        <w:r>
+          <w:rPr>
+            <w:b/>
+            <w:bCs/>
+            <w:color w:val="832413"/>
+            <w:sz w:val="24"/>
+            <w:szCs w:val="24"/>
+          </w:rPr>
+          <w:t xml:space="preserve">Parte 1 — Instalar o plugin pelo menu Complementos</w:t>
+        </w:r>
+        <w:r>
+          <w:rPr>
+            <w:b/>
+            <w:bCs/>
+            <w:color w:val="832413"/>
+            <w:sz w:val="24"/>
+            <w:szCs w:val="24"/>
+          </w:rPr>
+          <w:fldChar w:fldCharType="end"/>
         </w:r>
       </w:hyperlink>
     </w:p>
@@ -334,7 +834,107 @@
             <w:sz w:val="22"/>
             <w:szCs w:val="22"/>
           </w:rPr>
-          <w:t xml:space="preserve">	6</w:t>
+          <w:tab/>
+        </w:r>
+        <w:r>
+          <w:rPr>
+            <w:b w:val="false"/>
+            <w:bCs w:val="false"/>
+            <w:color w:val="24342B"/>
+            <w:sz w:val="22"/>
+            <w:szCs w:val="22"/>
+          </w:rPr>
+          <w:t xml:space="preserve">1.1 Abrir o gerenciador de complementos</w:t>
+        </w:r>
+        <w:r>
+          <w:rPr>
+            <w:b w:val="false"/>
+            <w:bCs w:val="false"/>
+            <w:color w:val="24342B"/>
+            <w:sz w:val="22"/>
+            <w:szCs w:val="22"/>
+          </w:rPr>
+          <w:fldChar w:fldCharType="begin"/>
+        </w:r>
+        <w:r>
+          <w:rPr>
+            <w:b w:val="false"/>
+            <w:bCs w:val="false"/>
+            <w:color w:val="24342B"/>
+            <w:sz w:val="22"/>
+            <w:szCs w:val="22"/>
+          </w:rPr>
+          <w:t xml:space="preserve">1.1 Abrir o gerenciador de complementos</w:t>
+        </w:r>
+        <w:r>
+          <w:rPr>
+            <w:b w:val="false"/>
+            <w:bCs w:val="false"/>
+            <w:color w:val="24342B"/>
+            <w:sz w:val="22"/>
+            <w:szCs w:val="22"/>
+          </w:rPr>
+          <w:instrText xml:space="preserve"> PAGEREF s6_1_1_Abrir_o_gerenciador \h </w:instrText>
+        </w:r>
+        <w:r>
+          <w:rPr>
+            <w:b w:val="false"/>
+            <w:bCs w:val="false"/>
+            <w:color w:val="24342B"/>
+            <w:sz w:val="22"/>
+            <w:szCs w:val="22"/>
+          </w:rPr>
+          <w:t xml:space="preserve">1.1 Abrir o gerenciador de complementos</w:t>
+        </w:r>
+        <w:r>
+          <w:rPr>
+            <w:b w:val="false"/>
+            <w:bCs w:val="false"/>
+            <w:color w:val="24342B"/>
+            <w:sz w:val="22"/>
+            <w:szCs w:val="22"/>
+          </w:rPr>
+          <w:fldChar w:fldCharType="separate"/>
+        </w:r>
+        <w:r>
+          <w:rPr>
+            <w:b w:val="false"/>
+            <w:bCs w:val="false"/>
+            <w:color w:val="24342B"/>
+            <w:sz w:val="22"/>
+            <w:szCs w:val="22"/>
+          </w:rPr>
+          <w:t xml:space="preserve">1.1 Abrir o gerenciador de complementos</w:t>
+        </w:r>
+        <w:r>
+          <w:rPr>
+            <w:b w:val="false"/>
+            <w:bCs w:val="false"/>
+            <w:color w:val="24342B"/>
+            <w:sz w:val="22"/>
+            <w:szCs w:val="22"/>
+          </w:rPr>
+          <w:t>6</w:t>
+        </w:r>
+        <w:r>
+          <w:rPr>
+            <w:b w:val="false"/>
+            <w:bCs w:val="false"/>
+            <w:color w:val="24342B"/>
+            <w:sz w:val="22"/>
+            <w:szCs w:val="22"/>
+          </w:rPr>
+          <w:t xml:space="preserve">1.1 Abrir o gerenciador de complementos</w:t>
+        </w:r>
+        <w:r>
+          <w:rPr>
+            <w:b w:val="false"/>
+            <w:bCs w:val="false"/>
+            <w:color w:val="24342B"/>
+            <w:sz w:val="22"/>
+            <w:szCs w:val="22"/>
+          </w:rPr>
+          <w:fldChar w:fldCharType="end"/>
         </w:r>
       </w:hyperlink>
     </w:p>
@@ -365,7 +965,107 @@
             <w:sz w:val="22"/>
             <w:szCs w:val="22"/>
           </w:rPr>
-          <w:t xml:space="preserve">	6</w:t>
+          <w:tab/>
+        </w:r>
+        <w:r>
+          <w:rPr>
+            <w:b w:val="false"/>
+            <w:bCs w:val="false"/>
+            <w:color w:val="24342B"/>
+            <w:sz w:val="22"/>
+            <w:szCs w:val="22"/>
+          </w:rPr>
+          <w:t xml:space="preserve">1.2 Procurar e instalar</w:t>
+        </w:r>
+        <w:r>
+          <w:rPr>
+            <w:b w:val="false"/>
+            <w:bCs w:val="false"/>
+            <w:color w:val="24342B"/>
+            <w:sz w:val="22"/>
+            <w:szCs w:val="22"/>
+          </w:rPr>
+          <w:fldChar w:fldCharType="begin"/>
+        </w:r>
+        <w:r>
+          <w:rPr>
+            <w:b w:val="false"/>
+            <w:bCs w:val="false"/>
+            <w:color w:val="24342B"/>
+            <w:sz w:val="22"/>
+            <w:szCs w:val="22"/>
+          </w:rPr>
+          <w:t xml:space="preserve">1.2 Procurar e instalar</w:t>
+        </w:r>
+        <w:r>
+          <w:rPr>
+            <w:b w:val="false"/>
+            <w:bCs w:val="false"/>
+            <w:color w:val="24342B"/>
+            <w:sz w:val="22"/>
+            <w:szCs w:val="22"/>
+          </w:rPr>
+          <w:instrText xml:space="preserve"> PAGEREF s7_1_2_Procurar_e_instalar \h </w:instrText>
+        </w:r>
+        <w:r>
+          <w:rPr>
+            <w:b w:val="false"/>
+            <w:bCs w:val="false"/>
+            <w:color w:val="24342B"/>
+            <w:sz w:val="22"/>
+            <w:szCs w:val="22"/>
+          </w:rPr>
+          <w:t xml:space="preserve">1.2 Procurar e instalar</w:t>
+        </w:r>
+        <w:r>
+          <w:rPr>
+            <w:b w:val="false"/>
+            <w:bCs w:val="false"/>
+            <w:color w:val="24342B"/>
+            <w:sz w:val="22"/>
+            <w:szCs w:val="22"/>
+          </w:rPr>
+          <w:fldChar w:fldCharType="separate"/>
+        </w:r>
+        <w:r>
+          <w:rPr>
+            <w:b w:val="false"/>
+            <w:bCs w:val="false"/>
+            <w:color w:val="24342B"/>
+            <w:sz w:val="22"/>
+            <w:szCs w:val="22"/>
+          </w:rPr>
+          <w:t xml:space="preserve">1.2 Procurar e instalar</w:t>
+        </w:r>
+        <w:r>
+          <w:rPr>
+            <w:b w:val="false"/>
+            <w:bCs w:val="false"/>
+            <w:color w:val="24342B"/>
+            <w:sz w:val="22"/>
+            <w:szCs w:val="22"/>
+          </w:rPr>
+          <w:t>6</w:t>
+        </w:r>
+        <w:r>
+          <w:rPr>
+            <w:b w:val="false"/>
+            <w:bCs w:val="false"/>
+            <w:color w:val="24342B"/>
+            <w:sz w:val="22"/>
+            <w:szCs w:val="22"/>
+          </w:rPr>
+          <w:t xml:space="preserve">1.2 Procurar e instalar</w:t>
+        </w:r>
+        <w:r>
+          <w:rPr>
+            <w:b w:val="false"/>
+            <w:bCs w:val="false"/>
+            <w:color w:val="24342B"/>
+            <w:sz w:val="22"/>
+            <w:szCs w:val="22"/>
+          </w:rPr>
+          <w:fldChar w:fldCharType="end"/>
         </w:r>
       </w:hyperlink>
     </w:p>
@@ -396,7 +1096,107 @@
             <w:sz w:val="22"/>
             <w:szCs w:val="22"/>
           </w:rPr>
-          <w:t xml:space="preserve">	7</w:t>
+          <w:tab/>
+        </w:r>
+        <w:r>
+          <w:rPr>
+            <w:b w:val="false"/>
+            <w:bCs w:val="false"/>
+            <w:color w:val="24342B"/>
+            <w:sz w:val="22"/>
+            <w:szCs w:val="22"/>
+          </w:rPr>
+          <w:t xml:space="preserve">1.3 Atualizar ou desinstalar</w:t>
+        </w:r>
+        <w:r>
+          <w:rPr>
+            <w:b w:val="false"/>
+            <w:bCs w:val="false"/>
+            <w:color w:val="24342B"/>
+            <w:sz w:val="22"/>
+            <w:szCs w:val="22"/>
+          </w:rPr>
+          <w:fldChar w:fldCharType="begin"/>
+        </w:r>
+        <w:r>
+          <w:rPr>
+            <w:b w:val="false"/>
+            <w:bCs w:val="false"/>
+            <w:color w:val="24342B"/>
+            <w:sz w:val="22"/>
+            <w:szCs w:val="22"/>
+          </w:rPr>
+          <w:t xml:space="preserve">1.3 Atualizar ou desinstalar</w:t>
+        </w:r>
+        <w:r>
+          <w:rPr>
+            <w:b w:val="false"/>
+            <w:bCs w:val="false"/>
+            <w:color w:val="24342B"/>
+            <w:sz w:val="22"/>
+            <w:szCs w:val="22"/>
+          </w:rPr>
+          <w:instrText xml:space="preserve"> PAGEREF s8_1_3_Atualizar_ou_desinst \h </w:instrText>
+        </w:r>
+        <w:r>
+          <w:rPr>
+            <w:b w:val="false"/>
+            <w:bCs w:val="false"/>
+            <w:color w:val="24342B"/>
+            <w:sz w:val="22"/>
+            <w:szCs w:val="22"/>
+          </w:rPr>
+          <w:t xml:space="preserve">1.3 Atualizar ou desinstalar</w:t>
+        </w:r>
+        <w:r>
+          <w:rPr>
+            <w:b w:val="false"/>
+            <w:bCs w:val="false"/>
+            <w:color w:val="24342B"/>
+            <w:sz w:val="22"/>
+            <w:szCs w:val="22"/>
+          </w:rPr>
+          <w:fldChar w:fldCharType="separate"/>
+        </w:r>
+        <w:r>
+          <w:rPr>
+            <w:b w:val="false"/>
+            <w:bCs w:val="false"/>
+            <w:color w:val="24342B"/>
+            <w:sz w:val="22"/>
+            <w:szCs w:val="22"/>
+          </w:rPr>
+          <w:t xml:space="preserve">1.3 Atualizar ou desinstalar</w:t>
+        </w:r>
+        <w:r>
+          <w:rPr>
+            <w:b w:val="false"/>
+            <w:bCs w:val="false"/>
+            <w:color w:val="24342B"/>
+            <w:sz w:val="22"/>
+            <w:szCs w:val="22"/>
+          </w:rPr>
+          <w:t>7</w:t>
+        </w:r>
+        <w:r>
+          <w:rPr>
+            <w:b w:val="false"/>
+            <w:bCs w:val="false"/>
+            <w:color w:val="24342B"/>
+            <w:sz w:val="22"/>
+            <w:szCs w:val="22"/>
+          </w:rPr>
+          <w:t xml:space="preserve">1.3 Atualizar ou desinstalar</w:t>
+        </w:r>
+        <w:r>
+          <w:rPr>
+            <w:b w:val="false"/>
+            <w:bCs w:val="false"/>
+            <w:color w:val="24342B"/>
+            <w:sz w:val="22"/>
+            <w:szCs w:val="22"/>
+          </w:rPr>
+          <w:fldChar w:fldCharType="end"/>
         </w:r>
       </w:hyperlink>
     </w:p>
@@ -427,7 +1227,107 @@
             <w:sz w:val="24"/>
             <w:szCs w:val="24"/>
           </w:rPr>
-          <w:t xml:space="preserve">	8</w:t>
+          <w:tab/>
+        </w:r>
+        <w:r>
+          <w:rPr>
+            <w:b/>
+            <w:bCs/>
+            <w:color w:val="832413"/>
+            <w:sz w:val="24"/>
+            <w:szCs w:val="24"/>
+          </w:rPr>
+          <w:t xml:space="preserve">Parte 2 — Abrir o plugin (e onde achar o ícone)</w:t>
+        </w:r>
+        <w:r>
+          <w:rPr>
+            <w:b/>
+            <w:bCs/>
+            <w:color w:val="832413"/>
+            <w:sz w:val="24"/>
+            <w:szCs w:val="24"/>
+          </w:rPr>
+          <w:fldChar w:fldCharType="begin"/>
+        </w:r>
+        <w:r>
+          <w:rPr>
+            <w:b/>
+            <w:bCs/>
+            <w:color w:val="832413"/>
+            <w:sz w:val="24"/>
+            <w:szCs w:val="24"/>
+          </w:rPr>
+          <w:t xml:space="preserve">Parte 2 — Abrir o plugin (e onde achar o ícone)</w:t>
+        </w:r>
+        <w:r>
+          <w:rPr>
+            <w:b/>
+            <w:bCs/>
+            <w:color w:val="832413"/>
+            <w:sz w:val="24"/>
+            <w:szCs w:val="24"/>
+          </w:rPr>
+          <w:instrText xml:space="preserve"> PAGEREF s9_Parte_2_Abrir_o_plugin_e \h </w:instrText>
+        </w:r>
+        <w:r>
+          <w:rPr>
+            <w:b/>
+            <w:bCs/>
+            <w:color w:val="832413"/>
+            <w:sz w:val="24"/>
+            <w:szCs w:val="24"/>
+          </w:rPr>
+          <w:t xml:space="preserve">Parte 2 — Abrir o plugin (e onde achar o ícone)</w:t>
+        </w:r>
+        <w:r>
+          <w:rPr>
+            <w:b/>
+            <w:bCs/>
+            <w:color w:val="832413"/>
+            <w:sz w:val="24"/>
+            <w:szCs w:val="24"/>
+          </w:rPr>
+          <w:fldChar w:fldCharType="separate"/>
+        </w:r>
+        <w:r>
+          <w:rPr>
+            <w:b/>
+            <w:bCs/>
+            <w:color w:val="832413"/>
+            <w:sz w:val="24"/>
+            <w:szCs w:val="24"/>
+          </w:rPr>
+          <w:t xml:space="preserve">Parte 2 — Abrir o plugin (e onde achar o ícone)</w:t>
+        </w:r>
+        <w:r>
+          <w:rPr>
+            <w:b/>
+            <w:bCs/>
+            <w:color w:val="832413"/>
+            <w:sz w:val="24"/>
+            <w:szCs w:val="24"/>
+          </w:rPr>
+          <w:t>8</w:t>
+        </w:r>
+        <w:r>
+          <w:rPr>
+            <w:b/>
+            <w:bCs/>
+            <w:color w:val="832413"/>
+            <w:sz w:val="24"/>
+            <w:szCs w:val="24"/>
+          </w:rPr>
+          <w:t xml:space="preserve">Parte 2 — Abrir o plugin (e onde achar o ícone)</w:t>
+        </w:r>
+        <w:r>
+          <w:rPr>
+            <w:b/>
+            <w:bCs/>
+            <w:color w:val="832413"/>
+            <w:sz w:val="24"/>
+            <w:szCs w:val="24"/>
+          </w:rPr>
+          <w:fldChar w:fldCharType="end"/>
         </w:r>
       </w:hyperlink>
     </w:p>
@@ -458,7 +1358,107 @@
             <w:sz w:val="22"/>
             <w:szCs w:val="22"/>
           </w:rPr>
-          <w:t xml:space="preserve">	8</w:t>
+          <w:tab/>
+        </w:r>
+        <w:r>
+          <w:rPr>
+            <w:b w:val="false"/>
+            <w:bCs w:val="false"/>
+            <w:color w:val="24342B"/>
+            <w:sz w:val="22"/>
+            <w:szCs w:val="22"/>
+          </w:rPr>
+          <w:t xml:space="preserve">2.1 Pelo ícone da barra de ferramentas</w:t>
+        </w:r>
+        <w:r>
+          <w:rPr>
+            <w:b w:val="false"/>
+            <w:bCs w:val="false"/>
+            <w:color w:val="24342B"/>
+            <w:sz w:val="22"/>
+            <w:szCs w:val="22"/>
+          </w:rPr>
+          <w:fldChar w:fldCharType="begin"/>
+        </w:r>
+        <w:r>
+          <w:rPr>
+            <w:b w:val="false"/>
+            <w:bCs w:val="false"/>
+            <w:color w:val="24342B"/>
+            <w:sz w:val="22"/>
+            <w:szCs w:val="22"/>
+          </w:rPr>
+          <w:t xml:space="preserve">2.1 Pelo ícone da barra de ferramentas</w:t>
+        </w:r>
+        <w:r>
+          <w:rPr>
+            <w:b w:val="false"/>
+            <w:bCs w:val="false"/>
+            <w:color w:val="24342B"/>
+            <w:sz w:val="22"/>
+            <w:szCs w:val="22"/>
+          </w:rPr>
+          <w:instrText xml:space="preserve"> PAGEREF s10_2_1_Pelo_i_cone_da_barra \h </w:instrText>
+        </w:r>
+        <w:r>
+          <w:rPr>
+            <w:b w:val="false"/>
+            <w:bCs w:val="false"/>
+            <w:color w:val="24342B"/>
+            <w:sz w:val="22"/>
+            <w:szCs w:val="22"/>
+          </w:rPr>
+          <w:t xml:space="preserve">2.1 Pelo ícone da barra de ferramentas</w:t>
+        </w:r>
+        <w:r>
+          <w:rPr>
+            <w:b w:val="false"/>
+            <w:bCs w:val="false"/>
+            <w:color w:val="24342B"/>
+            <w:sz w:val="22"/>
+            <w:szCs w:val="22"/>
+          </w:rPr>
+          <w:fldChar w:fldCharType="separate"/>
+        </w:r>
+        <w:r>
+          <w:rPr>
+            <w:b w:val="false"/>
+            <w:bCs w:val="false"/>
+            <w:color w:val="24342B"/>
+            <w:sz w:val="22"/>
+            <w:szCs w:val="22"/>
+          </w:rPr>
+          <w:t xml:space="preserve">2.1 Pelo ícone da barra de ferramentas</w:t>
+        </w:r>
+        <w:r>
+          <w:rPr>
+            <w:b w:val="false"/>
+            <w:bCs w:val="false"/>
+            <w:color w:val="24342B"/>
+            <w:sz w:val="22"/>
+            <w:szCs w:val="22"/>
+          </w:rPr>
+          <w:t>8</w:t>
+        </w:r>
+        <w:r>
+          <w:rPr>
+            <w:b w:val="false"/>
+            <w:bCs w:val="false"/>
+            <w:color w:val="24342B"/>
+            <w:sz w:val="22"/>
+            <w:szCs w:val="22"/>
+          </w:rPr>
+          <w:t xml:space="preserve">2.1 Pelo ícone da barra de ferramentas</w:t>
+        </w:r>
+        <w:r>
+          <w:rPr>
+            <w:b w:val="false"/>
+            <w:bCs w:val="false"/>
+            <w:color w:val="24342B"/>
+            <w:sz w:val="22"/>
+            <w:szCs w:val="22"/>
+          </w:rPr>
+          <w:fldChar w:fldCharType="end"/>
         </w:r>
       </w:hyperlink>
     </w:p>
@@ -489,7 +1489,107 @@
             <w:sz w:val="22"/>
             <w:szCs w:val="22"/>
           </w:rPr>
-          <w:t xml:space="preserve">	8</w:t>
+          <w:tab/>
+        </w:r>
+        <w:r>
+          <w:rPr>
+            <w:b w:val="false"/>
+            <w:bCs w:val="false"/>
+            <w:color w:val="24342B"/>
+            <w:sz w:val="22"/>
+            <w:szCs w:val="22"/>
+          </w:rPr>
+          <w:t xml:space="preserve">2.2 Se o ícone não aparecer: pelo menu Complementos</w:t>
+        </w:r>
+        <w:r>
+          <w:rPr>
+            <w:b w:val="false"/>
+            <w:bCs w:val="false"/>
+            <w:color w:val="24342B"/>
+            <w:sz w:val="22"/>
+            <w:szCs w:val="22"/>
+          </w:rPr>
+          <w:fldChar w:fldCharType="begin"/>
+        </w:r>
+        <w:r>
+          <w:rPr>
+            <w:b w:val="false"/>
+            <w:bCs w:val="false"/>
+            <w:color w:val="24342B"/>
+            <w:sz w:val="22"/>
+            <w:szCs w:val="22"/>
+          </w:rPr>
+          <w:t xml:space="preserve">2.2 Se o ícone não aparecer: pelo menu Complementos</w:t>
+        </w:r>
+        <w:r>
+          <w:rPr>
+            <w:b w:val="false"/>
+            <w:bCs w:val="false"/>
+            <w:color w:val="24342B"/>
+            <w:sz w:val="22"/>
+            <w:szCs w:val="22"/>
+          </w:rPr>
+          <w:instrText xml:space="preserve"> PAGEREF s11_2_2_Se_o_i_cone_na_o_apa \h </w:instrText>
+        </w:r>
+        <w:r>
+          <w:rPr>
+            <w:b w:val="false"/>
+            <w:bCs w:val="false"/>
+            <w:color w:val="24342B"/>
+            <w:sz w:val="22"/>
+            <w:szCs w:val="22"/>
+          </w:rPr>
+          <w:t xml:space="preserve">2.2 Se o ícone não aparecer: pelo menu Complementos</w:t>
+        </w:r>
+        <w:r>
+          <w:rPr>
+            <w:b w:val="false"/>
+            <w:bCs w:val="false"/>
+            <w:color w:val="24342B"/>
+            <w:sz w:val="22"/>
+            <w:szCs w:val="22"/>
+          </w:rPr>
+          <w:fldChar w:fldCharType="separate"/>
+        </w:r>
+        <w:r>
+          <w:rPr>
+            <w:b w:val="false"/>
+            <w:bCs w:val="false"/>
+            <w:color w:val="24342B"/>
+            <w:sz w:val="22"/>
+            <w:szCs w:val="22"/>
+          </w:rPr>
+          <w:t xml:space="preserve">2.2 Se o ícone não aparecer: pelo menu Complementos</w:t>
+        </w:r>
+        <w:r>
+          <w:rPr>
+            <w:b w:val="false"/>
+            <w:bCs w:val="false"/>
+            <w:color w:val="24342B"/>
+            <w:sz w:val="22"/>
+            <w:szCs w:val="22"/>
+          </w:rPr>
+          <w:t>8</w:t>
+        </w:r>
+        <w:r>
+          <w:rPr>
+            <w:b w:val="false"/>
+            <w:bCs w:val="false"/>
+            <w:color w:val="24342B"/>
+            <w:sz w:val="22"/>
+            <w:szCs w:val="22"/>
+          </w:rPr>
+          <w:t xml:space="preserve">2.2 Se o ícone não aparecer: pelo menu Complementos</w:t>
+        </w:r>
+        <w:r>
+          <w:rPr>
+            <w:b w:val="false"/>
+            <w:bCs w:val="false"/>
+            <w:color w:val="24342B"/>
+            <w:sz w:val="22"/>
+            <w:szCs w:val="22"/>
+          </w:rPr>
+          <w:fldChar w:fldCharType="end"/>
         </w:r>
       </w:hyperlink>
     </w:p>
@@ -520,7 +1620,107 @@
             <w:sz w:val="22"/>
             <w:szCs w:val="22"/>
           </w:rPr>
-          <w:t xml:space="preserve">	8</w:t>
+          <w:tab/>
+        </w:r>
+        <w:r>
+          <w:rPr>
+            <w:b w:val="false"/>
+            <w:bCs w:val="false"/>
+            <w:color w:val="24342B"/>
+            <w:sz w:val="22"/>
+            <w:szCs w:val="22"/>
+          </w:rPr>
+          <w:t xml:space="preserve">2.3 Fazer o ícone voltar para a barra</w:t>
+        </w:r>
+        <w:r>
+          <w:rPr>
+            <w:b w:val="false"/>
+            <w:bCs w:val="false"/>
+            <w:color w:val="24342B"/>
+            <w:sz w:val="22"/>
+            <w:szCs w:val="22"/>
+          </w:rPr>
+          <w:fldChar w:fldCharType="begin"/>
+        </w:r>
+        <w:r>
+          <w:rPr>
+            <w:b w:val="false"/>
+            <w:bCs w:val="false"/>
+            <w:color w:val="24342B"/>
+            <w:sz w:val="22"/>
+            <w:szCs w:val="22"/>
+          </w:rPr>
+          <w:t xml:space="preserve">2.3 Fazer o ícone voltar para a barra</w:t>
+        </w:r>
+        <w:r>
+          <w:rPr>
+            <w:b w:val="false"/>
+            <w:bCs w:val="false"/>
+            <w:color w:val="24342B"/>
+            <w:sz w:val="22"/>
+            <w:szCs w:val="22"/>
+          </w:rPr>
+          <w:instrText xml:space="preserve"> PAGEREF s12_2_3_Fazer_o_i_cone_volta \h </w:instrText>
+        </w:r>
+        <w:r>
+          <w:rPr>
+            <w:b w:val="false"/>
+            <w:bCs w:val="false"/>
+            <w:color w:val="24342B"/>
+            <w:sz w:val="22"/>
+            <w:szCs w:val="22"/>
+          </w:rPr>
+          <w:t xml:space="preserve">2.3 Fazer o ícone voltar para a barra</w:t>
+        </w:r>
+        <w:r>
+          <w:rPr>
+            <w:b w:val="false"/>
+            <w:bCs w:val="false"/>
+            <w:color w:val="24342B"/>
+            <w:sz w:val="22"/>
+            <w:szCs w:val="22"/>
+          </w:rPr>
+          <w:fldChar w:fldCharType="separate"/>
+        </w:r>
+        <w:r>
+          <w:rPr>
+            <w:b w:val="false"/>
+            <w:bCs w:val="false"/>
+            <w:color w:val="24342B"/>
+            <w:sz w:val="22"/>
+            <w:szCs w:val="22"/>
+          </w:rPr>
+          <w:t xml:space="preserve">2.3 Fazer o ícone voltar para a barra</w:t>
+        </w:r>
+        <w:r>
+          <w:rPr>
+            <w:b w:val="false"/>
+            <w:bCs w:val="false"/>
+            <w:color w:val="24342B"/>
+            <w:sz w:val="22"/>
+            <w:szCs w:val="22"/>
+          </w:rPr>
+          <w:t>8</w:t>
+        </w:r>
+        <w:r>
+          <w:rPr>
+            <w:b w:val="false"/>
+            <w:bCs w:val="false"/>
+            <w:color w:val="24342B"/>
+            <w:sz w:val="22"/>
+            <w:szCs w:val="22"/>
+          </w:rPr>
+          <w:t xml:space="preserve">2.3 Fazer o ícone voltar para a barra</w:t>
+        </w:r>
+        <w:r>
+          <w:rPr>
+            <w:b w:val="false"/>
+            <w:bCs w:val="false"/>
+            <w:color w:val="24342B"/>
+            <w:sz w:val="22"/>
+            <w:szCs w:val="22"/>
+          </w:rPr>
+          <w:fldChar w:fldCharType="end"/>
         </w:r>
       </w:hyperlink>
     </w:p>
@@ -551,7 +1751,107 @@
             <w:sz w:val="22"/>
             <w:szCs w:val="22"/>
           </w:rPr>
-          <w:t xml:space="preserve">	9</w:t>
+          <w:tab/>
+        </w:r>
+        <w:r>
+          <w:rPr>
+            <w:b w:val="false"/>
+            <w:bCs w:val="false"/>
+            <w:color w:val="24342B"/>
+            <w:sz w:val="22"/>
+            <w:szCs w:val="22"/>
+          </w:rPr>
+          <w:t xml:space="preserve">2.4 Se o plugin não aparece em lugar nenhum</w:t>
+        </w:r>
+        <w:r>
+          <w:rPr>
+            <w:b w:val="false"/>
+            <w:bCs w:val="false"/>
+            <w:color w:val="24342B"/>
+            <w:sz w:val="22"/>
+            <w:szCs w:val="22"/>
+          </w:rPr>
+          <w:fldChar w:fldCharType="begin"/>
+        </w:r>
+        <w:r>
+          <w:rPr>
+            <w:b w:val="false"/>
+            <w:bCs w:val="false"/>
+            <w:color w:val="24342B"/>
+            <w:sz w:val="22"/>
+            <w:szCs w:val="22"/>
+          </w:rPr>
+          <w:t xml:space="preserve">2.4 Se o plugin não aparece em lugar nenhum</w:t>
+        </w:r>
+        <w:r>
+          <w:rPr>
+            <w:b w:val="false"/>
+            <w:bCs w:val="false"/>
+            <w:color w:val="24342B"/>
+            <w:sz w:val="22"/>
+            <w:szCs w:val="22"/>
+          </w:rPr>
+          <w:instrText xml:space="preserve"> PAGEREF s13_2_4_Se_o_plugin_na_o_apa \h </w:instrText>
+        </w:r>
+        <w:r>
+          <w:rPr>
+            <w:b w:val="false"/>
+            <w:bCs w:val="false"/>
+            <w:color w:val="24342B"/>
+            <w:sz w:val="22"/>
+            <w:szCs w:val="22"/>
+          </w:rPr>
+          <w:t xml:space="preserve">2.4 Se o plugin não aparece em lugar nenhum</w:t>
+        </w:r>
+        <w:r>
+          <w:rPr>
+            <w:b w:val="false"/>
+            <w:bCs w:val="false"/>
+            <w:color w:val="24342B"/>
+            <w:sz w:val="22"/>
+            <w:szCs w:val="22"/>
+          </w:rPr>
+          <w:fldChar w:fldCharType="separate"/>
+        </w:r>
+        <w:r>
+          <w:rPr>
+            <w:b w:val="false"/>
+            <w:bCs w:val="false"/>
+            <w:color w:val="24342B"/>
+            <w:sz w:val="22"/>
+            <w:szCs w:val="22"/>
+          </w:rPr>
+          <w:t xml:space="preserve">2.4 Se o plugin não aparece em lugar nenhum</w:t>
+        </w:r>
+        <w:r>
+          <w:rPr>
+            <w:b w:val="false"/>
+            <w:bCs w:val="false"/>
+            <w:color w:val="24342B"/>
+            <w:sz w:val="22"/>
+            <w:szCs w:val="22"/>
+          </w:rPr>
+          <w:t>9</w:t>
+        </w:r>
+        <w:r>
+          <w:rPr>
+            <w:b w:val="false"/>
+            <w:bCs w:val="false"/>
+            <w:color w:val="24342B"/>
+            <w:sz w:val="22"/>
+            <w:szCs w:val="22"/>
+          </w:rPr>
+          <w:t xml:space="preserve">2.4 Se o plugin não aparece em lugar nenhum</w:t>
+        </w:r>
+        <w:r>
+          <w:rPr>
+            <w:b w:val="false"/>
+            <w:bCs w:val="false"/>
+            <w:color w:val="24342B"/>
+            <w:sz w:val="22"/>
+            <w:szCs w:val="22"/>
+          </w:rPr>
+          <w:fldChar w:fldCharType="end"/>
         </w:r>
       </w:hyperlink>
     </w:p>
@@ -582,7 +1882,107 @@
             <w:sz w:val="24"/>
             <w:szCs w:val="24"/>
           </w:rPr>
-          <w:t xml:space="preserve">	10</w:t>
+          <w:tab/>
+        </w:r>
+        <w:r>
+          <w:rPr>
+            <w:b/>
+            <w:bCs/>
+            <w:color w:val="832413"/>
+            <w:sz w:val="24"/>
+            <w:szCs w:val="24"/>
+          </w:rPr>
+          <w:t xml:space="preserve">Parte 3 — Conhecendo o painel</w:t>
+        </w:r>
+        <w:r>
+          <w:rPr>
+            <w:b/>
+            <w:bCs/>
+            <w:color w:val="832413"/>
+            <w:sz w:val="24"/>
+            <w:szCs w:val="24"/>
+          </w:rPr>
+          <w:fldChar w:fldCharType="begin"/>
+        </w:r>
+        <w:r>
+          <w:rPr>
+            <w:b/>
+            <w:bCs/>
+            <w:color w:val="832413"/>
+            <w:sz w:val="24"/>
+            <w:szCs w:val="24"/>
+          </w:rPr>
+          <w:t xml:space="preserve">Parte 3 — Conhecendo o painel</w:t>
+        </w:r>
+        <w:r>
+          <w:rPr>
+            <w:b/>
+            <w:bCs/>
+            <w:color w:val="832413"/>
+            <w:sz w:val="24"/>
+            <w:szCs w:val="24"/>
+          </w:rPr>
+          <w:instrText xml:space="preserve"> PAGEREF s14_Parte_3_Conhecendo_o_pai \h </w:instrText>
+        </w:r>
+        <w:r>
+          <w:rPr>
+            <w:b/>
+            <w:bCs/>
+            <w:color w:val="832413"/>
+            <w:sz w:val="24"/>
+            <w:szCs w:val="24"/>
+          </w:rPr>
+          <w:t xml:space="preserve">Parte 3 — Conhecendo o painel</w:t>
+        </w:r>
+        <w:r>
+          <w:rPr>
+            <w:b/>
+            <w:bCs/>
+            <w:color w:val="832413"/>
+            <w:sz w:val="24"/>
+            <w:szCs w:val="24"/>
+          </w:rPr>
+          <w:fldChar w:fldCharType="separate"/>
+        </w:r>
+        <w:r>
+          <w:rPr>
+            <w:b/>
+            <w:bCs/>
+            <w:color w:val="832413"/>
+            <w:sz w:val="24"/>
+            <w:szCs w:val="24"/>
+          </w:rPr>
+          <w:t xml:space="preserve">Parte 3 — Conhecendo o painel</w:t>
+        </w:r>
+        <w:r>
+          <w:rPr>
+            <w:b/>
+            <w:bCs/>
+            <w:color w:val="832413"/>
+            <w:sz w:val="24"/>
+            <w:szCs w:val="24"/>
+          </w:rPr>
+          <w:t>10</w:t>
+        </w:r>
+        <w:r>
+          <w:rPr>
+            <w:b/>
+            <w:bCs/>
+            <w:color w:val="832413"/>
+            <w:sz w:val="24"/>
+            <w:szCs w:val="24"/>
+          </w:rPr>
+          <w:t xml:space="preserve">Parte 3 — Conhecendo o painel</w:t>
+        </w:r>
+        <w:r>
+          <w:rPr>
+            <w:b/>
+            <w:bCs/>
+            <w:color w:val="832413"/>
+            <w:sz w:val="24"/>
+            <w:szCs w:val="24"/>
+          </w:rPr>
+          <w:fldChar w:fldCharType="end"/>
         </w:r>
       </w:hyperlink>
     </w:p>
@@ -613,7 +2013,107 @@
             <w:sz w:val="24"/>
             <w:szCs w:val="24"/>
           </w:rPr>
-          <w:t xml:space="preserve">	11</w:t>
+          <w:tab/>
+        </w:r>
+        <w:r>
+          <w:rPr>
+            <w:b/>
+            <w:bCs/>
+            <w:color w:val="832413"/>
+            <w:sz w:val="24"/>
+            <w:szCs w:val="24"/>
+          </w:rPr>
+          <w:t xml:space="preserve">Parte 4 — Ler e aceitar a nota informativa</w:t>
+        </w:r>
+        <w:r>
+          <w:rPr>
+            <w:b/>
+            <w:bCs/>
+            <w:color w:val="832413"/>
+            <w:sz w:val="24"/>
+            <w:szCs w:val="24"/>
+          </w:rPr>
+          <w:fldChar w:fldCharType="begin"/>
+        </w:r>
+        <w:r>
+          <w:rPr>
+            <w:b/>
+            <w:bCs/>
+            <w:color w:val="832413"/>
+            <w:sz w:val="24"/>
+            <w:szCs w:val="24"/>
+          </w:rPr>
+          <w:t xml:space="preserve">Parte 4 — Ler e aceitar a nota informativa</w:t>
+        </w:r>
+        <w:r>
+          <w:rPr>
+            <w:b/>
+            <w:bCs/>
+            <w:color w:val="832413"/>
+            <w:sz w:val="24"/>
+            <w:szCs w:val="24"/>
+          </w:rPr>
+          <w:instrText xml:space="preserve"> PAGEREF s15_Parte_4_Ler_e_aceitar_a \h </w:instrText>
+        </w:r>
+        <w:r>
+          <w:rPr>
+            <w:b/>
+            <w:bCs/>
+            <w:color w:val="832413"/>
+            <w:sz w:val="24"/>
+            <w:szCs w:val="24"/>
+          </w:rPr>
+          <w:t xml:space="preserve">Parte 4 — Ler e aceitar a nota informativa</w:t>
+        </w:r>
+        <w:r>
+          <w:rPr>
+            <w:b/>
+            <w:bCs/>
+            <w:color w:val="832413"/>
+            <w:sz w:val="24"/>
+            <w:szCs w:val="24"/>
+          </w:rPr>
+          <w:fldChar w:fldCharType="separate"/>
+        </w:r>
+        <w:r>
+          <w:rPr>
+            <w:b/>
+            <w:bCs/>
+            <w:color w:val="832413"/>
+            <w:sz w:val="24"/>
+            <w:szCs w:val="24"/>
+          </w:rPr>
+          <w:t xml:space="preserve">Parte 4 — Ler e aceitar a nota informativa</w:t>
+        </w:r>
+        <w:r>
+          <w:rPr>
+            <w:b/>
+            <w:bCs/>
+            <w:color w:val="832413"/>
+            <w:sz w:val="24"/>
+            <w:szCs w:val="24"/>
+          </w:rPr>
+          <w:t>11</w:t>
+        </w:r>
+        <w:r>
+          <w:rPr>
+            <w:b/>
+            <w:bCs/>
+            <w:color w:val="832413"/>
+            <w:sz w:val="24"/>
+            <w:szCs w:val="24"/>
+          </w:rPr>
+          <w:t xml:space="preserve">Parte 4 — Ler e aceitar a nota informativa</w:t>
+        </w:r>
+        <w:r>
+          <w:rPr>
+            <w:b/>
+            <w:bCs/>
+            <w:color w:val="832413"/>
+            <w:sz w:val="24"/>
+            <w:szCs w:val="24"/>
+          </w:rPr>
+          <w:fldChar w:fldCharType="end"/>
         </w:r>
       </w:hyperlink>
     </w:p>
@@ -644,7 +2144,107 @@
             <w:sz w:val="24"/>
             <w:szCs w:val="24"/>
           </w:rPr>
-          <w:t xml:space="preserve">	12</w:t>
+          <w:tab/>
+        </w:r>
+        <w:r>
+          <w:rPr>
+            <w:b/>
+            <w:bCs/>
+            <w:color w:val="832413"/>
+            <w:sz w:val="24"/>
+            <w:szCs w:val="24"/>
+          </w:rPr>
+          <w:t xml:space="preserve">Parte 5 — Escolher o país e o idioma</w:t>
+        </w:r>
+        <w:r>
+          <w:rPr>
+            <w:b/>
+            <w:bCs/>
+            <w:color w:val="832413"/>
+            <w:sz w:val="24"/>
+            <w:szCs w:val="24"/>
+          </w:rPr>
+          <w:fldChar w:fldCharType="begin"/>
+        </w:r>
+        <w:r>
+          <w:rPr>
+            <w:b/>
+            <w:bCs/>
+            <w:color w:val="832413"/>
+            <w:sz w:val="24"/>
+            <w:szCs w:val="24"/>
+          </w:rPr>
+          <w:t xml:space="preserve">Parte 5 — Escolher o país e o idioma</w:t>
+        </w:r>
+        <w:r>
+          <w:rPr>
+            <w:b/>
+            <w:bCs/>
+            <w:color w:val="832413"/>
+            <w:sz w:val="24"/>
+            <w:szCs w:val="24"/>
+          </w:rPr>
+          <w:instrText xml:space="preserve"> PAGEREF s16_Parte_5_Escolher_o_pai_s \h </w:instrText>
+        </w:r>
+        <w:r>
+          <w:rPr>
+            <w:b/>
+            <w:bCs/>
+            <w:color w:val="832413"/>
+            <w:sz w:val="24"/>
+            <w:szCs w:val="24"/>
+          </w:rPr>
+          <w:t xml:space="preserve">Parte 5 — Escolher o país e o idioma</w:t>
+        </w:r>
+        <w:r>
+          <w:rPr>
+            <w:b/>
+            <w:bCs/>
+            <w:color w:val="832413"/>
+            <w:sz w:val="24"/>
+            <w:szCs w:val="24"/>
+          </w:rPr>
+          <w:fldChar w:fldCharType="separate"/>
+        </w:r>
+        <w:r>
+          <w:rPr>
+            <w:b/>
+            <w:bCs/>
+            <w:color w:val="832413"/>
+            <w:sz w:val="24"/>
+            <w:szCs w:val="24"/>
+          </w:rPr>
+          <w:t xml:space="preserve">Parte 5 — Escolher o país e o idioma</w:t>
+        </w:r>
+        <w:r>
+          <w:rPr>
+            <w:b/>
+            <w:bCs/>
+            <w:color w:val="832413"/>
+            <w:sz w:val="24"/>
+            <w:szCs w:val="24"/>
+          </w:rPr>
+          <w:t>12</w:t>
+        </w:r>
+        <w:r>
+          <w:rPr>
+            <w:b/>
+            <w:bCs/>
+            <w:color w:val="832413"/>
+            <w:sz w:val="24"/>
+            <w:szCs w:val="24"/>
+          </w:rPr>
+          <w:t xml:space="preserve">Parte 5 — Escolher o país e o idioma</w:t>
+        </w:r>
+        <w:r>
+          <w:rPr>
+            <w:b/>
+            <w:bCs/>
+            <w:color w:val="832413"/>
+            <w:sz w:val="24"/>
+            <w:szCs w:val="24"/>
+          </w:rPr>
+          <w:fldChar w:fldCharType="end"/>
         </w:r>
       </w:hyperlink>
     </w:p>
@@ -675,7 +2275,107 @@
             <w:sz w:val="22"/>
             <w:szCs w:val="22"/>
           </w:rPr>
-          <w:t xml:space="preserve">	12</w:t>
+          <w:tab/>
+        </w:r>
+        <w:r>
+          <w:rPr>
+            <w:b w:val="false"/>
+            <w:bCs w:val="false"/>
+            <w:color w:val="24342B"/>
+            <w:sz w:val="22"/>
+            <w:szCs w:val="22"/>
+          </w:rPr>
+          <w:t xml:space="preserve">Country (País)</w:t>
+        </w:r>
+        <w:r>
+          <w:rPr>
+            <w:b w:val="false"/>
+            <w:bCs w:val="false"/>
+            <w:color w:val="24342B"/>
+            <w:sz w:val="22"/>
+            <w:szCs w:val="22"/>
+          </w:rPr>
+          <w:fldChar w:fldCharType="begin"/>
+        </w:r>
+        <w:r>
+          <w:rPr>
+            <w:b w:val="false"/>
+            <w:bCs w:val="false"/>
+            <w:color w:val="24342B"/>
+            <w:sz w:val="22"/>
+            <w:szCs w:val="22"/>
+          </w:rPr>
+          <w:t xml:space="preserve">Country (País)</w:t>
+        </w:r>
+        <w:r>
+          <w:rPr>
+            <w:b w:val="false"/>
+            <w:bCs w:val="false"/>
+            <w:color w:val="24342B"/>
+            <w:sz w:val="22"/>
+            <w:szCs w:val="22"/>
+          </w:rPr>
+          <w:instrText xml:space="preserve"> PAGEREF s17_Country_Pai_s \h </w:instrText>
+        </w:r>
+        <w:r>
+          <w:rPr>
+            <w:b w:val="false"/>
+            <w:bCs w:val="false"/>
+            <w:color w:val="24342B"/>
+            <w:sz w:val="22"/>
+            <w:szCs w:val="22"/>
+          </w:rPr>
+          <w:t xml:space="preserve">Country (País)</w:t>
+        </w:r>
+        <w:r>
+          <w:rPr>
+            <w:b w:val="false"/>
+            <w:bCs w:val="false"/>
+            <w:color w:val="24342B"/>
+            <w:sz w:val="22"/>
+            <w:szCs w:val="22"/>
+          </w:rPr>
+          <w:fldChar w:fldCharType="separate"/>
+        </w:r>
+        <w:r>
+          <w:rPr>
+            <w:b w:val="false"/>
+            <w:bCs w:val="false"/>
+            <w:color w:val="24342B"/>
+            <w:sz w:val="22"/>
+            <w:szCs w:val="22"/>
+          </w:rPr>
+          <w:t xml:space="preserve">Country (País)</w:t>
+        </w:r>
+        <w:r>
+          <w:rPr>
+            <w:b w:val="false"/>
+            <w:bCs w:val="false"/>
+            <w:color w:val="24342B"/>
+            <w:sz w:val="22"/>
+            <w:szCs w:val="22"/>
+          </w:rPr>
+          <w:t>12</w:t>
+        </w:r>
+        <w:r>
+          <w:rPr>
+            <w:b w:val="false"/>
+            <w:bCs w:val="false"/>
+            <w:color w:val="24342B"/>
+            <w:sz w:val="22"/>
+            <w:szCs w:val="22"/>
+          </w:rPr>
+          <w:t xml:space="preserve">Country (País)</w:t>
+        </w:r>
+        <w:r>
+          <w:rPr>
+            <w:b w:val="false"/>
+            <w:bCs w:val="false"/>
+            <w:color w:val="24342B"/>
+            <w:sz w:val="22"/>
+            <w:szCs w:val="22"/>
+          </w:rPr>
+          <w:fldChar w:fldCharType="end"/>
         </w:r>
       </w:hyperlink>
     </w:p>
@@ -706,7 +2406,107 @@
             <w:sz w:val="22"/>
             <w:szCs w:val="22"/>
           </w:rPr>
-          <w:t xml:space="preserve">	12</w:t>
+          <w:tab/>
+        </w:r>
+        <w:r>
+          <w:rPr>
+            <w:b w:val="false"/>
+            <w:bCs w:val="false"/>
+            <w:color w:val="24342B"/>
+            <w:sz w:val="22"/>
+            <w:szCs w:val="22"/>
+          </w:rPr>
+          <w:t xml:space="preserve">Language (Idioma)</w:t>
+        </w:r>
+        <w:r>
+          <w:rPr>
+            <w:b w:val="false"/>
+            <w:bCs w:val="false"/>
+            <w:color w:val="24342B"/>
+            <w:sz w:val="22"/>
+            <w:szCs w:val="22"/>
+          </w:rPr>
+          <w:fldChar w:fldCharType="begin"/>
+        </w:r>
+        <w:r>
+          <w:rPr>
+            <w:b w:val="false"/>
+            <w:bCs w:val="false"/>
+            <w:color w:val="24342B"/>
+            <w:sz w:val="22"/>
+            <w:szCs w:val="22"/>
+          </w:rPr>
+          <w:t xml:space="preserve">Language (Idioma)</w:t>
+        </w:r>
+        <w:r>
+          <w:rPr>
+            <w:b w:val="false"/>
+            <w:bCs w:val="false"/>
+            <w:color w:val="24342B"/>
+            <w:sz w:val="22"/>
+            <w:szCs w:val="22"/>
+          </w:rPr>
+          <w:instrText xml:space="preserve"> PAGEREF s18_Language_Idioma \h </w:instrText>
+        </w:r>
+        <w:r>
+          <w:rPr>
+            <w:b w:val="false"/>
+            <w:bCs w:val="false"/>
+            <w:color w:val="24342B"/>
+            <w:sz w:val="22"/>
+            <w:szCs w:val="22"/>
+          </w:rPr>
+          <w:t xml:space="preserve">Language (Idioma)</w:t>
+        </w:r>
+        <w:r>
+          <w:rPr>
+            <w:b w:val="false"/>
+            <w:bCs w:val="false"/>
+            <w:color w:val="24342B"/>
+            <w:sz w:val="22"/>
+            <w:szCs w:val="22"/>
+          </w:rPr>
+          <w:fldChar w:fldCharType="separate"/>
+        </w:r>
+        <w:r>
+          <w:rPr>
+            <w:b w:val="false"/>
+            <w:bCs w:val="false"/>
+            <w:color w:val="24342B"/>
+            <w:sz w:val="22"/>
+            <w:szCs w:val="22"/>
+          </w:rPr>
+          <w:t xml:space="preserve">Language (Idioma)</w:t>
+        </w:r>
+        <w:r>
+          <w:rPr>
+            <w:b w:val="false"/>
+            <w:bCs w:val="false"/>
+            <w:color w:val="24342B"/>
+            <w:sz w:val="22"/>
+            <w:szCs w:val="22"/>
+          </w:rPr>
+          <w:t>12</w:t>
+        </w:r>
+        <w:r>
+          <w:rPr>
+            <w:b w:val="false"/>
+            <w:bCs w:val="false"/>
+            <w:color w:val="24342B"/>
+            <w:sz w:val="22"/>
+            <w:szCs w:val="22"/>
+          </w:rPr>
+          <w:t xml:space="preserve">Language (Idioma)</w:t>
+        </w:r>
+        <w:r>
+          <w:rPr>
+            <w:b w:val="false"/>
+            <w:bCs w:val="false"/>
+            <w:color w:val="24342B"/>
+            <w:sz w:val="22"/>
+            <w:szCs w:val="22"/>
+          </w:rPr>
+          <w:fldChar w:fldCharType="end"/>
         </w:r>
       </w:hyperlink>
     </w:p>
@@ -737,7 +2537,107 @@
             <w:sz w:val="24"/>
             <w:szCs w:val="24"/>
           </w:rPr>
-          <w:t xml:space="preserve">	13</w:t>
+          <w:tab/>
+        </w:r>
+        <w:r>
+          <w:rPr>
+            <w:b/>
+            <w:bCs/>
+            <w:color w:val="832413"/>
+            <w:sz w:val="24"/>
+            <w:szCs w:val="24"/>
+          </w:rPr>
+          <w:t xml:space="preserve">Parte 6 — Entrar com seu e-mail e senha</w:t>
+        </w:r>
+        <w:r>
+          <w:rPr>
+            <w:b/>
+            <w:bCs/>
+            <w:color w:val="832413"/>
+            <w:sz w:val="24"/>
+            <w:szCs w:val="24"/>
+          </w:rPr>
+          <w:fldChar w:fldCharType="begin"/>
+        </w:r>
+        <w:r>
+          <w:rPr>
+            <w:b/>
+            <w:bCs/>
+            <w:color w:val="832413"/>
+            <w:sz w:val="24"/>
+            <w:szCs w:val="24"/>
+          </w:rPr>
+          <w:t xml:space="preserve">Parte 6 — Entrar com seu e-mail e senha</w:t>
+        </w:r>
+        <w:r>
+          <w:rPr>
+            <w:b/>
+            <w:bCs/>
+            <w:color w:val="832413"/>
+            <w:sz w:val="24"/>
+            <w:szCs w:val="24"/>
+          </w:rPr>
+          <w:instrText xml:space="preserve"> PAGEREF s19_Parte_6_Entrar_com_seu_e \h </w:instrText>
+        </w:r>
+        <w:r>
+          <w:rPr>
+            <w:b/>
+            <w:bCs/>
+            <w:color w:val="832413"/>
+            <w:sz w:val="24"/>
+            <w:szCs w:val="24"/>
+          </w:rPr>
+          <w:t xml:space="preserve">Parte 6 — Entrar com seu e-mail e senha</w:t>
+        </w:r>
+        <w:r>
+          <w:rPr>
+            <w:b/>
+            <w:bCs/>
+            <w:color w:val="832413"/>
+            <w:sz w:val="24"/>
+            <w:szCs w:val="24"/>
+          </w:rPr>
+          <w:fldChar w:fldCharType="separate"/>
+        </w:r>
+        <w:r>
+          <w:rPr>
+            <w:b/>
+            <w:bCs/>
+            <w:color w:val="832413"/>
+            <w:sz w:val="24"/>
+            <w:szCs w:val="24"/>
+          </w:rPr>
+          <w:t xml:space="preserve">Parte 6 — Entrar com seu e-mail e senha</w:t>
+        </w:r>
+        <w:r>
+          <w:rPr>
+            <w:b/>
+            <w:bCs/>
+            <w:color w:val="832413"/>
+            <w:sz w:val="24"/>
+            <w:szCs w:val="24"/>
+          </w:rPr>
+          <w:t>13</w:t>
+        </w:r>
+        <w:r>
+          <w:rPr>
+            <w:b/>
+            <w:bCs/>
+            <w:color w:val="832413"/>
+            <w:sz w:val="24"/>
+            <w:szCs w:val="24"/>
+          </w:rPr>
+          <w:t xml:space="preserve">Parte 6 — Entrar com seu e-mail e senha</w:t>
+        </w:r>
+        <w:r>
+          <w:rPr>
+            <w:b/>
+            <w:bCs/>
+            <w:color w:val="832413"/>
+            <w:sz w:val="24"/>
+            <w:szCs w:val="24"/>
+          </w:rPr>
+          <w:fldChar w:fldCharType="end"/>
         </w:r>
       </w:hyperlink>
     </w:p>
@@ -768,7 +2668,107 @@
             <w:sz w:val="24"/>
             <w:szCs w:val="24"/>
           </w:rPr>
-          <w:t xml:space="preserve">	15</w:t>
+          <w:tab/>
+        </w:r>
+        <w:r>
+          <w:rPr>
+            <w:b/>
+            <w:bCs/>
+            <w:color w:val="832413"/>
+            <w:sz w:val="24"/>
+            <w:szCs w:val="24"/>
+          </w:rPr>
+          <w:t xml:space="preserve">Parte 7 — Dizer ONDE procurar (Área de interesse)</w:t>
+        </w:r>
+        <w:r>
+          <w:rPr>
+            <w:b/>
+            <w:bCs/>
+            <w:color w:val="832413"/>
+            <w:sz w:val="24"/>
+            <w:szCs w:val="24"/>
+          </w:rPr>
+          <w:fldChar w:fldCharType="begin"/>
+        </w:r>
+        <w:r>
+          <w:rPr>
+            <w:b/>
+            <w:bCs/>
+            <w:color w:val="832413"/>
+            <w:sz w:val="24"/>
+            <w:szCs w:val="24"/>
+          </w:rPr>
+          <w:t xml:space="preserve">Parte 7 — Dizer ONDE procurar (Área de interesse)</w:t>
+        </w:r>
+        <w:r>
+          <w:rPr>
+            <w:b/>
+            <w:bCs/>
+            <w:color w:val="832413"/>
+            <w:sz w:val="24"/>
+            <w:szCs w:val="24"/>
+          </w:rPr>
+          <w:instrText xml:space="preserve"> PAGEREF s20_Parte_7_Dizer_ONDE_procu \h </w:instrText>
+        </w:r>
+        <w:r>
+          <w:rPr>
+            <w:b/>
+            <w:bCs/>
+            <w:color w:val="832413"/>
+            <w:sz w:val="24"/>
+            <w:szCs w:val="24"/>
+          </w:rPr>
+          <w:t xml:space="preserve">Parte 7 — Dizer ONDE procurar (Área de interesse)</w:t>
+        </w:r>
+        <w:r>
+          <w:rPr>
+            <w:b/>
+            <w:bCs/>
+            <w:color w:val="832413"/>
+            <w:sz w:val="24"/>
+            <w:szCs w:val="24"/>
+          </w:rPr>
+          <w:fldChar w:fldCharType="separate"/>
+        </w:r>
+        <w:r>
+          <w:rPr>
+            <w:b/>
+            <w:bCs/>
+            <w:color w:val="832413"/>
+            <w:sz w:val="24"/>
+            <w:szCs w:val="24"/>
+          </w:rPr>
+          <w:t xml:space="preserve">Parte 7 — Dizer ONDE procurar (Área de interesse)</w:t>
+        </w:r>
+        <w:r>
+          <w:rPr>
+            <w:b/>
+            <w:bCs/>
+            <w:color w:val="832413"/>
+            <w:sz w:val="24"/>
+            <w:szCs w:val="24"/>
+          </w:rPr>
+          <w:t>15</w:t>
+        </w:r>
+        <w:r>
+          <w:rPr>
+            <w:b/>
+            <w:bCs/>
+            <w:color w:val="832413"/>
+            <w:sz w:val="24"/>
+            <w:szCs w:val="24"/>
+          </w:rPr>
+          <w:t xml:space="preserve">Parte 7 — Dizer ONDE procurar (Área de interesse)</w:t>
+        </w:r>
+        <w:r>
+          <w:rPr>
+            <w:b/>
+            <w:bCs/>
+            <w:color w:val="832413"/>
+            <w:sz w:val="24"/>
+            <w:szCs w:val="24"/>
+          </w:rPr>
+          <w:fldChar w:fldCharType="end"/>
         </w:r>
       </w:hyperlink>
     </w:p>
@@ -799,7 +2799,107 @@
             <w:sz w:val="22"/>
             <w:szCs w:val="22"/>
           </w:rPr>
-          <w:t xml:space="preserve">	15</w:t>
+          <w:tab/>
+        </w:r>
+        <w:r>
+          <w:rPr>
+            <w:b w:val="false"/>
+            <w:bCs w:val="false"/>
+            <w:color w:val="24342B"/>
+            <w:sz w:val="22"/>
+            <w:szCs w:val="22"/>
+          </w:rPr>
+          <w:t xml:space="preserve">7.1 Todo o país</w:t>
+        </w:r>
+        <w:r>
+          <w:rPr>
+            <w:b w:val="false"/>
+            <w:bCs w:val="false"/>
+            <w:color w:val="24342B"/>
+            <w:sz w:val="22"/>
+            <w:szCs w:val="22"/>
+          </w:rPr>
+          <w:fldChar w:fldCharType="begin"/>
+        </w:r>
+        <w:r>
+          <w:rPr>
+            <w:b w:val="false"/>
+            <w:bCs w:val="false"/>
+            <w:color w:val="24342B"/>
+            <w:sz w:val="22"/>
+            <w:szCs w:val="22"/>
+          </w:rPr>
+          <w:t xml:space="preserve">7.1 Todo o país</w:t>
+        </w:r>
+        <w:r>
+          <w:rPr>
+            <w:b w:val="false"/>
+            <w:bCs w:val="false"/>
+            <w:color w:val="24342B"/>
+            <w:sz w:val="22"/>
+            <w:szCs w:val="22"/>
+          </w:rPr>
+          <w:instrText xml:space="preserve"> PAGEREF s21_7_1_Todo_o_pai_s \h </w:instrText>
+        </w:r>
+        <w:r>
+          <w:rPr>
+            <w:b w:val="false"/>
+            <w:bCs w:val="false"/>
+            <w:color w:val="24342B"/>
+            <w:sz w:val="22"/>
+            <w:szCs w:val="22"/>
+          </w:rPr>
+          <w:t xml:space="preserve">7.1 Todo o país</w:t>
+        </w:r>
+        <w:r>
+          <w:rPr>
+            <w:b w:val="false"/>
+            <w:bCs w:val="false"/>
+            <w:color w:val="24342B"/>
+            <w:sz w:val="22"/>
+            <w:szCs w:val="22"/>
+          </w:rPr>
+          <w:fldChar w:fldCharType="separate"/>
+        </w:r>
+        <w:r>
+          <w:rPr>
+            <w:b w:val="false"/>
+            <w:bCs w:val="false"/>
+            <w:color w:val="24342B"/>
+            <w:sz w:val="22"/>
+            <w:szCs w:val="22"/>
+          </w:rPr>
+          <w:t xml:space="preserve">7.1 Todo o país</w:t>
+        </w:r>
+        <w:r>
+          <w:rPr>
+            <w:b w:val="false"/>
+            <w:bCs w:val="false"/>
+            <w:color w:val="24342B"/>
+            <w:sz w:val="22"/>
+            <w:szCs w:val="22"/>
+          </w:rPr>
+          <w:t>15</w:t>
+        </w:r>
+        <w:r>
+          <w:rPr>
+            <w:b w:val="false"/>
+            <w:bCs w:val="false"/>
+            <w:color w:val="24342B"/>
+            <w:sz w:val="22"/>
+            <w:szCs w:val="22"/>
+          </w:rPr>
+          <w:t xml:space="preserve">7.1 Todo o país</w:t>
+        </w:r>
+        <w:r>
+          <w:rPr>
+            <w:b w:val="false"/>
+            <w:bCs w:val="false"/>
+            <w:color w:val="24342B"/>
+            <w:sz w:val="22"/>
+            <w:szCs w:val="22"/>
+          </w:rPr>
+          <w:fldChar w:fldCharType="end"/>
         </w:r>
       </w:hyperlink>
     </w:p>
@@ -830,7 +2930,107 @@
             <w:sz w:val="22"/>
             <w:szCs w:val="22"/>
           </w:rPr>
-          <w:t xml:space="preserve">	16</w:t>
+          <w:tab/>
+        </w:r>
+        <w:r>
+          <w:rPr>
+            <w:b w:val="false"/>
+            <w:bCs w:val="false"/>
+            <w:color w:val="24342B"/>
+            <w:sz w:val="22"/>
+            <w:szCs w:val="22"/>
+          </w:rPr>
+          <w:t xml:space="preserve">7.2 Bioma</w:t>
+        </w:r>
+        <w:r>
+          <w:rPr>
+            <w:b w:val="false"/>
+            <w:bCs w:val="false"/>
+            <w:color w:val="24342B"/>
+            <w:sz w:val="22"/>
+            <w:szCs w:val="22"/>
+          </w:rPr>
+          <w:fldChar w:fldCharType="begin"/>
+        </w:r>
+        <w:r>
+          <w:rPr>
+            <w:b w:val="false"/>
+            <w:bCs w:val="false"/>
+            <w:color w:val="24342B"/>
+            <w:sz w:val="22"/>
+            <w:szCs w:val="22"/>
+          </w:rPr>
+          <w:t xml:space="preserve">7.2 Bioma</w:t>
+        </w:r>
+        <w:r>
+          <w:rPr>
+            <w:b w:val="false"/>
+            <w:bCs w:val="false"/>
+            <w:color w:val="24342B"/>
+            <w:sz w:val="22"/>
+            <w:szCs w:val="22"/>
+          </w:rPr>
+          <w:instrText xml:space="preserve"> PAGEREF s22_7_2_Bioma \h </w:instrText>
+        </w:r>
+        <w:r>
+          <w:rPr>
+            <w:b w:val="false"/>
+            <w:bCs w:val="false"/>
+            <w:color w:val="24342B"/>
+            <w:sz w:val="22"/>
+            <w:szCs w:val="22"/>
+          </w:rPr>
+          <w:t xml:space="preserve">7.2 Bioma</w:t>
+        </w:r>
+        <w:r>
+          <w:rPr>
+            <w:b w:val="false"/>
+            <w:bCs w:val="false"/>
+            <w:color w:val="24342B"/>
+            <w:sz w:val="22"/>
+            <w:szCs w:val="22"/>
+          </w:rPr>
+          <w:fldChar w:fldCharType="separate"/>
+        </w:r>
+        <w:r>
+          <w:rPr>
+            <w:b w:val="false"/>
+            <w:bCs w:val="false"/>
+            <w:color w:val="24342B"/>
+            <w:sz w:val="22"/>
+            <w:szCs w:val="22"/>
+          </w:rPr>
+          <w:t xml:space="preserve">7.2 Bioma</w:t>
+        </w:r>
+        <w:r>
+          <w:rPr>
+            <w:b w:val="false"/>
+            <w:bCs w:val="false"/>
+            <w:color w:val="24342B"/>
+            <w:sz w:val="22"/>
+            <w:szCs w:val="22"/>
+          </w:rPr>
+          <w:t>16</w:t>
+        </w:r>
+        <w:r>
+          <w:rPr>
+            <w:b w:val="false"/>
+            <w:bCs w:val="false"/>
+            <w:color w:val="24342B"/>
+            <w:sz w:val="22"/>
+            <w:szCs w:val="22"/>
+          </w:rPr>
+          <w:t xml:space="preserve">7.2 Bioma</w:t>
+        </w:r>
+        <w:r>
+          <w:rPr>
+            <w:b w:val="false"/>
+            <w:bCs w:val="false"/>
+            <w:color w:val="24342B"/>
+            <w:sz w:val="22"/>
+            <w:szCs w:val="22"/>
+          </w:rPr>
+          <w:fldChar w:fldCharType="end"/>
         </w:r>
       </w:hyperlink>
     </w:p>
@@ -861,7 +3061,107 @@
             <w:sz w:val="22"/>
             <w:szCs w:val="22"/>
           </w:rPr>
-          <w:t xml:space="preserve">	16</w:t>
+          <w:tab/>
+        </w:r>
+        <w:r>
+          <w:rPr>
+            <w:b w:val="false"/>
+            <w:bCs w:val="false"/>
+            <w:color w:val="24342B"/>
+            <w:sz w:val="22"/>
+            <w:szCs w:val="22"/>
+          </w:rPr>
+          <w:t xml:space="preserve">7.3 Camada vetorial</w:t>
+        </w:r>
+        <w:r>
+          <w:rPr>
+            <w:b w:val="false"/>
+            <w:bCs w:val="false"/>
+            <w:color w:val="24342B"/>
+            <w:sz w:val="22"/>
+            <w:szCs w:val="22"/>
+          </w:rPr>
+          <w:fldChar w:fldCharType="begin"/>
+        </w:r>
+        <w:r>
+          <w:rPr>
+            <w:b w:val="false"/>
+            <w:bCs w:val="false"/>
+            <w:color w:val="24342B"/>
+            <w:sz w:val="22"/>
+            <w:szCs w:val="22"/>
+          </w:rPr>
+          <w:t xml:space="preserve">7.3 Camada vetorial</w:t>
+        </w:r>
+        <w:r>
+          <w:rPr>
+            <w:b w:val="false"/>
+            <w:bCs w:val="false"/>
+            <w:color w:val="24342B"/>
+            <w:sz w:val="22"/>
+            <w:szCs w:val="22"/>
+          </w:rPr>
+          <w:instrText xml:space="preserve"> PAGEREF s23_7_3_Camada_vetorial \h </w:instrText>
+        </w:r>
+        <w:r>
+          <w:rPr>
+            <w:b w:val="false"/>
+            <w:bCs w:val="false"/>
+            <w:color w:val="24342B"/>
+            <w:sz w:val="22"/>
+            <w:szCs w:val="22"/>
+          </w:rPr>
+          <w:t xml:space="preserve">7.3 Camada vetorial</w:t>
+        </w:r>
+        <w:r>
+          <w:rPr>
+            <w:b w:val="false"/>
+            <w:bCs w:val="false"/>
+            <w:color w:val="24342B"/>
+            <w:sz w:val="22"/>
+            <w:szCs w:val="22"/>
+          </w:rPr>
+          <w:fldChar w:fldCharType="separate"/>
+        </w:r>
+        <w:r>
+          <w:rPr>
+            <w:b w:val="false"/>
+            <w:bCs w:val="false"/>
+            <w:color w:val="24342B"/>
+            <w:sz w:val="22"/>
+            <w:szCs w:val="22"/>
+          </w:rPr>
+          <w:t xml:space="preserve">7.3 Camada vetorial</w:t>
+        </w:r>
+        <w:r>
+          <w:rPr>
+            <w:b w:val="false"/>
+            <w:bCs w:val="false"/>
+            <w:color w:val="24342B"/>
+            <w:sz w:val="22"/>
+            <w:szCs w:val="22"/>
+          </w:rPr>
+          <w:t>16</w:t>
+        </w:r>
+        <w:r>
+          <w:rPr>
+            <w:b w:val="false"/>
+            <w:bCs w:val="false"/>
+            <w:color w:val="24342B"/>
+            <w:sz w:val="22"/>
+            <w:szCs w:val="22"/>
+          </w:rPr>
+          <w:t xml:space="preserve">7.3 Camada vetorial</w:t>
+        </w:r>
+        <w:r>
+          <w:rPr>
+            <w:b w:val="false"/>
+            <w:bCs w:val="false"/>
+            <w:color w:val="24342B"/>
+            <w:sz w:val="22"/>
+            <w:szCs w:val="22"/>
+          </w:rPr>
+          <w:fldChar w:fldCharType="end"/>
         </w:r>
       </w:hyperlink>
     </w:p>
@@ -892,7 +3192,107 @@
             <w:sz w:val="22"/>
             <w:szCs w:val="22"/>
           </w:rPr>
-          <w:t xml:space="preserve">	17</w:t>
+          <w:tab/>
+        </w:r>
+        <w:r>
+          <w:rPr>
+            <w:b w:val="false"/>
+            <w:bCs w:val="false"/>
+            <w:color w:val="24342B"/>
+            <w:sz w:val="22"/>
+            <w:szCs w:val="22"/>
+          </w:rPr>
+          <w:t xml:space="preserve">7.4 Coordenada (ponto)</w:t>
+        </w:r>
+        <w:r>
+          <w:rPr>
+            <w:b w:val="false"/>
+            <w:bCs w:val="false"/>
+            <w:color w:val="24342B"/>
+            <w:sz w:val="22"/>
+            <w:szCs w:val="22"/>
+          </w:rPr>
+          <w:fldChar w:fldCharType="begin"/>
+        </w:r>
+        <w:r>
+          <w:rPr>
+            <w:b w:val="false"/>
+            <w:bCs w:val="false"/>
+            <w:color w:val="24342B"/>
+            <w:sz w:val="22"/>
+            <w:szCs w:val="22"/>
+          </w:rPr>
+          <w:t xml:space="preserve">7.4 Coordenada (ponto)</w:t>
+        </w:r>
+        <w:r>
+          <w:rPr>
+            <w:b w:val="false"/>
+            <w:bCs w:val="false"/>
+            <w:color w:val="24342B"/>
+            <w:sz w:val="22"/>
+            <w:szCs w:val="22"/>
+          </w:rPr>
+          <w:instrText xml:space="preserve"> PAGEREF s24_7_4_Coordenada_ponto \h </w:instrText>
+        </w:r>
+        <w:r>
+          <w:rPr>
+            <w:b w:val="false"/>
+            <w:bCs w:val="false"/>
+            <w:color w:val="24342B"/>
+            <w:sz w:val="22"/>
+            <w:szCs w:val="22"/>
+          </w:rPr>
+          <w:t xml:space="preserve">7.4 Coordenada (ponto)</w:t>
+        </w:r>
+        <w:r>
+          <w:rPr>
+            <w:b w:val="false"/>
+            <w:bCs w:val="false"/>
+            <w:color w:val="24342B"/>
+            <w:sz w:val="22"/>
+            <w:szCs w:val="22"/>
+          </w:rPr>
+          <w:fldChar w:fldCharType="separate"/>
+        </w:r>
+        <w:r>
+          <w:rPr>
+            <w:b w:val="false"/>
+            <w:bCs w:val="false"/>
+            <w:color w:val="24342B"/>
+            <w:sz w:val="22"/>
+            <w:szCs w:val="22"/>
+          </w:rPr>
+          <w:t xml:space="preserve">7.4 Coordenada (ponto)</w:t>
+        </w:r>
+        <w:r>
+          <w:rPr>
+            <w:b w:val="false"/>
+            <w:bCs w:val="false"/>
+            <w:color w:val="24342B"/>
+            <w:sz w:val="22"/>
+            <w:szCs w:val="22"/>
+          </w:rPr>
+          <w:t>17</w:t>
+        </w:r>
+        <w:r>
+          <w:rPr>
+            <w:b w:val="false"/>
+            <w:bCs w:val="false"/>
+            <w:color w:val="24342B"/>
+            <w:sz w:val="22"/>
+            <w:szCs w:val="22"/>
+          </w:rPr>
+          <w:t xml:space="preserve">7.4 Coordenada (ponto)</w:t>
+        </w:r>
+        <w:r>
+          <w:rPr>
+            <w:b w:val="false"/>
+            <w:bCs w:val="false"/>
+            <w:color w:val="24342B"/>
+            <w:sz w:val="22"/>
+            <w:szCs w:val="22"/>
+          </w:rPr>
+          <w:fldChar w:fldCharType="end"/>
         </w:r>
       </w:hyperlink>
     </w:p>
@@ -923,7 +3323,107 @@
             <w:sz w:val="22"/>
             <w:szCs w:val="22"/>
           </w:rPr>
-          <w:t xml:space="preserve">	17</w:t>
+          <w:tab/>
+        </w:r>
+        <w:r>
+          <w:rPr>
+            <w:b w:val="false"/>
+            <w:bCs w:val="false"/>
+            <w:color w:val="24342B"/>
+            <w:sz w:val="22"/>
+            <w:szCs w:val="22"/>
+          </w:rPr>
+          <w:t xml:space="preserve">7.5 Código do alerta</w:t>
+        </w:r>
+        <w:r>
+          <w:rPr>
+            <w:b w:val="false"/>
+            <w:bCs w:val="false"/>
+            <w:color w:val="24342B"/>
+            <w:sz w:val="22"/>
+            <w:szCs w:val="22"/>
+          </w:rPr>
+          <w:fldChar w:fldCharType="begin"/>
+        </w:r>
+        <w:r>
+          <w:rPr>
+            <w:b w:val="false"/>
+            <w:bCs w:val="false"/>
+            <w:color w:val="24342B"/>
+            <w:sz w:val="22"/>
+            <w:szCs w:val="22"/>
+          </w:rPr>
+          <w:t xml:space="preserve">7.5 Código do alerta</w:t>
+        </w:r>
+        <w:r>
+          <w:rPr>
+            <w:b w:val="false"/>
+            <w:bCs w:val="false"/>
+            <w:color w:val="24342B"/>
+            <w:sz w:val="22"/>
+            <w:szCs w:val="22"/>
+          </w:rPr>
+          <w:instrText xml:space="preserve"> PAGEREF s25_7_5_Co_digo_do_alerta \h </w:instrText>
+        </w:r>
+        <w:r>
+          <w:rPr>
+            <w:b w:val="false"/>
+            <w:bCs w:val="false"/>
+            <w:color w:val="24342B"/>
+            <w:sz w:val="22"/>
+            <w:szCs w:val="22"/>
+          </w:rPr>
+          <w:t xml:space="preserve">7.5 Código do alerta</w:t>
+        </w:r>
+        <w:r>
+          <w:rPr>
+            <w:b w:val="false"/>
+            <w:bCs w:val="false"/>
+            <w:color w:val="24342B"/>
+            <w:sz w:val="22"/>
+            <w:szCs w:val="22"/>
+          </w:rPr>
+          <w:fldChar w:fldCharType="separate"/>
+        </w:r>
+        <w:r>
+          <w:rPr>
+            <w:b w:val="false"/>
+            <w:bCs w:val="false"/>
+            <w:color w:val="24342B"/>
+            <w:sz w:val="22"/>
+            <w:szCs w:val="22"/>
+          </w:rPr>
+          <w:t xml:space="preserve">7.5 Código do alerta</w:t>
+        </w:r>
+        <w:r>
+          <w:rPr>
+            <w:b w:val="false"/>
+            <w:bCs w:val="false"/>
+            <w:color w:val="24342B"/>
+            <w:sz w:val="22"/>
+            <w:szCs w:val="22"/>
+          </w:rPr>
+          <w:t>17</w:t>
+        </w:r>
+        <w:r>
+          <w:rPr>
+            <w:b w:val="false"/>
+            <w:bCs w:val="false"/>
+            <w:color w:val="24342B"/>
+            <w:sz w:val="22"/>
+            <w:szCs w:val="22"/>
+          </w:rPr>
+          <w:t xml:space="preserve">7.5 Código do alerta</w:t>
+        </w:r>
+        <w:r>
+          <w:rPr>
+            <w:b w:val="false"/>
+            <w:bCs w:val="false"/>
+            <w:color w:val="24342B"/>
+            <w:sz w:val="22"/>
+            <w:szCs w:val="22"/>
+          </w:rPr>
+          <w:fldChar w:fldCharType="end"/>
         </w:r>
       </w:hyperlink>
     </w:p>
@@ -954,7 +3454,107 @@
             <w:sz w:val="22"/>
             <w:szCs w:val="22"/>
           </w:rPr>
-          <w:t xml:space="preserve">	18</w:t>
+          <w:tab/>
+        </w:r>
+        <w:r>
+          <w:rPr>
+            <w:b w:val="false"/>
+            <w:bCs w:val="false"/>
+            <w:color w:val="24342B"/>
+            <w:sz w:val="22"/>
+            <w:szCs w:val="22"/>
+          </w:rPr>
+          <w:t xml:space="preserve">7.6 Imóvel rural (CAR)</w:t>
+        </w:r>
+        <w:r>
+          <w:rPr>
+            <w:b w:val="false"/>
+            <w:bCs w:val="false"/>
+            <w:color w:val="24342B"/>
+            <w:sz w:val="22"/>
+            <w:szCs w:val="22"/>
+          </w:rPr>
+          <w:fldChar w:fldCharType="begin"/>
+        </w:r>
+        <w:r>
+          <w:rPr>
+            <w:b w:val="false"/>
+            <w:bCs w:val="false"/>
+            <w:color w:val="24342B"/>
+            <w:sz w:val="22"/>
+            <w:szCs w:val="22"/>
+          </w:rPr>
+          <w:t xml:space="preserve">7.6 Imóvel rural (CAR)</w:t>
+        </w:r>
+        <w:r>
+          <w:rPr>
+            <w:b w:val="false"/>
+            <w:bCs w:val="false"/>
+            <w:color w:val="24342B"/>
+            <w:sz w:val="22"/>
+            <w:szCs w:val="22"/>
+          </w:rPr>
+          <w:instrText xml:space="preserve"> PAGEREF s26_7_6_Imo_vel_rural_CAR \h </w:instrText>
+        </w:r>
+        <w:r>
+          <w:rPr>
+            <w:b w:val="false"/>
+            <w:bCs w:val="false"/>
+            <w:color w:val="24342B"/>
+            <w:sz w:val="22"/>
+            <w:szCs w:val="22"/>
+          </w:rPr>
+          <w:t xml:space="preserve">7.6 Imóvel rural (CAR)</w:t>
+        </w:r>
+        <w:r>
+          <w:rPr>
+            <w:b w:val="false"/>
+            <w:bCs w:val="false"/>
+            <w:color w:val="24342B"/>
+            <w:sz w:val="22"/>
+            <w:szCs w:val="22"/>
+          </w:rPr>
+          <w:fldChar w:fldCharType="separate"/>
+        </w:r>
+        <w:r>
+          <w:rPr>
+            <w:b w:val="false"/>
+            <w:bCs w:val="false"/>
+            <w:color w:val="24342B"/>
+            <w:sz w:val="22"/>
+            <w:szCs w:val="22"/>
+          </w:rPr>
+          <w:t xml:space="preserve">7.6 Imóvel rural (CAR)</w:t>
+        </w:r>
+        <w:r>
+          <w:rPr>
+            <w:b w:val="false"/>
+            <w:bCs w:val="false"/>
+            <w:color w:val="24342B"/>
+            <w:sz w:val="22"/>
+            <w:szCs w:val="22"/>
+          </w:rPr>
+          <w:t>18</w:t>
+        </w:r>
+        <w:r>
+          <w:rPr>
+            <w:b w:val="false"/>
+            <w:bCs w:val="false"/>
+            <w:color w:val="24342B"/>
+            <w:sz w:val="22"/>
+            <w:szCs w:val="22"/>
+          </w:rPr>
+          <w:t xml:space="preserve">7.6 Imóvel rural (CAR)</w:t>
+        </w:r>
+        <w:r>
+          <w:rPr>
+            <w:b w:val="false"/>
+            <w:bCs w:val="false"/>
+            <w:color w:val="24342B"/>
+            <w:sz w:val="22"/>
+            <w:szCs w:val="22"/>
+          </w:rPr>
+          <w:fldChar w:fldCharType="end"/>
         </w:r>
       </w:hyperlink>
     </w:p>
@@ -985,7 +3585,107 @@
             <w:sz w:val="24"/>
             <w:szCs w:val="24"/>
           </w:rPr>
-          <w:t xml:space="preserve">	19</w:t>
+          <w:tab/>
+        </w:r>
+        <w:r>
+          <w:rPr>
+            <w:b/>
+            <w:bCs/>
+            <w:color w:val="832413"/>
+            <w:sz w:val="24"/>
+            <w:szCs w:val="24"/>
+          </w:rPr>
+          <w:t xml:space="preserve">Parte 8 — Dizer QUANDO procurar (Período)</w:t>
+        </w:r>
+        <w:r>
+          <w:rPr>
+            <w:b/>
+            <w:bCs/>
+            <w:color w:val="832413"/>
+            <w:sz w:val="24"/>
+            <w:szCs w:val="24"/>
+          </w:rPr>
+          <w:fldChar w:fldCharType="begin"/>
+        </w:r>
+        <w:r>
+          <w:rPr>
+            <w:b/>
+            <w:bCs/>
+            <w:color w:val="832413"/>
+            <w:sz w:val="24"/>
+            <w:szCs w:val="24"/>
+          </w:rPr>
+          <w:t xml:space="preserve">Parte 8 — Dizer QUANDO procurar (Período)</w:t>
+        </w:r>
+        <w:r>
+          <w:rPr>
+            <w:b/>
+            <w:bCs/>
+            <w:color w:val="832413"/>
+            <w:sz w:val="24"/>
+            <w:szCs w:val="24"/>
+          </w:rPr>
+          <w:instrText xml:space="preserve"> PAGEREF s27_Parte_8_Dizer_QUANDO_pro \h </w:instrText>
+        </w:r>
+        <w:r>
+          <w:rPr>
+            <w:b/>
+            <w:bCs/>
+            <w:color w:val="832413"/>
+            <w:sz w:val="24"/>
+            <w:szCs w:val="24"/>
+          </w:rPr>
+          <w:t xml:space="preserve">Parte 8 — Dizer QUANDO procurar (Período)</w:t>
+        </w:r>
+        <w:r>
+          <w:rPr>
+            <w:b/>
+            <w:bCs/>
+            <w:color w:val="832413"/>
+            <w:sz w:val="24"/>
+            <w:szCs w:val="24"/>
+          </w:rPr>
+          <w:fldChar w:fldCharType="separate"/>
+        </w:r>
+        <w:r>
+          <w:rPr>
+            <w:b/>
+            <w:bCs/>
+            <w:color w:val="832413"/>
+            <w:sz w:val="24"/>
+            <w:szCs w:val="24"/>
+          </w:rPr>
+          <w:t xml:space="preserve">Parte 8 — Dizer QUANDO procurar (Período)</w:t>
+        </w:r>
+        <w:r>
+          <w:rPr>
+            <w:b/>
+            <w:bCs/>
+            <w:color w:val="832413"/>
+            <w:sz w:val="24"/>
+            <w:szCs w:val="24"/>
+          </w:rPr>
+          <w:t>19</w:t>
+        </w:r>
+        <w:r>
+          <w:rPr>
+            <w:b/>
+            <w:bCs/>
+            <w:color w:val="832413"/>
+            <w:sz w:val="24"/>
+            <w:szCs w:val="24"/>
+          </w:rPr>
+          <w:t xml:space="preserve">Parte 8 — Dizer QUANDO procurar (Período)</w:t>
+        </w:r>
+        <w:r>
+          <w:rPr>
+            <w:b/>
+            <w:bCs/>
+            <w:color w:val="832413"/>
+            <w:sz w:val="24"/>
+            <w:szCs w:val="24"/>
+          </w:rPr>
+          <w:fldChar w:fldCharType="end"/>
         </w:r>
       </w:hyperlink>
     </w:p>
@@ -1016,7 +3716,107 @@
             <w:sz w:val="22"/>
             <w:szCs w:val="22"/>
           </w:rPr>
-          <w:t xml:space="preserve">	19</w:t>
+          <w:tab/>
+        </w:r>
+        <w:r>
+          <w:rPr>
+            <w:b w:val="false"/>
+            <w:bCs w:val="false"/>
+            <w:color w:val="24342B"/>
+            <w:sz w:val="22"/>
+            <w:szCs w:val="22"/>
+          </w:rPr>
+          <w:t xml:space="preserve">8.1 Filtrar por (1)</w:t>
+        </w:r>
+        <w:r>
+          <w:rPr>
+            <w:b w:val="false"/>
+            <w:bCs w:val="false"/>
+            <w:color w:val="24342B"/>
+            <w:sz w:val="22"/>
+            <w:szCs w:val="22"/>
+          </w:rPr>
+          <w:fldChar w:fldCharType="begin"/>
+        </w:r>
+        <w:r>
+          <w:rPr>
+            <w:b w:val="false"/>
+            <w:bCs w:val="false"/>
+            <w:color w:val="24342B"/>
+            <w:sz w:val="22"/>
+            <w:szCs w:val="22"/>
+          </w:rPr>
+          <w:t xml:space="preserve">8.1 Filtrar por (1)</w:t>
+        </w:r>
+        <w:r>
+          <w:rPr>
+            <w:b w:val="false"/>
+            <w:bCs w:val="false"/>
+            <w:color w:val="24342B"/>
+            <w:sz w:val="22"/>
+            <w:szCs w:val="22"/>
+          </w:rPr>
+          <w:instrText xml:space="preserve"> PAGEREF s28_8_1_Filtrar_por_1 \h </w:instrText>
+        </w:r>
+        <w:r>
+          <w:rPr>
+            <w:b w:val="false"/>
+            <w:bCs w:val="false"/>
+            <w:color w:val="24342B"/>
+            <w:sz w:val="22"/>
+            <w:szCs w:val="22"/>
+          </w:rPr>
+          <w:t xml:space="preserve">8.1 Filtrar por (1)</w:t>
+        </w:r>
+        <w:r>
+          <w:rPr>
+            <w:b w:val="false"/>
+            <w:bCs w:val="false"/>
+            <w:color w:val="24342B"/>
+            <w:sz w:val="22"/>
+            <w:szCs w:val="22"/>
+          </w:rPr>
+          <w:fldChar w:fldCharType="separate"/>
+        </w:r>
+        <w:r>
+          <w:rPr>
+            <w:b w:val="false"/>
+            <w:bCs w:val="false"/>
+            <w:color w:val="24342B"/>
+            <w:sz w:val="22"/>
+            <w:szCs w:val="22"/>
+          </w:rPr>
+          <w:t xml:space="preserve">8.1 Filtrar por (1)</w:t>
+        </w:r>
+        <w:r>
+          <w:rPr>
+            <w:b w:val="false"/>
+            <w:bCs w:val="false"/>
+            <w:color w:val="24342B"/>
+            <w:sz w:val="22"/>
+            <w:szCs w:val="22"/>
+          </w:rPr>
+          <w:t>19</w:t>
+        </w:r>
+        <w:r>
+          <w:rPr>
+            <w:b w:val="false"/>
+            <w:bCs w:val="false"/>
+            <w:color w:val="24342B"/>
+            <w:sz w:val="22"/>
+            <w:szCs w:val="22"/>
+          </w:rPr>
+          <w:t xml:space="preserve">8.1 Filtrar por (1)</w:t>
+        </w:r>
+        <w:r>
+          <w:rPr>
+            <w:b w:val="false"/>
+            <w:bCs w:val="false"/>
+            <w:color w:val="24342B"/>
+            <w:sz w:val="22"/>
+            <w:szCs w:val="22"/>
+          </w:rPr>
+          <w:fldChar w:fldCharType="end"/>
         </w:r>
       </w:hyperlink>
     </w:p>
@@ -1047,7 +3847,107 @@
             <w:sz w:val="22"/>
             <w:szCs w:val="22"/>
           </w:rPr>
-          <w:t xml:space="preserve">	19</w:t>
+          <w:tab/>
+        </w:r>
+        <w:r>
+          <w:rPr>
+            <w:b w:val="false"/>
+            <w:bCs w:val="false"/>
+            <w:color w:val="24342B"/>
+            <w:sz w:val="22"/>
+            <w:szCs w:val="22"/>
+          </w:rPr>
+          <w:t xml:space="preserve">8.2 Datas (2 e 3)</w:t>
+        </w:r>
+        <w:r>
+          <w:rPr>
+            <w:b w:val="false"/>
+            <w:bCs w:val="false"/>
+            <w:color w:val="24342B"/>
+            <w:sz w:val="22"/>
+            <w:szCs w:val="22"/>
+          </w:rPr>
+          <w:fldChar w:fldCharType="begin"/>
+        </w:r>
+        <w:r>
+          <w:rPr>
+            <w:b w:val="false"/>
+            <w:bCs w:val="false"/>
+            <w:color w:val="24342B"/>
+            <w:sz w:val="22"/>
+            <w:szCs w:val="22"/>
+          </w:rPr>
+          <w:t xml:space="preserve">8.2 Datas (2 e 3)</w:t>
+        </w:r>
+        <w:r>
+          <w:rPr>
+            <w:b w:val="false"/>
+            <w:bCs w:val="false"/>
+            <w:color w:val="24342B"/>
+            <w:sz w:val="22"/>
+            <w:szCs w:val="22"/>
+          </w:rPr>
+          <w:instrText xml:space="preserve"> PAGEREF s29_8_2_Datas_2_e_3 \h </w:instrText>
+        </w:r>
+        <w:r>
+          <w:rPr>
+            <w:b w:val="false"/>
+            <w:bCs w:val="false"/>
+            <w:color w:val="24342B"/>
+            <w:sz w:val="22"/>
+            <w:szCs w:val="22"/>
+          </w:rPr>
+          <w:t xml:space="preserve">8.2 Datas (2 e 3)</w:t>
+        </w:r>
+        <w:r>
+          <w:rPr>
+            <w:b w:val="false"/>
+            <w:bCs w:val="false"/>
+            <w:color w:val="24342B"/>
+            <w:sz w:val="22"/>
+            <w:szCs w:val="22"/>
+          </w:rPr>
+          <w:fldChar w:fldCharType="separate"/>
+        </w:r>
+        <w:r>
+          <w:rPr>
+            <w:b w:val="false"/>
+            <w:bCs w:val="false"/>
+            <w:color w:val="24342B"/>
+            <w:sz w:val="22"/>
+            <w:szCs w:val="22"/>
+          </w:rPr>
+          <w:t xml:space="preserve">8.2 Datas (2 e 3)</w:t>
+        </w:r>
+        <w:r>
+          <w:rPr>
+            <w:b w:val="false"/>
+            <w:bCs w:val="false"/>
+            <w:color w:val="24342B"/>
+            <w:sz w:val="22"/>
+            <w:szCs w:val="22"/>
+          </w:rPr>
+          <w:t>19</w:t>
+        </w:r>
+        <w:r>
+          <w:rPr>
+            <w:b w:val="false"/>
+            <w:bCs w:val="false"/>
+            <w:color w:val="24342B"/>
+            <w:sz w:val="22"/>
+            <w:szCs w:val="22"/>
+          </w:rPr>
+          <w:t xml:space="preserve">8.2 Datas (2 e 3)</w:t>
+        </w:r>
+        <w:r>
+          <w:rPr>
+            <w:b w:val="false"/>
+            <w:bCs w:val="false"/>
+            <w:color w:val="24342B"/>
+            <w:sz w:val="22"/>
+            <w:szCs w:val="22"/>
+          </w:rPr>
+          <w:fldChar w:fldCharType="end"/>
         </w:r>
       </w:hyperlink>
     </w:p>
@@ -1078,7 +3978,107 @@
             <w:sz w:val="22"/>
             <w:szCs w:val="22"/>
           </w:rPr>
-          <w:t xml:space="preserve">	19</w:t>
+          <w:tab/>
+        </w:r>
+        <w:r>
+          <w:rPr>
+            <w:b w:val="false"/>
+            <w:bCs w:val="false"/>
+            <w:color w:val="24342B"/>
+            <w:sz w:val="22"/>
+            <w:szCs w:val="22"/>
+          </w:rPr>
+          <w:t xml:space="preserve">8.3 Atalhos (4)</w:t>
+        </w:r>
+        <w:r>
+          <w:rPr>
+            <w:b w:val="false"/>
+            <w:bCs w:val="false"/>
+            <w:color w:val="24342B"/>
+            <w:sz w:val="22"/>
+            <w:szCs w:val="22"/>
+          </w:rPr>
+          <w:fldChar w:fldCharType="begin"/>
+        </w:r>
+        <w:r>
+          <w:rPr>
+            <w:b w:val="false"/>
+            <w:bCs w:val="false"/>
+            <w:color w:val="24342B"/>
+            <w:sz w:val="22"/>
+            <w:szCs w:val="22"/>
+          </w:rPr>
+          <w:t xml:space="preserve">8.3 Atalhos (4)</w:t>
+        </w:r>
+        <w:r>
+          <w:rPr>
+            <w:b w:val="false"/>
+            <w:bCs w:val="false"/>
+            <w:color w:val="24342B"/>
+            <w:sz w:val="22"/>
+            <w:szCs w:val="22"/>
+          </w:rPr>
+          <w:instrText xml:space="preserve"> PAGEREF s30_8_3_Atalhos_4 \h </w:instrText>
+        </w:r>
+        <w:r>
+          <w:rPr>
+            <w:b w:val="false"/>
+            <w:bCs w:val="false"/>
+            <w:color w:val="24342B"/>
+            <w:sz w:val="22"/>
+            <w:szCs w:val="22"/>
+          </w:rPr>
+          <w:t xml:space="preserve">8.3 Atalhos (4)</w:t>
+        </w:r>
+        <w:r>
+          <w:rPr>
+            <w:b w:val="false"/>
+            <w:bCs w:val="false"/>
+            <w:color w:val="24342B"/>
+            <w:sz w:val="22"/>
+            <w:szCs w:val="22"/>
+          </w:rPr>
+          <w:fldChar w:fldCharType="separate"/>
+        </w:r>
+        <w:r>
+          <w:rPr>
+            <w:b w:val="false"/>
+            <w:bCs w:val="false"/>
+            <w:color w:val="24342B"/>
+            <w:sz w:val="22"/>
+            <w:szCs w:val="22"/>
+          </w:rPr>
+          <w:t xml:space="preserve">8.3 Atalhos (4)</w:t>
+        </w:r>
+        <w:r>
+          <w:rPr>
+            <w:b w:val="false"/>
+            <w:bCs w:val="false"/>
+            <w:color w:val="24342B"/>
+            <w:sz w:val="22"/>
+            <w:szCs w:val="22"/>
+          </w:rPr>
+          <w:t>19</w:t>
+        </w:r>
+        <w:r>
+          <w:rPr>
+            <w:b w:val="false"/>
+            <w:bCs w:val="false"/>
+            <w:color w:val="24342B"/>
+            <w:sz w:val="22"/>
+            <w:szCs w:val="22"/>
+          </w:rPr>
+          <w:t xml:space="preserve">8.3 Atalhos (4)</w:t>
+        </w:r>
+        <w:r>
+          <w:rPr>
+            <w:b w:val="false"/>
+            <w:bCs w:val="false"/>
+            <w:color w:val="24342B"/>
+            <w:sz w:val="22"/>
+            <w:szCs w:val="22"/>
+          </w:rPr>
+          <w:fldChar w:fldCharType="end"/>
         </w:r>
       </w:hyperlink>
     </w:p>
@@ -1109,7 +4109,107 @@
             <w:sz w:val="24"/>
             <w:szCs w:val="24"/>
           </w:rPr>
-          <w:t xml:space="preserve">	20</w:t>
+          <w:tab/>
+        </w:r>
+        <w:r>
+          <w:rPr>
+            <w:b/>
+            <w:bCs/>
+            <w:color w:val="832413"/>
+            <w:sz w:val="24"/>
+            <w:szCs w:val="24"/>
+          </w:rPr>
+          <w:t xml:space="preserve">Parte 9 — Filtros e cruzamentos (opcional)</w:t>
+        </w:r>
+        <w:r>
+          <w:rPr>
+            <w:b/>
+            <w:bCs/>
+            <w:color w:val="832413"/>
+            <w:sz w:val="24"/>
+            <w:szCs w:val="24"/>
+          </w:rPr>
+          <w:fldChar w:fldCharType="begin"/>
+        </w:r>
+        <w:r>
+          <w:rPr>
+            <w:b/>
+            <w:bCs/>
+            <w:color w:val="832413"/>
+            <w:sz w:val="24"/>
+            <w:szCs w:val="24"/>
+          </w:rPr>
+          <w:t xml:space="preserve">Parte 9 — Filtros e cruzamentos (opcional)</w:t>
+        </w:r>
+        <w:r>
+          <w:rPr>
+            <w:b/>
+            <w:bCs/>
+            <w:color w:val="832413"/>
+            <w:sz w:val="24"/>
+            <w:szCs w:val="24"/>
+          </w:rPr>
+          <w:instrText xml:space="preserve"> PAGEREF s31_Parte_9_Filtros_e_cruzam \h </w:instrText>
+        </w:r>
+        <w:r>
+          <w:rPr>
+            <w:b/>
+            <w:bCs/>
+            <w:color w:val="832413"/>
+            <w:sz w:val="24"/>
+            <w:szCs w:val="24"/>
+          </w:rPr>
+          <w:t xml:space="preserve">Parte 9 — Filtros e cruzamentos (opcional)</w:t>
+        </w:r>
+        <w:r>
+          <w:rPr>
+            <w:b/>
+            <w:bCs/>
+            <w:color w:val="832413"/>
+            <w:sz w:val="24"/>
+            <w:szCs w:val="24"/>
+          </w:rPr>
+          <w:fldChar w:fldCharType="separate"/>
+        </w:r>
+        <w:r>
+          <w:rPr>
+            <w:b/>
+            <w:bCs/>
+            <w:color w:val="832413"/>
+            <w:sz w:val="24"/>
+            <w:szCs w:val="24"/>
+          </w:rPr>
+          <w:t xml:space="preserve">Parte 9 — Filtros e cruzamentos (opcional)</w:t>
+        </w:r>
+        <w:r>
+          <w:rPr>
+            <w:b/>
+            <w:bCs/>
+            <w:color w:val="832413"/>
+            <w:sz w:val="24"/>
+            <w:szCs w:val="24"/>
+          </w:rPr>
+          <w:t>20</w:t>
+        </w:r>
+        <w:r>
+          <w:rPr>
+            <w:b/>
+            <w:bCs/>
+            <w:color w:val="832413"/>
+            <w:sz w:val="24"/>
+            <w:szCs w:val="24"/>
+          </w:rPr>
+          <w:t xml:space="preserve">Parte 9 — Filtros e cruzamentos (opcional)</w:t>
+        </w:r>
+        <w:r>
+          <w:rPr>
+            <w:b/>
+            <w:bCs/>
+            <w:color w:val="832413"/>
+            <w:sz w:val="24"/>
+            <w:szCs w:val="24"/>
+          </w:rPr>
+          <w:fldChar w:fldCharType="end"/>
         </w:r>
       </w:hyperlink>
     </w:p>
@@ -1140,7 +4240,107 @@
             <w:sz w:val="22"/>
             <w:szCs w:val="22"/>
           </w:rPr>
-          <w:t xml:space="preserve">	20</w:t>
+          <w:tab/>
+        </w:r>
+        <w:r>
+          <w:rPr>
+            <w:b w:val="false"/>
+            <w:bCs w:val="false"/>
+            <w:color w:val="24342B"/>
+            <w:sz w:val="22"/>
+            <w:szCs w:val="22"/>
+          </w:rPr>
+          <w:t xml:space="preserve">9.1 Seção 3. FILTROS</w:t>
+        </w:r>
+        <w:r>
+          <w:rPr>
+            <w:b w:val="false"/>
+            <w:bCs w:val="false"/>
+            <w:color w:val="24342B"/>
+            <w:sz w:val="22"/>
+            <w:szCs w:val="22"/>
+          </w:rPr>
+          <w:fldChar w:fldCharType="begin"/>
+        </w:r>
+        <w:r>
+          <w:rPr>
+            <w:b w:val="false"/>
+            <w:bCs w:val="false"/>
+            <w:color w:val="24342B"/>
+            <w:sz w:val="22"/>
+            <w:szCs w:val="22"/>
+          </w:rPr>
+          <w:t xml:space="preserve">9.1 Seção 3. FILTROS</w:t>
+        </w:r>
+        <w:r>
+          <w:rPr>
+            <w:b w:val="false"/>
+            <w:bCs w:val="false"/>
+            <w:color w:val="24342B"/>
+            <w:sz w:val="22"/>
+            <w:szCs w:val="22"/>
+          </w:rPr>
+          <w:instrText xml:space="preserve"> PAGEREF s32_9_1_Sec_a_o_3_FILTROS \h </w:instrText>
+        </w:r>
+        <w:r>
+          <w:rPr>
+            <w:b w:val="false"/>
+            <w:bCs w:val="false"/>
+            <w:color w:val="24342B"/>
+            <w:sz w:val="22"/>
+            <w:szCs w:val="22"/>
+          </w:rPr>
+          <w:t xml:space="preserve">9.1 Seção 3. FILTROS</w:t>
+        </w:r>
+        <w:r>
+          <w:rPr>
+            <w:b w:val="false"/>
+            <w:bCs w:val="false"/>
+            <w:color w:val="24342B"/>
+            <w:sz w:val="22"/>
+            <w:szCs w:val="22"/>
+          </w:rPr>
+          <w:fldChar w:fldCharType="separate"/>
+        </w:r>
+        <w:r>
+          <w:rPr>
+            <w:b w:val="false"/>
+            <w:bCs w:val="false"/>
+            <w:color w:val="24342B"/>
+            <w:sz w:val="22"/>
+            <w:szCs w:val="22"/>
+          </w:rPr>
+          <w:t xml:space="preserve">9.1 Seção 3. FILTROS</w:t>
+        </w:r>
+        <w:r>
+          <w:rPr>
+            <w:b w:val="false"/>
+            <w:bCs w:val="false"/>
+            <w:color w:val="24342B"/>
+            <w:sz w:val="22"/>
+            <w:szCs w:val="22"/>
+          </w:rPr>
+          <w:t>20</w:t>
+        </w:r>
+        <w:r>
+          <w:rPr>
+            <w:b w:val="false"/>
+            <w:bCs w:val="false"/>
+            <w:color w:val="24342B"/>
+            <w:sz w:val="22"/>
+            <w:szCs w:val="22"/>
+          </w:rPr>
+          <w:t xml:space="preserve">9.1 Seção 3. FILTROS</w:t>
+        </w:r>
+        <w:r>
+          <w:rPr>
+            <w:b w:val="false"/>
+            <w:bCs w:val="false"/>
+            <w:color w:val="24342B"/>
+            <w:sz w:val="22"/>
+            <w:szCs w:val="22"/>
+          </w:rPr>
+          <w:fldChar w:fldCharType="end"/>
         </w:r>
       </w:hyperlink>
     </w:p>
@@ -1171,7 +4371,107 @@
             <w:sz w:val="22"/>
             <w:szCs w:val="22"/>
           </w:rPr>
-          <w:t xml:space="preserve">	21</w:t>
+          <w:tab/>
+        </w:r>
+        <w:r>
+          <w:rPr>
+            <w:b w:val="false"/>
+            <w:bCs w:val="false"/>
+            <w:color w:val="24342B"/>
+            <w:sz w:val="22"/>
+            <w:szCs w:val="22"/>
+          </w:rPr>
+          <w:t xml:space="preserve">9.2 Seção 4. CRUZAMENTOS</w:t>
+        </w:r>
+        <w:r>
+          <w:rPr>
+            <w:b w:val="false"/>
+            <w:bCs w:val="false"/>
+            <w:color w:val="24342B"/>
+            <w:sz w:val="22"/>
+            <w:szCs w:val="22"/>
+          </w:rPr>
+          <w:fldChar w:fldCharType="begin"/>
+        </w:r>
+        <w:r>
+          <w:rPr>
+            <w:b w:val="false"/>
+            <w:bCs w:val="false"/>
+            <w:color w:val="24342B"/>
+            <w:sz w:val="22"/>
+            <w:szCs w:val="22"/>
+          </w:rPr>
+          <w:t xml:space="preserve">9.2 Seção 4. CRUZAMENTOS</w:t>
+        </w:r>
+        <w:r>
+          <w:rPr>
+            <w:b w:val="false"/>
+            <w:bCs w:val="false"/>
+            <w:color w:val="24342B"/>
+            <w:sz w:val="22"/>
+            <w:szCs w:val="22"/>
+          </w:rPr>
+          <w:instrText xml:space="preserve"> PAGEREF s33_9_2_Sec_a_o_4_CRUZAMENTO \h </w:instrText>
+        </w:r>
+        <w:r>
+          <w:rPr>
+            <w:b w:val="false"/>
+            <w:bCs w:val="false"/>
+            <w:color w:val="24342B"/>
+            <w:sz w:val="22"/>
+            <w:szCs w:val="22"/>
+          </w:rPr>
+          <w:t xml:space="preserve">9.2 Seção 4. CRUZAMENTOS</w:t>
+        </w:r>
+        <w:r>
+          <w:rPr>
+            <w:b w:val="false"/>
+            <w:bCs w:val="false"/>
+            <w:color w:val="24342B"/>
+            <w:sz w:val="22"/>
+            <w:szCs w:val="22"/>
+          </w:rPr>
+          <w:fldChar w:fldCharType="separate"/>
+        </w:r>
+        <w:r>
+          <w:rPr>
+            <w:b w:val="false"/>
+            <w:bCs w:val="false"/>
+            <w:color w:val="24342B"/>
+            <w:sz w:val="22"/>
+            <w:szCs w:val="22"/>
+          </w:rPr>
+          <w:t xml:space="preserve">9.2 Seção 4. CRUZAMENTOS</w:t>
+        </w:r>
+        <w:r>
+          <w:rPr>
+            <w:b w:val="false"/>
+            <w:bCs w:val="false"/>
+            <w:color w:val="24342B"/>
+            <w:sz w:val="22"/>
+            <w:szCs w:val="22"/>
+          </w:rPr>
+          <w:t>21</w:t>
+        </w:r>
+        <w:r>
+          <w:rPr>
+            <w:b w:val="false"/>
+            <w:bCs w:val="false"/>
+            <w:color w:val="24342B"/>
+            <w:sz w:val="22"/>
+            <w:szCs w:val="22"/>
+          </w:rPr>
+          <w:t xml:space="preserve">9.2 Seção 4. CRUZAMENTOS</w:t>
+        </w:r>
+        <w:r>
+          <w:rPr>
+            <w:b w:val="false"/>
+            <w:bCs w:val="false"/>
+            <w:color w:val="24342B"/>
+            <w:sz w:val="22"/>
+            <w:szCs w:val="22"/>
+          </w:rPr>
+          <w:fldChar w:fldCharType="end"/>
         </w:r>
       </w:hyperlink>
     </w:p>
@@ -1202,7 +4502,107 @@
             <w:sz w:val="24"/>
             <w:szCs w:val="24"/>
           </w:rPr>
-          <w:t xml:space="preserve">	23</w:t>
+          <w:tab/>
+        </w:r>
+        <w:r>
+          <w:rPr>
+            <w:b/>
+            <w:bCs/>
+            <w:color w:val="832413"/>
+            <w:sz w:val="24"/>
+            <w:szCs w:val="24"/>
+          </w:rPr>
+          <w:t xml:space="preserve">Parte 10 — Buscar os alertas</w:t>
+        </w:r>
+        <w:r>
+          <w:rPr>
+            <w:b/>
+            <w:bCs/>
+            <w:color w:val="832413"/>
+            <w:sz w:val="24"/>
+            <w:szCs w:val="24"/>
+          </w:rPr>
+          <w:fldChar w:fldCharType="begin"/>
+        </w:r>
+        <w:r>
+          <w:rPr>
+            <w:b/>
+            <w:bCs/>
+            <w:color w:val="832413"/>
+            <w:sz w:val="24"/>
+            <w:szCs w:val="24"/>
+          </w:rPr>
+          <w:t xml:space="preserve">Parte 10 — Buscar os alertas</w:t>
+        </w:r>
+        <w:r>
+          <w:rPr>
+            <w:b/>
+            <w:bCs/>
+            <w:color w:val="832413"/>
+            <w:sz w:val="24"/>
+            <w:szCs w:val="24"/>
+          </w:rPr>
+          <w:instrText xml:space="preserve"> PAGEREF s34_Parte_10_Buscar_os_alert \h </w:instrText>
+        </w:r>
+        <w:r>
+          <w:rPr>
+            <w:b/>
+            <w:bCs/>
+            <w:color w:val="832413"/>
+            <w:sz w:val="24"/>
+            <w:szCs w:val="24"/>
+          </w:rPr>
+          <w:t xml:space="preserve">Parte 10 — Buscar os alertas</w:t>
+        </w:r>
+        <w:r>
+          <w:rPr>
+            <w:b/>
+            <w:bCs/>
+            <w:color w:val="832413"/>
+            <w:sz w:val="24"/>
+            <w:szCs w:val="24"/>
+          </w:rPr>
+          <w:fldChar w:fldCharType="separate"/>
+        </w:r>
+        <w:r>
+          <w:rPr>
+            <w:b/>
+            <w:bCs/>
+            <w:color w:val="832413"/>
+            <w:sz w:val="24"/>
+            <w:szCs w:val="24"/>
+          </w:rPr>
+          <w:t xml:space="preserve">Parte 10 — Buscar os alertas</w:t>
+        </w:r>
+        <w:r>
+          <w:rPr>
+            <w:b/>
+            <w:bCs/>
+            <w:color w:val="832413"/>
+            <w:sz w:val="24"/>
+            <w:szCs w:val="24"/>
+          </w:rPr>
+          <w:t>23</w:t>
+        </w:r>
+        <w:r>
+          <w:rPr>
+            <w:b/>
+            <w:bCs/>
+            <w:color w:val="832413"/>
+            <w:sz w:val="24"/>
+            <w:szCs w:val="24"/>
+          </w:rPr>
+          <w:t xml:space="preserve">Parte 10 — Buscar os alertas</w:t>
+        </w:r>
+        <w:r>
+          <w:rPr>
+            <w:b/>
+            <w:bCs/>
+            <w:color w:val="832413"/>
+            <w:sz w:val="24"/>
+            <w:szCs w:val="24"/>
+          </w:rPr>
+          <w:fldChar w:fldCharType="end"/>
         </w:r>
       </w:hyperlink>
     </w:p>
@@ -1233,7 +4633,107 @@
             <w:sz w:val="22"/>
             <w:szCs w:val="22"/>
           </w:rPr>
-          <w:t xml:space="preserve">	23</w:t>
+          <w:tab/>
+        </w:r>
+        <w:r>
+          <w:rPr>
+            <w:b w:val="false"/>
+            <w:bCs w:val="false"/>
+            <w:color w:val="24342B"/>
+            <w:sz w:val="22"/>
+            <w:szCs w:val="22"/>
+          </w:rPr>
+          <w:t xml:space="preserve">10.1 Enquanto a busca acontece</w:t>
+        </w:r>
+        <w:r>
+          <w:rPr>
+            <w:b w:val="false"/>
+            <w:bCs w:val="false"/>
+            <w:color w:val="24342B"/>
+            <w:sz w:val="22"/>
+            <w:szCs w:val="22"/>
+          </w:rPr>
+          <w:fldChar w:fldCharType="begin"/>
+        </w:r>
+        <w:r>
+          <w:rPr>
+            <w:b w:val="false"/>
+            <w:bCs w:val="false"/>
+            <w:color w:val="24342B"/>
+            <w:sz w:val="22"/>
+            <w:szCs w:val="22"/>
+          </w:rPr>
+          <w:t xml:space="preserve">10.1 Enquanto a busca acontece</w:t>
+        </w:r>
+        <w:r>
+          <w:rPr>
+            <w:b w:val="false"/>
+            <w:bCs w:val="false"/>
+            <w:color w:val="24342B"/>
+            <w:sz w:val="22"/>
+            <w:szCs w:val="22"/>
+          </w:rPr>
+          <w:instrText xml:space="preserve"> PAGEREF s35_10_1_Enquanto_a_busca_ac \h </w:instrText>
+        </w:r>
+        <w:r>
+          <w:rPr>
+            <w:b w:val="false"/>
+            <w:bCs w:val="false"/>
+            <w:color w:val="24342B"/>
+            <w:sz w:val="22"/>
+            <w:szCs w:val="22"/>
+          </w:rPr>
+          <w:t xml:space="preserve">10.1 Enquanto a busca acontece</w:t>
+        </w:r>
+        <w:r>
+          <w:rPr>
+            <w:b w:val="false"/>
+            <w:bCs w:val="false"/>
+            <w:color w:val="24342B"/>
+            <w:sz w:val="22"/>
+            <w:szCs w:val="22"/>
+          </w:rPr>
+          <w:fldChar w:fldCharType="separate"/>
+        </w:r>
+        <w:r>
+          <w:rPr>
+            <w:b w:val="false"/>
+            <w:bCs w:val="false"/>
+            <w:color w:val="24342B"/>
+            <w:sz w:val="22"/>
+            <w:szCs w:val="22"/>
+          </w:rPr>
+          <w:t xml:space="preserve">10.1 Enquanto a busca acontece</w:t>
+        </w:r>
+        <w:r>
+          <w:rPr>
+            <w:b w:val="false"/>
+            <w:bCs w:val="false"/>
+            <w:color w:val="24342B"/>
+            <w:sz w:val="22"/>
+            <w:szCs w:val="22"/>
+          </w:rPr>
+          <w:t>23</w:t>
+        </w:r>
+        <w:r>
+          <w:rPr>
+            <w:b w:val="false"/>
+            <w:bCs w:val="false"/>
+            <w:color w:val="24342B"/>
+            <w:sz w:val="22"/>
+            <w:szCs w:val="22"/>
+          </w:rPr>
+          <w:t xml:space="preserve">10.1 Enquanto a busca acontece</w:t>
+        </w:r>
+        <w:r>
+          <w:rPr>
+            <w:b w:val="false"/>
+            <w:bCs w:val="false"/>
+            <w:color w:val="24342B"/>
+            <w:sz w:val="22"/>
+            <w:szCs w:val="22"/>
+          </w:rPr>
+          <w:fldChar w:fldCharType="end"/>
         </w:r>
       </w:hyperlink>
     </w:p>
@@ -1264,7 +4764,107 @@
             <w:sz w:val="22"/>
             <w:szCs w:val="22"/>
           </w:rPr>
-          <w:t xml:space="preserve">	23</w:t>
+          <w:tab/>
+        </w:r>
+        <w:r>
+          <w:rPr>
+            <w:b w:val="false"/>
+            <w:bCs w:val="false"/>
+            <w:color w:val="24342B"/>
+            <w:sz w:val="22"/>
+            <w:szCs w:val="22"/>
+          </w:rPr>
+          <w:t xml:space="preserve">10.2 Quando a busca termina</w:t>
+        </w:r>
+        <w:r>
+          <w:rPr>
+            <w:b w:val="false"/>
+            <w:bCs w:val="false"/>
+            <w:color w:val="24342B"/>
+            <w:sz w:val="22"/>
+            <w:szCs w:val="22"/>
+          </w:rPr>
+          <w:fldChar w:fldCharType="begin"/>
+        </w:r>
+        <w:r>
+          <w:rPr>
+            <w:b w:val="false"/>
+            <w:bCs w:val="false"/>
+            <w:color w:val="24342B"/>
+            <w:sz w:val="22"/>
+            <w:szCs w:val="22"/>
+          </w:rPr>
+          <w:t xml:space="preserve">10.2 Quando a busca termina</w:t>
+        </w:r>
+        <w:r>
+          <w:rPr>
+            <w:b w:val="false"/>
+            <w:bCs w:val="false"/>
+            <w:color w:val="24342B"/>
+            <w:sz w:val="22"/>
+            <w:szCs w:val="22"/>
+          </w:rPr>
+          <w:instrText xml:space="preserve"> PAGEREF s36_10_2_Quando_a_busca_term \h </w:instrText>
+        </w:r>
+        <w:r>
+          <w:rPr>
+            <w:b w:val="false"/>
+            <w:bCs w:val="false"/>
+            <w:color w:val="24342B"/>
+            <w:sz w:val="22"/>
+            <w:szCs w:val="22"/>
+          </w:rPr>
+          <w:t xml:space="preserve">10.2 Quando a busca termina</w:t>
+        </w:r>
+        <w:r>
+          <w:rPr>
+            <w:b w:val="false"/>
+            <w:bCs w:val="false"/>
+            <w:color w:val="24342B"/>
+            <w:sz w:val="22"/>
+            <w:szCs w:val="22"/>
+          </w:rPr>
+          <w:fldChar w:fldCharType="separate"/>
+        </w:r>
+        <w:r>
+          <w:rPr>
+            <w:b w:val="false"/>
+            <w:bCs w:val="false"/>
+            <w:color w:val="24342B"/>
+            <w:sz w:val="22"/>
+            <w:szCs w:val="22"/>
+          </w:rPr>
+          <w:t xml:space="preserve">10.2 Quando a busca termina</w:t>
+        </w:r>
+        <w:r>
+          <w:rPr>
+            <w:b w:val="false"/>
+            <w:bCs w:val="false"/>
+            <w:color w:val="24342B"/>
+            <w:sz w:val="22"/>
+            <w:szCs w:val="22"/>
+          </w:rPr>
+          <w:t>23</w:t>
+        </w:r>
+        <w:r>
+          <w:rPr>
+            <w:b w:val="false"/>
+            <w:bCs w:val="false"/>
+            <w:color w:val="24342B"/>
+            <w:sz w:val="22"/>
+            <w:szCs w:val="22"/>
+          </w:rPr>
+          <w:t xml:space="preserve">10.2 Quando a busca termina</w:t>
+        </w:r>
+        <w:r>
+          <w:rPr>
+            <w:b w:val="false"/>
+            <w:bCs w:val="false"/>
+            <w:color w:val="24342B"/>
+            <w:sz w:val="22"/>
+            <w:szCs w:val="22"/>
+          </w:rPr>
+          <w:fldChar w:fldCharType="end"/>
         </w:r>
       </w:hyperlink>
     </w:p>
@@ -1295,7 +4895,107 @@
             <w:sz w:val="24"/>
             <w:szCs w:val="24"/>
           </w:rPr>
-          <w:t xml:space="preserve">	25</w:t>
+          <w:tab/>
+        </w:r>
+        <w:r>
+          <w:rPr>
+            <w:b/>
+            <w:bCs/>
+            <w:color w:val="832413"/>
+            <w:sz w:val="24"/>
+            <w:szCs w:val="24"/>
+          </w:rPr>
+          <w:t xml:space="preserve">Parte 11 — Entender o resumo e montar a análise (aba Estatísticas)</w:t>
+        </w:r>
+        <w:r>
+          <w:rPr>
+            <w:b/>
+            <w:bCs/>
+            <w:color w:val="832413"/>
+            <w:sz w:val="24"/>
+            <w:szCs w:val="24"/>
+          </w:rPr>
+          <w:fldChar w:fldCharType="begin"/>
+        </w:r>
+        <w:r>
+          <w:rPr>
+            <w:b/>
+            <w:bCs/>
+            <w:color w:val="832413"/>
+            <w:sz w:val="24"/>
+            <w:szCs w:val="24"/>
+          </w:rPr>
+          <w:t xml:space="preserve">Parte 11 — Entender o resumo e montar a análise (aba Estatísticas)</w:t>
+        </w:r>
+        <w:r>
+          <w:rPr>
+            <w:b/>
+            <w:bCs/>
+            <w:color w:val="832413"/>
+            <w:sz w:val="24"/>
+            <w:szCs w:val="24"/>
+          </w:rPr>
+          <w:instrText xml:space="preserve"> PAGEREF s37_Parte_11_Entender_o_resu \h </w:instrText>
+        </w:r>
+        <w:r>
+          <w:rPr>
+            <w:b/>
+            <w:bCs/>
+            <w:color w:val="832413"/>
+            <w:sz w:val="24"/>
+            <w:szCs w:val="24"/>
+          </w:rPr>
+          <w:t xml:space="preserve">Parte 11 — Entender o resumo e montar a análise (aba Estatísticas)</w:t>
+        </w:r>
+        <w:r>
+          <w:rPr>
+            <w:b/>
+            <w:bCs/>
+            <w:color w:val="832413"/>
+            <w:sz w:val="24"/>
+            <w:szCs w:val="24"/>
+          </w:rPr>
+          <w:fldChar w:fldCharType="separate"/>
+        </w:r>
+        <w:r>
+          <w:rPr>
+            <w:b/>
+            <w:bCs/>
+            <w:color w:val="832413"/>
+            <w:sz w:val="24"/>
+            <w:szCs w:val="24"/>
+          </w:rPr>
+          <w:t xml:space="preserve">Parte 11 — Entender o resumo e montar a análise (aba Estatísticas)</w:t>
+        </w:r>
+        <w:r>
+          <w:rPr>
+            <w:b/>
+            <w:bCs/>
+            <w:color w:val="832413"/>
+            <w:sz w:val="24"/>
+            <w:szCs w:val="24"/>
+          </w:rPr>
+          <w:t>25</w:t>
+        </w:r>
+        <w:r>
+          <w:rPr>
+            <w:b/>
+            <w:bCs/>
+            <w:color w:val="832413"/>
+            <w:sz w:val="24"/>
+            <w:szCs w:val="24"/>
+          </w:rPr>
+          <w:t xml:space="preserve">Parte 11 — Entender o resumo e montar a análise (aba Estatísticas)</w:t>
+        </w:r>
+        <w:r>
+          <w:rPr>
+            <w:b/>
+            <w:bCs/>
+            <w:color w:val="832413"/>
+            <w:sz w:val="24"/>
+            <w:szCs w:val="24"/>
+          </w:rPr>
+          <w:fldChar w:fldCharType="end"/>
         </w:r>
       </w:hyperlink>
     </w:p>
@@ -1326,7 +5026,107 @@
             <w:sz w:val="22"/>
             <w:szCs w:val="22"/>
           </w:rPr>
-          <w:t xml:space="preserve">	25</w:t>
+          <w:tab/>
+        </w:r>
+        <w:r>
+          <w:rPr>
+            <w:b w:val="false"/>
+            <w:bCs w:val="false"/>
+            <w:color w:val="24342B"/>
+            <w:sz w:val="22"/>
+            <w:szCs w:val="22"/>
+          </w:rPr>
+          <w:t xml:space="preserve">11.1 Resumo da consulta</w:t>
+        </w:r>
+        <w:r>
+          <w:rPr>
+            <w:b w:val="false"/>
+            <w:bCs w:val="false"/>
+            <w:color w:val="24342B"/>
+            <w:sz w:val="22"/>
+            <w:szCs w:val="22"/>
+          </w:rPr>
+          <w:fldChar w:fldCharType="begin"/>
+        </w:r>
+        <w:r>
+          <w:rPr>
+            <w:b w:val="false"/>
+            <w:bCs w:val="false"/>
+            <w:color w:val="24342B"/>
+            <w:sz w:val="22"/>
+            <w:szCs w:val="22"/>
+          </w:rPr>
+          <w:t xml:space="preserve">11.1 Resumo da consulta</w:t>
+        </w:r>
+        <w:r>
+          <w:rPr>
+            <w:b w:val="false"/>
+            <w:bCs w:val="false"/>
+            <w:color w:val="24342B"/>
+            <w:sz w:val="22"/>
+            <w:szCs w:val="22"/>
+          </w:rPr>
+          <w:instrText xml:space="preserve"> PAGEREF s38_11_1_Resumo_da_consulta \h </w:instrText>
+        </w:r>
+        <w:r>
+          <w:rPr>
+            <w:b w:val="false"/>
+            <w:bCs w:val="false"/>
+            <w:color w:val="24342B"/>
+            <w:sz w:val="22"/>
+            <w:szCs w:val="22"/>
+          </w:rPr>
+          <w:t xml:space="preserve">11.1 Resumo da consulta</w:t>
+        </w:r>
+        <w:r>
+          <w:rPr>
+            <w:b w:val="false"/>
+            <w:bCs w:val="false"/>
+            <w:color w:val="24342B"/>
+            <w:sz w:val="22"/>
+            <w:szCs w:val="22"/>
+          </w:rPr>
+          <w:fldChar w:fldCharType="separate"/>
+        </w:r>
+        <w:r>
+          <w:rPr>
+            <w:b w:val="false"/>
+            <w:bCs w:val="false"/>
+            <w:color w:val="24342B"/>
+            <w:sz w:val="22"/>
+            <w:szCs w:val="22"/>
+          </w:rPr>
+          <w:t xml:space="preserve">11.1 Resumo da consulta</w:t>
+        </w:r>
+        <w:r>
+          <w:rPr>
+            <w:b w:val="false"/>
+            <w:bCs w:val="false"/>
+            <w:color w:val="24342B"/>
+            <w:sz w:val="22"/>
+            <w:szCs w:val="22"/>
+          </w:rPr>
+          <w:t>25</w:t>
+        </w:r>
+        <w:r>
+          <w:rPr>
+            <w:b w:val="false"/>
+            <w:bCs w:val="false"/>
+            <w:color w:val="24342B"/>
+            <w:sz w:val="22"/>
+            <w:szCs w:val="22"/>
+          </w:rPr>
+          <w:t xml:space="preserve">11.1 Resumo da consulta</w:t>
+        </w:r>
+        <w:r>
+          <w:rPr>
+            <w:b w:val="false"/>
+            <w:bCs w:val="false"/>
+            <w:color w:val="24342B"/>
+            <w:sz w:val="22"/>
+            <w:szCs w:val="22"/>
+          </w:rPr>
+          <w:fldChar w:fldCharType="end"/>
         </w:r>
       </w:hyperlink>
     </w:p>
@@ -1357,7 +5157,107 @@
             <w:sz w:val="22"/>
             <w:szCs w:val="22"/>
           </w:rPr>
-          <w:t xml:space="preserve">	26</w:t>
+          <w:tab/>
+        </w:r>
+        <w:r>
+          <w:rPr>
+            <w:b w:val="false"/>
+            <w:bCs w:val="false"/>
+            <w:color w:val="24342B"/>
+            <w:sz w:val="22"/>
+            <w:szCs w:val="22"/>
+          </w:rPr>
+          <w:t xml:space="preserve">11.2 Exportar o resumo</w:t>
+        </w:r>
+        <w:r>
+          <w:rPr>
+            <w:b w:val="false"/>
+            <w:bCs w:val="false"/>
+            <w:color w:val="24342B"/>
+            <w:sz w:val="22"/>
+            <w:szCs w:val="22"/>
+          </w:rPr>
+          <w:fldChar w:fldCharType="begin"/>
+        </w:r>
+        <w:r>
+          <w:rPr>
+            <w:b w:val="false"/>
+            <w:bCs w:val="false"/>
+            <w:color w:val="24342B"/>
+            <w:sz w:val="22"/>
+            <w:szCs w:val="22"/>
+          </w:rPr>
+          <w:t xml:space="preserve">11.2 Exportar o resumo</w:t>
+        </w:r>
+        <w:r>
+          <w:rPr>
+            <w:b w:val="false"/>
+            <w:bCs w:val="false"/>
+            <w:color w:val="24342B"/>
+            <w:sz w:val="22"/>
+            <w:szCs w:val="22"/>
+          </w:rPr>
+          <w:instrText xml:space="preserve"> PAGEREF s39_11_2_Exportar_o_resumo \h </w:instrText>
+        </w:r>
+        <w:r>
+          <w:rPr>
+            <w:b w:val="false"/>
+            <w:bCs w:val="false"/>
+            <w:color w:val="24342B"/>
+            <w:sz w:val="22"/>
+            <w:szCs w:val="22"/>
+          </w:rPr>
+          <w:t xml:space="preserve">11.2 Exportar o resumo</w:t>
+        </w:r>
+        <w:r>
+          <w:rPr>
+            <w:b w:val="false"/>
+            <w:bCs w:val="false"/>
+            <w:color w:val="24342B"/>
+            <w:sz w:val="22"/>
+            <w:szCs w:val="22"/>
+          </w:rPr>
+          <w:fldChar w:fldCharType="separate"/>
+        </w:r>
+        <w:r>
+          <w:rPr>
+            <w:b w:val="false"/>
+            <w:bCs w:val="false"/>
+            <w:color w:val="24342B"/>
+            <w:sz w:val="22"/>
+            <w:szCs w:val="22"/>
+          </w:rPr>
+          <w:t xml:space="preserve">11.2 Exportar o resumo</w:t>
+        </w:r>
+        <w:r>
+          <w:rPr>
+            <w:b w:val="false"/>
+            <w:bCs w:val="false"/>
+            <w:color w:val="24342B"/>
+            <w:sz w:val="22"/>
+            <w:szCs w:val="22"/>
+          </w:rPr>
+          <w:t>26</w:t>
+        </w:r>
+        <w:r>
+          <w:rPr>
+            <w:b w:val="false"/>
+            <w:bCs w:val="false"/>
+            <w:color w:val="24342B"/>
+            <w:sz w:val="22"/>
+            <w:szCs w:val="22"/>
+          </w:rPr>
+          <w:t xml:space="preserve">11.2 Exportar o resumo</w:t>
+        </w:r>
+        <w:r>
+          <w:rPr>
+            <w:b w:val="false"/>
+            <w:bCs w:val="false"/>
+            <w:color w:val="24342B"/>
+            <w:sz w:val="22"/>
+            <w:szCs w:val="22"/>
+          </w:rPr>
+          <w:fldChar w:fldCharType="end"/>
         </w:r>
       </w:hyperlink>
     </w:p>
@@ -1388,7 +5288,107 @@
             <w:sz w:val="22"/>
             <w:szCs w:val="22"/>
           </w:rPr>
-          <w:t xml:space="preserve">	26</w:t>
+          <w:tab/>
+        </w:r>
+        <w:r>
+          <w:rPr>
+            <w:b w:val="false"/>
+            <w:bCs w:val="false"/>
+            <w:color w:val="24342B"/>
+            <w:sz w:val="22"/>
+            <w:szCs w:val="22"/>
+          </w:rPr>
+          <w:t xml:space="preserve">11.3 Análises estatísticas: montar o gráfico</w:t>
+        </w:r>
+        <w:r>
+          <w:rPr>
+            <w:b w:val="false"/>
+            <w:bCs w:val="false"/>
+            <w:color w:val="24342B"/>
+            <w:sz w:val="22"/>
+            <w:szCs w:val="22"/>
+          </w:rPr>
+          <w:fldChar w:fldCharType="begin"/>
+        </w:r>
+        <w:r>
+          <w:rPr>
+            <w:b w:val="false"/>
+            <w:bCs w:val="false"/>
+            <w:color w:val="24342B"/>
+            <w:sz w:val="22"/>
+            <w:szCs w:val="22"/>
+          </w:rPr>
+          <w:t xml:space="preserve">11.3 Análises estatísticas: montar o gráfico</w:t>
+        </w:r>
+        <w:r>
+          <w:rPr>
+            <w:b w:val="false"/>
+            <w:bCs w:val="false"/>
+            <w:color w:val="24342B"/>
+            <w:sz w:val="22"/>
+            <w:szCs w:val="22"/>
+          </w:rPr>
+          <w:instrText xml:space="preserve"> PAGEREF s40_11_3_Ana_lises_estati_st \h </w:instrText>
+        </w:r>
+        <w:r>
+          <w:rPr>
+            <w:b w:val="false"/>
+            <w:bCs w:val="false"/>
+            <w:color w:val="24342B"/>
+            <w:sz w:val="22"/>
+            <w:szCs w:val="22"/>
+          </w:rPr>
+          <w:t xml:space="preserve">11.3 Análises estatísticas: montar o gráfico</w:t>
+        </w:r>
+        <w:r>
+          <w:rPr>
+            <w:b w:val="false"/>
+            <w:bCs w:val="false"/>
+            <w:color w:val="24342B"/>
+            <w:sz w:val="22"/>
+            <w:szCs w:val="22"/>
+          </w:rPr>
+          <w:fldChar w:fldCharType="separate"/>
+        </w:r>
+        <w:r>
+          <w:rPr>
+            <w:b w:val="false"/>
+            <w:bCs w:val="false"/>
+            <w:color w:val="24342B"/>
+            <w:sz w:val="22"/>
+            <w:szCs w:val="22"/>
+          </w:rPr>
+          <w:t xml:space="preserve">11.3 Análises estatísticas: montar o gráfico</w:t>
+        </w:r>
+        <w:r>
+          <w:rPr>
+            <w:b w:val="false"/>
+            <w:bCs w:val="false"/>
+            <w:color w:val="24342B"/>
+            <w:sz w:val="22"/>
+            <w:szCs w:val="22"/>
+          </w:rPr>
+          <w:t>26</w:t>
+        </w:r>
+        <w:r>
+          <w:rPr>
+            <w:b w:val="false"/>
+            <w:bCs w:val="false"/>
+            <w:color w:val="24342B"/>
+            <w:sz w:val="22"/>
+            <w:szCs w:val="22"/>
+          </w:rPr>
+          <w:t xml:space="preserve">11.3 Análises estatísticas: montar o gráfico</w:t>
+        </w:r>
+        <w:r>
+          <w:rPr>
+            <w:b w:val="false"/>
+            <w:bCs w:val="false"/>
+            <w:color w:val="24342B"/>
+            <w:sz w:val="22"/>
+            <w:szCs w:val="22"/>
+          </w:rPr>
+          <w:fldChar w:fldCharType="end"/>
         </w:r>
       </w:hyperlink>
     </w:p>
@@ -1419,7 +5419,107 @@
             <w:sz w:val="22"/>
             <w:szCs w:val="22"/>
           </w:rPr>
-          <w:t xml:space="preserve">	29</w:t>
+          <w:tab/>
+        </w:r>
+        <w:r>
+          <w:rPr>
+            <w:b w:val="false"/>
+            <w:bCs w:val="false"/>
+            <w:color w:val="24342B"/>
+            <w:sz w:val="22"/>
+            <w:szCs w:val="22"/>
+          </w:rPr>
+          <w:t xml:space="preserve">11.4 Exemplos prontos</w:t>
+        </w:r>
+        <w:r>
+          <w:rPr>
+            <w:b w:val="false"/>
+            <w:bCs w:val="false"/>
+            <w:color w:val="24342B"/>
+            <w:sz w:val="22"/>
+            <w:szCs w:val="22"/>
+          </w:rPr>
+          <w:fldChar w:fldCharType="begin"/>
+        </w:r>
+        <w:r>
+          <w:rPr>
+            <w:b w:val="false"/>
+            <w:bCs w:val="false"/>
+            <w:color w:val="24342B"/>
+            <w:sz w:val="22"/>
+            <w:szCs w:val="22"/>
+          </w:rPr>
+          <w:t xml:space="preserve">11.4 Exemplos prontos</w:t>
+        </w:r>
+        <w:r>
+          <w:rPr>
+            <w:b w:val="false"/>
+            <w:bCs w:val="false"/>
+            <w:color w:val="24342B"/>
+            <w:sz w:val="22"/>
+            <w:szCs w:val="22"/>
+          </w:rPr>
+          <w:instrText xml:space="preserve"> PAGEREF s41_11_4_Exemplos_prontos \h </w:instrText>
+        </w:r>
+        <w:r>
+          <w:rPr>
+            <w:b w:val="false"/>
+            <w:bCs w:val="false"/>
+            <w:color w:val="24342B"/>
+            <w:sz w:val="22"/>
+            <w:szCs w:val="22"/>
+          </w:rPr>
+          <w:t xml:space="preserve">11.4 Exemplos prontos</w:t>
+        </w:r>
+        <w:r>
+          <w:rPr>
+            <w:b w:val="false"/>
+            <w:bCs w:val="false"/>
+            <w:color w:val="24342B"/>
+            <w:sz w:val="22"/>
+            <w:szCs w:val="22"/>
+          </w:rPr>
+          <w:fldChar w:fldCharType="separate"/>
+        </w:r>
+        <w:r>
+          <w:rPr>
+            <w:b w:val="false"/>
+            <w:bCs w:val="false"/>
+            <w:color w:val="24342B"/>
+            <w:sz w:val="22"/>
+            <w:szCs w:val="22"/>
+          </w:rPr>
+          <w:t xml:space="preserve">11.4 Exemplos prontos</w:t>
+        </w:r>
+        <w:r>
+          <w:rPr>
+            <w:b w:val="false"/>
+            <w:bCs w:val="false"/>
+            <w:color w:val="24342B"/>
+            <w:sz w:val="22"/>
+            <w:szCs w:val="22"/>
+          </w:rPr>
+          <w:t>29</w:t>
+        </w:r>
+        <w:r>
+          <w:rPr>
+            <w:b w:val="false"/>
+            <w:bCs w:val="false"/>
+            <w:color w:val="24342B"/>
+            <w:sz w:val="22"/>
+            <w:szCs w:val="22"/>
+          </w:rPr>
+          <w:t xml:space="preserve">11.4 Exemplos prontos</w:t>
+        </w:r>
+        <w:r>
+          <w:rPr>
+            <w:b w:val="false"/>
+            <w:bCs w:val="false"/>
+            <w:color w:val="24342B"/>
+            <w:sz w:val="22"/>
+            <w:szCs w:val="22"/>
+          </w:rPr>
+          <w:fldChar w:fldCharType="end"/>
         </w:r>
       </w:hyperlink>
     </w:p>
@@ -1450,7 +5550,107 @@
             <w:sz w:val="24"/>
             <w:szCs w:val="24"/>
           </w:rPr>
-          <w:t xml:space="preserve">	30</w:t>
+          <w:tab/>
+        </w:r>
+        <w:r>
+          <w:rPr>
+            <w:b/>
+            <w:bCs/>
+            <w:color w:val="832413"/>
+            <w:sz w:val="24"/>
+            <w:szCs w:val="24"/>
+          </w:rPr>
+          <w:t xml:space="preserve">Parte 12 — Ver e salvar o gráfico (aba Gráficos)</w:t>
+        </w:r>
+        <w:r>
+          <w:rPr>
+            <w:b/>
+            <w:bCs/>
+            <w:color w:val="832413"/>
+            <w:sz w:val="24"/>
+            <w:szCs w:val="24"/>
+          </w:rPr>
+          <w:fldChar w:fldCharType="begin"/>
+        </w:r>
+        <w:r>
+          <w:rPr>
+            <w:b/>
+            <w:bCs/>
+            <w:color w:val="832413"/>
+            <w:sz w:val="24"/>
+            <w:szCs w:val="24"/>
+          </w:rPr>
+          <w:t xml:space="preserve">Parte 12 — Ver e salvar o gráfico (aba Gráficos)</w:t>
+        </w:r>
+        <w:r>
+          <w:rPr>
+            <w:b/>
+            <w:bCs/>
+            <w:color w:val="832413"/>
+            <w:sz w:val="24"/>
+            <w:szCs w:val="24"/>
+          </w:rPr>
+          <w:instrText xml:space="preserve"> PAGEREF s42_Parte_12_Ver_e_salvar_o \h </w:instrText>
+        </w:r>
+        <w:r>
+          <w:rPr>
+            <w:b/>
+            <w:bCs/>
+            <w:color w:val="832413"/>
+            <w:sz w:val="24"/>
+            <w:szCs w:val="24"/>
+          </w:rPr>
+          <w:t xml:space="preserve">Parte 12 — Ver e salvar o gráfico (aba Gráficos)</w:t>
+        </w:r>
+        <w:r>
+          <w:rPr>
+            <w:b/>
+            <w:bCs/>
+            <w:color w:val="832413"/>
+            <w:sz w:val="24"/>
+            <w:szCs w:val="24"/>
+          </w:rPr>
+          <w:fldChar w:fldCharType="separate"/>
+        </w:r>
+        <w:r>
+          <w:rPr>
+            <w:b/>
+            <w:bCs/>
+            <w:color w:val="832413"/>
+            <w:sz w:val="24"/>
+            <w:szCs w:val="24"/>
+          </w:rPr>
+          <w:t xml:space="preserve">Parte 12 — Ver e salvar o gráfico (aba Gráficos)</w:t>
+        </w:r>
+        <w:r>
+          <w:rPr>
+            <w:b/>
+            <w:bCs/>
+            <w:color w:val="832413"/>
+            <w:sz w:val="24"/>
+            <w:szCs w:val="24"/>
+          </w:rPr>
+          <w:t>30</w:t>
+        </w:r>
+        <w:r>
+          <w:rPr>
+            <w:b/>
+            <w:bCs/>
+            <w:color w:val="832413"/>
+            <w:sz w:val="24"/>
+            <w:szCs w:val="24"/>
+          </w:rPr>
+          <w:t xml:space="preserve">Parte 12 — Ver e salvar o gráfico (aba Gráficos)</w:t>
+        </w:r>
+        <w:r>
+          <w:rPr>
+            <w:b/>
+            <w:bCs/>
+            <w:color w:val="832413"/>
+            <w:sz w:val="24"/>
+            <w:szCs w:val="24"/>
+          </w:rPr>
+          <w:fldChar w:fldCharType="end"/>
         </w:r>
       </w:hyperlink>
     </w:p>
@@ -1481,7 +5681,107 @@
             <w:sz w:val="22"/>
             <w:szCs w:val="22"/>
           </w:rPr>
-          <w:t xml:space="preserve">	31</w:t>
+          <w:tab/>
+        </w:r>
+        <w:r>
+          <w:rPr>
+            <w:b w:val="false"/>
+            <w:bCs w:val="false"/>
+            <w:color w:val="24342B"/>
+            <w:sz w:val="22"/>
+            <w:szCs w:val="22"/>
+          </w:rPr>
+          <w:t xml:space="preserve">12.1 Os três tipos de gráfico</w:t>
+        </w:r>
+        <w:r>
+          <w:rPr>
+            <w:b w:val="false"/>
+            <w:bCs w:val="false"/>
+            <w:color w:val="24342B"/>
+            <w:sz w:val="22"/>
+            <w:szCs w:val="22"/>
+          </w:rPr>
+          <w:fldChar w:fldCharType="begin"/>
+        </w:r>
+        <w:r>
+          <w:rPr>
+            <w:b w:val="false"/>
+            <w:bCs w:val="false"/>
+            <w:color w:val="24342B"/>
+            <w:sz w:val="22"/>
+            <w:szCs w:val="22"/>
+          </w:rPr>
+          <w:t xml:space="preserve">12.1 Os três tipos de gráfico</w:t>
+        </w:r>
+        <w:r>
+          <w:rPr>
+            <w:b w:val="false"/>
+            <w:bCs w:val="false"/>
+            <w:color w:val="24342B"/>
+            <w:sz w:val="22"/>
+            <w:szCs w:val="22"/>
+          </w:rPr>
+          <w:instrText xml:space="preserve"> PAGEREF s43_12_1_Os_tre_s_tipos_de_g \h </w:instrText>
+        </w:r>
+        <w:r>
+          <w:rPr>
+            <w:b w:val="false"/>
+            <w:bCs w:val="false"/>
+            <w:color w:val="24342B"/>
+            <w:sz w:val="22"/>
+            <w:szCs w:val="22"/>
+          </w:rPr>
+          <w:t xml:space="preserve">12.1 Os três tipos de gráfico</w:t>
+        </w:r>
+        <w:r>
+          <w:rPr>
+            <w:b w:val="false"/>
+            <w:bCs w:val="false"/>
+            <w:color w:val="24342B"/>
+            <w:sz w:val="22"/>
+            <w:szCs w:val="22"/>
+          </w:rPr>
+          <w:fldChar w:fldCharType="separate"/>
+        </w:r>
+        <w:r>
+          <w:rPr>
+            <w:b w:val="false"/>
+            <w:bCs w:val="false"/>
+            <w:color w:val="24342B"/>
+            <w:sz w:val="22"/>
+            <w:szCs w:val="22"/>
+          </w:rPr>
+          <w:t xml:space="preserve">12.1 Os três tipos de gráfico</w:t>
+        </w:r>
+        <w:r>
+          <w:rPr>
+            <w:b w:val="false"/>
+            <w:bCs w:val="false"/>
+            <w:color w:val="24342B"/>
+            <w:sz w:val="22"/>
+            <w:szCs w:val="22"/>
+          </w:rPr>
+          <w:t>31</w:t>
+        </w:r>
+        <w:r>
+          <w:rPr>
+            <w:b w:val="false"/>
+            <w:bCs w:val="false"/>
+            <w:color w:val="24342B"/>
+            <w:sz w:val="22"/>
+            <w:szCs w:val="22"/>
+          </w:rPr>
+          <w:t xml:space="preserve">12.1 Os três tipos de gráfico</w:t>
+        </w:r>
+        <w:r>
+          <w:rPr>
+            <w:b w:val="false"/>
+            <w:bCs w:val="false"/>
+            <w:color w:val="24342B"/>
+            <w:sz w:val="22"/>
+            <w:szCs w:val="22"/>
+          </w:rPr>
+          <w:fldChar w:fldCharType="end"/>
         </w:r>
       </w:hyperlink>
     </w:p>
@@ -1512,7 +5812,107 @@
             <w:sz w:val="22"/>
             <w:szCs w:val="22"/>
           </w:rPr>
-          <w:t xml:space="preserve">	32</w:t>
+          <w:tab/>
+        </w:r>
+        <w:r>
+          <w:rPr>
+            <w:b w:val="false"/>
+            <w:bCs w:val="false"/>
+            <w:color w:val="24342B"/>
+            <w:sz w:val="22"/>
+            <w:szCs w:val="22"/>
+          </w:rPr>
+          <w:t xml:space="preserve">12.2 AMPLIAR (1)</w:t>
+        </w:r>
+        <w:r>
+          <w:rPr>
+            <w:b w:val="false"/>
+            <w:bCs w:val="false"/>
+            <w:color w:val="24342B"/>
+            <w:sz w:val="22"/>
+            <w:szCs w:val="22"/>
+          </w:rPr>
+          <w:fldChar w:fldCharType="begin"/>
+        </w:r>
+        <w:r>
+          <w:rPr>
+            <w:b w:val="false"/>
+            <w:bCs w:val="false"/>
+            <w:color w:val="24342B"/>
+            <w:sz w:val="22"/>
+            <w:szCs w:val="22"/>
+          </w:rPr>
+          <w:t xml:space="preserve">12.2 AMPLIAR (1)</w:t>
+        </w:r>
+        <w:r>
+          <w:rPr>
+            <w:b w:val="false"/>
+            <w:bCs w:val="false"/>
+            <w:color w:val="24342B"/>
+            <w:sz w:val="22"/>
+            <w:szCs w:val="22"/>
+          </w:rPr>
+          <w:instrText xml:space="preserve"> PAGEREF s44_12_2_AMPLIAR_1 \h </w:instrText>
+        </w:r>
+        <w:r>
+          <w:rPr>
+            <w:b w:val="false"/>
+            <w:bCs w:val="false"/>
+            <w:color w:val="24342B"/>
+            <w:sz w:val="22"/>
+            <w:szCs w:val="22"/>
+          </w:rPr>
+          <w:t xml:space="preserve">12.2 AMPLIAR (1)</w:t>
+        </w:r>
+        <w:r>
+          <w:rPr>
+            <w:b w:val="false"/>
+            <w:bCs w:val="false"/>
+            <w:color w:val="24342B"/>
+            <w:sz w:val="22"/>
+            <w:szCs w:val="22"/>
+          </w:rPr>
+          <w:fldChar w:fldCharType="separate"/>
+        </w:r>
+        <w:r>
+          <w:rPr>
+            <w:b w:val="false"/>
+            <w:bCs w:val="false"/>
+            <w:color w:val="24342B"/>
+            <w:sz w:val="22"/>
+            <w:szCs w:val="22"/>
+          </w:rPr>
+          <w:t xml:space="preserve">12.2 AMPLIAR (1)</w:t>
+        </w:r>
+        <w:r>
+          <w:rPr>
+            <w:b w:val="false"/>
+            <w:bCs w:val="false"/>
+            <w:color w:val="24342B"/>
+            <w:sz w:val="22"/>
+            <w:szCs w:val="22"/>
+          </w:rPr>
+          <w:t>32</w:t>
+        </w:r>
+        <w:r>
+          <w:rPr>
+            <w:b w:val="false"/>
+            <w:bCs w:val="false"/>
+            <w:color w:val="24342B"/>
+            <w:sz w:val="22"/>
+            <w:szCs w:val="22"/>
+          </w:rPr>
+          <w:t xml:space="preserve">12.2 AMPLIAR (1)</w:t>
+        </w:r>
+        <w:r>
+          <w:rPr>
+            <w:b w:val="false"/>
+            <w:bCs w:val="false"/>
+            <w:color w:val="24342B"/>
+            <w:sz w:val="22"/>
+            <w:szCs w:val="22"/>
+          </w:rPr>
+          <w:fldChar w:fldCharType="end"/>
         </w:r>
       </w:hyperlink>
     </w:p>
@@ -1543,7 +5943,107 @@
             <w:sz w:val="22"/>
             <w:szCs w:val="22"/>
           </w:rPr>
-          <w:t xml:space="preserve">	32</w:t>
+          <w:tab/>
+        </w:r>
+        <w:r>
+          <w:rPr>
+            <w:b w:val="false"/>
+            <w:bCs w:val="false"/>
+            <w:color w:val="24342B"/>
+            <w:sz w:val="22"/>
+            <w:szCs w:val="22"/>
+          </w:rPr>
+          <w:t xml:space="preserve">12.3 Salvar o gráfico e os alertas do gráfico</w:t>
+        </w:r>
+        <w:r>
+          <w:rPr>
+            <w:b w:val="false"/>
+            <w:bCs w:val="false"/>
+            <w:color w:val="24342B"/>
+            <w:sz w:val="22"/>
+            <w:szCs w:val="22"/>
+          </w:rPr>
+          <w:fldChar w:fldCharType="begin"/>
+        </w:r>
+        <w:r>
+          <w:rPr>
+            <w:b w:val="false"/>
+            <w:bCs w:val="false"/>
+            <w:color w:val="24342B"/>
+            <w:sz w:val="22"/>
+            <w:szCs w:val="22"/>
+          </w:rPr>
+          <w:t xml:space="preserve">12.3 Salvar o gráfico e os alertas do gráfico</w:t>
+        </w:r>
+        <w:r>
+          <w:rPr>
+            <w:b w:val="false"/>
+            <w:bCs w:val="false"/>
+            <w:color w:val="24342B"/>
+            <w:sz w:val="22"/>
+            <w:szCs w:val="22"/>
+          </w:rPr>
+          <w:instrText xml:space="preserve"> PAGEREF s45_12_3_Salvar_o_gra_fico_e \h </w:instrText>
+        </w:r>
+        <w:r>
+          <w:rPr>
+            <w:b w:val="false"/>
+            <w:bCs w:val="false"/>
+            <w:color w:val="24342B"/>
+            <w:sz w:val="22"/>
+            <w:szCs w:val="22"/>
+          </w:rPr>
+          <w:t xml:space="preserve">12.3 Salvar o gráfico e os alertas do gráfico</w:t>
+        </w:r>
+        <w:r>
+          <w:rPr>
+            <w:b w:val="false"/>
+            <w:bCs w:val="false"/>
+            <w:color w:val="24342B"/>
+            <w:sz w:val="22"/>
+            <w:szCs w:val="22"/>
+          </w:rPr>
+          <w:fldChar w:fldCharType="separate"/>
+        </w:r>
+        <w:r>
+          <w:rPr>
+            <w:b w:val="false"/>
+            <w:bCs w:val="false"/>
+            <w:color w:val="24342B"/>
+            <w:sz w:val="22"/>
+            <w:szCs w:val="22"/>
+          </w:rPr>
+          <w:t xml:space="preserve">12.3 Salvar o gráfico e os alertas do gráfico</w:t>
+        </w:r>
+        <w:r>
+          <w:rPr>
+            <w:b w:val="false"/>
+            <w:bCs w:val="false"/>
+            <w:color w:val="24342B"/>
+            <w:sz w:val="22"/>
+            <w:szCs w:val="22"/>
+          </w:rPr>
+          <w:t>32</w:t>
+        </w:r>
+        <w:r>
+          <w:rPr>
+            <w:b w:val="false"/>
+            <w:bCs w:val="false"/>
+            <w:color w:val="24342B"/>
+            <w:sz w:val="22"/>
+            <w:szCs w:val="22"/>
+          </w:rPr>
+          <w:t xml:space="preserve">12.3 Salvar o gráfico e os alertas do gráfico</w:t>
+        </w:r>
+        <w:r>
+          <w:rPr>
+            <w:b w:val="false"/>
+            <w:bCs w:val="false"/>
+            <w:color w:val="24342B"/>
+            <w:sz w:val="22"/>
+            <w:szCs w:val="22"/>
+          </w:rPr>
+          <w:fldChar w:fldCharType="end"/>
         </w:r>
       </w:hyperlink>
     </w:p>
@@ -1574,7 +6074,107 @@
             <w:sz w:val="24"/>
             <w:szCs w:val="24"/>
           </w:rPr>
-          <w:t xml:space="preserve">	33</w:t>
+          <w:tab/>
+        </w:r>
+        <w:r>
+          <w:rPr>
+            <w:b/>
+            <w:bCs/>
+            <w:color w:val="832413"/>
+            <w:sz w:val="24"/>
+            <w:szCs w:val="24"/>
+          </w:rPr>
+          <w:t xml:space="preserve">Parte 13 — Salvar a camada inteira (aba Camadas)</w:t>
+        </w:r>
+        <w:r>
+          <w:rPr>
+            <w:b/>
+            <w:bCs/>
+            <w:color w:val="832413"/>
+            <w:sz w:val="24"/>
+            <w:szCs w:val="24"/>
+          </w:rPr>
+          <w:fldChar w:fldCharType="begin"/>
+        </w:r>
+        <w:r>
+          <w:rPr>
+            <w:b/>
+            <w:bCs/>
+            <w:color w:val="832413"/>
+            <w:sz w:val="24"/>
+            <w:szCs w:val="24"/>
+          </w:rPr>
+          <w:t xml:space="preserve">Parte 13 — Salvar a camada inteira (aba Camadas)</w:t>
+        </w:r>
+        <w:r>
+          <w:rPr>
+            <w:b/>
+            <w:bCs/>
+            <w:color w:val="832413"/>
+            <w:sz w:val="24"/>
+            <w:szCs w:val="24"/>
+          </w:rPr>
+          <w:instrText xml:space="preserve"> PAGEREF s46_Parte_13_Salvar_a_camada \h </w:instrText>
+        </w:r>
+        <w:r>
+          <w:rPr>
+            <w:b/>
+            <w:bCs/>
+            <w:color w:val="832413"/>
+            <w:sz w:val="24"/>
+            <w:szCs w:val="24"/>
+          </w:rPr>
+          <w:t xml:space="preserve">Parte 13 — Salvar a camada inteira (aba Camadas)</w:t>
+        </w:r>
+        <w:r>
+          <w:rPr>
+            <w:b/>
+            <w:bCs/>
+            <w:color w:val="832413"/>
+            <w:sz w:val="24"/>
+            <w:szCs w:val="24"/>
+          </w:rPr>
+          <w:fldChar w:fldCharType="separate"/>
+        </w:r>
+        <w:r>
+          <w:rPr>
+            <w:b/>
+            <w:bCs/>
+            <w:color w:val="832413"/>
+            <w:sz w:val="24"/>
+            <w:szCs w:val="24"/>
+          </w:rPr>
+          <w:t xml:space="preserve">Parte 13 — Salvar a camada inteira (aba Camadas)</w:t>
+        </w:r>
+        <w:r>
+          <w:rPr>
+            <w:b/>
+            <w:bCs/>
+            <w:color w:val="832413"/>
+            <w:sz w:val="24"/>
+            <w:szCs w:val="24"/>
+          </w:rPr>
+          <w:t>33</w:t>
+        </w:r>
+        <w:r>
+          <w:rPr>
+            <w:b/>
+            <w:bCs/>
+            <w:color w:val="832413"/>
+            <w:sz w:val="24"/>
+            <w:szCs w:val="24"/>
+          </w:rPr>
+          <w:t xml:space="preserve">Parte 13 — Salvar a camada inteira (aba Camadas)</w:t>
+        </w:r>
+        <w:r>
+          <w:rPr>
+            <w:b/>
+            <w:bCs/>
+            <w:color w:val="832413"/>
+            <w:sz w:val="24"/>
+            <w:szCs w:val="24"/>
+          </w:rPr>
+          <w:fldChar w:fldCharType="end"/>
         </w:r>
       </w:hyperlink>
     </w:p>
@@ -1605,7 +6205,107 @@
             <w:sz w:val="22"/>
             <w:szCs w:val="22"/>
           </w:rPr>
-          <w:t xml:space="preserve">	33</w:t>
+          <w:tab/>
+        </w:r>
+        <w:r>
+          <w:rPr>
+            <w:b w:val="false"/>
+            <w:bCs w:val="false"/>
+            <w:color w:val="24342B"/>
+            <w:sz w:val="22"/>
+            <w:szCs w:val="22"/>
+          </w:rPr>
+          <w:t xml:space="preserve">13.1 Arquivos extras que podem vir junto</w:t>
+        </w:r>
+        <w:r>
+          <w:rPr>
+            <w:b w:val="false"/>
+            <w:bCs w:val="false"/>
+            <w:color w:val="24342B"/>
+            <w:sz w:val="22"/>
+            <w:szCs w:val="22"/>
+          </w:rPr>
+          <w:fldChar w:fldCharType="begin"/>
+        </w:r>
+        <w:r>
+          <w:rPr>
+            <w:b w:val="false"/>
+            <w:bCs w:val="false"/>
+            <w:color w:val="24342B"/>
+            <w:sz w:val="22"/>
+            <w:szCs w:val="22"/>
+          </w:rPr>
+          <w:t xml:space="preserve">13.1 Arquivos extras que podem vir junto</w:t>
+        </w:r>
+        <w:r>
+          <w:rPr>
+            <w:b w:val="false"/>
+            <w:bCs w:val="false"/>
+            <w:color w:val="24342B"/>
+            <w:sz w:val="22"/>
+            <w:szCs w:val="22"/>
+          </w:rPr>
+          <w:instrText xml:space="preserve"> PAGEREF s47_13_1_Arquivos_extras_que \h </w:instrText>
+        </w:r>
+        <w:r>
+          <w:rPr>
+            <w:b w:val="false"/>
+            <w:bCs w:val="false"/>
+            <w:color w:val="24342B"/>
+            <w:sz w:val="22"/>
+            <w:szCs w:val="22"/>
+          </w:rPr>
+          <w:t xml:space="preserve">13.1 Arquivos extras que podem vir junto</w:t>
+        </w:r>
+        <w:r>
+          <w:rPr>
+            <w:b w:val="false"/>
+            <w:bCs w:val="false"/>
+            <w:color w:val="24342B"/>
+            <w:sz w:val="22"/>
+            <w:szCs w:val="22"/>
+          </w:rPr>
+          <w:fldChar w:fldCharType="separate"/>
+        </w:r>
+        <w:r>
+          <w:rPr>
+            <w:b w:val="false"/>
+            <w:bCs w:val="false"/>
+            <w:color w:val="24342B"/>
+            <w:sz w:val="22"/>
+            <w:szCs w:val="22"/>
+          </w:rPr>
+          <w:t xml:space="preserve">13.1 Arquivos extras que podem vir junto</w:t>
+        </w:r>
+        <w:r>
+          <w:rPr>
+            <w:b w:val="false"/>
+            <w:bCs w:val="false"/>
+            <w:color w:val="24342B"/>
+            <w:sz w:val="22"/>
+            <w:szCs w:val="22"/>
+          </w:rPr>
+          <w:t>33</w:t>
+        </w:r>
+        <w:r>
+          <w:rPr>
+            <w:b w:val="false"/>
+            <w:bCs w:val="false"/>
+            <w:color w:val="24342B"/>
+            <w:sz w:val="22"/>
+            <w:szCs w:val="22"/>
+          </w:rPr>
+          <w:t xml:space="preserve">13.1 Arquivos extras que podem vir junto</w:t>
+        </w:r>
+        <w:r>
+          <w:rPr>
+            <w:b w:val="false"/>
+            <w:bCs w:val="false"/>
+            <w:color w:val="24342B"/>
+            <w:sz w:val="22"/>
+            <w:szCs w:val="22"/>
+          </w:rPr>
+          <w:fldChar w:fldCharType="end"/>
         </w:r>
       </w:hyperlink>
     </w:p>
@@ -1636,7 +6336,107 @@
             <w:sz w:val="22"/>
             <w:szCs w:val="22"/>
           </w:rPr>
-          <w:t xml:space="preserve">	34</w:t>
+          <w:tab/>
+        </w:r>
+        <w:r>
+          <w:rPr>
+            <w:b w:val="false"/>
+            <w:bCs w:val="false"/>
+            <w:color w:val="24342B"/>
+            <w:sz w:val="22"/>
+            <w:szCs w:val="22"/>
+          </w:rPr>
+          <w:t xml:space="preserve">13.2 Escolher onde salvar</w:t>
+        </w:r>
+        <w:r>
+          <w:rPr>
+            <w:b w:val="false"/>
+            <w:bCs w:val="false"/>
+            <w:color w:val="24342B"/>
+            <w:sz w:val="22"/>
+            <w:szCs w:val="22"/>
+          </w:rPr>
+          <w:fldChar w:fldCharType="begin"/>
+        </w:r>
+        <w:r>
+          <w:rPr>
+            <w:b w:val="false"/>
+            <w:bCs w:val="false"/>
+            <w:color w:val="24342B"/>
+            <w:sz w:val="22"/>
+            <w:szCs w:val="22"/>
+          </w:rPr>
+          <w:t xml:space="preserve">13.2 Escolher onde salvar</w:t>
+        </w:r>
+        <w:r>
+          <w:rPr>
+            <w:b w:val="false"/>
+            <w:bCs w:val="false"/>
+            <w:color w:val="24342B"/>
+            <w:sz w:val="22"/>
+            <w:szCs w:val="22"/>
+          </w:rPr>
+          <w:instrText xml:space="preserve"> PAGEREF s48_13_2_Escolher_onde_salva \h </w:instrText>
+        </w:r>
+        <w:r>
+          <w:rPr>
+            <w:b w:val="false"/>
+            <w:bCs w:val="false"/>
+            <w:color w:val="24342B"/>
+            <w:sz w:val="22"/>
+            <w:szCs w:val="22"/>
+          </w:rPr>
+          <w:t xml:space="preserve">13.2 Escolher onde salvar</w:t>
+        </w:r>
+        <w:r>
+          <w:rPr>
+            <w:b w:val="false"/>
+            <w:bCs w:val="false"/>
+            <w:color w:val="24342B"/>
+            <w:sz w:val="22"/>
+            <w:szCs w:val="22"/>
+          </w:rPr>
+          <w:fldChar w:fldCharType="separate"/>
+        </w:r>
+        <w:r>
+          <w:rPr>
+            <w:b w:val="false"/>
+            <w:bCs w:val="false"/>
+            <w:color w:val="24342B"/>
+            <w:sz w:val="22"/>
+            <w:szCs w:val="22"/>
+          </w:rPr>
+          <w:t xml:space="preserve">13.2 Escolher onde salvar</w:t>
+        </w:r>
+        <w:r>
+          <w:rPr>
+            <w:b w:val="false"/>
+            <w:bCs w:val="false"/>
+            <w:color w:val="24342B"/>
+            <w:sz w:val="22"/>
+            <w:szCs w:val="22"/>
+          </w:rPr>
+          <w:t>34</w:t>
+        </w:r>
+        <w:r>
+          <w:rPr>
+            <w:b w:val="false"/>
+            <w:bCs w:val="false"/>
+            <w:color w:val="24342B"/>
+            <w:sz w:val="22"/>
+            <w:szCs w:val="22"/>
+          </w:rPr>
+          <w:t xml:space="preserve">13.2 Escolher onde salvar</w:t>
+        </w:r>
+        <w:r>
+          <w:rPr>
+            <w:b w:val="false"/>
+            <w:bCs w:val="false"/>
+            <w:color w:val="24342B"/>
+            <w:sz w:val="22"/>
+            <w:szCs w:val="22"/>
+          </w:rPr>
+          <w:fldChar w:fldCharType="end"/>
         </w:r>
       </w:hyperlink>
     </w:p>
@@ -1667,7 +6467,107 @@
             <w:sz w:val="24"/>
             <w:szCs w:val="24"/>
           </w:rPr>
-          <w:t xml:space="preserve">	35</w:t>
+          <w:tab/>
+        </w:r>
+        <w:r>
+          <w:rPr>
+            <w:b/>
+            <w:bCs/>
+            <w:color w:val="832413"/>
+            <w:sz w:val="24"/>
+            <w:szCs w:val="24"/>
+          </w:rPr>
+          <w:t xml:space="preserve">Parte 14 — Ver um alerta de perto (aba Detalhes)</w:t>
+        </w:r>
+        <w:r>
+          <w:rPr>
+            <w:b/>
+            <w:bCs/>
+            <w:color w:val="832413"/>
+            <w:sz w:val="24"/>
+            <w:szCs w:val="24"/>
+          </w:rPr>
+          <w:fldChar w:fldCharType="begin"/>
+        </w:r>
+        <w:r>
+          <w:rPr>
+            <w:b/>
+            <w:bCs/>
+            <w:color w:val="832413"/>
+            <w:sz w:val="24"/>
+            <w:szCs w:val="24"/>
+          </w:rPr>
+          <w:t xml:space="preserve">Parte 14 — Ver um alerta de perto (aba Detalhes)</w:t>
+        </w:r>
+        <w:r>
+          <w:rPr>
+            <w:b/>
+            <w:bCs/>
+            <w:color w:val="832413"/>
+            <w:sz w:val="24"/>
+            <w:szCs w:val="24"/>
+          </w:rPr>
+          <w:instrText xml:space="preserve"> PAGEREF s49_Parte_14_Ver_um_alerta_d \h </w:instrText>
+        </w:r>
+        <w:r>
+          <w:rPr>
+            <w:b/>
+            <w:bCs/>
+            <w:color w:val="832413"/>
+            <w:sz w:val="24"/>
+            <w:szCs w:val="24"/>
+          </w:rPr>
+          <w:t xml:space="preserve">Parte 14 — Ver um alerta de perto (aba Detalhes)</w:t>
+        </w:r>
+        <w:r>
+          <w:rPr>
+            <w:b/>
+            <w:bCs/>
+            <w:color w:val="832413"/>
+            <w:sz w:val="24"/>
+            <w:szCs w:val="24"/>
+          </w:rPr>
+          <w:fldChar w:fldCharType="separate"/>
+        </w:r>
+        <w:r>
+          <w:rPr>
+            <w:b/>
+            <w:bCs/>
+            <w:color w:val="832413"/>
+            <w:sz w:val="24"/>
+            <w:szCs w:val="24"/>
+          </w:rPr>
+          <w:t xml:space="preserve">Parte 14 — Ver um alerta de perto (aba Detalhes)</w:t>
+        </w:r>
+        <w:r>
+          <w:rPr>
+            <w:b/>
+            <w:bCs/>
+            <w:color w:val="832413"/>
+            <w:sz w:val="24"/>
+            <w:szCs w:val="24"/>
+          </w:rPr>
+          <w:t>35</w:t>
+        </w:r>
+        <w:r>
+          <w:rPr>
+            <w:b/>
+            <w:bCs/>
+            <w:color w:val="832413"/>
+            <w:sz w:val="24"/>
+            <w:szCs w:val="24"/>
+          </w:rPr>
+          <w:t xml:space="preserve">Parte 14 — Ver um alerta de perto (aba Detalhes)</w:t>
+        </w:r>
+        <w:r>
+          <w:rPr>
+            <w:b/>
+            <w:bCs/>
+            <w:color w:val="832413"/>
+            <w:sz w:val="24"/>
+            <w:szCs w:val="24"/>
+          </w:rPr>
+          <w:fldChar w:fldCharType="end"/>
         </w:r>
       </w:hyperlink>
     </w:p>
@@ -1698,7 +6598,107 @@
             <w:sz w:val="22"/>
             <w:szCs w:val="22"/>
           </w:rPr>
-          <w:t xml:space="preserve">	36</w:t>
+          <w:tab/>
+        </w:r>
+        <w:r>
+          <w:rPr>
+            <w:b w:val="false"/>
+            <w:bCs w:val="false"/>
+            <w:color w:val="24342B"/>
+            <w:sz w:val="22"/>
+            <w:szCs w:val="22"/>
+          </w:rPr>
+          <w:t xml:space="preserve">14.1 Alerta selecionado: imagens e laudo</w:t>
+        </w:r>
+        <w:r>
+          <w:rPr>
+            <w:b w:val="false"/>
+            <w:bCs w:val="false"/>
+            <w:color w:val="24342B"/>
+            <w:sz w:val="22"/>
+            <w:szCs w:val="22"/>
+          </w:rPr>
+          <w:fldChar w:fldCharType="begin"/>
+        </w:r>
+        <w:r>
+          <w:rPr>
+            <w:b w:val="false"/>
+            <w:bCs w:val="false"/>
+            <w:color w:val="24342B"/>
+            <w:sz w:val="22"/>
+            <w:szCs w:val="22"/>
+          </w:rPr>
+          <w:t xml:space="preserve">14.1 Alerta selecionado: imagens e laudo</w:t>
+        </w:r>
+        <w:r>
+          <w:rPr>
+            <w:b w:val="false"/>
+            <w:bCs w:val="false"/>
+            <w:color w:val="24342B"/>
+            <w:sz w:val="22"/>
+            <w:szCs w:val="22"/>
+          </w:rPr>
+          <w:instrText xml:space="preserve"> PAGEREF s50_14_1_Alerta_selecionado \h </w:instrText>
+        </w:r>
+        <w:r>
+          <w:rPr>
+            <w:b w:val="false"/>
+            <w:bCs w:val="false"/>
+            <w:color w:val="24342B"/>
+            <w:sz w:val="22"/>
+            <w:szCs w:val="22"/>
+          </w:rPr>
+          <w:t xml:space="preserve">14.1 Alerta selecionado: imagens e laudo</w:t>
+        </w:r>
+        <w:r>
+          <w:rPr>
+            <w:b w:val="false"/>
+            <w:bCs w:val="false"/>
+            <w:color w:val="24342B"/>
+            <w:sz w:val="22"/>
+            <w:szCs w:val="22"/>
+          </w:rPr>
+          <w:fldChar w:fldCharType="separate"/>
+        </w:r>
+        <w:r>
+          <w:rPr>
+            <w:b w:val="false"/>
+            <w:bCs w:val="false"/>
+            <w:color w:val="24342B"/>
+            <w:sz w:val="22"/>
+            <w:szCs w:val="22"/>
+          </w:rPr>
+          <w:t xml:space="preserve">14.1 Alerta selecionado: imagens e laudo</w:t>
+        </w:r>
+        <w:r>
+          <w:rPr>
+            <w:b w:val="false"/>
+            <w:bCs w:val="false"/>
+            <w:color w:val="24342B"/>
+            <w:sz w:val="22"/>
+            <w:szCs w:val="22"/>
+          </w:rPr>
+          <w:t>36</w:t>
+        </w:r>
+        <w:r>
+          <w:rPr>
+            <w:b w:val="false"/>
+            <w:bCs w:val="false"/>
+            <w:color w:val="24342B"/>
+            <w:sz w:val="22"/>
+            <w:szCs w:val="22"/>
+          </w:rPr>
+          <w:t xml:space="preserve">14.1 Alerta selecionado: imagens e laudo</w:t>
+        </w:r>
+        <w:r>
+          <w:rPr>
+            <w:b w:val="false"/>
+            <w:bCs w:val="false"/>
+            <w:color w:val="24342B"/>
+            <w:sz w:val="22"/>
+            <w:szCs w:val="22"/>
+          </w:rPr>
+          <w:fldChar w:fldCharType="end"/>
         </w:r>
       </w:hyperlink>
     </w:p>
@@ -1729,7 +6729,107 @@
             <w:sz w:val="24"/>
             <w:szCs w:val="24"/>
           </w:rPr>
-          <w:t xml:space="preserve">	37</w:t>
+          <w:tab/>
+        </w:r>
+        <w:r>
+          <w:rPr>
+            <w:b/>
+            <w:bCs/>
+            <w:color w:val="832413"/>
+            <w:sz w:val="24"/>
+            <w:szCs w:val="24"/>
+          </w:rPr>
+          <w:t xml:space="preserve">Parte 15 — Qual botão usar para salvar?</w:t>
+        </w:r>
+        <w:r>
+          <w:rPr>
+            <w:b/>
+            <w:bCs/>
+            <w:color w:val="832413"/>
+            <w:sz w:val="24"/>
+            <w:szCs w:val="24"/>
+          </w:rPr>
+          <w:fldChar w:fldCharType="begin"/>
+        </w:r>
+        <w:r>
+          <w:rPr>
+            <w:b/>
+            <w:bCs/>
+            <w:color w:val="832413"/>
+            <w:sz w:val="24"/>
+            <w:szCs w:val="24"/>
+          </w:rPr>
+          <w:t xml:space="preserve">Parte 15 — Qual botão usar para salvar?</w:t>
+        </w:r>
+        <w:r>
+          <w:rPr>
+            <w:b/>
+            <w:bCs/>
+            <w:color w:val="832413"/>
+            <w:sz w:val="24"/>
+            <w:szCs w:val="24"/>
+          </w:rPr>
+          <w:instrText xml:space="preserve"> PAGEREF s51_Parte_15_Qual_bota_o_usa \h </w:instrText>
+        </w:r>
+        <w:r>
+          <w:rPr>
+            <w:b/>
+            <w:bCs/>
+            <w:color w:val="832413"/>
+            <w:sz w:val="24"/>
+            <w:szCs w:val="24"/>
+          </w:rPr>
+          <w:t xml:space="preserve">Parte 15 — Qual botão usar para salvar?</w:t>
+        </w:r>
+        <w:r>
+          <w:rPr>
+            <w:b/>
+            <w:bCs/>
+            <w:color w:val="832413"/>
+            <w:sz w:val="24"/>
+            <w:szCs w:val="24"/>
+          </w:rPr>
+          <w:fldChar w:fldCharType="separate"/>
+        </w:r>
+        <w:r>
+          <w:rPr>
+            <w:b/>
+            <w:bCs/>
+            <w:color w:val="832413"/>
+            <w:sz w:val="24"/>
+            <w:szCs w:val="24"/>
+          </w:rPr>
+          <w:t xml:space="preserve">Parte 15 — Qual botão usar para salvar?</w:t>
+        </w:r>
+        <w:r>
+          <w:rPr>
+            <w:b/>
+            <w:bCs/>
+            <w:color w:val="832413"/>
+            <w:sz w:val="24"/>
+            <w:szCs w:val="24"/>
+          </w:rPr>
+          <w:t>37</w:t>
+        </w:r>
+        <w:r>
+          <w:rPr>
+            <w:b/>
+            <w:bCs/>
+            <w:color w:val="832413"/>
+            <w:sz w:val="24"/>
+            <w:szCs w:val="24"/>
+          </w:rPr>
+          <w:t xml:space="preserve">Parte 15 — Qual botão usar para salvar?</w:t>
+        </w:r>
+        <w:r>
+          <w:rPr>
+            <w:b/>
+            <w:bCs/>
+            <w:color w:val="832413"/>
+            <w:sz w:val="24"/>
+            <w:szCs w:val="24"/>
+          </w:rPr>
+          <w:fldChar w:fldCharType="end"/>
         </w:r>
       </w:hyperlink>
     </w:p>
@@ -1760,7 +6860,107 @@
             <w:sz w:val="24"/>
             <w:szCs w:val="24"/>
           </w:rPr>
-          <w:t xml:space="preserve">	38</w:t>
+          <w:tab/>
+        </w:r>
+        <w:r>
+          <w:rPr>
+            <w:b/>
+            <w:bCs/>
+            <w:color w:val="832413"/>
+            <w:sz w:val="24"/>
+            <w:szCs w:val="24"/>
+          </w:rPr>
+          <w:t xml:space="preserve">Parte 16 — Deu algum problema?</w:t>
+        </w:r>
+        <w:r>
+          <w:rPr>
+            <w:b/>
+            <w:bCs/>
+            <w:color w:val="832413"/>
+            <w:sz w:val="24"/>
+            <w:szCs w:val="24"/>
+          </w:rPr>
+          <w:fldChar w:fldCharType="begin"/>
+        </w:r>
+        <w:r>
+          <w:rPr>
+            <w:b/>
+            <w:bCs/>
+            <w:color w:val="832413"/>
+            <w:sz w:val="24"/>
+            <w:szCs w:val="24"/>
+          </w:rPr>
+          <w:t xml:space="preserve">Parte 16 — Deu algum problema?</w:t>
+        </w:r>
+        <w:r>
+          <w:rPr>
+            <w:b/>
+            <w:bCs/>
+            <w:color w:val="832413"/>
+            <w:sz w:val="24"/>
+            <w:szCs w:val="24"/>
+          </w:rPr>
+          <w:instrText xml:space="preserve"> PAGEREF s52_Parte_16_Deu_algum_probl \h </w:instrText>
+        </w:r>
+        <w:r>
+          <w:rPr>
+            <w:b/>
+            <w:bCs/>
+            <w:color w:val="832413"/>
+            <w:sz w:val="24"/>
+            <w:szCs w:val="24"/>
+          </w:rPr>
+          <w:t xml:space="preserve">Parte 16 — Deu algum problema?</w:t>
+        </w:r>
+        <w:r>
+          <w:rPr>
+            <w:b/>
+            <w:bCs/>
+            <w:color w:val="832413"/>
+            <w:sz w:val="24"/>
+            <w:szCs w:val="24"/>
+          </w:rPr>
+          <w:fldChar w:fldCharType="separate"/>
+        </w:r>
+        <w:r>
+          <w:rPr>
+            <w:b/>
+            <w:bCs/>
+            <w:color w:val="832413"/>
+            <w:sz w:val="24"/>
+            <w:szCs w:val="24"/>
+          </w:rPr>
+          <w:t xml:space="preserve">Parte 16 — Deu algum problema?</w:t>
+        </w:r>
+        <w:r>
+          <w:rPr>
+            <w:b/>
+            <w:bCs/>
+            <w:color w:val="832413"/>
+            <w:sz w:val="24"/>
+            <w:szCs w:val="24"/>
+          </w:rPr>
+          <w:t>38</w:t>
+        </w:r>
+        <w:r>
+          <w:rPr>
+            <w:b/>
+            <w:bCs/>
+            <w:color w:val="832413"/>
+            <w:sz w:val="24"/>
+            <w:szCs w:val="24"/>
+          </w:rPr>
+          <w:t xml:space="preserve">Parte 16 — Deu algum problema?</w:t>
+        </w:r>
+        <w:r>
+          <w:rPr>
+            <w:b/>
+            <w:bCs/>
+            <w:color w:val="832413"/>
+            <w:sz w:val="24"/>
+            <w:szCs w:val="24"/>
+          </w:rPr>
+          <w:fldChar w:fldCharType="end"/>
         </w:r>
       </w:hyperlink>
     </w:p>
@@ -1791,7 +6991,107 @@
             <w:sz w:val="22"/>
             <w:szCs w:val="22"/>
           </w:rPr>
-          <w:t xml:space="preserve">	38</w:t>
+          <w:tab/>
+        </w:r>
+        <w:r>
+          <w:rPr>
+            <w:b w:val="false"/>
+            <w:bCs w:val="false"/>
+            <w:color w:val="24342B"/>
+            <w:sz w:val="22"/>
+            <w:szCs w:val="22"/>
+          </w:rPr>
+          <w:t xml:space="preserve">Precisa de ajuda?</w:t>
+        </w:r>
+        <w:r>
+          <w:rPr>
+            <w:b w:val="false"/>
+            <w:bCs w:val="false"/>
+            <w:color w:val="24342B"/>
+            <w:sz w:val="22"/>
+            <w:szCs w:val="22"/>
+          </w:rPr>
+          <w:fldChar w:fldCharType="begin"/>
+        </w:r>
+        <w:r>
+          <w:rPr>
+            <w:b w:val="false"/>
+            <w:bCs w:val="false"/>
+            <w:color w:val="24342B"/>
+            <w:sz w:val="22"/>
+            <w:szCs w:val="22"/>
+          </w:rPr>
+          <w:t xml:space="preserve">Precisa de ajuda?</w:t>
+        </w:r>
+        <w:r>
+          <w:rPr>
+            <w:b w:val="false"/>
+            <w:bCs w:val="false"/>
+            <w:color w:val="24342B"/>
+            <w:sz w:val="22"/>
+            <w:szCs w:val="22"/>
+          </w:rPr>
+          <w:instrText xml:space="preserve"> PAGEREF s53_Precisa_de_ajuda \h </w:instrText>
+        </w:r>
+        <w:r>
+          <w:rPr>
+            <w:b w:val="false"/>
+            <w:bCs w:val="false"/>
+            <w:color w:val="24342B"/>
+            <w:sz w:val="22"/>
+            <w:szCs w:val="22"/>
+          </w:rPr>
+          <w:t xml:space="preserve">Precisa de ajuda?</w:t>
+        </w:r>
+        <w:r>
+          <w:rPr>
+            <w:b w:val="false"/>
+            <w:bCs w:val="false"/>
+            <w:color w:val="24342B"/>
+            <w:sz w:val="22"/>
+            <w:szCs w:val="22"/>
+          </w:rPr>
+          <w:fldChar w:fldCharType="separate"/>
+        </w:r>
+        <w:r>
+          <w:rPr>
+            <w:b w:val="false"/>
+            <w:bCs w:val="false"/>
+            <w:color w:val="24342B"/>
+            <w:sz w:val="22"/>
+            <w:szCs w:val="22"/>
+          </w:rPr>
+          <w:t xml:space="preserve">Precisa de ajuda?</w:t>
+        </w:r>
+        <w:r>
+          <w:rPr>
+            <w:b w:val="false"/>
+            <w:bCs w:val="false"/>
+            <w:color w:val="24342B"/>
+            <w:sz w:val="22"/>
+            <w:szCs w:val="22"/>
+          </w:rPr>
+          <w:t>38</w:t>
+        </w:r>
+        <w:r>
+          <w:rPr>
+            <w:b w:val="false"/>
+            <w:bCs w:val="false"/>
+            <w:color w:val="24342B"/>
+            <w:sz w:val="22"/>
+            <w:szCs w:val="22"/>
+          </w:rPr>
+          <w:t xml:space="preserve">Precisa de ajuda?</w:t>
+        </w:r>
+        <w:r>
+          <w:rPr>
+            <w:b w:val="false"/>
+            <w:bCs w:val="false"/>
+            <w:color w:val="24342B"/>
+            <w:sz w:val="22"/>
+            <w:szCs w:val="22"/>
+          </w:rPr>
+          <w:fldChar w:fldCharType="end"/>
         </w:r>
       </w:hyperlink>
     </w:p>
@@ -3029,7 +8329,6 @@
     <w:p>
       <w:pPr>
         <w:pStyle w:val="Heading1"/>
-        <w:pageBreakBefore/>
         <w:spacing w:after="220" w:before="0"/>
       </w:pPr>
       <w:bookmarkStart w:name="s5_Parte_1_Instalar_o_plugi" w:id="5"/>
@@ -3751,7 +9050,6 @@
     <w:p>
       <w:pPr>
         <w:pStyle w:val="Heading1"/>
-        <w:pageBreakBefore/>
         <w:spacing w:after="220" w:before="0"/>
       </w:pPr>
       <w:bookmarkStart w:name="s9_Parte_2_Abrir_o_plugin_e" w:id="9"/>
@@ -4637,7 +9935,6 @@
     <w:p>
       <w:pPr>
         <w:pStyle w:val="Heading1"/>
-        <w:pageBreakBefore/>
         <w:spacing w:after="220" w:before="0"/>
       </w:pPr>
       <w:bookmarkStart w:name="s14_Parte_3_Conhecendo_o_pai" w:id="14"/>
@@ -5556,7 +10853,6 @@
     <w:p>
       <w:pPr>
         <w:pStyle w:val="Heading1"/>
-        <w:pageBreakBefore/>
         <w:spacing w:after="220" w:before="0"/>
       </w:pPr>
       <w:bookmarkStart w:name="s15_Parte_4_Ler_e_aceitar_a" w:id="15"/>
@@ -5793,7 +11089,6 @@
     <w:p>
       <w:pPr>
         <w:pStyle w:val="Heading1"/>
-        <w:pageBreakBefore/>
         <w:spacing w:after="220" w:before="0"/>
       </w:pPr>
       <w:bookmarkStart w:name="s16_Parte_5_Escolher_o_pai_s" w:id="16"/>
@@ -6658,7 +11953,6 @@
     <w:p>
       <w:pPr>
         <w:pStyle w:val="Heading1"/>
-        <w:pageBreakBefore/>
         <w:spacing w:after="220" w:before="0"/>
       </w:pPr>
       <w:bookmarkStart w:name="s19_Parte_6_Entrar_com_seu_e" w:id="19"/>
@@ -7131,7 +12425,6 @@
     <w:p>
       <w:pPr>
         <w:pStyle w:val="Heading1"/>
-        <w:pageBreakBefore/>
         <w:spacing w:after="220" w:before="0"/>
       </w:pPr>
       <w:bookmarkStart w:name="s20_Parte_7_Dizer_ONDE_procu" w:id="20"/>
@@ -7278,6 +12571,38 @@
         <w:t xml:space="preserve">As seis opções de área de interesse</w:t>
       </w:r>
     </w:p>
+    <w:p>
+      <w:pPr>
+        <w:keepNext/>
+        <w:spacing w:after="140" w:line="300"/>
+      </w:pPr>
+      <w:r>
+        <w:rPr>
+          <w:color w:val="24342B"/>
+          <w:sz w:val="24"/>
+          <w:szCs w:val="24"/>
+        </w:rPr>
+        <w:t xml:space="preserve">Na última coluna, </w:t>
+      </w:r>
+      <w:r>
+        <w:rPr>
+          <w:b/>
+          <w:bCs/>
+          <w:color w:val="24342B"/>
+          <w:sz w:val="24"/>
+          <w:szCs w:val="24"/>
+        </w:rPr>
+        <w:t xml:space="preserve">período</w:t>
+      </w:r>
+      <w:r>
+        <w:rPr>
+          <w:color w:val="24342B"/>
+          <w:sz w:val="24"/>
+          <w:szCs w:val="24"/>
+        </w:rPr>
+        <w:t xml:space="preserve"> quer dizer o intervalo de datas da busca (data inicial e data final). Ele é explicado na Parte 8.</w:t>
+      </w:r>
+    </w:p>
     <w:tbl>
       <w:tblPr>
         <w:tblW w:type="dxa" w:w="9026"/>
@@ -9294,7 +14619,6 @@
     <w:p>
       <w:pPr>
         <w:pStyle w:val="Heading1"/>
-        <w:pageBreakBefore/>
         <w:spacing w:after="220" w:before="0"/>
       </w:pPr>
       <w:bookmarkStart w:name="s27_Parte_8_Dizer_QUANDO_pro" w:id="27"/>
@@ -10106,7 +15430,6 @@
     <w:p>
       <w:pPr>
         <w:pStyle w:val="Heading1"/>
-        <w:pageBreakBefore/>
         <w:spacing w:after="220" w:before="0"/>
       </w:pPr>
       <w:bookmarkStart w:name="s31_Parte_9_Filtros_e_cruzam" w:id="31"/>
@@ -10367,7 +15690,9 @@
         </w:tblBorders>
       </w:tblPr>
       <w:tblGrid>
-        <w:gridCol w:w="9026"/>
+        <w:gridCol w:w="3008"/>
+        <w:gridCol w:w="3008"/>
+        <w:gridCol w:w="3010"/>
       </w:tblGrid>
       <w:tr>
         <w:trPr>
@@ -10377,6 +15702,7 @@
         <w:tc>
           <w:tcPr>
             <w:tcW w:type="dxa" w:w="9026"/>
+            <w:gridSpan w:val="3"/>
             <w:tcBorders>
               <w:top w:val="single" w:color="D7DDD9" w:sz="4"/>
               <w:left w:val="single" w:color="D7DDD9" w:sz="4"/>
@@ -10411,28 +15737,82 @@
         </w:trPr>
         <w:tc>
           <w:tcPr>
-            <w:tcW w:type="dxa" w:w="9026"/>
-            <w:tcBorders>
-              <w:top w:val="single" w:color="D7DDD9" w:sz="4"/>
-              <w:left w:val="single" w:color="D7DDD9" w:sz="4"/>
-              <w:bottom w:val="single" w:color="D7DDD9" w:sz="4"/>
-              <w:right w:val="single" w:color="D7DDD9" w:sz="4"/>
-            </w:tcBorders>
-            <w:tcMar>
-              <w:top w:type="dxa" w:w="70"/>
-              <w:left w:type="dxa" w:w="110"/>
-              <w:bottom w:type="dxa" w:w="70"/>
-              <w:right w:type="dxa" w:w="110"/>
-            </w:tcMar>
-          </w:tcPr>
-          <w:p>
-            <w:r>
-              <w:rPr>
-                <w:color w:val="24342B"/>
-                <w:sz w:val="21"/>
-                <w:szCs w:val="21"/>
-              </w:rPr>
-              <w:t xml:space="preserve">DETERB Amazônia  ·  DETER Cerrado  ·  DETER Pantanal</w:t>
+            <w:tcW w:type="dxa" w:w="3008"/>
+            <w:tcBorders>
+              <w:top w:val="single" w:color="D7DDD9" w:sz="4"/>
+              <w:left w:val="single" w:color="D7DDD9" w:sz="4"/>
+              <w:bottom w:val="single" w:color="D7DDD9" w:sz="4"/>
+              <w:right w:val="single" w:color="D7DDD9" w:sz="4"/>
+            </w:tcBorders>
+            <w:tcMar>
+              <w:top w:type="dxa" w:w="70"/>
+              <w:left w:type="dxa" w:w="110"/>
+              <w:bottom w:type="dxa" w:w="70"/>
+              <w:right w:type="dxa" w:w="110"/>
+            </w:tcMar>
+          </w:tcPr>
+          <w:p>
+            <w:r>
+              <w:rPr>
+                <w:color w:val="24342B"/>
+                <w:sz w:val="21"/>
+                <w:szCs w:val="21"/>
+              </w:rPr>
+              <w:t xml:space="preserve">DETERB Amazônia</w:t>
+            </w:r>
+          </w:p>
+        </w:tc>
+        <w:tc>
+          <w:tcPr>
+            <w:tcW w:type="dxa" w:w="3008"/>
+            <w:tcBorders>
+              <w:top w:val="single" w:color="D7DDD9" w:sz="4"/>
+              <w:left w:val="single" w:color="D7DDD9" w:sz="4"/>
+              <w:bottom w:val="single" w:color="D7DDD9" w:sz="4"/>
+              <w:right w:val="single" w:color="D7DDD9" w:sz="4"/>
+            </w:tcBorders>
+            <w:tcMar>
+              <w:top w:type="dxa" w:w="70"/>
+              <w:left w:type="dxa" w:w="110"/>
+              <w:bottom w:type="dxa" w:w="70"/>
+              <w:right w:type="dxa" w:w="110"/>
+            </w:tcMar>
+          </w:tcPr>
+          <w:p>
+            <w:r>
+              <w:rPr>
+                <w:color w:val="24342B"/>
+                <w:sz w:val="21"/>
+                <w:szCs w:val="21"/>
+              </w:rPr>
+              <w:t xml:space="preserve">DETER Cerrado</w:t>
+            </w:r>
+          </w:p>
+        </w:tc>
+        <w:tc>
+          <w:tcPr>
+            <w:tcW w:type="dxa" w:w="3010"/>
+            <w:tcBorders>
+              <w:top w:val="single" w:color="D7DDD9" w:sz="4"/>
+              <w:left w:val="single" w:color="D7DDD9" w:sz="4"/>
+              <w:bottom w:val="single" w:color="D7DDD9" w:sz="4"/>
+              <w:right w:val="single" w:color="D7DDD9" w:sz="4"/>
+            </w:tcBorders>
+            <w:tcMar>
+              <w:top w:type="dxa" w:w="70"/>
+              <w:left w:type="dxa" w:w="110"/>
+              <w:bottom w:type="dxa" w:w="70"/>
+              <w:right w:type="dxa" w:w="110"/>
+            </w:tcMar>
+          </w:tcPr>
+          <w:p>
+            <w:r>
+              <w:rPr>
+                <w:color w:val="24342B"/>
+                <w:sz w:val="21"/>
+                <w:szCs w:val="21"/>
+              </w:rPr>
+              <w:t xml:space="preserve">DETER Pantanal</w:t>
             </w:r>
           </w:p>
         </w:tc>
@@ -10443,7 +15823,7 @@
         </w:trPr>
         <w:tc>
           <w:tcPr>
-            <w:tcW w:type="dxa" w:w="9026"/>
+            <w:tcW w:type="dxa" w:w="3008"/>
             <w:tcBorders>
               <w:top w:val="single" w:color="D7DDD9" w:sz="4"/>
               <w:left w:val="single" w:color="D7DDD9" w:sz="4"/>
@@ -10465,7 +15845,63 @@
                 <w:sz w:val="21"/>
                 <w:szCs w:val="21"/>
               </w:rPr>
-              <w:t xml:space="preserve">GLAD  ·  IEF-MG  ·  INEMA-BA</w:t>
+              <w:t xml:space="preserve">GLAD</w:t>
+            </w:r>
+          </w:p>
+        </w:tc>
+        <w:tc>
+          <w:tcPr>
+            <w:tcW w:type="dxa" w:w="3008"/>
+            <w:tcBorders>
+              <w:top w:val="single" w:color="D7DDD9" w:sz="4"/>
+              <w:left w:val="single" w:color="D7DDD9" w:sz="4"/>
+              <w:bottom w:val="single" w:color="D7DDD9" w:sz="4"/>
+              <w:right w:val="single" w:color="D7DDD9" w:sz="4"/>
+            </w:tcBorders>
+            <w:shd w:fill="F6F7F6" w:color="auto" w:val="clear"/>
+            <w:tcMar>
+              <w:top w:type="dxa" w:w="70"/>
+              <w:left w:type="dxa" w:w="110"/>
+              <w:bottom w:type="dxa" w:w="70"/>
+              <w:right w:type="dxa" w:w="110"/>
+            </w:tcMar>
+          </w:tcPr>
+          <w:p>
+            <w:r>
+              <w:rPr>
+                <w:color w:val="24342B"/>
+                <w:sz w:val="21"/>
+                <w:szCs w:val="21"/>
+              </w:rPr>
+              <w:t xml:space="preserve">IEF-MG</w:t>
+            </w:r>
+          </w:p>
+        </w:tc>
+        <w:tc>
+          <w:tcPr>
+            <w:tcW w:type="dxa" w:w="3010"/>
+            <w:tcBorders>
+              <w:top w:val="single" w:color="D7DDD9" w:sz="4"/>
+              <w:left w:val="single" w:color="D7DDD9" w:sz="4"/>
+              <w:bottom w:val="single" w:color="D7DDD9" w:sz="4"/>
+              <w:right w:val="single" w:color="D7DDD9" w:sz="4"/>
+            </w:tcBorders>
+            <w:shd w:fill="F6F7F6" w:color="auto" w:val="clear"/>
+            <w:tcMar>
+              <w:top w:type="dxa" w:w="70"/>
+              <w:left w:type="dxa" w:w="110"/>
+              <w:bottom w:type="dxa" w:w="70"/>
+              <w:right w:type="dxa" w:w="110"/>
+            </w:tcMar>
+          </w:tcPr>
+          <w:p>
+            <w:r>
+              <w:rPr>
+                <w:color w:val="24342B"/>
+                <w:sz w:val="21"/>
+                <w:szCs w:val="21"/>
+              </w:rPr>
+              <w:t xml:space="preserve">INEMA-BA</w:t>
             </w:r>
           </w:p>
         </w:tc>
@@ -10476,28 +15912,82 @@
         </w:trPr>
         <w:tc>
           <w:tcPr>
-            <w:tcW w:type="dxa" w:w="9026"/>
-            <w:tcBorders>
-              <w:top w:val="single" w:color="D7DDD9" w:sz="4"/>
-              <w:left w:val="single" w:color="D7DDD9" w:sz="4"/>
-              <w:bottom w:val="single" w:color="D7DDD9" w:sz="4"/>
-              <w:right w:val="single" w:color="D7DDD9" w:sz="4"/>
-            </w:tcBorders>
-            <w:tcMar>
-              <w:top w:type="dxa" w:w="70"/>
-              <w:left w:type="dxa" w:w="110"/>
-              <w:bottom w:type="dxa" w:w="70"/>
-              <w:right w:type="dxa" w:w="110"/>
-            </w:tcMar>
-          </w:tcPr>
-          <w:p>
-            <w:r>
-              <w:rPr>
-                <w:color w:val="24342B"/>
-                <w:sz w:val="21"/>
-                <w:szCs w:val="21"/>
-              </w:rPr>
-              <w:t xml:space="preserve">PRODES Amazônia  ·  PRODES Cerrado  ·  PRODES Mata Atlântica</w:t>
+            <w:tcW w:type="dxa" w:w="3008"/>
+            <w:tcBorders>
+              <w:top w:val="single" w:color="D7DDD9" w:sz="4"/>
+              <w:left w:val="single" w:color="D7DDD9" w:sz="4"/>
+              <w:bottom w:val="single" w:color="D7DDD9" w:sz="4"/>
+              <w:right w:val="single" w:color="D7DDD9" w:sz="4"/>
+            </w:tcBorders>
+            <w:tcMar>
+              <w:top w:type="dxa" w:w="70"/>
+              <w:left w:type="dxa" w:w="110"/>
+              <w:bottom w:type="dxa" w:w="70"/>
+              <w:right w:type="dxa" w:w="110"/>
+            </w:tcMar>
+          </w:tcPr>
+          <w:p>
+            <w:r>
+              <w:rPr>
+                <w:color w:val="24342B"/>
+                <w:sz w:val="21"/>
+                <w:szCs w:val="21"/>
+              </w:rPr>
+              <w:t xml:space="preserve">PRODES Amazônia</w:t>
+            </w:r>
+          </w:p>
+        </w:tc>
+        <w:tc>
+          <w:tcPr>
+            <w:tcW w:type="dxa" w:w="3008"/>
+            <w:tcBorders>
+              <w:top w:val="single" w:color="D7DDD9" w:sz="4"/>
+              <w:left w:val="single" w:color="D7DDD9" w:sz="4"/>
+              <w:bottom w:val="single" w:color="D7DDD9" w:sz="4"/>
+              <w:right w:val="single" w:color="D7DDD9" w:sz="4"/>
+            </w:tcBorders>
+            <w:tcMar>
+              <w:top w:type="dxa" w:w="70"/>
+              <w:left w:type="dxa" w:w="110"/>
+              <w:bottom w:type="dxa" w:w="70"/>
+              <w:right w:type="dxa" w:w="110"/>
+            </w:tcMar>
+          </w:tcPr>
+          <w:p>
+            <w:r>
+              <w:rPr>
+                <w:color w:val="24342B"/>
+                <w:sz w:val="21"/>
+                <w:szCs w:val="21"/>
+              </w:rPr>
+              <w:t xml:space="preserve">PRODES Cerrado</w:t>
+            </w:r>
+          </w:p>
+        </w:tc>
+        <w:tc>
+          <w:tcPr>
+            <w:tcW w:type="dxa" w:w="3010"/>
+            <w:tcBorders>
+              <w:top w:val="single" w:color="D7DDD9" w:sz="4"/>
+              <w:left w:val="single" w:color="D7DDD9" w:sz="4"/>
+              <w:bottom w:val="single" w:color="D7DDD9" w:sz="4"/>
+              <w:right w:val="single" w:color="D7DDD9" w:sz="4"/>
+            </w:tcBorders>
+            <w:tcMar>
+              <w:top w:type="dxa" w:w="70"/>
+              <w:left w:type="dxa" w:w="110"/>
+              <w:bottom w:type="dxa" w:w="70"/>
+              <w:right w:type="dxa" w:w="110"/>
+            </w:tcMar>
+          </w:tcPr>
+          <w:p>
+            <w:r>
+              <w:rPr>
+                <w:color w:val="24342B"/>
+                <w:sz w:val="21"/>
+                <w:szCs w:val="21"/>
+              </w:rPr>
+              <w:t xml:space="preserve">PRODES Mata Atlântica</w:t>
             </w:r>
           </w:p>
         </w:tc>
@@ -10508,7 +15998,7 @@
         </w:trPr>
         <w:tc>
           <w:tcPr>
-            <w:tcW w:type="dxa" w:w="9026"/>
+            <w:tcW w:type="dxa" w:w="3008"/>
             <w:tcBorders>
               <w:top w:val="single" w:color="D7DDD9" w:sz="4"/>
               <w:left w:val="single" w:color="D7DDD9" w:sz="4"/>
@@ -10530,7 +16020,63 @@
                 <w:sz w:val="21"/>
                 <w:szCs w:val="21"/>
               </w:rPr>
-              <w:t xml:space="preserve">PRODES Pampa  ·  PRODES Pantanal  ·  PRODES Caatinga</w:t>
+              <w:t xml:space="preserve">PRODES Pampa</w:t>
+            </w:r>
+          </w:p>
+        </w:tc>
+        <w:tc>
+          <w:tcPr>
+            <w:tcW w:type="dxa" w:w="3008"/>
+            <w:tcBorders>
+              <w:top w:val="single" w:color="D7DDD9" w:sz="4"/>
+              <w:left w:val="single" w:color="D7DDD9" w:sz="4"/>
+              <w:bottom w:val="single" w:color="D7DDD9" w:sz="4"/>
+              <w:right w:val="single" w:color="D7DDD9" w:sz="4"/>
+            </w:tcBorders>
+            <w:shd w:fill="F6F7F6" w:color="auto" w:val="clear"/>
+            <w:tcMar>
+              <w:top w:type="dxa" w:w="70"/>
+              <w:left w:type="dxa" w:w="110"/>
+              <w:bottom w:type="dxa" w:w="70"/>
+              <w:right w:type="dxa" w:w="110"/>
+            </w:tcMar>
+          </w:tcPr>
+          <w:p>
+            <w:r>
+              <w:rPr>
+                <w:color w:val="24342B"/>
+                <w:sz w:val="21"/>
+                <w:szCs w:val="21"/>
+              </w:rPr>
+              <w:t xml:space="preserve">PRODES Pantanal</w:t>
+            </w:r>
+          </w:p>
+        </w:tc>
+        <w:tc>
+          <w:tcPr>
+            <w:tcW w:type="dxa" w:w="3010"/>
+            <w:tcBorders>
+              <w:top w:val="single" w:color="D7DDD9" w:sz="4"/>
+              <w:left w:val="single" w:color="D7DDD9" w:sz="4"/>
+              <w:bottom w:val="single" w:color="D7DDD9" w:sz="4"/>
+              <w:right w:val="single" w:color="D7DDD9" w:sz="4"/>
+            </w:tcBorders>
+            <w:shd w:fill="F6F7F6" w:color="auto" w:val="clear"/>
+            <w:tcMar>
+              <w:top w:type="dxa" w:w="70"/>
+              <w:left w:type="dxa" w:w="110"/>
+              <w:bottom w:type="dxa" w:w="70"/>
+              <w:right w:type="dxa" w:w="110"/>
+            </w:tcMar>
+          </w:tcPr>
+          <w:p>
+            <w:r>
+              <w:rPr>
+                <w:color w:val="24342B"/>
+                <w:sz w:val="21"/>
+                <w:szCs w:val="21"/>
+              </w:rPr>
+              <w:t xml:space="preserve">PRODES Caatinga</w:t>
             </w:r>
           </w:p>
         </w:tc>
@@ -10541,28 +16087,82 @@
         </w:trPr>
         <w:tc>
           <w:tcPr>
-            <w:tcW w:type="dxa" w:w="9026"/>
-            <w:tcBorders>
-              <w:top w:val="single" w:color="D7DDD9" w:sz="4"/>
-              <w:left w:val="single" w:color="D7DDD9" w:sz="4"/>
-              <w:bottom w:val="single" w:color="D7DDD9" w:sz="4"/>
-              <w:right w:val="single" w:color="D7DDD9" w:sz="4"/>
-            </w:tcBorders>
-            <w:tcMar>
-              <w:top w:type="dxa" w:w="70"/>
-              <w:left w:type="dxa" w:w="110"/>
-              <w:bottom w:type="dxa" w:w="70"/>
-              <w:right w:type="dxa" w:w="110"/>
-            </w:tcMar>
-          </w:tcPr>
-          <w:p>
-            <w:r>
-              <w:rPr>
-                <w:color w:val="24342B"/>
-                <w:sz w:val="21"/>
-                <w:szCs w:val="21"/>
-              </w:rPr>
-              <w:t xml:space="preserve">SAD  ·  SAD Caatinga  ·  SAD Cerrado</w:t>
+            <w:tcW w:type="dxa" w:w="3008"/>
+            <w:tcBorders>
+              <w:top w:val="single" w:color="D7DDD9" w:sz="4"/>
+              <w:left w:val="single" w:color="D7DDD9" w:sz="4"/>
+              <w:bottom w:val="single" w:color="D7DDD9" w:sz="4"/>
+              <w:right w:val="single" w:color="D7DDD9" w:sz="4"/>
+            </w:tcBorders>
+            <w:tcMar>
+              <w:top w:type="dxa" w:w="70"/>
+              <w:left w:type="dxa" w:w="110"/>
+              <w:bottom w:type="dxa" w:w="70"/>
+              <w:right w:type="dxa" w:w="110"/>
+            </w:tcMar>
+          </w:tcPr>
+          <w:p>
+            <w:r>
+              <w:rPr>
+                <w:color w:val="24342B"/>
+                <w:sz w:val="21"/>
+                <w:szCs w:val="21"/>
+              </w:rPr>
+              <w:t xml:space="preserve">SAD</w:t>
+            </w:r>
+          </w:p>
+        </w:tc>
+        <w:tc>
+          <w:tcPr>
+            <w:tcW w:type="dxa" w:w="3008"/>
+            <w:tcBorders>
+              <w:top w:val="single" w:color="D7DDD9" w:sz="4"/>
+              <w:left w:val="single" w:color="D7DDD9" w:sz="4"/>
+              <w:bottom w:val="single" w:color="D7DDD9" w:sz="4"/>
+              <w:right w:val="single" w:color="D7DDD9" w:sz="4"/>
+            </w:tcBorders>
+            <w:tcMar>
+              <w:top w:type="dxa" w:w="70"/>
+              <w:left w:type="dxa" w:w="110"/>
+              <w:bottom w:type="dxa" w:w="70"/>
+              <w:right w:type="dxa" w:w="110"/>
+            </w:tcMar>
+          </w:tcPr>
+          <w:p>
+            <w:r>
+              <w:rPr>
+                <w:color w:val="24342B"/>
+                <w:sz w:val="21"/>
+                <w:szCs w:val="21"/>
+              </w:rPr>
+              <w:t xml:space="preserve">SAD Caatinga</w:t>
+            </w:r>
+          </w:p>
+        </w:tc>
+        <w:tc>
+          <w:tcPr>
+            <w:tcW w:type="dxa" w:w="3010"/>
+            <w:tcBorders>
+              <w:top w:val="single" w:color="D7DDD9" w:sz="4"/>
+              <w:left w:val="single" w:color="D7DDD9" w:sz="4"/>
+              <w:bottom w:val="single" w:color="D7DDD9" w:sz="4"/>
+              <w:right w:val="single" w:color="D7DDD9" w:sz="4"/>
+            </w:tcBorders>
+            <w:tcMar>
+              <w:top w:type="dxa" w:w="70"/>
+              <w:left w:type="dxa" w:w="110"/>
+              <w:bottom w:type="dxa" w:w="70"/>
+              <w:right w:type="dxa" w:w="110"/>
+            </w:tcMar>
+          </w:tcPr>
+          <w:p>
+            <w:r>
+              <w:rPr>
+                <w:color w:val="24342B"/>
+                <w:sz w:val="21"/>
+                <w:szCs w:val="21"/>
+              </w:rPr>
+              <w:t xml:space="preserve">SAD Cerrado</w:t>
             </w:r>
           </w:p>
         </w:tc>
@@ -10573,7 +16173,7 @@
         </w:trPr>
         <w:tc>
           <w:tcPr>
-            <w:tcW w:type="dxa" w:w="9026"/>
+            <w:tcW w:type="dxa" w:w="3008"/>
             <w:tcBorders>
               <w:top w:val="single" w:color="D7DDD9" w:sz="4"/>
               <w:left w:val="single" w:color="D7DDD9" w:sz="4"/>
@@ -10595,7 +16195,63 @@
                 <w:sz w:val="21"/>
                 <w:szCs w:val="21"/>
               </w:rPr>
-              <w:t xml:space="preserve">SAD Mata Atlântica  ·  SAD Pampa  ·  SAD Pantanal</w:t>
+              <w:t xml:space="preserve">SAD Mata Atlântica</w:t>
+            </w:r>
+          </w:p>
+        </w:tc>
+        <w:tc>
+          <w:tcPr>
+            <w:tcW w:type="dxa" w:w="3008"/>
+            <w:tcBorders>
+              <w:top w:val="single" w:color="D7DDD9" w:sz="4"/>
+              <w:left w:val="single" w:color="D7DDD9" w:sz="4"/>
+              <w:bottom w:val="single" w:color="D7DDD9" w:sz="4"/>
+              <w:right w:val="single" w:color="D7DDD9" w:sz="4"/>
+            </w:tcBorders>
+            <w:shd w:fill="F6F7F6" w:color="auto" w:val="clear"/>
+            <w:tcMar>
+              <w:top w:type="dxa" w:w="70"/>
+              <w:left w:type="dxa" w:w="110"/>
+              <w:bottom w:type="dxa" w:w="70"/>
+              <w:right w:type="dxa" w:w="110"/>
+            </w:tcMar>
+          </w:tcPr>
+          <w:p>
+            <w:r>
+              <w:rPr>
+                <w:color w:val="24342B"/>
+                <w:sz w:val="21"/>
+                <w:szCs w:val="21"/>
+              </w:rPr>
+              <w:t xml:space="preserve">SAD Pampa</w:t>
+            </w:r>
+          </w:p>
+        </w:tc>
+        <w:tc>
+          <w:tcPr>
+            <w:tcW w:type="dxa" w:w="3010"/>
+            <w:tcBorders>
+              <w:top w:val="single" w:color="D7DDD9" w:sz="4"/>
+              <w:left w:val="single" w:color="D7DDD9" w:sz="4"/>
+              <w:bottom w:val="single" w:color="D7DDD9" w:sz="4"/>
+              <w:right w:val="single" w:color="D7DDD9" w:sz="4"/>
+            </w:tcBorders>
+            <w:shd w:fill="F6F7F6" w:color="auto" w:val="clear"/>
+            <w:tcMar>
+              <w:top w:type="dxa" w:w="70"/>
+              <w:left w:type="dxa" w:w="110"/>
+              <w:bottom w:type="dxa" w:w="70"/>
+              <w:right w:type="dxa" w:w="110"/>
+            </w:tcMar>
+          </w:tcPr>
+          <w:p>
+            <w:r>
+              <w:rPr>
+                <w:color w:val="24342B"/>
+                <w:sz w:val="21"/>
+                <w:szCs w:val="21"/>
+              </w:rPr>
+              <w:t xml:space="preserve">SAD Pantanal</w:t>
             </w:r>
           </w:p>
         </w:tc>
@@ -10606,28 +16262,82 @@
         </w:trPr>
         <w:tc>
           <w:tcPr>
-            <w:tcW w:type="dxa" w:w="9026"/>
-            <w:tcBorders>
-              <w:top w:val="single" w:color="D7DDD9" w:sz="4"/>
-              <w:left w:val="single" w:color="D7DDD9" w:sz="4"/>
-              <w:bottom w:val="single" w:color="D7DDD9" w:sz="4"/>
-              <w:right w:val="single" w:color="D7DDD9" w:sz="4"/>
-            </w:tcBorders>
-            <w:tcMar>
-              <w:top w:type="dxa" w:w="70"/>
-              <w:left w:type="dxa" w:w="110"/>
-              <w:bottom w:type="dxa" w:w="70"/>
-              <w:right w:type="dxa" w:w="110"/>
-            </w:tcMar>
-          </w:tcPr>
-          <w:p>
-            <w:r>
-              <w:rPr>
-                <w:color w:val="24342B"/>
-                <w:sz w:val="21"/>
-                <w:szCs w:val="21"/>
-              </w:rPr>
-              <w:t xml:space="preserve">SIPAM-SAR  ·  SIRAD X  ·  SOS Atlas</w:t>
+            <w:tcW w:type="dxa" w:w="3008"/>
+            <w:tcBorders>
+              <w:top w:val="single" w:color="D7DDD9" w:sz="4"/>
+              <w:left w:val="single" w:color="D7DDD9" w:sz="4"/>
+              <w:bottom w:val="single" w:color="D7DDD9" w:sz="4"/>
+              <w:right w:val="single" w:color="D7DDD9" w:sz="4"/>
+            </w:tcBorders>
+            <w:tcMar>
+              <w:top w:type="dxa" w:w="70"/>
+              <w:left w:type="dxa" w:w="110"/>
+              <w:bottom w:type="dxa" w:w="70"/>
+              <w:right w:type="dxa" w:w="110"/>
+            </w:tcMar>
+          </w:tcPr>
+          <w:p>
+            <w:r>
+              <w:rPr>
+                <w:color w:val="24342B"/>
+                <w:sz w:val="21"/>
+                <w:szCs w:val="21"/>
+              </w:rPr>
+              <w:t xml:space="preserve">SIPAM-SAR</w:t>
+            </w:r>
+          </w:p>
+        </w:tc>
+        <w:tc>
+          <w:tcPr>
+            <w:tcW w:type="dxa" w:w="3008"/>
+            <w:tcBorders>
+              <w:top w:val="single" w:color="D7DDD9" w:sz="4"/>
+              <w:left w:val="single" w:color="D7DDD9" w:sz="4"/>
+              <w:bottom w:val="single" w:color="D7DDD9" w:sz="4"/>
+              <w:right w:val="single" w:color="D7DDD9" w:sz="4"/>
+            </w:tcBorders>
+            <w:tcMar>
+              <w:top w:type="dxa" w:w="70"/>
+              <w:left w:type="dxa" w:w="110"/>
+              <w:bottom w:type="dxa" w:w="70"/>
+              <w:right w:type="dxa" w:w="110"/>
+            </w:tcMar>
+          </w:tcPr>
+          <w:p>
+            <w:r>
+              <w:rPr>
+                <w:color w:val="24342B"/>
+                <w:sz w:val="21"/>
+                <w:szCs w:val="21"/>
+              </w:rPr>
+              <w:t xml:space="preserve">SIRAD X</w:t>
+            </w:r>
+          </w:p>
+        </w:tc>
+        <w:tc>
+          <w:tcPr>
+            <w:tcW w:type="dxa" w:w="3010"/>
+            <w:tcBorders>
+              <w:top w:val="single" w:color="D7DDD9" w:sz="4"/>
+              <w:left w:val="single" w:color="D7DDD9" w:sz="4"/>
+              <w:bottom w:val="single" w:color="D7DDD9" w:sz="4"/>
+              <w:right w:val="single" w:color="D7DDD9" w:sz="4"/>
+            </w:tcBorders>
+            <w:tcMar>
+              <w:top w:type="dxa" w:w="70"/>
+              <w:left w:type="dxa" w:w="110"/>
+              <w:bottom w:type="dxa" w:w="70"/>
+              <w:right w:type="dxa" w:w="110"/>
+            </w:tcMar>
+          </w:tcPr>
+          <w:p>
+            <w:r>
+              <w:rPr>
+                <w:color w:val="24342B"/>
+                <w:sz w:val="21"/>
+                <w:szCs w:val="21"/>
+              </w:rPr>
+              <w:t xml:space="preserve">SOS Atlas</w:t>
             </w:r>
           </w:p>
         </w:tc>
@@ -10638,7 +16348,7 @@
         </w:trPr>
         <w:tc>
           <w:tcPr>
-            <w:tcW w:type="dxa" w:w="9026"/>
+            <w:tcW w:type="dxa" w:w="3008"/>
             <w:tcBorders>
               <w:top w:val="single" w:color="D7DDD9" w:sz="4"/>
               <w:left w:val="single" w:color="D7DDD9" w:sz="4"/>
@@ -10663,6 +16373,44 @@
               <w:t xml:space="preserve">SOS/INPE</w:t>
             </w:r>
           </w:p>
+        </w:tc>
+        <w:tc>
+          <w:tcPr>
+            <w:tcW w:type="dxa" w:w="3008"/>
+            <w:tcBorders>
+              <w:top w:val="single" w:color="D7DDD9" w:sz="4"/>
+              <w:left w:val="single" w:color="D7DDD9" w:sz="4"/>
+              <w:bottom w:val="single" w:color="D7DDD9" w:sz="4"/>
+              <w:right w:val="single" w:color="D7DDD9" w:sz="4"/>
+            </w:tcBorders>
+            <w:shd w:fill="F6F7F6" w:color="auto" w:val="clear"/>
+            <w:tcMar>
+              <w:top w:type="dxa" w:w="70"/>
+              <w:left w:type="dxa" w:w="110"/>
+              <w:bottom w:type="dxa" w:w="70"/>
+              <w:right w:type="dxa" w:w="110"/>
+            </w:tcMar>
+          </w:tcPr>
+          <w:p/>
+        </w:tc>
+        <w:tc>
+          <w:tcPr>
+            <w:tcW w:type="dxa" w:w="3010"/>
+            <w:tcBorders>
+              <w:top w:val="single" w:color="D7DDD9" w:sz="4"/>
+              <w:left w:val="single" w:color="D7DDD9" w:sz="4"/>
+              <w:bottom w:val="single" w:color="D7DDD9" w:sz="4"/>
+              <w:right w:val="single" w:color="D7DDD9" w:sz="4"/>
+            </w:tcBorders>
+            <w:shd w:fill="F6F7F6" w:color="auto" w:val="clear"/>
+            <w:tcMar>
+              <w:top w:type="dxa" w:w="70"/>
+              <w:left w:type="dxa" w:w="110"/>
+              <w:bottom w:type="dxa" w:w="70"/>
+              <w:right w:type="dxa" w:w="110"/>
+            </w:tcMar>
+          </w:tcPr>
+          <w:p/>
         </w:tc>
       </w:tr>
     </w:tbl>
@@ -12049,7 +17797,6 @@
     <w:p>
       <w:pPr>
         <w:pStyle w:val="Heading1"/>
-        <w:pageBreakBefore/>
         <w:spacing w:after="220" w:before="0"/>
       </w:pPr>
       <w:bookmarkStart w:name="s34_Parte_10_Buscar_os_alert" w:id="34"/>
@@ -12958,7 +18705,6 @@
     <w:p>
       <w:pPr>
         <w:pStyle w:val="Heading1"/>
-        <w:pageBreakBefore/>
         <w:spacing w:after="220" w:before="0"/>
       </w:pPr>
       <w:bookmarkStart w:name="s37_Parte_11_Entender_o_resu" w:id="37"/>
@@ -18221,7 +23967,6 @@
     <w:p>
       <w:pPr>
         <w:pStyle w:val="Heading1"/>
-        <w:pageBreakBefore/>
         <w:spacing w:after="220" w:before="0"/>
       </w:pPr>
       <w:bookmarkStart w:name="s42_Parte_12_Ver_e_salvar_o" w:id="42"/>
@@ -19165,7 +24910,6 @@
     <w:p>
       <w:pPr>
         <w:pStyle w:val="Heading1"/>
-        <w:pageBreakBefore/>
         <w:spacing w:after="220" w:before="0"/>
       </w:pPr>
       <w:bookmarkStart w:name="s46_Parte_13_Salvar_a_camada" w:id="46"/>
@@ -20320,7 +26064,6 @@
     <w:p>
       <w:pPr>
         <w:pStyle w:val="Heading1"/>
-        <w:pageBreakBefore/>
         <w:spacing w:after="220" w:before="0"/>
       </w:pPr>
       <w:bookmarkStart w:name="s49_Parte_14_Ver_um_alerta_d" w:id="49"/>
@@ -21221,7 +26964,6 @@
     <w:p>
       <w:pPr>
         <w:pStyle w:val="Heading1"/>
-        <w:pageBreakBefore/>
         <w:spacing w:after="220" w:before="0"/>
       </w:pPr>
       <w:bookmarkStart w:name="s51_Parte_15_Qual_bota_o_usa" w:id="51"/>
@@ -21970,7 +27712,6 @@
     <w:p>
       <w:pPr>
         <w:pStyle w:val="Heading1"/>
-        <w:pageBreakBefore/>
         <w:spacing w:after="220" w:before="0"/>
       </w:pPr>
       <w:bookmarkStart w:name="s52_Parte_16_Deu_algum_probl" w:id="52"/>

--- a/docs/user-guides/UserGuide_Brazil_pt.docx
+++ b/docs/user-guides/UserGuide_Brazil_pt.docx
@@ -179,107 +179,7 @@
             <w:sz w:val="24"/>
             <w:szCs w:val="24"/>
           </w:rPr>
-          <w:tab/>
-        </w:r>
-        <w:r>
-          <w:rPr>
-            <w:b/>
-            <w:bCs/>
-            <w:color w:val="832413"/>
-            <w:sz w:val="24"/>
-            <w:szCs w:val="24"/>
-          </w:rPr>
-          <w:t xml:space="preserve">Antes de começar</w:t>
-        </w:r>
-        <w:r>
-          <w:rPr>
-            <w:b/>
-            <w:bCs/>
-            <w:color w:val="832413"/>
-            <w:sz w:val="24"/>
-            <w:szCs w:val="24"/>
-          </w:rPr>
-          <w:fldChar w:fldCharType="begin"/>
-        </w:r>
-        <w:r>
-          <w:rPr>
-            <w:b/>
-            <w:bCs/>
-            <w:color w:val="832413"/>
-            <w:sz w:val="24"/>
-            <w:szCs w:val="24"/>
-          </w:rPr>
-          <w:t xml:space="preserve">Antes de começar</w:t>
-        </w:r>
-        <w:r>
-          <w:rPr>
-            <w:b/>
-            <w:bCs/>
-            <w:color w:val="832413"/>
-            <w:sz w:val="24"/>
-            <w:szCs w:val="24"/>
-          </w:rPr>
-          <w:instrText xml:space="preserve"> PAGEREF s1_Antes_de_comec_ar \h </w:instrText>
-        </w:r>
-        <w:r>
-          <w:rPr>
-            <w:b/>
-            <w:bCs/>
-            <w:color w:val="832413"/>
-            <w:sz w:val="24"/>
-            <w:szCs w:val="24"/>
-          </w:rPr>
-          <w:t xml:space="preserve">Antes de começar</w:t>
-        </w:r>
-        <w:r>
-          <w:rPr>
-            <w:b/>
-            <w:bCs/>
-            <w:color w:val="832413"/>
-            <w:sz w:val="24"/>
-            <w:szCs w:val="24"/>
-          </w:rPr>
-          <w:fldChar w:fldCharType="separate"/>
-        </w:r>
-        <w:r>
-          <w:rPr>
-            <w:b/>
-            <w:bCs/>
-            <w:color w:val="832413"/>
-            <w:sz w:val="24"/>
-            <w:szCs w:val="24"/>
-          </w:rPr>
-          <w:t xml:space="preserve">Antes de começar</w:t>
-        </w:r>
-        <w:r>
-          <w:rPr>
-            <w:b/>
-            <w:bCs/>
-            <w:color w:val="832413"/>
-            <w:sz w:val="24"/>
-            <w:szCs w:val="24"/>
-          </w:rPr>
-          <w:t>4</w:t>
-        </w:r>
-        <w:r>
-          <w:rPr>
-            <w:b/>
-            <w:bCs/>
-            <w:color w:val="832413"/>
-            <w:sz w:val="24"/>
-            <w:szCs w:val="24"/>
-          </w:rPr>
-          <w:t xml:space="preserve">Antes de começar</w:t>
-        </w:r>
-        <w:r>
-          <w:rPr>
-            <w:b/>
-            <w:bCs/>
-            <w:color w:val="832413"/>
-            <w:sz w:val="24"/>
-            <w:szCs w:val="24"/>
-          </w:rPr>
-          <w:fldChar w:fldCharType="end"/>
+          <w:t xml:space="preserve">	4</w:t>
         </w:r>
       </w:hyperlink>
     </w:p>
@@ -310,107 +210,7 @@
             <w:sz w:val="22"/>
             <w:szCs w:val="22"/>
           </w:rPr>
-          <w:tab/>
-        </w:r>
-        <w:r>
-          <w:rPr>
-            <w:b w:val="false"/>
-            <w:bCs w:val="false"/>
-            <w:color w:val="24342B"/>
-            <w:sz w:val="22"/>
-            <w:szCs w:val="22"/>
-          </w:rPr>
-          <w:t xml:space="preserve">O que você precisa ter</w:t>
-        </w:r>
-        <w:r>
-          <w:rPr>
-            <w:b w:val="false"/>
-            <w:bCs w:val="false"/>
-            <w:color w:val="24342B"/>
-            <w:sz w:val="22"/>
-            <w:szCs w:val="22"/>
-          </w:rPr>
-          <w:fldChar w:fldCharType="begin"/>
-        </w:r>
-        <w:r>
-          <w:rPr>
-            <w:b w:val="false"/>
-            <w:bCs w:val="false"/>
-            <w:color w:val="24342B"/>
-            <w:sz w:val="22"/>
-            <w:szCs w:val="22"/>
-          </w:rPr>
-          <w:t xml:space="preserve">O que você precisa ter</w:t>
-        </w:r>
-        <w:r>
-          <w:rPr>
-            <w:b w:val="false"/>
-            <w:bCs w:val="false"/>
-            <w:color w:val="24342B"/>
-            <w:sz w:val="22"/>
-            <w:szCs w:val="22"/>
-          </w:rPr>
-          <w:instrText xml:space="preserve"> PAGEREF s2_O_que_voce_precisa_ter \h </w:instrText>
-        </w:r>
-        <w:r>
-          <w:rPr>
-            <w:b w:val="false"/>
-            <w:bCs w:val="false"/>
-            <w:color w:val="24342B"/>
-            <w:sz w:val="22"/>
-            <w:szCs w:val="22"/>
-          </w:rPr>
-          <w:t xml:space="preserve">O que você precisa ter</w:t>
-        </w:r>
-        <w:r>
-          <w:rPr>
-            <w:b w:val="false"/>
-            <w:bCs w:val="false"/>
-            <w:color w:val="24342B"/>
-            <w:sz w:val="22"/>
-            <w:szCs w:val="22"/>
-          </w:rPr>
-          <w:fldChar w:fldCharType="separate"/>
-        </w:r>
-        <w:r>
-          <w:rPr>
-            <w:b w:val="false"/>
-            <w:bCs w:val="false"/>
-            <w:color w:val="24342B"/>
-            <w:sz w:val="22"/>
-            <w:szCs w:val="22"/>
-          </w:rPr>
-          <w:t xml:space="preserve">O que você precisa ter</w:t>
-        </w:r>
-        <w:r>
-          <w:rPr>
-            <w:b w:val="false"/>
-            <w:bCs w:val="false"/>
-            <w:color w:val="24342B"/>
-            <w:sz w:val="22"/>
-            <w:szCs w:val="22"/>
-          </w:rPr>
-          <w:t>4</w:t>
-        </w:r>
-        <w:r>
-          <w:rPr>
-            <w:b w:val="false"/>
-            <w:bCs w:val="false"/>
-            <w:color w:val="24342B"/>
-            <w:sz w:val="22"/>
-            <w:szCs w:val="22"/>
-          </w:rPr>
-          <w:t xml:space="preserve">O que você precisa ter</w:t>
-        </w:r>
-        <w:r>
-          <w:rPr>
-            <w:b w:val="false"/>
-            <w:bCs w:val="false"/>
-            <w:color w:val="24342B"/>
-            <w:sz w:val="22"/>
-            <w:szCs w:val="22"/>
-          </w:rPr>
-          <w:fldChar w:fldCharType="end"/>
+          <w:t xml:space="preserve">	4</w:t>
         </w:r>
       </w:hyperlink>
     </w:p>
@@ -441,107 +241,7 @@
             <w:sz w:val="22"/>
             <w:szCs w:val="22"/>
           </w:rPr>
-          <w:tab/>
-        </w:r>
-        <w:r>
-          <w:rPr>
-            <w:b w:val="false"/>
-            <w:bCs w:val="false"/>
-            <w:color w:val="24342B"/>
-            <w:sz w:val="22"/>
-            <w:szCs w:val="22"/>
-          </w:rPr>
-          <w:t xml:space="preserve">Como ler as imagens deste guia</w:t>
-        </w:r>
-        <w:r>
-          <w:rPr>
-            <w:b w:val="false"/>
-            <w:bCs w:val="false"/>
-            <w:color w:val="24342B"/>
-            <w:sz w:val="22"/>
-            <w:szCs w:val="22"/>
-          </w:rPr>
-          <w:fldChar w:fldCharType="begin"/>
-        </w:r>
-        <w:r>
-          <w:rPr>
-            <w:b w:val="false"/>
-            <w:bCs w:val="false"/>
-            <w:color w:val="24342B"/>
-            <w:sz w:val="22"/>
-            <w:szCs w:val="22"/>
-          </w:rPr>
-          <w:t xml:space="preserve">Como ler as imagens deste guia</w:t>
-        </w:r>
-        <w:r>
-          <w:rPr>
-            <w:b w:val="false"/>
-            <w:bCs w:val="false"/>
-            <w:color w:val="24342B"/>
-            <w:sz w:val="22"/>
-            <w:szCs w:val="22"/>
-          </w:rPr>
-          <w:instrText xml:space="preserve"> PAGEREF s3_Como_ler_as_imagens_dest \h </w:instrText>
-        </w:r>
-        <w:r>
-          <w:rPr>
-            <w:b w:val="false"/>
-            <w:bCs w:val="false"/>
-            <w:color w:val="24342B"/>
-            <w:sz w:val="22"/>
-            <w:szCs w:val="22"/>
-          </w:rPr>
-          <w:t xml:space="preserve">Como ler as imagens deste guia</w:t>
-        </w:r>
-        <w:r>
-          <w:rPr>
-            <w:b w:val="false"/>
-            <w:bCs w:val="false"/>
-            <w:color w:val="24342B"/>
-            <w:sz w:val="22"/>
-            <w:szCs w:val="22"/>
-          </w:rPr>
-          <w:fldChar w:fldCharType="separate"/>
-        </w:r>
-        <w:r>
-          <w:rPr>
-            <w:b w:val="false"/>
-            <w:bCs w:val="false"/>
-            <w:color w:val="24342B"/>
-            <w:sz w:val="22"/>
-            <w:szCs w:val="22"/>
-          </w:rPr>
-          <w:t xml:space="preserve">Como ler as imagens deste guia</w:t>
-        </w:r>
-        <w:r>
-          <w:rPr>
-            <w:b w:val="false"/>
-            <w:bCs w:val="false"/>
-            <w:color w:val="24342B"/>
-            <w:sz w:val="22"/>
-            <w:szCs w:val="22"/>
-          </w:rPr>
-          <w:t>4</w:t>
-        </w:r>
-        <w:r>
-          <w:rPr>
-            <w:b w:val="false"/>
-            <w:bCs w:val="false"/>
-            <w:color w:val="24342B"/>
-            <w:sz w:val="22"/>
-            <w:szCs w:val="22"/>
-          </w:rPr>
-          <w:t xml:space="preserve">Como ler as imagens deste guia</w:t>
-        </w:r>
-        <w:r>
-          <w:rPr>
-            <w:b w:val="false"/>
-            <w:bCs w:val="false"/>
-            <w:color w:val="24342B"/>
-            <w:sz w:val="22"/>
-            <w:szCs w:val="22"/>
-          </w:rPr>
-          <w:fldChar w:fldCharType="end"/>
+          <w:t xml:space="preserve">	4</w:t>
         </w:r>
       </w:hyperlink>
     </w:p>
@@ -572,107 +272,7 @@
             <w:sz w:val="22"/>
             <w:szCs w:val="22"/>
           </w:rPr>
-          <w:tab/>
-        </w:r>
-        <w:r>
-          <w:rPr>
-            <w:b w:val="false"/>
-            <w:bCs w:val="false"/>
-            <w:color w:val="24342B"/>
-            <w:sz w:val="22"/>
-            <w:szCs w:val="22"/>
-          </w:rPr>
-          <w:t xml:space="preserve">Palavras que aparecem neste guia</w:t>
-        </w:r>
-        <w:r>
-          <w:rPr>
-            <w:b w:val="false"/>
-            <w:bCs w:val="false"/>
-            <w:color w:val="24342B"/>
-            <w:sz w:val="22"/>
-            <w:szCs w:val="22"/>
-          </w:rPr>
-          <w:fldChar w:fldCharType="begin"/>
-        </w:r>
-        <w:r>
-          <w:rPr>
-            <w:b w:val="false"/>
-            <w:bCs w:val="false"/>
-            <w:color w:val="24342B"/>
-            <w:sz w:val="22"/>
-            <w:szCs w:val="22"/>
-          </w:rPr>
-          <w:t xml:space="preserve">Palavras que aparecem neste guia</w:t>
-        </w:r>
-        <w:r>
-          <w:rPr>
-            <w:b w:val="false"/>
-            <w:bCs w:val="false"/>
-            <w:color w:val="24342B"/>
-            <w:sz w:val="22"/>
-            <w:szCs w:val="22"/>
-          </w:rPr>
-          <w:instrText xml:space="preserve"> PAGEREF s4_Palavras_que_aparecem_ne \h </w:instrText>
-        </w:r>
-        <w:r>
-          <w:rPr>
-            <w:b w:val="false"/>
-            <w:bCs w:val="false"/>
-            <w:color w:val="24342B"/>
-            <w:sz w:val="22"/>
-            <w:szCs w:val="22"/>
-          </w:rPr>
-          <w:t xml:space="preserve">Palavras que aparecem neste guia</w:t>
-        </w:r>
-        <w:r>
-          <w:rPr>
-            <w:b w:val="false"/>
-            <w:bCs w:val="false"/>
-            <w:color w:val="24342B"/>
-            <w:sz w:val="22"/>
-            <w:szCs w:val="22"/>
-          </w:rPr>
-          <w:fldChar w:fldCharType="separate"/>
-        </w:r>
-        <w:r>
-          <w:rPr>
-            <w:b w:val="false"/>
-            <w:bCs w:val="false"/>
-            <w:color w:val="24342B"/>
-            <w:sz w:val="22"/>
-            <w:szCs w:val="22"/>
-          </w:rPr>
-          <w:t xml:space="preserve">Palavras que aparecem neste guia</w:t>
-        </w:r>
-        <w:r>
-          <w:rPr>
-            <w:b w:val="false"/>
-            <w:bCs w:val="false"/>
-            <w:color w:val="24342B"/>
-            <w:sz w:val="22"/>
-            <w:szCs w:val="22"/>
-          </w:rPr>
-          <w:t>4</w:t>
-        </w:r>
-        <w:r>
-          <w:rPr>
-            <w:b w:val="false"/>
-            <w:bCs w:val="false"/>
-            <w:color w:val="24342B"/>
-            <w:sz w:val="22"/>
-            <w:szCs w:val="22"/>
-          </w:rPr>
-          <w:t xml:space="preserve">Palavras que aparecem neste guia</w:t>
-        </w:r>
-        <w:r>
-          <w:rPr>
-            <w:b w:val="false"/>
-            <w:bCs w:val="false"/>
-            <w:color w:val="24342B"/>
-            <w:sz w:val="22"/>
-            <w:szCs w:val="22"/>
-          </w:rPr>
-          <w:fldChar w:fldCharType="end"/>
+          <w:t xml:space="preserve">	4</w:t>
         </w:r>
       </w:hyperlink>
     </w:p>
@@ -703,107 +303,7 @@
             <w:sz w:val="24"/>
             <w:szCs w:val="24"/>
           </w:rPr>
-          <w:tab/>
-        </w:r>
-        <w:r>
-          <w:rPr>
-            <w:b/>
-            <w:bCs/>
-            <w:color w:val="832413"/>
-            <w:sz w:val="24"/>
-            <w:szCs w:val="24"/>
-          </w:rPr>
-          <w:t xml:space="preserve">Parte 1 — Instalar o plugin pelo menu Complementos</w:t>
-        </w:r>
-        <w:r>
-          <w:rPr>
-            <w:b/>
-            <w:bCs/>
-            <w:color w:val="832413"/>
-            <w:sz w:val="24"/>
-            <w:szCs w:val="24"/>
-          </w:rPr>
-          <w:fldChar w:fldCharType="begin"/>
-        </w:r>
-        <w:r>
-          <w:rPr>
-            <w:b/>
-            <w:bCs/>
-            <w:color w:val="832413"/>
-            <w:sz w:val="24"/>
-            <w:szCs w:val="24"/>
-          </w:rPr>
-          <w:t xml:space="preserve">Parte 1 — Instalar o plugin pelo menu Complementos</w:t>
-        </w:r>
-        <w:r>
-          <w:rPr>
-            <w:b/>
-            <w:bCs/>
-            <w:color w:val="832413"/>
-            <w:sz w:val="24"/>
-            <w:szCs w:val="24"/>
-          </w:rPr>
-          <w:instrText xml:space="preserve"> PAGEREF s5_Parte_1_Instalar_o_plugi \h </w:instrText>
-        </w:r>
-        <w:r>
-          <w:rPr>
-            <w:b/>
-            <w:bCs/>
-            <w:color w:val="832413"/>
-            <w:sz w:val="24"/>
-            <w:szCs w:val="24"/>
-          </w:rPr>
-          <w:t xml:space="preserve">Parte 1 — Instalar o plugin pelo menu Complementos</w:t>
-        </w:r>
-        <w:r>
-          <w:rPr>
-            <w:b/>
-            <w:bCs/>
-            <w:color w:val="832413"/>
-            <w:sz w:val="24"/>
-            <w:szCs w:val="24"/>
-          </w:rPr>
-          <w:fldChar w:fldCharType="separate"/>
-        </w:r>
-        <w:r>
-          <w:rPr>
-            <w:b/>
-            <w:bCs/>
-            <w:color w:val="832413"/>
-            <w:sz w:val="24"/>
-            <w:szCs w:val="24"/>
-          </w:rPr>
-          <w:t xml:space="preserve">Parte 1 — Instalar o plugin pelo menu Complementos</w:t>
-        </w:r>
-        <w:r>
-          <w:rPr>
-            <w:b/>
-            <w:bCs/>
-            <w:color w:val="832413"/>
-            <w:sz w:val="24"/>
-            <w:szCs w:val="24"/>
-          </w:rPr>
-          <w:t>6</w:t>
-        </w:r>
-        <w:r>
-          <w:rPr>
-            <w:b/>
-            <w:bCs/>
-            <w:color w:val="832413"/>
-            <w:sz w:val="24"/>
-            <w:szCs w:val="24"/>
-          </w:rPr>
-          <w:t xml:space="preserve">Parte 1 — Instalar o plugin pelo menu Complementos</w:t>
-        </w:r>
-        <w:r>
-          <w:rPr>
-            <w:b/>
-            <w:bCs/>
-            <w:color w:val="832413"/>
-            <w:sz w:val="24"/>
-            <w:szCs w:val="24"/>
-          </w:rPr>
-          <w:fldChar w:fldCharType="end"/>
+          <w:t xml:space="preserve">	6</w:t>
         </w:r>
       </w:hyperlink>
     </w:p>
@@ -834,107 +334,7 @@
             <w:sz w:val="22"/>
             <w:szCs w:val="22"/>
           </w:rPr>
-          <w:tab/>
-        </w:r>
-        <w:r>
-          <w:rPr>
-            <w:b w:val="false"/>
-            <w:bCs w:val="false"/>
-            <w:color w:val="24342B"/>
-            <w:sz w:val="22"/>
-            <w:szCs w:val="22"/>
-          </w:rPr>
-          <w:t xml:space="preserve">1.1 Abrir o gerenciador de complementos</w:t>
-        </w:r>
-        <w:r>
-          <w:rPr>
-            <w:b w:val="false"/>
-            <w:bCs w:val="false"/>
-            <w:color w:val="24342B"/>
-            <w:sz w:val="22"/>
-            <w:szCs w:val="22"/>
-          </w:rPr>
-          <w:fldChar w:fldCharType="begin"/>
-        </w:r>
-        <w:r>
-          <w:rPr>
-            <w:b w:val="false"/>
-            <w:bCs w:val="false"/>
-            <w:color w:val="24342B"/>
-            <w:sz w:val="22"/>
-            <w:szCs w:val="22"/>
-          </w:rPr>
-          <w:t xml:space="preserve">1.1 Abrir o gerenciador de complementos</w:t>
-        </w:r>
-        <w:r>
-          <w:rPr>
-            <w:b w:val="false"/>
-            <w:bCs w:val="false"/>
-            <w:color w:val="24342B"/>
-            <w:sz w:val="22"/>
-            <w:szCs w:val="22"/>
-          </w:rPr>
-          <w:instrText xml:space="preserve"> PAGEREF s6_1_1_Abrir_o_gerenciador \h </w:instrText>
-        </w:r>
-        <w:r>
-          <w:rPr>
-            <w:b w:val="false"/>
-            <w:bCs w:val="false"/>
-            <w:color w:val="24342B"/>
-            <w:sz w:val="22"/>
-            <w:szCs w:val="22"/>
-          </w:rPr>
-          <w:t xml:space="preserve">1.1 Abrir o gerenciador de complementos</w:t>
-        </w:r>
-        <w:r>
-          <w:rPr>
-            <w:b w:val="false"/>
-            <w:bCs w:val="false"/>
-            <w:color w:val="24342B"/>
-            <w:sz w:val="22"/>
-            <w:szCs w:val="22"/>
-          </w:rPr>
-          <w:fldChar w:fldCharType="separate"/>
-        </w:r>
-        <w:r>
-          <w:rPr>
-            <w:b w:val="false"/>
-            <w:bCs w:val="false"/>
-            <w:color w:val="24342B"/>
-            <w:sz w:val="22"/>
-            <w:szCs w:val="22"/>
-          </w:rPr>
-          <w:t xml:space="preserve">1.1 Abrir o gerenciador de complementos</w:t>
-        </w:r>
-        <w:r>
-          <w:rPr>
-            <w:b w:val="false"/>
-            <w:bCs w:val="false"/>
-            <w:color w:val="24342B"/>
-            <w:sz w:val="22"/>
-            <w:szCs w:val="22"/>
-          </w:rPr>
-          <w:t>6</w:t>
-        </w:r>
-        <w:r>
-          <w:rPr>
-            <w:b w:val="false"/>
-            <w:bCs w:val="false"/>
-            <w:color w:val="24342B"/>
-            <w:sz w:val="22"/>
-            <w:szCs w:val="22"/>
-          </w:rPr>
-          <w:t xml:space="preserve">1.1 Abrir o gerenciador de complementos</w:t>
-        </w:r>
-        <w:r>
-          <w:rPr>
-            <w:b w:val="false"/>
-            <w:bCs w:val="false"/>
-            <w:color w:val="24342B"/>
-            <w:sz w:val="22"/>
-            <w:szCs w:val="22"/>
-          </w:rPr>
-          <w:fldChar w:fldCharType="end"/>
+          <w:t xml:space="preserve">	6</w:t>
         </w:r>
       </w:hyperlink>
     </w:p>
@@ -965,107 +365,7 @@
             <w:sz w:val="22"/>
             <w:szCs w:val="22"/>
           </w:rPr>
-          <w:tab/>
-        </w:r>
-        <w:r>
-          <w:rPr>
-            <w:b w:val="false"/>
-            <w:bCs w:val="false"/>
-            <w:color w:val="24342B"/>
-            <w:sz w:val="22"/>
-            <w:szCs w:val="22"/>
-          </w:rPr>
-          <w:t xml:space="preserve">1.2 Procurar e instalar</w:t>
-        </w:r>
-        <w:r>
-          <w:rPr>
-            <w:b w:val="false"/>
-            <w:bCs w:val="false"/>
-            <w:color w:val="24342B"/>
-            <w:sz w:val="22"/>
-            <w:szCs w:val="22"/>
-          </w:rPr>
-          <w:fldChar w:fldCharType="begin"/>
-        </w:r>
-        <w:r>
-          <w:rPr>
-            <w:b w:val="false"/>
-            <w:bCs w:val="false"/>
-            <w:color w:val="24342B"/>
-            <w:sz w:val="22"/>
-            <w:szCs w:val="22"/>
-          </w:rPr>
-          <w:t xml:space="preserve">1.2 Procurar e instalar</w:t>
-        </w:r>
-        <w:r>
-          <w:rPr>
-            <w:b w:val="false"/>
-            <w:bCs w:val="false"/>
-            <w:color w:val="24342B"/>
-            <w:sz w:val="22"/>
-            <w:szCs w:val="22"/>
-          </w:rPr>
-          <w:instrText xml:space="preserve"> PAGEREF s7_1_2_Procurar_e_instalar \h </w:instrText>
-        </w:r>
-        <w:r>
-          <w:rPr>
-            <w:b w:val="false"/>
-            <w:bCs w:val="false"/>
-            <w:color w:val="24342B"/>
-            <w:sz w:val="22"/>
-            <w:szCs w:val="22"/>
-          </w:rPr>
-          <w:t xml:space="preserve">1.2 Procurar e instalar</w:t>
-        </w:r>
-        <w:r>
-          <w:rPr>
-            <w:b w:val="false"/>
-            <w:bCs w:val="false"/>
-            <w:color w:val="24342B"/>
-            <w:sz w:val="22"/>
-            <w:szCs w:val="22"/>
-          </w:rPr>
-          <w:fldChar w:fldCharType="separate"/>
-        </w:r>
-        <w:r>
-          <w:rPr>
-            <w:b w:val="false"/>
-            <w:bCs w:val="false"/>
-            <w:color w:val="24342B"/>
-            <w:sz w:val="22"/>
-            <w:szCs w:val="22"/>
-          </w:rPr>
-          <w:t xml:space="preserve">1.2 Procurar e instalar</w:t>
-        </w:r>
-        <w:r>
-          <w:rPr>
-            <w:b w:val="false"/>
-            <w:bCs w:val="false"/>
-            <w:color w:val="24342B"/>
-            <w:sz w:val="22"/>
-            <w:szCs w:val="22"/>
-          </w:rPr>
-          <w:t>6</w:t>
-        </w:r>
-        <w:r>
-          <w:rPr>
-            <w:b w:val="false"/>
-            <w:bCs w:val="false"/>
-            <w:color w:val="24342B"/>
-            <w:sz w:val="22"/>
-            <w:szCs w:val="22"/>
-          </w:rPr>
-          <w:t xml:space="preserve">1.2 Procurar e instalar</w:t>
-        </w:r>
-        <w:r>
-          <w:rPr>
-            <w:b w:val="false"/>
-            <w:bCs w:val="false"/>
-            <w:color w:val="24342B"/>
-            <w:sz w:val="22"/>
-            <w:szCs w:val="22"/>
-          </w:rPr>
-          <w:fldChar w:fldCharType="end"/>
+          <w:t xml:space="preserve">	6</w:t>
         </w:r>
       </w:hyperlink>
     </w:p>
@@ -1096,107 +396,7 @@
             <w:sz w:val="22"/>
             <w:szCs w:val="22"/>
           </w:rPr>
-          <w:tab/>
-        </w:r>
-        <w:r>
-          <w:rPr>
-            <w:b w:val="false"/>
-            <w:bCs w:val="false"/>
-            <w:color w:val="24342B"/>
-            <w:sz w:val="22"/>
-            <w:szCs w:val="22"/>
-          </w:rPr>
-          <w:t xml:space="preserve">1.3 Atualizar ou desinstalar</w:t>
-        </w:r>
-        <w:r>
-          <w:rPr>
-            <w:b w:val="false"/>
-            <w:bCs w:val="false"/>
-            <w:color w:val="24342B"/>
-            <w:sz w:val="22"/>
-            <w:szCs w:val="22"/>
-          </w:rPr>
-          <w:fldChar w:fldCharType="begin"/>
-        </w:r>
-        <w:r>
-          <w:rPr>
-            <w:b w:val="false"/>
-            <w:bCs w:val="false"/>
-            <w:color w:val="24342B"/>
-            <w:sz w:val="22"/>
-            <w:szCs w:val="22"/>
-          </w:rPr>
-          <w:t xml:space="preserve">1.3 Atualizar ou desinstalar</w:t>
-        </w:r>
-        <w:r>
-          <w:rPr>
-            <w:b w:val="false"/>
-            <w:bCs w:val="false"/>
-            <w:color w:val="24342B"/>
-            <w:sz w:val="22"/>
-            <w:szCs w:val="22"/>
-          </w:rPr>
-          <w:instrText xml:space="preserve"> PAGEREF s8_1_3_Atualizar_ou_desinst \h </w:instrText>
-        </w:r>
-        <w:r>
-          <w:rPr>
-            <w:b w:val="false"/>
-            <w:bCs w:val="false"/>
-            <w:color w:val="24342B"/>
-            <w:sz w:val="22"/>
-            <w:szCs w:val="22"/>
-          </w:rPr>
-          <w:t xml:space="preserve">1.3 Atualizar ou desinstalar</w:t>
-        </w:r>
-        <w:r>
-          <w:rPr>
-            <w:b w:val="false"/>
-            <w:bCs w:val="false"/>
-            <w:color w:val="24342B"/>
-            <w:sz w:val="22"/>
-            <w:szCs w:val="22"/>
-          </w:rPr>
-          <w:fldChar w:fldCharType="separate"/>
-        </w:r>
-        <w:r>
-          <w:rPr>
-            <w:b w:val="false"/>
-            <w:bCs w:val="false"/>
-            <w:color w:val="24342B"/>
-            <w:sz w:val="22"/>
-            <w:szCs w:val="22"/>
-          </w:rPr>
-          <w:t xml:space="preserve">1.3 Atualizar ou desinstalar</w:t>
-        </w:r>
-        <w:r>
-          <w:rPr>
-            <w:b w:val="false"/>
-            <w:bCs w:val="false"/>
-            <w:color w:val="24342B"/>
-            <w:sz w:val="22"/>
-            <w:szCs w:val="22"/>
-          </w:rPr>
-          <w:t>7</w:t>
-        </w:r>
-        <w:r>
-          <w:rPr>
-            <w:b w:val="false"/>
-            <w:bCs w:val="false"/>
-            <w:color w:val="24342B"/>
-            <w:sz w:val="22"/>
-            <w:szCs w:val="22"/>
-          </w:rPr>
-          <w:t xml:space="preserve">1.3 Atualizar ou desinstalar</w:t>
-        </w:r>
-        <w:r>
-          <w:rPr>
-            <w:b w:val="false"/>
-            <w:bCs w:val="false"/>
-            <w:color w:val="24342B"/>
-            <w:sz w:val="22"/>
-            <w:szCs w:val="22"/>
-          </w:rPr>
-          <w:fldChar w:fldCharType="end"/>
+          <w:t xml:space="preserve">	7</w:t>
         </w:r>
       </w:hyperlink>
     </w:p>
@@ -1227,107 +427,7 @@
             <w:sz w:val="24"/>
             <w:szCs w:val="24"/>
           </w:rPr>
-          <w:tab/>
-        </w:r>
-        <w:r>
-          <w:rPr>
-            <w:b/>
-            <w:bCs/>
-            <w:color w:val="832413"/>
-            <w:sz w:val="24"/>
-            <w:szCs w:val="24"/>
-          </w:rPr>
-          <w:t xml:space="preserve">Parte 2 — Abrir o plugin (e onde achar o ícone)</w:t>
-        </w:r>
-        <w:r>
-          <w:rPr>
-            <w:b/>
-            <w:bCs/>
-            <w:color w:val="832413"/>
-            <w:sz w:val="24"/>
-            <w:szCs w:val="24"/>
-          </w:rPr>
-          <w:fldChar w:fldCharType="begin"/>
-        </w:r>
-        <w:r>
-          <w:rPr>
-            <w:b/>
-            <w:bCs/>
-            <w:color w:val="832413"/>
-            <w:sz w:val="24"/>
-            <w:szCs w:val="24"/>
-          </w:rPr>
-          <w:t xml:space="preserve">Parte 2 — Abrir o plugin (e onde achar o ícone)</w:t>
-        </w:r>
-        <w:r>
-          <w:rPr>
-            <w:b/>
-            <w:bCs/>
-            <w:color w:val="832413"/>
-            <w:sz w:val="24"/>
-            <w:szCs w:val="24"/>
-          </w:rPr>
-          <w:instrText xml:space="preserve"> PAGEREF s9_Parte_2_Abrir_o_plugin_e \h </w:instrText>
-        </w:r>
-        <w:r>
-          <w:rPr>
-            <w:b/>
-            <w:bCs/>
-            <w:color w:val="832413"/>
-            <w:sz w:val="24"/>
-            <w:szCs w:val="24"/>
-          </w:rPr>
-          <w:t xml:space="preserve">Parte 2 — Abrir o plugin (e onde achar o ícone)</w:t>
-        </w:r>
-        <w:r>
-          <w:rPr>
-            <w:b/>
-            <w:bCs/>
-            <w:color w:val="832413"/>
-            <w:sz w:val="24"/>
-            <w:szCs w:val="24"/>
-          </w:rPr>
-          <w:fldChar w:fldCharType="separate"/>
-        </w:r>
-        <w:r>
-          <w:rPr>
-            <w:b/>
-            <w:bCs/>
-            <w:color w:val="832413"/>
-            <w:sz w:val="24"/>
-            <w:szCs w:val="24"/>
-          </w:rPr>
-          <w:t xml:space="preserve">Parte 2 — Abrir o plugin (e onde achar o ícone)</w:t>
-        </w:r>
-        <w:r>
-          <w:rPr>
-            <w:b/>
-            <w:bCs/>
-            <w:color w:val="832413"/>
-            <w:sz w:val="24"/>
-            <w:szCs w:val="24"/>
-          </w:rPr>
-          <w:t>8</w:t>
-        </w:r>
-        <w:r>
-          <w:rPr>
-            <w:b/>
-            <w:bCs/>
-            <w:color w:val="832413"/>
-            <w:sz w:val="24"/>
-            <w:szCs w:val="24"/>
-          </w:rPr>
-          <w:t xml:space="preserve">Parte 2 — Abrir o plugin (e onde achar o ícone)</w:t>
-        </w:r>
-        <w:r>
-          <w:rPr>
-            <w:b/>
-            <w:bCs/>
-            <w:color w:val="832413"/>
-            <w:sz w:val="24"/>
-            <w:szCs w:val="24"/>
-          </w:rPr>
-          <w:fldChar w:fldCharType="end"/>
+          <w:t xml:space="preserve">	8</w:t>
         </w:r>
       </w:hyperlink>
     </w:p>
@@ -1358,107 +458,7 @@
             <w:sz w:val="22"/>
             <w:szCs w:val="22"/>
           </w:rPr>
-          <w:tab/>
-        </w:r>
-        <w:r>
-          <w:rPr>
-            <w:b w:val="false"/>
-            <w:bCs w:val="false"/>
-            <w:color w:val="24342B"/>
-            <w:sz w:val="22"/>
-            <w:szCs w:val="22"/>
-          </w:rPr>
-          <w:t xml:space="preserve">2.1 Pelo ícone da barra de ferramentas</w:t>
-        </w:r>
-        <w:r>
-          <w:rPr>
-            <w:b w:val="false"/>
-            <w:bCs w:val="false"/>
-            <w:color w:val="24342B"/>
-            <w:sz w:val="22"/>
-            <w:szCs w:val="22"/>
-          </w:rPr>
-          <w:fldChar w:fldCharType="begin"/>
-        </w:r>
-        <w:r>
-          <w:rPr>
-            <w:b w:val="false"/>
-            <w:bCs w:val="false"/>
-            <w:color w:val="24342B"/>
-            <w:sz w:val="22"/>
-            <w:szCs w:val="22"/>
-          </w:rPr>
-          <w:t xml:space="preserve">2.1 Pelo ícone da barra de ferramentas</w:t>
-        </w:r>
-        <w:r>
-          <w:rPr>
-            <w:b w:val="false"/>
-            <w:bCs w:val="false"/>
-            <w:color w:val="24342B"/>
-            <w:sz w:val="22"/>
-            <w:szCs w:val="22"/>
-          </w:rPr>
-          <w:instrText xml:space="preserve"> PAGEREF s10_2_1_Pelo_i_cone_da_barra \h </w:instrText>
-        </w:r>
-        <w:r>
-          <w:rPr>
-            <w:b w:val="false"/>
-            <w:bCs w:val="false"/>
-            <w:color w:val="24342B"/>
-            <w:sz w:val="22"/>
-            <w:szCs w:val="22"/>
-          </w:rPr>
-          <w:t xml:space="preserve">2.1 Pelo ícone da barra de ferramentas</w:t>
-        </w:r>
-        <w:r>
-          <w:rPr>
-            <w:b w:val="false"/>
-            <w:bCs w:val="false"/>
-            <w:color w:val="24342B"/>
-            <w:sz w:val="22"/>
-            <w:szCs w:val="22"/>
-          </w:rPr>
-          <w:fldChar w:fldCharType="separate"/>
-        </w:r>
-        <w:r>
-          <w:rPr>
-            <w:b w:val="false"/>
-            <w:bCs w:val="false"/>
-            <w:color w:val="24342B"/>
-            <w:sz w:val="22"/>
-            <w:szCs w:val="22"/>
-          </w:rPr>
-          <w:t xml:space="preserve">2.1 Pelo ícone da barra de ferramentas</w:t>
-        </w:r>
-        <w:r>
-          <w:rPr>
-            <w:b w:val="false"/>
-            <w:bCs w:val="false"/>
-            <w:color w:val="24342B"/>
-            <w:sz w:val="22"/>
-            <w:szCs w:val="22"/>
-          </w:rPr>
-          <w:t>8</w:t>
-        </w:r>
-        <w:r>
-          <w:rPr>
-            <w:b w:val="false"/>
-            <w:bCs w:val="false"/>
-            <w:color w:val="24342B"/>
-            <w:sz w:val="22"/>
-            <w:szCs w:val="22"/>
-          </w:rPr>
-          <w:t xml:space="preserve">2.1 Pelo ícone da barra de ferramentas</w:t>
-        </w:r>
-        <w:r>
-          <w:rPr>
-            <w:b w:val="false"/>
-            <w:bCs w:val="false"/>
-            <w:color w:val="24342B"/>
-            <w:sz w:val="22"/>
-            <w:szCs w:val="22"/>
-          </w:rPr>
-          <w:fldChar w:fldCharType="end"/>
+          <w:t xml:space="preserve">	8</w:t>
         </w:r>
       </w:hyperlink>
     </w:p>
@@ -1489,107 +489,7 @@
             <w:sz w:val="22"/>
             <w:szCs w:val="22"/>
           </w:rPr>
-          <w:tab/>
-        </w:r>
-        <w:r>
-          <w:rPr>
-            <w:b w:val="false"/>
-            <w:bCs w:val="false"/>
-            <w:color w:val="24342B"/>
-            <w:sz w:val="22"/>
-            <w:szCs w:val="22"/>
-          </w:rPr>
-          <w:t xml:space="preserve">2.2 Se o ícone não aparecer: pelo menu Complementos</w:t>
-        </w:r>
-        <w:r>
-          <w:rPr>
-            <w:b w:val="false"/>
-            <w:bCs w:val="false"/>
-            <w:color w:val="24342B"/>
-            <w:sz w:val="22"/>
-            <w:szCs w:val="22"/>
-          </w:rPr>
-          <w:fldChar w:fldCharType="begin"/>
-        </w:r>
-        <w:r>
-          <w:rPr>
-            <w:b w:val="false"/>
-            <w:bCs w:val="false"/>
-            <w:color w:val="24342B"/>
-            <w:sz w:val="22"/>
-            <w:szCs w:val="22"/>
-          </w:rPr>
-          <w:t xml:space="preserve">2.2 Se o ícone não aparecer: pelo menu Complementos</w:t>
-        </w:r>
-        <w:r>
-          <w:rPr>
-            <w:b w:val="false"/>
-            <w:bCs w:val="false"/>
-            <w:color w:val="24342B"/>
-            <w:sz w:val="22"/>
-            <w:szCs w:val="22"/>
-          </w:rPr>
-          <w:instrText xml:space="preserve"> PAGEREF s11_2_2_Se_o_i_cone_na_o_apa \h </w:instrText>
-        </w:r>
-        <w:r>
-          <w:rPr>
-            <w:b w:val="false"/>
-            <w:bCs w:val="false"/>
-            <w:color w:val="24342B"/>
-            <w:sz w:val="22"/>
-            <w:szCs w:val="22"/>
-          </w:rPr>
-          <w:t xml:space="preserve">2.2 Se o ícone não aparecer: pelo menu Complementos</w:t>
-        </w:r>
-        <w:r>
-          <w:rPr>
-            <w:b w:val="false"/>
-            <w:bCs w:val="false"/>
-            <w:color w:val="24342B"/>
-            <w:sz w:val="22"/>
-            <w:szCs w:val="22"/>
-          </w:rPr>
-          <w:fldChar w:fldCharType="separate"/>
-        </w:r>
-        <w:r>
-          <w:rPr>
-            <w:b w:val="false"/>
-            <w:bCs w:val="false"/>
-            <w:color w:val="24342B"/>
-            <w:sz w:val="22"/>
-            <w:szCs w:val="22"/>
-          </w:rPr>
-          <w:t xml:space="preserve">2.2 Se o ícone não aparecer: pelo menu Complementos</w:t>
-        </w:r>
-        <w:r>
-          <w:rPr>
-            <w:b w:val="false"/>
-            <w:bCs w:val="false"/>
-            <w:color w:val="24342B"/>
-            <w:sz w:val="22"/>
-            <w:szCs w:val="22"/>
-          </w:rPr>
-          <w:t>8</w:t>
-        </w:r>
-        <w:r>
-          <w:rPr>
-            <w:b w:val="false"/>
-            <w:bCs w:val="false"/>
-            <w:color w:val="24342B"/>
-            <w:sz w:val="22"/>
-            <w:szCs w:val="22"/>
-          </w:rPr>
-          <w:t xml:space="preserve">2.2 Se o ícone não aparecer: pelo menu Complementos</w:t>
-        </w:r>
-        <w:r>
-          <w:rPr>
-            <w:b w:val="false"/>
-            <w:bCs w:val="false"/>
-            <w:color w:val="24342B"/>
-            <w:sz w:val="22"/>
-            <w:szCs w:val="22"/>
-          </w:rPr>
-          <w:fldChar w:fldCharType="end"/>
+          <w:t xml:space="preserve">	8</w:t>
         </w:r>
       </w:hyperlink>
     </w:p>
@@ -1620,107 +520,7 @@
             <w:sz w:val="22"/>
             <w:szCs w:val="22"/>
           </w:rPr>
-          <w:tab/>
-        </w:r>
-        <w:r>
-          <w:rPr>
-            <w:b w:val="false"/>
-            <w:bCs w:val="false"/>
-            <w:color w:val="24342B"/>
-            <w:sz w:val="22"/>
-            <w:szCs w:val="22"/>
-          </w:rPr>
-          <w:t xml:space="preserve">2.3 Fazer o ícone voltar para a barra</w:t>
-        </w:r>
-        <w:r>
-          <w:rPr>
-            <w:b w:val="false"/>
-            <w:bCs w:val="false"/>
-            <w:color w:val="24342B"/>
-            <w:sz w:val="22"/>
-            <w:szCs w:val="22"/>
-          </w:rPr>
-          <w:fldChar w:fldCharType="begin"/>
-        </w:r>
-        <w:r>
-          <w:rPr>
-            <w:b w:val="false"/>
-            <w:bCs w:val="false"/>
-            <w:color w:val="24342B"/>
-            <w:sz w:val="22"/>
-            <w:szCs w:val="22"/>
-          </w:rPr>
-          <w:t xml:space="preserve">2.3 Fazer o ícone voltar para a barra</w:t>
-        </w:r>
-        <w:r>
-          <w:rPr>
-            <w:b w:val="false"/>
-            <w:bCs w:val="false"/>
-            <w:color w:val="24342B"/>
-            <w:sz w:val="22"/>
-            <w:szCs w:val="22"/>
-          </w:rPr>
-          <w:instrText xml:space="preserve"> PAGEREF s12_2_3_Fazer_o_i_cone_volta \h </w:instrText>
-        </w:r>
-        <w:r>
-          <w:rPr>
-            <w:b w:val="false"/>
-            <w:bCs w:val="false"/>
-            <w:color w:val="24342B"/>
-            <w:sz w:val="22"/>
-            <w:szCs w:val="22"/>
-          </w:rPr>
-          <w:t xml:space="preserve">2.3 Fazer o ícone voltar para a barra</w:t>
-        </w:r>
-        <w:r>
-          <w:rPr>
-            <w:b w:val="false"/>
-            <w:bCs w:val="false"/>
-            <w:color w:val="24342B"/>
-            <w:sz w:val="22"/>
-            <w:szCs w:val="22"/>
-          </w:rPr>
-          <w:fldChar w:fldCharType="separate"/>
-        </w:r>
-        <w:r>
-          <w:rPr>
-            <w:b w:val="false"/>
-            <w:bCs w:val="false"/>
-            <w:color w:val="24342B"/>
-            <w:sz w:val="22"/>
-            <w:szCs w:val="22"/>
-          </w:rPr>
-          <w:t xml:space="preserve">2.3 Fazer o ícone voltar para a barra</w:t>
-        </w:r>
-        <w:r>
-          <w:rPr>
-            <w:b w:val="false"/>
-            <w:bCs w:val="false"/>
-            <w:color w:val="24342B"/>
-            <w:sz w:val="22"/>
-            <w:szCs w:val="22"/>
-          </w:rPr>
-          <w:t>8</w:t>
-        </w:r>
-        <w:r>
-          <w:rPr>
-            <w:b w:val="false"/>
-            <w:bCs w:val="false"/>
-            <w:color w:val="24342B"/>
-            <w:sz w:val="22"/>
-            <w:szCs w:val="22"/>
-          </w:rPr>
-          <w:t xml:space="preserve">2.3 Fazer o ícone voltar para a barra</w:t>
-        </w:r>
-        <w:r>
-          <w:rPr>
-            <w:b w:val="false"/>
-            <w:bCs w:val="false"/>
-            <w:color w:val="24342B"/>
-            <w:sz w:val="22"/>
-            <w:szCs w:val="22"/>
-          </w:rPr>
-          <w:fldChar w:fldCharType="end"/>
+          <w:t xml:space="preserve">	8</w:t>
         </w:r>
       </w:hyperlink>
     </w:p>
@@ -1751,107 +551,7 @@
             <w:sz w:val="22"/>
             <w:szCs w:val="22"/>
           </w:rPr>
-          <w:tab/>
-        </w:r>
-        <w:r>
-          <w:rPr>
-            <w:b w:val="false"/>
-            <w:bCs w:val="false"/>
-            <w:color w:val="24342B"/>
-            <w:sz w:val="22"/>
-            <w:szCs w:val="22"/>
-          </w:rPr>
-          <w:t xml:space="preserve">2.4 Se o plugin não aparece em lugar nenhum</w:t>
-        </w:r>
-        <w:r>
-          <w:rPr>
-            <w:b w:val="false"/>
-            <w:bCs w:val="false"/>
-            <w:color w:val="24342B"/>
-            <w:sz w:val="22"/>
-            <w:szCs w:val="22"/>
-          </w:rPr>
-          <w:fldChar w:fldCharType="begin"/>
-        </w:r>
-        <w:r>
-          <w:rPr>
-            <w:b w:val="false"/>
-            <w:bCs w:val="false"/>
-            <w:color w:val="24342B"/>
-            <w:sz w:val="22"/>
-            <w:szCs w:val="22"/>
-          </w:rPr>
-          <w:t xml:space="preserve">2.4 Se o plugin não aparece em lugar nenhum</w:t>
-        </w:r>
-        <w:r>
-          <w:rPr>
-            <w:b w:val="false"/>
-            <w:bCs w:val="false"/>
-            <w:color w:val="24342B"/>
-            <w:sz w:val="22"/>
-            <w:szCs w:val="22"/>
-          </w:rPr>
-          <w:instrText xml:space="preserve"> PAGEREF s13_2_4_Se_o_plugin_na_o_apa \h </w:instrText>
-        </w:r>
-        <w:r>
-          <w:rPr>
-            <w:b w:val="false"/>
-            <w:bCs w:val="false"/>
-            <w:color w:val="24342B"/>
-            <w:sz w:val="22"/>
-            <w:szCs w:val="22"/>
-          </w:rPr>
-          <w:t xml:space="preserve">2.4 Se o plugin não aparece em lugar nenhum</w:t>
-        </w:r>
-        <w:r>
-          <w:rPr>
-            <w:b w:val="false"/>
-            <w:bCs w:val="false"/>
-            <w:color w:val="24342B"/>
-            <w:sz w:val="22"/>
-            <w:szCs w:val="22"/>
-          </w:rPr>
-          <w:fldChar w:fldCharType="separate"/>
-        </w:r>
-        <w:r>
-          <w:rPr>
-            <w:b w:val="false"/>
-            <w:bCs w:val="false"/>
-            <w:color w:val="24342B"/>
-            <w:sz w:val="22"/>
-            <w:szCs w:val="22"/>
-          </w:rPr>
-          <w:t xml:space="preserve">2.4 Se o plugin não aparece em lugar nenhum</w:t>
-        </w:r>
-        <w:r>
-          <w:rPr>
-            <w:b w:val="false"/>
-            <w:bCs w:val="false"/>
-            <w:color w:val="24342B"/>
-            <w:sz w:val="22"/>
-            <w:szCs w:val="22"/>
-          </w:rPr>
-          <w:t>9</w:t>
-        </w:r>
-        <w:r>
-          <w:rPr>
-            <w:b w:val="false"/>
-            <w:bCs w:val="false"/>
-            <w:color w:val="24342B"/>
-            <w:sz w:val="22"/>
-            <w:szCs w:val="22"/>
-          </w:rPr>
-          <w:t xml:space="preserve">2.4 Se o plugin não aparece em lugar nenhum</w:t>
-        </w:r>
-        <w:r>
-          <w:rPr>
-            <w:b w:val="false"/>
-            <w:bCs w:val="false"/>
-            <w:color w:val="24342B"/>
-            <w:sz w:val="22"/>
-            <w:szCs w:val="22"/>
-          </w:rPr>
-          <w:fldChar w:fldCharType="end"/>
+          <w:t xml:space="preserve">	9</w:t>
         </w:r>
       </w:hyperlink>
     </w:p>
@@ -1882,107 +582,7 @@
             <w:sz w:val="24"/>
             <w:szCs w:val="24"/>
           </w:rPr>
-          <w:tab/>
-        </w:r>
-        <w:r>
-          <w:rPr>
-            <w:b/>
-            <w:bCs/>
-            <w:color w:val="832413"/>
-            <w:sz w:val="24"/>
-            <w:szCs w:val="24"/>
-          </w:rPr>
-          <w:t xml:space="preserve">Parte 3 — Conhecendo o painel</w:t>
-        </w:r>
-        <w:r>
-          <w:rPr>
-            <w:b/>
-            <w:bCs/>
-            <w:color w:val="832413"/>
-            <w:sz w:val="24"/>
-            <w:szCs w:val="24"/>
-          </w:rPr>
-          <w:fldChar w:fldCharType="begin"/>
-        </w:r>
-        <w:r>
-          <w:rPr>
-            <w:b/>
-            <w:bCs/>
-            <w:color w:val="832413"/>
-            <w:sz w:val="24"/>
-            <w:szCs w:val="24"/>
-          </w:rPr>
-          <w:t xml:space="preserve">Parte 3 — Conhecendo o painel</w:t>
-        </w:r>
-        <w:r>
-          <w:rPr>
-            <w:b/>
-            <w:bCs/>
-            <w:color w:val="832413"/>
-            <w:sz w:val="24"/>
-            <w:szCs w:val="24"/>
-          </w:rPr>
-          <w:instrText xml:space="preserve"> PAGEREF s14_Parte_3_Conhecendo_o_pai \h </w:instrText>
-        </w:r>
-        <w:r>
-          <w:rPr>
-            <w:b/>
-            <w:bCs/>
-            <w:color w:val="832413"/>
-            <w:sz w:val="24"/>
-            <w:szCs w:val="24"/>
-          </w:rPr>
-          <w:t xml:space="preserve">Parte 3 — Conhecendo o painel</w:t>
-        </w:r>
-        <w:r>
-          <w:rPr>
-            <w:b/>
-            <w:bCs/>
-            <w:color w:val="832413"/>
-            <w:sz w:val="24"/>
-            <w:szCs w:val="24"/>
-          </w:rPr>
-          <w:fldChar w:fldCharType="separate"/>
-        </w:r>
-        <w:r>
-          <w:rPr>
-            <w:b/>
-            <w:bCs/>
-            <w:color w:val="832413"/>
-            <w:sz w:val="24"/>
-            <w:szCs w:val="24"/>
-          </w:rPr>
-          <w:t xml:space="preserve">Parte 3 — Conhecendo o painel</w:t>
-        </w:r>
-        <w:r>
-          <w:rPr>
-            <w:b/>
-            <w:bCs/>
-            <w:color w:val="832413"/>
-            <w:sz w:val="24"/>
-            <w:szCs w:val="24"/>
-          </w:rPr>
-          <w:t>10</w:t>
-        </w:r>
-        <w:r>
-          <w:rPr>
-            <w:b/>
-            <w:bCs/>
-            <w:color w:val="832413"/>
-            <w:sz w:val="24"/>
-            <w:szCs w:val="24"/>
-          </w:rPr>
-          <w:t xml:space="preserve">Parte 3 — Conhecendo o painel</w:t>
-        </w:r>
-        <w:r>
-          <w:rPr>
-            <w:b/>
-            <w:bCs/>
-            <w:color w:val="832413"/>
-            <w:sz w:val="24"/>
-            <w:szCs w:val="24"/>
-          </w:rPr>
-          <w:fldChar w:fldCharType="end"/>
+          <w:t xml:space="preserve">	10</w:t>
         </w:r>
       </w:hyperlink>
     </w:p>
@@ -2013,107 +613,7 @@
             <w:sz w:val="24"/>
             <w:szCs w:val="24"/>
           </w:rPr>
-          <w:tab/>
-        </w:r>
-        <w:r>
-          <w:rPr>
-            <w:b/>
-            <w:bCs/>
-            <w:color w:val="832413"/>
-            <w:sz w:val="24"/>
-            <w:szCs w:val="24"/>
-          </w:rPr>
-          <w:t xml:space="preserve">Parte 4 — Ler e aceitar a nota informativa</w:t>
-        </w:r>
-        <w:r>
-          <w:rPr>
-            <w:b/>
-            <w:bCs/>
-            <w:color w:val="832413"/>
-            <w:sz w:val="24"/>
-            <w:szCs w:val="24"/>
-          </w:rPr>
-          <w:fldChar w:fldCharType="begin"/>
-        </w:r>
-        <w:r>
-          <w:rPr>
-            <w:b/>
-            <w:bCs/>
-            <w:color w:val="832413"/>
-            <w:sz w:val="24"/>
-            <w:szCs w:val="24"/>
-          </w:rPr>
-          <w:t xml:space="preserve">Parte 4 — Ler e aceitar a nota informativa</w:t>
-        </w:r>
-        <w:r>
-          <w:rPr>
-            <w:b/>
-            <w:bCs/>
-            <w:color w:val="832413"/>
-            <w:sz w:val="24"/>
-            <w:szCs w:val="24"/>
-          </w:rPr>
-          <w:instrText xml:space="preserve"> PAGEREF s15_Parte_4_Ler_e_aceitar_a \h </w:instrText>
-        </w:r>
-        <w:r>
-          <w:rPr>
-            <w:b/>
-            <w:bCs/>
-            <w:color w:val="832413"/>
-            <w:sz w:val="24"/>
-            <w:szCs w:val="24"/>
-          </w:rPr>
-          <w:t xml:space="preserve">Parte 4 — Ler e aceitar a nota informativa</w:t>
-        </w:r>
-        <w:r>
-          <w:rPr>
-            <w:b/>
-            <w:bCs/>
-            <w:color w:val="832413"/>
-            <w:sz w:val="24"/>
-            <w:szCs w:val="24"/>
-          </w:rPr>
-          <w:fldChar w:fldCharType="separate"/>
-        </w:r>
-        <w:r>
-          <w:rPr>
-            <w:b/>
-            <w:bCs/>
-            <w:color w:val="832413"/>
-            <w:sz w:val="24"/>
-            <w:szCs w:val="24"/>
-          </w:rPr>
-          <w:t xml:space="preserve">Parte 4 — Ler e aceitar a nota informativa</w:t>
-        </w:r>
-        <w:r>
-          <w:rPr>
-            <w:b/>
-            <w:bCs/>
-            <w:color w:val="832413"/>
-            <w:sz w:val="24"/>
-            <w:szCs w:val="24"/>
-          </w:rPr>
-          <w:t>11</w:t>
-        </w:r>
-        <w:r>
-          <w:rPr>
-            <w:b/>
-            <w:bCs/>
-            <w:color w:val="832413"/>
-            <w:sz w:val="24"/>
-            <w:szCs w:val="24"/>
-          </w:rPr>
-          <w:t xml:space="preserve">Parte 4 — Ler e aceitar a nota informativa</w:t>
-        </w:r>
-        <w:r>
-          <w:rPr>
-            <w:b/>
-            <w:bCs/>
-            <w:color w:val="832413"/>
-            <w:sz w:val="24"/>
-            <w:szCs w:val="24"/>
-          </w:rPr>
-          <w:fldChar w:fldCharType="end"/>
+          <w:t xml:space="preserve">	11</w:t>
         </w:r>
       </w:hyperlink>
     </w:p>
@@ -2144,107 +644,7 @@
             <w:sz w:val="24"/>
             <w:szCs w:val="24"/>
           </w:rPr>
-          <w:tab/>
-        </w:r>
-        <w:r>
-          <w:rPr>
-            <w:b/>
-            <w:bCs/>
-            <w:color w:val="832413"/>
-            <w:sz w:val="24"/>
-            <w:szCs w:val="24"/>
-          </w:rPr>
-          <w:t xml:space="preserve">Parte 5 — Escolher o país e o idioma</w:t>
-        </w:r>
-        <w:r>
-          <w:rPr>
-            <w:b/>
-            <w:bCs/>
-            <w:color w:val="832413"/>
-            <w:sz w:val="24"/>
-            <w:szCs w:val="24"/>
-          </w:rPr>
-          <w:fldChar w:fldCharType="begin"/>
-        </w:r>
-        <w:r>
-          <w:rPr>
-            <w:b/>
-            <w:bCs/>
-            <w:color w:val="832413"/>
-            <w:sz w:val="24"/>
-            <w:szCs w:val="24"/>
-          </w:rPr>
-          <w:t xml:space="preserve">Parte 5 — Escolher o país e o idioma</w:t>
-        </w:r>
-        <w:r>
-          <w:rPr>
-            <w:b/>
-            <w:bCs/>
-            <w:color w:val="832413"/>
-            <w:sz w:val="24"/>
-            <w:szCs w:val="24"/>
-          </w:rPr>
-          <w:instrText xml:space="preserve"> PAGEREF s16_Parte_5_Escolher_o_pai_s \h </w:instrText>
-        </w:r>
-        <w:r>
-          <w:rPr>
-            <w:b/>
-            <w:bCs/>
-            <w:color w:val="832413"/>
-            <w:sz w:val="24"/>
-            <w:szCs w:val="24"/>
-          </w:rPr>
-          <w:t xml:space="preserve">Parte 5 — Escolher o país e o idioma</w:t>
-        </w:r>
-        <w:r>
-          <w:rPr>
-            <w:b/>
-            <w:bCs/>
-            <w:color w:val="832413"/>
-            <w:sz w:val="24"/>
-            <w:szCs w:val="24"/>
-          </w:rPr>
-          <w:fldChar w:fldCharType="separate"/>
-        </w:r>
-        <w:r>
-          <w:rPr>
-            <w:b/>
-            <w:bCs/>
-            <w:color w:val="832413"/>
-            <w:sz w:val="24"/>
-            <w:szCs w:val="24"/>
-          </w:rPr>
-          <w:t xml:space="preserve">Parte 5 — Escolher o país e o idioma</w:t>
-        </w:r>
-        <w:r>
-          <w:rPr>
-            <w:b/>
-            <w:bCs/>
-            <w:color w:val="832413"/>
-            <w:sz w:val="24"/>
-            <w:szCs w:val="24"/>
-          </w:rPr>
-          <w:t>12</w:t>
-        </w:r>
-        <w:r>
-          <w:rPr>
-            <w:b/>
-            <w:bCs/>
-            <w:color w:val="832413"/>
-            <w:sz w:val="24"/>
-            <w:szCs w:val="24"/>
-          </w:rPr>
-          <w:t xml:space="preserve">Parte 5 — Escolher o país e o idioma</w:t>
-        </w:r>
-        <w:r>
-          <w:rPr>
-            <w:b/>
-            <w:bCs/>
-            <w:color w:val="832413"/>
-            <w:sz w:val="24"/>
-            <w:szCs w:val="24"/>
-          </w:rPr>
-          <w:fldChar w:fldCharType="end"/>
+          <w:t xml:space="preserve">	12</w:t>
         </w:r>
       </w:hyperlink>
     </w:p>
@@ -2275,107 +675,7 @@
             <w:sz w:val="22"/>
             <w:szCs w:val="22"/>
           </w:rPr>
-          <w:tab/>
-        </w:r>
-        <w:r>
-          <w:rPr>
-            <w:b w:val="false"/>
-            <w:bCs w:val="false"/>
-            <w:color w:val="24342B"/>
-            <w:sz w:val="22"/>
-            <w:szCs w:val="22"/>
-          </w:rPr>
-          <w:t xml:space="preserve">Country (País)</w:t>
-        </w:r>
-        <w:r>
-          <w:rPr>
-            <w:b w:val="false"/>
-            <w:bCs w:val="false"/>
-            <w:color w:val="24342B"/>
-            <w:sz w:val="22"/>
-            <w:szCs w:val="22"/>
-          </w:rPr>
-          <w:fldChar w:fldCharType="begin"/>
-        </w:r>
-        <w:r>
-          <w:rPr>
-            <w:b w:val="false"/>
-            <w:bCs w:val="false"/>
-            <w:color w:val="24342B"/>
-            <w:sz w:val="22"/>
-            <w:szCs w:val="22"/>
-          </w:rPr>
-          <w:t xml:space="preserve">Country (País)</w:t>
-        </w:r>
-        <w:r>
-          <w:rPr>
-            <w:b w:val="false"/>
-            <w:bCs w:val="false"/>
-            <w:color w:val="24342B"/>
-            <w:sz w:val="22"/>
-            <w:szCs w:val="22"/>
-          </w:rPr>
-          <w:instrText xml:space="preserve"> PAGEREF s17_Country_Pai_s \h </w:instrText>
-        </w:r>
-        <w:r>
-          <w:rPr>
-            <w:b w:val="false"/>
-            <w:bCs w:val="false"/>
-            <w:color w:val="24342B"/>
-            <w:sz w:val="22"/>
-            <w:szCs w:val="22"/>
-          </w:rPr>
-          <w:t xml:space="preserve">Country (País)</w:t>
-        </w:r>
-        <w:r>
-          <w:rPr>
-            <w:b w:val="false"/>
-            <w:bCs w:val="false"/>
-            <w:color w:val="24342B"/>
-            <w:sz w:val="22"/>
-            <w:szCs w:val="22"/>
-          </w:rPr>
-          <w:fldChar w:fldCharType="separate"/>
-        </w:r>
-        <w:r>
-          <w:rPr>
-            <w:b w:val="false"/>
-            <w:bCs w:val="false"/>
-            <w:color w:val="24342B"/>
-            <w:sz w:val="22"/>
-            <w:szCs w:val="22"/>
-          </w:rPr>
-          <w:t xml:space="preserve">Country (País)</w:t>
-        </w:r>
-        <w:r>
-          <w:rPr>
-            <w:b w:val="false"/>
-            <w:bCs w:val="false"/>
-            <w:color w:val="24342B"/>
-            <w:sz w:val="22"/>
-            <w:szCs w:val="22"/>
-          </w:rPr>
-          <w:t>12</w:t>
-        </w:r>
-        <w:r>
-          <w:rPr>
-            <w:b w:val="false"/>
-            <w:bCs w:val="false"/>
-            <w:color w:val="24342B"/>
-            <w:sz w:val="22"/>
-            <w:szCs w:val="22"/>
-          </w:rPr>
-          <w:t xml:space="preserve">Country (País)</w:t>
-        </w:r>
-        <w:r>
-          <w:rPr>
-            <w:b w:val="false"/>
-            <w:bCs w:val="false"/>
-            <w:color w:val="24342B"/>
-            <w:sz w:val="22"/>
-            <w:szCs w:val="22"/>
-          </w:rPr>
-          <w:fldChar w:fldCharType="end"/>
+          <w:t xml:space="preserve">	12</w:t>
         </w:r>
       </w:hyperlink>
     </w:p>
@@ -2406,107 +706,7 @@
             <w:sz w:val="22"/>
             <w:szCs w:val="22"/>
           </w:rPr>
-          <w:tab/>
-        </w:r>
-        <w:r>
-          <w:rPr>
-            <w:b w:val="false"/>
-            <w:bCs w:val="false"/>
-            <w:color w:val="24342B"/>
-            <w:sz w:val="22"/>
-            <w:szCs w:val="22"/>
-          </w:rPr>
-          <w:t xml:space="preserve">Language (Idioma)</w:t>
-        </w:r>
-        <w:r>
-          <w:rPr>
-            <w:b w:val="false"/>
-            <w:bCs w:val="false"/>
-            <w:color w:val="24342B"/>
-            <w:sz w:val="22"/>
-            <w:szCs w:val="22"/>
-          </w:rPr>
-          <w:fldChar w:fldCharType="begin"/>
-        </w:r>
-        <w:r>
-          <w:rPr>
-            <w:b w:val="false"/>
-            <w:bCs w:val="false"/>
-            <w:color w:val="24342B"/>
-            <w:sz w:val="22"/>
-            <w:szCs w:val="22"/>
-          </w:rPr>
-          <w:t xml:space="preserve">Language (Idioma)</w:t>
-        </w:r>
-        <w:r>
-          <w:rPr>
-            <w:b w:val="false"/>
-            <w:bCs w:val="false"/>
-            <w:color w:val="24342B"/>
-            <w:sz w:val="22"/>
-            <w:szCs w:val="22"/>
-          </w:rPr>
-          <w:instrText xml:space="preserve"> PAGEREF s18_Language_Idioma \h </w:instrText>
-        </w:r>
-        <w:r>
-          <w:rPr>
-            <w:b w:val="false"/>
-            <w:bCs w:val="false"/>
-            <w:color w:val="24342B"/>
-            <w:sz w:val="22"/>
-            <w:szCs w:val="22"/>
-          </w:rPr>
-          <w:t xml:space="preserve">Language (Idioma)</w:t>
-        </w:r>
-        <w:r>
-          <w:rPr>
-            <w:b w:val="false"/>
-            <w:bCs w:val="false"/>
-            <w:color w:val="24342B"/>
-            <w:sz w:val="22"/>
-            <w:szCs w:val="22"/>
-          </w:rPr>
-          <w:fldChar w:fldCharType="separate"/>
-        </w:r>
-        <w:r>
-          <w:rPr>
-            <w:b w:val="false"/>
-            <w:bCs w:val="false"/>
-            <w:color w:val="24342B"/>
-            <w:sz w:val="22"/>
-            <w:szCs w:val="22"/>
-          </w:rPr>
-          <w:t xml:space="preserve">Language (Idioma)</w:t>
-        </w:r>
-        <w:r>
-          <w:rPr>
-            <w:b w:val="false"/>
-            <w:bCs w:val="false"/>
-            <w:color w:val="24342B"/>
-            <w:sz w:val="22"/>
-            <w:szCs w:val="22"/>
-          </w:rPr>
-          <w:t>12</w:t>
-        </w:r>
-        <w:r>
-          <w:rPr>
-            <w:b w:val="false"/>
-            <w:bCs w:val="false"/>
-            <w:color w:val="24342B"/>
-            <w:sz w:val="22"/>
-            <w:szCs w:val="22"/>
-          </w:rPr>
-          <w:t xml:space="preserve">Language (Idioma)</w:t>
-        </w:r>
-        <w:r>
-          <w:rPr>
-            <w:b w:val="false"/>
-            <w:bCs w:val="false"/>
-            <w:color w:val="24342B"/>
-            <w:sz w:val="22"/>
-            <w:szCs w:val="22"/>
-          </w:rPr>
-          <w:fldChar w:fldCharType="end"/>
+          <w:t xml:space="preserve">	12</w:t>
         </w:r>
       </w:hyperlink>
     </w:p>
@@ -2537,107 +737,7 @@
             <w:sz w:val="24"/>
             <w:szCs w:val="24"/>
           </w:rPr>
-          <w:tab/>
-        </w:r>
-        <w:r>
-          <w:rPr>
-            <w:b/>
-            <w:bCs/>
-            <w:color w:val="832413"/>
-            <w:sz w:val="24"/>
-            <w:szCs w:val="24"/>
-          </w:rPr>
-          <w:t xml:space="preserve">Parte 6 — Entrar com seu e-mail e senha</w:t>
-        </w:r>
-        <w:r>
-          <w:rPr>
-            <w:b/>
-            <w:bCs/>
-            <w:color w:val="832413"/>
-            <w:sz w:val="24"/>
-            <w:szCs w:val="24"/>
-          </w:rPr>
-          <w:fldChar w:fldCharType="begin"/>
-        </w:r>
-        <w:r>
-          <w:rPr>
-            <w:b/>
-            <w:bCs/>
-            <w:color w:val="832413"/>
-            <w:sz w:val="24"/>
-            <w:szCs w:val="24"/>
-          </w:rPr>
-          <w:t xml:space="preserve">Parte 6 — Entrar com seu e-mail e senha</w:t>
-        </w:r>
-        <w:r>
-          <w:rPr>
-            <w:b/>
-            <w:bCs/>
-            <w:color w:val="832413"/>
-            <w:sz w:val="24"/>
-            <w:szCs w:val="24"/>
-          </w:rPr>
-          <w:instrText xml:space="preserve"> PAGEREF s19_Parte_6_Entrar_com_seu_e \h </w:instrText>
-        </w:r>
-        <w:r>
-          <w:rPr>
-            <w:b/>
-            <w:bCs/>
-            <w:color w:val="832413"/>
-            <w:sz w:val="24"/>
-            <w:szCs w:val="24"/>
-          </w:rPr>
-          <w:t xml:space="preserve">Parte 6 — Entrar com seu e-mail e senha</w:t>
-        </w:r>
-        <w:r>
-          <w:rPr>
-            <w:b/>
-            <w:bCs/>
-            <w:color w:val="832413"/>
-            <w:sz w:val="24"/>
-            <w:szCs w:val="24"/>
-          </w:rPr>
-          <w:fldChar w:fldCharType="separate"/>
-        </w:r>
-        <w:r>
-          <w:rPr>
-            <w:b/>
-            <w:bCs/>
-            <w:color w:val="832413"/>
-            <w:sz w:val="24"/>
-            <w:szCs w:val="24"/>
-          </w:rPr>
-          <w:t xml:space="preserve">Parte 6 — Entrar com seu e-mail e senha</w:t>
-        </w:r>
-        <w:r>
-          <w:rPr>
-            <w:b/>
-            <w:bCs/>
-            <w:color w:val="832413"/>
-            <w:sz w:val="24"/>
-            <w:szCs w:val="24"/>
-          </w:rPr>
-          <w:t>13</w:t>
-        </w:r>
-        <w:r>
-          <w:rPr>
-            <w:b/>
-            <w:bCs/>
-            <w:color w:val="832413"/>
-            <w:sz w:val="24"/>
-            <w:szCs w:val="24"/>
-          </w:rPr>
-          <w:t xml:space="preserve">Parte 6 — Entrar com seu e-mail e senha</w:t>
-        </w:r>
-        <w:r>
-          <w:rPr>
-            <w:b/>
-            <w:bCs/>
-            <w:color w:val="832413"/>
-            <w:sz w:val="24"/>
-            <w:szCs w:val="24"/>
-          </w:rPr>
-          <w:fldChar w:fldCharType="end"/>
+          <w:t xml:space="preserve">	13</w:t>
         </w:r>
       </w:hyperlink>
     </w:p>
@@ -2668,107 +768,7 @@
             <w:sz w:val="24"/>
             <w:szCs w:val="24"/>
           </w:rPr>
-          <w:tab/>
-        </w:r>
-        <w:r>
-          <w:rPr>
-            <w:b/>
-            <w:bCs/>
-            <w:color w:val="832413"/>
-            <w:sz w:val="24"/>
-            <w:szCs w:val="24"/>
-          </w:rPr>
-          <w:t xml:space="preserve">Parte 7 — Dizer ONDE procurar (Área de interesse)</w:t>
-        </w:r>
-        <w:r>
-          <w:rPr>
-            <w:b/>
-            <w:bCs/>
-            <w:color w:val="832413"/>
-            <w:sz w:val="24"/>
-            <w:szCs w:val="24"/>
-          </w:rPr>
-          <w:fldChar w:fldCharType="begin"/>
-        </w:r>
-        <w:r>
-          <w:rPr>
-            <w:b/>
-            <w:bCs/>
-            <w:color w:val="832413"/>
-            <w:sz w:val="24"/>
-            <w:szCs w:val="24"/>
-          </w:rPr>
-          <w:t xml:space="preserve">Parte 7 — Dizer ONDE procurar (Área de interesse)</w:t>
-        </w:r>
-        <w:r>
-          <w:rPr>
-            <w:b/>
-            <w:bCs/>
-            <w:color w:val="832413"/>
-            <w:sz w:val="24"/>
-            <w:szCs w:val="24"/>
-          </w:rPr>
-          <w:instrText xml:space="preserve"> PAGEREF s20_Parte_7_Dizer_ONDE_procu \h </w:instrText>
-        </w:r>
-        <w:r>
-          <w:rPr>
-            <w:b/>
-            <w:bCs/>
-            <w:color w:val="832413"/>
-            <w:sz w:val="24"/>
-            <w:szCs w:val="24"/>
-          </w:rPr>
-          <w:t xml:space="preserve">Parte 7 — Dizer ONDE procurar (Área de interesse)</w:t>
-        </w:r>
-        <w:r>
-          <w:rPr>
-            <w:b/>
-            <w:bCs/>
-            <w:color w:val="832413"/>
-            <w:sz w:val="24"/>
-            <w:szCs w:val="24"/>
-          </w:rPr>
-          <w:fldChar w:fldCharType="separate"/>
-        </w:r>
-        <w:r>
-          <w:rPr>
-            <w:b/>
-            <w:bCs/>
-            <w:color w:val="832413"/>
-            <w:sz w:val="24"/>
-            <w:szCs w:val="24"/>
-          </w:rPr>
-          <w:t xml:space="preserve">Parte 7 — Dizer ONDE procurar (Área de interesse)</w:t>
-        </w:r>
-        <w:r>
-          <w:rPr>
-            <w:b/>
-            <w:bCs/>
-            <w:color w:val="832413"/>
-            <w:sz w:val="24"/>
-            <w:szCs w:val="24"/>
-          </w:rPr>
-          <w:t>15</w:t>
-        </w:r>
-        <w:r>
-          <w:rPr>
-            <w:b/>
-            <w:bCs/>
-            <w:color w:val="832413"/>
-            <w:sz w:val="24"/>
-            <w:szCs w:val="24"/>
-          </w:rPr>
-          <w:t xml:space="preserve">Parte 7 — Dizer ONDE procurar (Área de interesse)</w:t>
-        </w:r>
-        <w:r>
-          <w:rPr>
-            <w:b/>
-            <w:bCs/>
-            <w:color w:val="832413"/>
-            <w:sz w:val="24"/>
-            <w:szCs w:val="24"/>
-          </w:rPr>
-          <w:fldChar w:fldCharType="end"/>
+          <w:t xml:space="preserve">	15</w:t>
         </w:r>
       </w:hyperlink>
     </w:p>
@@ -2799,107 +799,7 @@
             <w:sz w:val="22"/>
             <w:szCs w:val="22"/>
           </w:rPr>
-          <w:tab/>
-        </w:r>
-        <w:r>
-          <w:rPr>
-            <w:b w:val="false"/>
-            <w:bCs w:val="false"/>
-            <w:color w:val="24342B"/>
-            <w:sz w:val="22"/>
-            <w:szCs w:val="22"/>
-          </w:rPr>
-          <w:t xml:space="preserve">7.1 Todo o país</w:t>
-        </w:r>
-        <w:r>
-          <w:rPr>
-            <w:b w:val="false"/>
-            <w:bCs w:val="false"/>
-            <w:color w:val="24342B"/>
-            <w:sz w:val="22"/>
-            <w:szCs w:val="22"/>
-          </w:rPr>
-          <w:fldChar w:fldCharType="begin"/>
-        </w:r>
-        <w:r>
-          <w:rPr>
-            <w:b w:val="false"/>
-            <w:bCs w:val="false"/>
-            <w:color w:val="24342B"/>
-            <w:sz w:val="22"/>
-            <w:szCs w:val="22"/>
-          </w:rPr>
-          <w:t xml:space="preserve">7.1 Todo o país</w:t>
-        </w:r>
-        <w:r>
-          <w:rPr>
-            <w:b w:val="false"/>
-            <w:bCs w:val="false"/>
-            <w:color w:val="24342B"/>
-            <w:sz w:val="22"/>
-            <w:szCs w:val="22"/>
-          </w:rPr>
-          <w:instrText xml:space="preserve"> PAGEREF s21_7_1_Todo_o_pai_s \h </w:instrText>
-        </w:r>
-        <w:r>
-          <w:rPr>
-            <w:b w:val="false"/>
-            <w:bCs w:val="false"/>
-            <w:color w:val="24342B"/>
-            <w:sz w:val="22"/>
-            <w:szCs w:val="22"/>
-          </w:rPr>
-          <w:t xml:space="preserve">7.1 Todo o país</w:t>
-        </w:r>
-        <w:r>
-          <w:rPr>
-            <w:b w:val="false"/>
-            <w:bCs w:val="false"/>
-            <w:color w:val="24342B"/>
-            <w:sz w:val="22"/>
-            <w:szCs w:val="22"/>
-          </w:rPr>
-          <w:fldChar w:fldCharType="separate"/>
-        </w:r>
-        <w:r>
-          <w:rPr>
-            <w:b w:val="false"/>
-            <w:bCs w:val="false"/>
-            <w:color w:val="24342B"/>
-            <w:sz w:val="22"/>
-            <w:szCs w:val="22"/>
-          </w:rPr>
-          <w:t xml:space="preserve">7.1 Todo o país</w:t>
-        </w:r>
-        <w:r>
-          <w:rPr>
-            <w:b w:val="false"/>
-            <w:bCs w:val="false"/>
-            <w:color w:val="24342B"/>
-            <w:sz w:val="22"/>
-            <w:szCs w:val="22"/>
-          </w:rPr>
-          <w:t>15</w:t>
-        </w:r>
-        <w:r>
-          <w:rPr>
-            <w:b w:val="false"/>
-            <w:bCs w:val="false"/>
-            <w:color w:val="24342B"/>
-            <w:sz w:val="22"/>
-            <w:szCs w:val="22"/>
-          </w:rPr>
-          <w:t xml:space="preserve">7.1 Todo o país</w:t>
-        </w:r>
-        <w:r>
-          <w:rPr>
-            <w:b w:val="false"/>
-            <w:bCs w:val="false"/>
-            <w:color w:val="24342B"/>
-            <w:sz w:val="22"/>
-            <w:szCs w:val="22"/>
-          </w:rPr>
-          <w:fldChar w:fldCharType="end"/>
+          <w:t xml:space="preserve">	15</w:t>
         </w:r>
       </w:hyperlink>
     </w:p>
@@ -2930,107 +830,7 @@
             <w:sz w:val="22"/>
             <w:szCs w:val="22"/>
           </w:rPr>
-          <w:tab/>
-        </w:r>
-        <w:r>
-          <w:rPr>
-            <w:b w:val="false"/>
-            <w:bCs w:val="false"/>
-            <w:color w:val="24342B"/>
-            <w:sz w:val="22"/>
-            <w:szCs w:val="22"/>
-          </w:rPr>
-          <w:t xml:space="preserve">7.2 Bioma</w:t>
-        </w:r>
-        <w:r>
-          <w:rPr>
-            <w:b w:val="false"/>
-            <w:bCs w:val="false"/>
-            <w:color w:val="24342B"/>
-            <w:sz w:val="22"/>
-            <w:szCs w:val="22"/>
-          </w:rPr>
-          <w:fldChar w:fldCharType="begin"/>
-        </w:r>
-        <w:r>
-          <w:rPr>
-            <w:b w:val="false"/>
-            <w:bCs w:val="false"/>
-            <w:color w:val="24342B"/>
-            <w:sz w:val="22"/>
-            <w:szCs w:val="22"/>
-          </w:rPr>
-          <w:t xml:space="preserve">7.2 Bioma</w:t>
-        </w:r>
-        <w:r>
-          <w:rPr>
-            <w:b w:val="false"/>
-            <w:bCs w:val="false"/>
-            <w:color w:val="24342B"/>
-            <w:sz w:val="22"/>
-            <w:szCs w:val="22"/>
-          </w:rPr>
-          <w:instrText xml:space="preserve"> PAGEREF s22_7_2_Bioma \h </w:instrText>
-        </w:r>
-        <w:r>
-          <w:rPr>
-            <w:b w:val="false"/>
-            <w:bCs w:val="false"/>
-            <w:color w:val="24342B"/>
-            <w:sz w:val="22"/>
-            <w:szCs w:val="22"/>
-          </w:rPr>
-          <w:t xml:space="preserve">7.2 Bioma</w:t>
-        </w:r>
-        <w:r>
-          <w:rPr>
-            <w:b w:val="false"/>
-            <w:bCs w:val="false"/>
-            <w:color w:val="24342B"/>
-            <w:sz w:val="22"/>
-            <w:szCs w:val="22"/>
-          </w:rPr>
-          <w:fldChar w:fldCharType="separate"/>
-        </w:r>
-        <w:r>
-          <w:rPr>
-            <w:b w:val="false"/>
-            <w:bCs w:val="false"/>
-            <w:color w:val="24342B"/>
-            <w:sz w:val="22"/>
-            <w:szCs w:val="22"/>
-          </w:rPr>
-          <w:t xml:space="preserve">7.2 Bioma</w:t>
-        </w:r>
-        <w:r>
-          <w:rPr>
-            <w:b w:val="false"/>
-            <w:bCs w:val="false"/>
-            <w:color w:val="24342B"/>
-            <w:sz w:val="22"/>
-            <w:szCs w:val="22"/>
-          </w:rPr>
-          <w:t>16</w:t>
-        </w:r>
-        <w:r>
-          <w:rPr>
-            <w:b w:val="false"/>
-            <w:bCs w:val="false"/>
-            <w:color w:val="24342B"/>
-            <w:sz w:val="22"/>
-            <w:szCs w:val="22"/>
-          </w:rPr>
-          <w:t xml:space="preserve">7.2 Bioma</w:t>
-        </w:r>
-        <w:r>
-          <w:rPr>
-            <w:b w:val="false"/>
-            <w:bCs w:val="false"/>
-            <w:color w:val="24342B"/>
-            <w:sz w:val="22"/>
-            <w:szCs w:val="22"/>
-          </w:rPr>
-          <w:fldChar w:fldCharType="end"/>
+          <w:t xml:space="preserve">	16</w:t>
         </w:r>
       </w:hyperlink>
     </w:p>
@@ -3061,107 +861,7 @@
             <w:sz w:val="22"/>
             <w:szCs w:val="22"/>
           </w:rPr>
-          <w:tab/>
-        </w:r>
-        <w:r>
-          <w:rPr>
-            <w:b w:val="false"/>
-            <w:bCs w:val="false"/>
-            <w:color w:val="24342B"/>
-            <w:sz w:val="22"/>
-            <w:szCs w:val="22"/>
-          </w:rPr>
-          <w:t xml:space="preserve">7.3 Camada vetorial</w:t>
-        </w:r>
-        <w:r>
-          <w:rPr>
-            <w:b w:val="false"/>
-            <w:bCs w:val="false"/>
-            <w:color w:val="24342B"/>
-            <w:sz w:val="22"/>
-            <w:szCs w:val="22"/>
-          </w:rPr>
-          <w:fldChar w:fldCharType="begin"/>
-        </w:r>
-        <w:r>
-          <w:rPr>
-            <w:b w:val="false"/>
-            <w:bCs w:val="false"/>
-            <w:color w:val="24342B"/>
-            <w:sz w:val="22"/>
-            <w:szCs w:val="22"/>
-          </w:rPr>
-          <w:t xml:space="preserve">7.3 Camada vetorial</w:t>
-        </w:r>
-        <w:r>
-          <w:rPr>
-            <w:b w:val="false"/>
-            <w:bCs w:val="false"/>
-            <w:color w:val="24342B"/>
-            <w:sz w:val="22"/>
-            <w:szCs w:val="22"/>
-          </w:rPr>
-          <w:instrText xml:space="preserve"> PAGEREF s23_7_3_Camada_vetorial \h </w:instrText>
-        </w:r>
-        <w:r>
-          <w:rPr>
-            <w:b w:val="false"/>
-            <w:bCs w:val="false"/>
-            <w:color w:val="24342B"/>
-            <w:sz w:val="22"/>
-            <w:szCs w:val="22"/>
-          </w:rPr>
-          <w:t xml:space="preserve">7.3 Camada vetorial</w:t>
-        </w:r>
-        <w:r>
-          <w:rPr>
-            <w:b w:val="false"/>
-            <w:bCs w:val="false"/>
-            <w:color w:val="24342B"/>
-            <w:sz w:val="22"/>
-            <w:szCs w:val="22"/>
-          </w:rPr>
-          <w:fldChar w:fldCharType="separate"/>
-        </w:r>
-        <w:r>
-          <w:rPr>
-            <w:b w:val="false"/>
-            <w:bCs w:val="false"/>
-            <w:color w:val="24342B"/>
-            <w:sz w:val="22"/>
-            <w:szCs w:val="22"/>
-          </w:rPr>
-          <w:t xml:space="preserve">7.3 Camada vetorial</w:t>
-        </w:r>
-        <w:r>
-          <w:rPr>
-            <w:b w:val="false"/>
-            <w:bCs w:val="false"/>
-            <w:color w:val="24342B"/>
-            <w:sz w:val="22"/>
-            <w:szCs w:val="22"/>
-          </w:rPr>
-          <w:t>16</w:t>
-        </w:r>
-        <w:r>
-          <w:rPr>
-            <w:b w:val="false"/>
-            <w:bCs w:val="false"/>
-            <w:color w:val="24342B"/>
-            <w:sz w:val="22"/>
-            <w:szCs w:val="22"/>
-          </w:rPr>
-          <w:t xml:space="preserve">7.3 Camada vetorial</w:t>
-        </w:r>
-        <w:r>
-          <w:rPr>
-            <w:b w:val="false"/>
-            <w:bCs w:val="false"/>
-            <w:color w:val="24342B"/>
-            <w:sz w:val="22"/>
-            <w:szCs w:val="22"/>
-          </w:rPr>
-          <w:fldChar w:fldCharType="end"/>
+          <w:t xml:space="preserve">	16</w:t>
         </w:r>
       </w:hyperlink>
     </w:p>
@@ -3192,107 +892,7 @@
             <w:sz w:val="22"/>
             <w:szCs w:val="22"/>
           </w:rPr>
-          <w:tab/>
-        </w:r>
-        <w:r>
-          <w:rPr>
-            <w:b w:val="false"/>
-            <w:bCs w:val="false"/>
-            <w:color w:val="24342B"/>
-            <w:sz w:val="22"/>
-            <w:szCs w:val="22"/>
-          </w:rPr>
-          <w:t xml:space="preserve">7.4 Coordenada (ponto)</w:t>
-        </w:r>
-        <w:r>
-          <w:rPr>
-            <w:b w:val="false"/>
-            <w:bCs w:val="false"/>
-            <w:color w:val="24342B"/>
-            <w:sz w:val="22"/>
-            <w:szCs w:val="22"/>
-          </w:rPr>
-          <w:fldChar w:fldCharType="begin"/>
-        </w:r>
-        <w:r>
-          <w:rPr>
-            <w:b w:val="false"/>
-            <w:bCs w:val="false"/>
-            <w:color w:val="24342B"/>
-            <w:sz w:val="22"/>
-            <w:szCs w:val="22"/>
-          </w:rPr>
-          <w:t xml:space="preserve">7.4 Coordenada (ponto)</w:t>
-        </w:r>
-        <w:r>
-          <w:rPr>
-            <w:b w:val="false"/>
-            <w:bCs w:val="false"/>
-            <w:color w:val="24342B"/>
-            <w:sz w:val="22"/>
-            <w:szCs w:val="22"/>
-          </w:rPr>
-          <w:instrText xml:space="preserve"> PAGEREF s24_7_4_Coordenada_ponto \h </w:instrText>
-        </w:r>
-        <w:r>
-          <w:rPr>
-            <w:b w:val="false"/>
-            <w:bCs w:val="false"/>
-            <w:color w:val="24342B"/>
-            <w:sz w:val="22"/>
-            <w:szCs w:val="22"/>
-          </w:rPr>
-          <w:t xml:space="preserve">7.4 Coordenada (ponto)</w:t>
-        </w:r>
-        <w:r>
-          <w:rPr>
-            <w:b w:val="false"/>
-            <w:bCs w:val="false"/>
-            <w:color w:val="24342B"/>
-            <w:sz w:val="22"/>
-            <w:szCs w:val="22"/>
-          </w:rPr>
-          <w:fldChar w:fldCharType="separate"/>
-        </w:r>
-        <w:r>
-          <w:rPr>
-            <w:b w:val="false"/>
-            <w:bCs w:val="false"/>
-            <w:color w:val="24342B"/>
-            <w:sz w:val="22"/>
-            <w:szCs w:val="22"/>
-          </w:rPr>
-          <w:t xml:space="preserve">7.4 Coordenada (ponto)</w:t>
-        </w:r>
-        <w:r>
-          <w:rPr>
-            <w:b w:val="false"/>
-            <w:bCs w:val="false"/>
-            <w:color w:val="24342B"/>
-            <w:sz w:val="22"/>
-            <w:szCs w:val="22"/>
-          </w:rPr>
-          <w:t>17</w:t>
-        </w:r>
-        <w:r>
-          <w:rPr>
-            <w:b w:val="false"/>
-            <w:bCs w:val="false"/>
-            <w:color w:val="24342B"/>
-            <w:sz w:val="22"/>
-            <w:szCs w:val="22"/>
-          </w:rPr>
-          <w:t xml:space="preserve">7.4 Coordenada (ponto)</w:t>
-        </w:r>
-        <w:r>
-          <w:rPr>
-            <w:b w:val="false"/>
-            <w:bCs w:val="false"/>
-            <w:color w:val="24342B"/>
-            <w:sz w:val="22"/>
-            <w:szCs w:val="22"/>
-          </w:rPr>
-          <w:fldChar w:fldCharType="end"/>
+          <w:t xml:space="preserve">	17</w:t>
         </w:r>
       </w:hyperlink>
     </w:p>
@@ -3323,107 +923,7 @@
             <w:sz w:val="22"/>
             <w:szCs w:val="22"/>
           </w:rPr>
-          <w:tab/>
-        </w:r>
-        <w:r>
-          <w:rPr>
-            <w:b w:val="false"/>
-            <w:bCs w:val="false"/>
-            <w:color w:val="24342B"/>
-            <w:sz w:val="22"/>
-            <w:szCs w:val="22"/>
-          </w:rPr>
-          <w:t xml:space="preserve">7.5 Código do alerta</w:t>
-        </w:r>
-        <w:r>
-          <w:rPr>
-            <w:b w:val="false"/>
-            <w:bCs w:val="false"/>
-            <w:color w:val="24342B"/>
-            <w:sz w:val="22"/>
-            <w:szCs w:val="22"/>
-          </w:rPr>
-          <w:fldChar w:fldCharType="begin"/>
-        </w:r>
-        <w:r>
-          <w:rPr>
-            <w:b w:val="false"/>
-            <w:bCs w:val="false"/>
-            <w:color w:val="24342B"/>
-            <w:sz w:val="22"/>
-            <w:szCs w:val="22"/>
-          </w:rPr>
-          <w:t xml:space="preserve">7.5 Código do alerta</w:t>
-        </w:r>
-        <w:r>
-          <w:rPr>
-            <w:b w:val="false"/>
-            <w:bCs w:val="false"/>
-            <w:color w:val="24342B"/>
-            <w:sz w:val="22"/>
-            <w:szCs w:val="22"/>
-          </w:rPr>
-          <w:instrText xml:space="preserve"> PAGEREF s25_7_5_Co_digo_do_alerta \h </w:instrText>
-        </w:r>
-        <w:r>
-          <w:rPr>
-            <w:b w:val="false"/>
-            <w:bCs w:val="false"/>
-            <w:color w:val="24342B"/>
-            <w:sz w:val="22"/>
-            <w:szCs w:val="22"/>
-          </w:rPr>
-          <w:t xml:space="preserve">7.5 Código do alerta</w:t>
-        </w:r>
-        <w:r>
-          <w:rPr>
-            <w:b w:val="false"/>
-            <w:bCs w:val="false"/>
-            <w:color w:val="24342B"/>
-            <w:sz w:val="22"/>
-            <w:szCs w:val="22"/>
-          </w:rPr>
-          <w:fldChar w:fldCharType="separate"/>
-        </w:r>
-        <w:r>
-          <w:rPr>
-            <w:b w:val="false"/>
-            <w:bCs w:val="false"/>
-            <w:color w:val="24342B"/>
-            <w:sz w:val="22"/>
-            <w:szCs w:val="22"/>
-          </w:rPr>
-          <w:t xml:space="preserve">7.5 Código do alerta</w:t>
-        </w:r>
-        <w:r>
-          <w:rPr>
-            <w:b w:val="false"/>
-            <w:bCs w:val="false"/>
-            <w:color w:val="24342B"/>
-            <w:sz w:val="22"/>
-            <w:szCs w:val="22"/>
-          </w:rPr>
-          <w:t>17</w:t>
-        </w:r>
-        <w:r>
-          <w:rPr>
-            <w:b w:val="false"/>
-            <w:bCs w:val="false"/>
-            <w:color w:val="24342B"/>
-            <w:sz w:val="22"/>
-            <w:szCs w:val="22"/>
-          </w:rPr>
-          <w:t xml:space="preserve">7.5 Código do alerta</w:t>
-        </w:r>
-        <w:r>
-          <w:rPr>
-            <w:b w:val="false"/>
-            <w:bCs w:val="false"/>
-            <w:color w:val="24342B"/>
-            <w:sz w:val="22"/>
-            <w:szCs w:val="22"/>
-          </w:rPr>
-          <w:fldChar w:fldCharType="end"/>
+          <w:t xml:space="preserve">	17</w:t>
         </w:r>
       </w:hyperlink>
     </w:p>
@@ -3454,107 +954,7 @@
             <w:sz w:val="22"/>
             <w:szCs w:val="22"/>
           </w:rPr>
-          <w:tab/>
-        </w:r>
-        <w:r>
-          <w:rPr>
-            <w:b w:val="false"/>
-            <w:bCs w:val="false"/>
-            <w:color w:val="24342B"/>
-            <w:sz w:val="22"/>
-            <w:szCs w:val="22"/>
-          </w:rPr>
-          <w:t xml:space="preserve">7.6 Imóvel rural (CAR)</w:t>
-        </w:r>
-        <w:r>
-          <w:rPr>
-            <w:b w:val="false"/>
-            <w:bCs w:val="false"/>
-            <w:color w:val="24342B"/>
-            <w:sz w:val="22"/>
-            <w:szCs w:val="22"/>
-          </w:rPr>
-          <w:fldChar w:fldCharType="begin"/>
-        </w:r>
-        <w:r>
-          <w:rPr>
-            <w:b w:val="false"/>
-            <w:bCs w:val="false"/>
-            <w:color w:val="24342B"/>
-            <w:sz w:val="22"/>
-            <w:szCs w:val="22"/>
-          </w:rPr>
-          <w:t xml:space="preserve">7.6 Imóvel rural (CAR)</w:t>
-        </w:r>
-        <w:r>
-          <w:rPr>
-            <w:b w:val="false"/>
-            <w:bCs w:val="false"/>
-            <w:color w:val="24342B"/>
-            <w:sz w:val="22"/>
-            <w:szCs w:val="22"/>
-          </w:rPr>
-          <w:instrText xml:space="preserve"> PAGEREF s26_7_6_Imo_vel_rural_CAR \h </w:instrText>
-        </w:r>
-        <w:r>
-          <w:rPr>
-            <w:b w:val="false"/>
-            <w:bCs w:val="false"/>
-            <w:color w:val="24342B"/>
-            <w:sz w:val="22"/>
-            <w:szCs w:val="22"/>
-          </w:rPr>
-          <w:t xml:space="preserve">7.6 Imóvel rural (CAR)</w:t>
-        </w:r>
-        <w:r>
-          <w:rPr>
-            <w:b w:val="false"/>
-            <w:bCs w:val="false"/>
-            <w:color w:val="24342B"/>
-            <w:sz w:val="22"/>
-            <w:szCs w:val="22"/>
-          </w:rPr>
-          <w:fldChar w:fldCharType="separate"/>
-        </w:r>
-        <w:r>
-          <w:rPr>
-            <w:b w:val="false"/>
-            <w:bCs w:val="false"/>
-            <w:color w:val="24342B"/>
-            <w:sz w:val="22"/>
-            <w:szCs w:val="22"/>
-          </w:rPr>
-          <w:t xml:space="preserve">7.6 Imóvel rural (CAR)</w:t>
-        </w:r>
-        <w:r>
-          <w:rPr>
-            <w:b w:val="false"/>
-            <w:bCs w:val="false"/>
-            <w:color w:val="24342B"/>
-            <w:sz w:val="22"/>
-            <w:szCs w:val="22"/>
-          </w:rPr>
-          <w:t>18</w:t>
-        </w:r>
-        <w:r>
-          <w:rPr>
-            <w:b w:val="false"/>
-            <w:bCs w:val="false"/>
-            <w:color w:val="24342B"/>
-            <w:sz w:val="22"/>
-            <w:szCs w:val="22"/>
-          </w:rPr>
-          <w:t xml:space="preserve">7.6 Imóvel rural (CAR)</w:t>
-        </w:r>
-        <w:r>
-          <w:rPr>
-            <w:b w:val="false"/>
-            <w:bCs w:val="false"/>
-            <w:color w:val="24342B"/>
-            <w:sz w:val="22"/>
-            <w:szCs w:val="22"/>
-          </w:rPr>
-          <w:fldChar w:fldCharType="end"/>
+          <w:t xml:space="preserve">	18</w:t>
         </w:r>
       </w:hyperlink>
     </w:p>
@@ -3585,107 +985,7 @@
             <w:sz w:val="24"/>
             <w:szCs w:val="24"/>
           </w:rPr>
-          <w:tab/>
-        </w:r>
-        <w:r>
-          <w:rPr>
-            <w:b/>
-            <w:bCs/>
-            <w:color w:val="832413"/>
-            <w:sz w:val="24"/>
-            <w:szCs w:val="24"/>
-          </w:rPr>
-          <w:t xml:space="preserve">Parte 8 — Dizer QUANDO procurar (Período)</w:t>
-        </w:r>
-        <w:r>
-          <w:rPr>
-            <w:b/>
-            <w:bCs/>
-            <w:color w:val="832413"/>
-            <w:sz w:val="24"/>
-            <w:szCs w:val="24"/>
-          </w:rPr>
-          <w:fldChar w:fldCharType="begin"/>
-        </w:r>
-        <w:r>
-          <w:rPr>
-            <w:b/>
-            <w:bCs/>
-            <w:color w:val="832413"/>
-            <w:sz w:val="24"/>
-            <w:szCs w:val="24"/>
-          </w:rPr>
-          <w:t xml:space="preserve">Parte 8 — Dizer QUANDO procurar (Período)</w:t>
-        </w:r>
-        <w:r>
-          <w:rPr>
-            <w:b/>
-            <w:bCs/>
-            <w:color w:val="832413"/>
-            <w:sz w:val="24"/>
-            <w:szCs w:val="24"/>
-          </w:rPr>
-          <w:instrText xml:space="preserve"> PAGEREF s27_Parte_8_Dizer_QUANDO_pro \h </w:instrText>
-        </w:r>
-        <w:r>
-          <w:rPr>
-            <w:b/>
-            <w:bCs/>
-            <w:color w:val="832413"/>
-            <w:sz w:val="24"/>
-            <w:szCs w:val="24"/>
-          </w:rPr>
-          <w:t xml:space="preserve">Parte 8 — Dizer QUANDO procurar (Período)</w:t>
-        </w:r>
-        <w:r>
-          <w:rPr>
-            <w:b/>
-            <w:bCs/>
-            <w:color w:val="832413"/>
-            <w:sz w:val="24"/>
-            <w:szCs w:val="24"/>
-          </w:rPr>
-          <w:fldChar w:fldCharType="separate"/>
-        </w:r>
-        <w:r>
-          <w:rPr>
-            <w:b/>
-            <w:bCs/>
-            <w:color w:val="832413"/>
-            <w:sz w:val="24"/>
-            <w:szCs w:val="24"/>
-          </w:rPr>
-          <w:t xml:space="preserve">Parte 8 — Dizer QUANDO procurar (Período)</w:t>
-        </w:r>
-        <w:r>
-          <w:rPr>
-            <w:b/>
-            <w:bCs/>
-            <w:color w:val="832413"/>
-            <w:sz w:val="24"/>
-            <w:szCs w:val="24"/>
-          </w:rPr>
-          <w:t>19</w:t>
-        </w:r>
-        <w:r>
-          <w:rPr>
-            <w:b/>
-            <w:bCs/>
-            <w:color w:val="832413"/>
-            <w:sz w:val="24"/>
-            <w:szCs w:val="24"/>
-          </w:rPr>
-          <w:t xml:space="preserve">Parte 8 — Dizer QUANDO procurar (Período)</w:t>
-        </w:r>
-        <w:r>
-          <w:rPr>
-            <w:b/>
-            <w:bCs/>
-            <w:color w:val="832413"/>
-            <w:sz w:val="24"/>
-            <w:szCs w:val="24"/>
-          </w:rPr>
-          <w:fldChar w:fldCharType="end"/>
+          <w:t xml:space="preserve">	19</w:t>
         </w:r>
       </w:hyperlink>
     </w:p>
@@ -3716,107 +1016,7 @@
             <w:sz w:val="22"/>
             <w:szCs w:val="22"/>
           </w:rPr>
-          <w:tab/>
-        </w:r>
-        <w:r>
-          <w:rPr>
-            <w:b w:val="false"/>
-            <w:bCs w:val="false"/>
-            <w:color w:val="24342B"/>
-            <w:sz w:val="22"/>
-            <w:szCs w:val="22"/>
-          </w:rPr>
-          <w:t xml:space="preserve">8.1 Filtrar por (1)</w:t>
-        </w:r>
-        <w:r>
-          <w:rPr>
-            <w:b w:val="false"/>
-            <w:bCs w:val="false"/>
-            <w:color w:val="24342B"/>
-            <w:sz w:val="22"/>
-            <w:szCs w:val="22"/>
-          </w:rPr>
-          <w:fldChar w:fldCharType="begin"/>
-        </w:r>
-        <w:r>
-          <w:rPr>
-            <w:b w:val="false"/>
-            <w:bCs w:val="false"/>
-            <w:color w:val="24342B"/>
-            <w:sz w:val="22"/>
-            <w:szCs w:val="22"/>
-          </w:rPr>
-          <w:t xml:space="preserve">8.1 Filtrar por (1)</w:t>
-        </w:r>
-        <w:r>
-          <w:rPr>
-            <w:b w:val="false"/>
-            <w:bCs w:val="false"/>
-            <w:color w:val="24342B"/>
-            <w:sz w:val="22"/>
-            <w:szCs w:val="22"/>
-          </w:rPr>
-          <w:instrText xml:space="preserve"> PAGEREF s28_8_1_Filtrar_por_1 \h </w:instrText>
-        </w:r>
-        <w:r>
-          <w:rPr>
-            <w:b w:val="false"/>
-            <w:bCs w:val="false"/>
-            <w:color w:val="24342B"/>
-            <w:sz w:val="22"/>
-            <w:szCs w:val="22"/>
-          </w:rPr>
-          <w:t xml:space="preserve">8.1 Filtrar por (1)</w:t>
-        </w:r>
-        <w:r>
-          <w:rPr>
-            <w:b w:val="false"/>
-            <w:bCs w:val="false"/>
-            <w:color w:val="24342B"/>
-            <w:sz w:val="22"/>
-            <w:szCs w:val="22"/>
-          </w:rPr>
-          <w:fldChar w:fldCharType="separate"/>
-        </w:r>
-        <w:r>
-          <w:rPr>
-            <w:b w:val="false"/>
-            <w:bCs w:val="false"/>
-            <w:color w:val="24342B"/>
-            <w:sz w:val="22"/>
-            <w:szCs w:val="22"/>
-          </w:rPr>
-          <w:t xml:space="preserve">8.1 Filtrar por (1)</w:t>
-        </w:r>
-        <w:r>
-          <w:rPr>
-            <w:b w:val="false"/>
-            <w:bCs w:val="false"/>
-            <w:color w:val="24342B"/>
-            <w:sz w:val="22"/>
-            <w:szCs w:val="22"/>
-          </w:rPr>
-          <w:t>19</w:t>
-        </w:r>
-        <w:r>
-          <w:rPr>
-            <w:b w:val="false"/>
-            <w:bCs w:val="false"/>
-            <w:color w:val="24342B"/>
-            <w:sz w:val="22"/>
-            <w:szCs w:val="22"/>
-          </w:rPr>
-          <w:t xml:space="preserve">8.1 Filtrar por (1)</w:t>
-        </w:r>
-        <w:r>
-          <w:rPr>
-            <w:b w:val="false"/>
-            <w:bCs w:val="false"/>
-            <w:color w:val="24342B"/>
-            <w:sz w:val="22"/>
-            <w:szCs w:val="22"/>
-          </w:rPr>
-          <w:fldChar w:fldCharType="end"/>
+          <w:t xml:space="preserve">	19</w:t>
         </w:r>
       </w:hyperlink>
     </w:p>
@@ -3847,107 +1047,7 @@
             <w:sz w:val="22"/>
             <w:szCs w:val="22"/>
           </w:rPr>
-          <w:tab/>
-        </w:r>
-        <w:r>
-          <w:rPr>
-            <w:b w:val="false"/>
-            <w:bCs w:val="false"/>
-            <w:color w:val="24342B"/>
-            <w:sz w:val="22"/>
-            <w:szCs w:val="22"/>
-          </w:rPr>
-          <w:t xml:space="preserve">8.2 Datas (2 e 3)</w:t>
-        </w:r>
-        <w:r>
-          <w:rPr>
-            <w:b w:val="false"/>
-            <w:bCs w:val="false"/>
-            <w:color w:val="24342B"/>
-            <w:sz w:val="22"/>
-            <w:szCs w:val="22"/>
-          </w:rPr>
-          <w:fldChar w:fldCharType="begin"/>
-        </w:r>
-        <w:r>
-          <w:rPr>
-            <w:b w:val="false"/>
-            <w:bCs w:val="false"/>
-            <w:color w:val="24342B"/>
-            <w:sz w:val="22"/>
-            <w:szCs w:val="22"/>
-          </w:rPr>
-          <w:t xml:space="preserve">8.2 Datas (2 e 3)</w:t>
-        </w:r>
-        <w:r>
-          <w:rPr>
-            <w:b w:val="false"/>
-            <w:bCs w:val="false"/>
-            <w:color w:val="24342B"/>
-            <w:sz w:val="22"/>
-            <w:szCs w:val="22"/>
-          </w:rPr>
-          <w:instrText xml:space="preserve"> PAGEREF s29_8_2_Datas_2_e_3 \h </w:instrText>
-        </w:r>
-        <w:r>
-          <w:rPr>
-            <w:b w:val="false"/>
-            <w:bCs w:val="false"/>
-            <w:color w:val="24342B"/>
-            <w:sz w:val="22"/>
-            <w:szCs w:val="22"/>
-          </w:rPr>
-          <w:t xml:space="preserve">8.2 Datas (2 e 3)</w:t>
-        </w:r>
-        <w:r>
-          <w:rPr>
-            <w:b w:val="false"/>
-            <w:bCs w:val="false"/>
-            <w:color w:val="24342B"/>
-            <w:sz w:val="22"/>
-            <w:szCs w:val="22"/>
-          </w:rPr>
-          <w:fldChar w:fldCharType="separate"/>
-        </w:r>
-        <w:r>
-          <w:rPr>
-            <w:b w:val="false"/>
-            <w:bCs w:val="false"/>
-            <w:color w:val="24342B"/>
-            <w:sz w:val="22"/>
-            <w:szCs w:val="22"/>
-          </w:rPr>
-          <w:t xml:space="preserve">8.2 Datas (2 e 3)</w:t>
-        </w:r>
-        <w:r>
-          <w:rPr>
-            <w:b w:val="false"/>
-            <w:bCs w:val="false"/>
-            <w:color w:val="24342B"/>
-            <w:sz w:val="22"/>
-            <w:szCs w:val="22"/>
-          </w:rPr>
-          <w:t>19</w:t>
-        </w:r>
-        <w:r>
-          <w:rPr>
-            <w:b w:val="false"/>
-            <w:bCs w:val="false"/>
-            <w:color w:val="24342B"/>
-            <w:sz w:val="22"/>
-            <w:szCs w:val="22"/>
-          </w:rPr>
-          <w:t xml:space="preserve">8.2 Datas (2 e 3)</w:t>
-        </w:r>
-        <w:r>
-          <w:rPr>
-            <w:b w:val="false"/>
-            <w:bCs w:val="false"/>
-            <w:color w:val="24342B"/>
-            <w:sz w:val="22"/>
-            <w:szCs w:val="22"/>
-          </w:rPr>
-          <w:fldChar w:fldCharType="end"/>
+          <w:t xml:space="preserve">	19</w:t>
         </w:r>
       </w:hyperlink>
     </w:p>
@@ -3978,107 +1078,7 @@
             <w:sz w:val="22"/>
             <w:szCs w:val="22"/>
           </w:rPr>
-          <w:tab/>
-        </w:r>
-        <w:r>
-          <w:rPr>
-            <w:b w:val="false"/>
-            <w:bCs w:val="false"/>
-            <w:color w:val="24342B"/>
-            <w:sz w:val="22"/>
-            <w:szCs w:val="22"/>
-          </w:rPr>
-          <w:t xml:space="preserve">8.3 Atalhos (4)</w:t>
-        </w:r>
-        <w:r>
-          <w:rPr>
-            <w:b w:val="false"/>
-            <w:bCs w:val="false"/>
-            <w:color w:val="24342B"/>
-            <w:sz w:val="22"/>
-            <w:szCs w:val="22"/>
-          </w:rPr>
-          <w:fldChar w:fldCharType="begin"/>
-        </w:r>
-        <w:r>
-          <w:rPr>
-            <w:b w:val="false"/>
-            <w:bCs w:val="false"/>
-            <w:color w:val="24342B"/>
-            <w:sz w:val="22"/>
-            <w:szCs w:val="22"/>
-          </w:rPr>
-          <w:t xml:space="preserve">8.3 Atalhos (4)</w:t>
-        </w:r>
-        <w:r>
-          <w:rPr>
-            <w:b w:val="false"/>
-            <w:bCs w:val="false"/>
-            <w:color w:val="24342B"/>
-            <w:sz w:val="22"/>
-            <w:szCs w:val="22"/>
-          </w:rPr>
-          <w:instrText xml:space="preserve"> PAGEREF s30_8_3_Atalhos_4 \h </w:instrText>
-        </w:r>
-        <w:r>
-          <w:rPr>
-            <w:b w:val="false"/>
-            <w:bCs w:val="false"/>
-            <w:color w:val="24342B"/>
-            <w:sz w:val="22"/>
-            <w:szCs w:val="22"/>
-          </w:rPr>
-          <w:t xml:space="preserve">8.3 Atalhos (4)</w:t>
-        </w:r>
-        <w:r>
-          <w:rPr>
-            <w:b w:val="false"/>
-            <w:bCs w:val="false"/>
-            <w:color w:val="24342B"/>
-            <w:sz w:val="22"/>
-            <w:szCs w:val="22"/>
-          </w:rPr>
-          <w:fldChar w:fldCharType="separate"/>
-        </w:r>
-        <w:r>
-          <w:rPr>
-            <w:b w:val="false"/>
-            <w:bCs w:val="false"/>
-            <w:color w:val="24342B"/>
-            <w:sz w:val="22"/>
-            <w:szCs w:val="22"/>
-          </w:rPr>
-          <w:t xml:space="preserve">8.3 Atalhos (4)</w:t>
-        </w:r>
-        <w:r>
-          <w:rPr>
-            <w:b w:val="false"/>
-            <w:bCs w:val="false"/>
-            <w:color w:val="24342B"/>
-            <w:sz w:val="22"/>
-            <w:szCs w:val="22"/>
-          </w:rPr>
-          <w:t>19</w:t>
-        </w:r>
-        <w:r>
-          <w:rPr>
-            <w:b w:val="false"/>
-            <w:bCs w:val="false"/>
-            <w:color w:val="24342B"/>
-            <w:sz w:val="22"/>
-            <w:szCs w:val="22"/>
-          </w:rPr>
-          <w:t xml:space="preserve">8.3 Atalhos (4)</w:t>
-        </w:r>
-        <w:r>
-          <w:rPr>
-            <w:b w:val="false"/>
-            <w:bCs w:val="false"/>
-            <w:color w:val="24342B"/>
-            <w:sz w:val="22"/>
-            <w:szCs w:val="22"/>
-          </w:rPr>
-          <w:fldChar w:fldCharType="end"/>
+          <w:t xml:space="preserve">	19</w:t>
         </w:r>
       </w:hyperlink>
     </w:p>
@@ -4109,107 +1109,7 @@
             <w:sz w:val="24"/>
             <w:szCs w:val="24"/>
           </w:rPr>
-          <w:tab/>
-        </w:r>
-        <w:r>
-          <w:rPr>
-            <w:b/>
-            <w:bCs/>
-            <w:color w:val="832413"/>
-            <w:sz w:val="24"/>
-            <w:szCs w:val="24"/>
-          </w:rPr>
-          <w:t xml:space="preserve">Parte 9 — Filtros e cruzamentos (opcional)</w:t>
-        </w:r>
-        <w:r>
-          <w:rPr>
-            <w:b/>
-            <w:bCs/>
-            <w:color w:val="832413"/>
-            <w:sz w:val="24"/>
-            <w:szCs w:val="24"/>
-          </w:rPr>
-          <w:fldChar w:fldCharType="begin"/>
-        </w:r>
-        <w:r>
-          <w:rPr>
-            <w:b/>
-            <w:bCs/>
-            <w:color w:val="832413"/>
-            <w:sz w:val="24"/>
-            <w:szCs w:val="24"/>
-          </w:rPr>
-          <w:t xml:space="preserve">Parte 9 — Filtros e cruzamentos (opcional)</w:t>
-        </w:r>
-        <w:r>
-          <w:rPr>
-            <w:b/>
-            <w:bCs/>
-            <w:color w:val="832413"/>
-            <w:sz w:val="24"/>
-            <w:szCs w:val="24"/>
-          </w:rPr>
-          <w:instrText xml:space="preserve"> PAGEREF s31_Parte_9_Filtros_e_cruzam \h </w:instrText>
-        </w:r>
-        <w:r>
-          <w:rPr>
-            <w:b/>
-            <w:bCs/>
-            <w:color w:val="832413"/>
-            <w:sz w:val="24"/>
-            <w:szCs w:val="24"/>
-          </w:rPr>
-          <w:t xml:space="preserve">Parte 9 — Filtros e cruzamentos (opcional)</w:t>
-        </w:r>
-        <w:r>
-          <w:rPr>
-            <w:b/>
-            <w:bCs/>
-            <w:color w:val="832413"/>
-            <w:sz w:val="24"/>
-            <w:szCs w:val="24"/>
-          </w:rPr>
-          <w:fldChar w:fldCharType="separate"/>
-        </w:r>
-        <w:r>
-          <w:rPr>
-            <w:b/>
-            <w:bCs/>
-            <w:color w:val="832413"/>
-            <w:sz w:val="24"/>
-            <w:szCs w:val="24"/>
-          </w:rPr>
-          <w:t xml:space="preserve">Parte 9 — Filtros e cruzamentos (opcional)</w:t>
-        </w:r>
-        <w:r>
-          <w:rPr>
-            <w:b/>
-            <w:bCs/>
-            <w:color w:val="832413"/>
-            <w:sz w:val="24"/>
-            <w:szCs w:val="24"/>
-          </w:rPr>
-          <w:t>20</w:t>
-        </w:r>
-        <w:r>
-          <w:rPr>
-            <w:b/>
-            <w:bCs/>
-            <w:color w:val="832413"/>
-            <w:sz w:val="24"/>
-            <w:szCs w:val="24"/>
-          </w:rPr>
-          <w:t xml:space="preserve">Parte 9 — Filtros e cruzamentos (opcional)</w:t>
-        </w:r>
-        <w:r>
-          <w:rPr>
-            <w:b/>
-            <w:bCs/>
-            <w:color w:val="832413"/>
-            <w:sz w:val="24"/>
-            <w:szCs w:val="24"/>
-          </w:rPr>
-          <w:fldChar w:fldCharType="end"/>
+          <w:t xml:space="preserve">	20</w:t>
         </w:r>
       </w:hyperlink>
     </w:p>
@@ -4240,107 +1140,7 @@
             <w:sz w:val="22"/>
             <w:szCs w:val="22"/>
           </w:rPr>
-          <w:tab/>
-        </w:r>
-        <w:r>
-          <w:rPr>
-            <w:b w:val="false"/>
-            <w:bCs w:val="false"/>
-            <w:color w:val="24342B"/>
-            <w:sz w:val="22"/>
-            <w:szCs w:val="22"/>
-          </w:rPr>
-          <w:t xml:space="preserve">9.1 Seção 3. FILTROS</w:t>
-        </w:r>
-        <w:r>
-          <w:rPr>
-            <w:b w:val="false"/>
-            <w:bCs w:val="false"/>
-            <w:color w:val="24342B"/>
-            <w:sz w:val="22"/>
-            <w:szCs w:val="22"/>
-          </w:rPr>
-          <w:fldChar w:fldCharType="begin"/>
-        </w:r>
-        <w:r>
-          <w:rPr>
-            <w:b w:val="false"/>
-            <w:bCs w:val="false"/>
-            <w:color w:val="24342B"/>
-            <w:sz w:val="22"/>
-            <w:szCs w:val="22"/>
-          </w:rPr>
-          <w:t xml:space="preserve">9.1 Seção 3. FILTROS</w:t>
-        </w:r>
-        <w:r>
-          <w:rPr>
-            <w:b w:val="false"/>
-            <w:bCs w:val="false"/>
-            <w:color w:val="24342B"/>
-            <w:sz w:val="22"/>
-            <w:szCs w:val="22"/>
-          </w:rPr>
-          <w:instrText xml:space="preserve"> PAGEREF s32_9_1_Sec_a_o_3_FILTROS \h </w:instrText>
-        </w:r>
-        <w:r>
-          <w:rPr>
-            <w:b w:val="false"/>
-            <w:bCs w:val="false"/>
-            <w:color w:val="24342B"/>
-            <w:sz w:val="22"/>
-            <w:szCs w:val="22"/>
-          </w:rPr>
-          <w:t xml:space="preserve">9.1 Seção 3. FILTROS</w:t>
-        </w:r>
-        <w:r>
-          <w:rPr>
-            <w:b w:val="false"/>
-            <w:bCs w:val="false"/>
-            <w:color w:val="24342B"/>
-            <w:sz w:val="22"/>
-            <w:szCs w:val="22"/>
-          </w:rPr>
-          <w:fldChar w:fldCharType="separate"/>
-        </w:r>
-        <w:r>
-          <w:rPr>
-            <w:b w:val="false"/>
-            <w:bCs w:val="false"/>
-            <w:color w:val="24342B"/>
-            <w:sz w:val="22"/>
-            <w:szCs w:val="22"/>
-          </w:rPr>
-          <w:t xml:space="preserve">9.1 Seção 3. FILTROS</w:t>
-        </w:r>
-        <w:r>
-          <w:rPr>
-            <w:b w:val="false"/>
-            <w:bCs w:val="false"/>
-            <w:color w:val="24342B"/>
-            <w:sz w:val="22"/>
-            <w:szCs w:val="22"/>
-          </w:rPr>
-          <w:t>20</w:t>
-        </w:r>
-        <w:r>
-          <w:rPr>
-            <w:b w:val="false"/>
-            <w:bCs w:val="false"/>
-            <w:color w:val="24342B"/>
-            <w:sz w:val="22"/>
-            <w:szCs w:val="22"/>
-          </w:rPr>
-          <w:t xml:space="preserve">9.1 Seção 3. FILTROS</w:t>
-        </w:r>
-        <w:r>
-          <w:rPr>
-            <w:b w:val="false"/>
-            <w:bCs w:val="false"/>
-            <w:color w:val="24342B"/>
-            <w:sz w:val="22"/>
-            <w:szCs w:val="22"/>
-          </w:rPr>
-          <w:fldChar w:fldCharType="end"/>
+          <w:t xml:space="preserve">	20</w:t>
         </w:r>
       </w:hyperlink>
     </w:p>
@@ -4371,107 +1171,7 @@
             <w:sz w:val="22"/>
             <w:szCs w:val="22"/>
           </w:rPr>
-          <w:tab/>
-        </w:r>
-        <w:r>
-          <w:rPr>
-            <w:b w:val="false"/>
-            <w:bCs w:val="false"/>
-            <w:color w:val="24342B"/>
-            <w:sz w:val="22"/>
-            <w:szCs w:val="22"/>
-          </w:rPr>
-          <w:t xml:space="preserve">9.2 Seção 4. CRUZAMENTOS</w:t>
-        </w:r>
-        <w:r>
-          <w:rPr>
-            <w:b w:val="false"/>
-            <w:bCs w:val="false"/>
-            <w:color w:val="24342B"/>
-            <w:sz w:val="22"/>
-            <w:szCs w:val="22"/>
-          </w:rPr>
-          <w:fldChar w:fldCharType="begin"/>
-        </w:r>
-        <w:r>
-          <w:rPr>
-            <w:b w:val="false"/>
-            <w:bCs w:val="false"/>
-            <w:color w:val="24342B"/>
-            <w:sz w:val="22"/>
-            <w:szCs w:val="22"/>
-          </w:rPr>
-          <w:t xml:space="preserve">9.2 Seção 4. CRUZAMENTOS</w:t>
-        </w:r>
-        <w:r>
-          <w:rPr>
-            <w:b w:val="false"/>
-            <w:bCs w:val="false"/>
-            <w:color w:val="24342B"/>
-            <w:sz w:val="22"/>
-            <w:szCs w:val="22"/>
-          </w:rPr>
-          <w:instrText xml:space="preserve"> PAGEREF s33_9_2_Sec_a_o_4_CRUZAMENTO \h </w:instrText>
-        </w:r>
-        <w:r>
-          <w:rPr>
-            <w:b w:val="false"/>
-            <w:bCs w:val="false"/>
-            <w:color w:val="24342B"/>
-            <w:sz w:val="22"/>
-            <w:szCs w:val="22"/>
-          </w:rPr>
-          <w:t xml:space="preserve">9.2 Seção 4. CRUZAMENTOS</w:t>
-        </w:r>
-        <w:r>
-          <w:rPr>
-            <w:b w:val="false"/>
-            <w:bCs w:val="false"/>
-            <w:color w:val="24342B"/>
-            <w:sz w:val="22"/>
-            <w:szCs w:val="22"/>
-          </w:rPr>
-          <w:fldChar w:fldCharType="separate"/>
-        </w:r>
-        <w:r>
-          <w:rPr>
-            <w:b w:val="false"/>
-            <w:bCs w:val="false"/>
-            <w:color w:val="24342B"/>
-            <w:sz w:val="22"/>
-            <w:szCs w:val="22"/>
-          </w:rPr>
-          <w:t xml:space="preserve">9.2 Seção 4. CRUZAMENTOS</w:t>
-        </w:r>
-        <w:r>
-          <w:rPr>
-            <w:b w:val="false"/>
-            <w:bCs w:val="false"/>
-            <w:color w:val="24342B"/>
-            <w:sz w:val="22"/>
-            <w:szCs w:val="22"/>
-          </w:rPr>
-          <w:t>21</w:t>
-        </w:r>
-        <w:r>
-          <w:rPr>
-            <w:b w:val="false"/>
-            <w:bCs w:val="false"/>
-            <w:color w:val="24342B"/>
-            <w:sz w:val="22"/>
-            <w:szCs w:val="22"/>
-          </w:rPr>
-          <w:t xml:space="preserve">9.2 Seção 4. CRUZAMENTOS</w:t>
-        </w:r>
-        <w:r>
-          <w:rPr>
-            <w:b w:val="false"/>
-            <w:bCs w:val="false"/>
-            <w:color w:val="24342B"/>
-            <w:sz w:val="22"/>
-            <w:szCs w:val="22"/>
-          </w:rPr>
-          <w:fldChar w:fldCharType="end"/>
+          <w:t xml:space="preserve">	21</w:t>
         </w:r>
       </w:hyperlink>
     </w:p>
@@ -4502,107 +1202,7 @@
             <w:sz w:val="24"/>
             <w:szCs w:val="24"/>
           </w:rPr>
-          <w:tab/>
-        </w:r>
-        <w:r>
-          <w:rPr>
-            <w:b/>
-            <w:bCs/>
-            <w:color w:val="832413"/>
-            <w:sz w:val="24"/>
-            <w:szCs w:val="24"/>
-          </w:rPr>
-          <w:t xml:space="preserve">Parte 10 — Buscar os alertas</w:t>
-        </w:r>
-        <w:r>
-          <w:rPr>
-            <w:b/>
-            <w:bCs/>
-            <w:color w:val="832413"/>
-            <w:sz w:val="24"/>
-            <w:szCs w:val="24"/>
-          </w:rPr>
-          <w:fldChar w:fldCharType="begin"/>
-        </w:r>
-        <w:r>
-          <w:rPr>
-            <w:b/>
-            <w:bCs/>
-            <w:color w:val="832413"/>
-            <w:sz w:val="24"/>
-            <w:szCs w:val="24"/>
-          </w:rPr>
-          <w:t xml:space="preserve">Parte 10 — Buscar os alertas</w:t>
-        </w:r>
-        <w:r>
-          <w:rPr>
-            <w:b/>
-            <w:bCs/>
-            <w:color w:val="832413"/>
-            <w:sz w:val="24"/>
-            <w:szCs w:val="24"/>
-          </w:rPr>
-          <w:instrText xml:space="preserve"> PAGEREF s34_Parte_10_Buscar_os_alert \h </w:instrText>
-        </w:r>
-        <w:r>
-          <w:rPr>
-            <w:b/>
-            <w:bCs/>
-            <w:color w:val="832413"/>
-            <w:sz w:val="24"/>
-            <w:szCs w:val="24"/>
-          </w:rPr>
-          <w:t xml:space="preserve">Parte 10 — Buscar os alertas</w:t>
-        </w:r>
-        <w:r>
-          <w:rPr>
-            <w:b/>
-            <w:bCs/>
-            <w:color w:val="832413"/>
-            <w:sz w:val="24"/>
-            <w:szCs w:val="24"/>
-          </w:rPr>
-          <w:fldChar w:fldCharType="separate"/>
-        </w:r>
-        <w:r>
-          <w:rPr>
-            <w:b/>
-            <w:bCs/>
-            <w:color w:val="832413"/>
-            <w:sz w:val="24"/>
-            <w:szCs w:val="24"/>
-          </w:rPr>
-          <w:t xml:space="preserve">Parte 10 — Buscar os alertas</w:t>
-        </w:r>
-        <w:r>
-          <w:rPr>
-            <w:b/>
-            <w:bCs/>
-            <w:color w:val="832413"/>
-            <w:sz w:val="24"/>
-            <w:szCs w:val="24"/>
-          </w:rPr>
-          <w:t>23</w:t>
-        </w:r>
-        <w:r>
-          <w:rPr>
-            <w:b/>
-            <w:bCs/>
-            <w:color w:val="832413"/>
-            <w:sz w:val="24"/>
-            <w:szCs w:val="24"/>
-          </w:rPr>
-          <w:t xml:space="preserve">Parte 10 — Buscar os alertas</w:t>
-        </w:r>
-        <w:r>
-          <w:rPr>
-            <w:b/>
-            <w:bCs/>
-            <w:color w:val="832413"/>
-            <w:sz w:val="24"/>
-            <w:szCs w:val="24"/>
-          </w:rPr>
-          <w:fldChar w:fldCharType="end"/>
+          <w:t xml:space="preserve">	23</w:t>
         </w:r>
       </w:hyperlink>
     </w:p>
@@ -4633,107 +1233,7 @@
             <w:sz w:val="22"/>
             <w:szCs w:val="22"/>
           </w:rPr>
-          <w:tab/>
-        </w:r>
-        <w:r>
-          <w:rPr>
-            <w:b w:val="false"/>
-            <w:bCs w:val="false"/>
-            <w:color w:val="24342B"/>
-            <w:sz w:val="22"/>
-            <w:szCs w:val="22"/>
-          </w:rPr>
-          <w:t xml:space="preserve">10.1 Enquanto a busca acontece</w:t>
-        </w:r>
-        <w:r>
-          <w:rPr>
-            <w:b w:val="false"/>
-            <w:bCs w:val="false"/>
-            <w:color w:val="24342B"/>
-            <w:sz w:val="22"/>
-            <w:szCs w:val="22"/>
-          </w:rPr>
-          <w:fldChar w:fldCharType="begin"/>
-        </w:r>
-        <w:r>
-          <w:rPr>
-            <w:b w:val="false"/>
-            <w:bCs w:val="false"/>
-            <w:color w:val="24342B"/>
-            <w:sz w:val="22"/>
-            <w:szCs w:val="22"/>
-          </w:rPr>
-          <w:t xml:space="preserve">10.1 Enquanto a busca acontece</w:t>
-        </w:r>
-        <w:r>
-          <w:rPr>
-            <w:b w:val="false"/>
-            <w:bCs w:val="false"/>
-            <w:color w:val="24342B"/>
-            <w:sz w:val="22"/>
-            <w:szCs w:val="22"/>
-          </w:rPr>
-          <w:instrText xml:space="preserve"> PAGEREF s35_10_1_Enquanto_a_busca_ac \h </w:instrText>
-        </w:r>
-        <w:r>
-          <w:rPr>
-            <w:b w:val="false"/>
-            <w:bCs w:val="false"/>
-            <w:color w:val="24342B"/>
-            <w:sz w:val="22"/>
-            <w:szCs w:val="22"/>
-          </w:rPr>
-          <w:t xml:space="preserve">10.1 Enquanto a busca acontece</w:t>
-        </w:r>
-        <w:r>
-          <w:rPr>
-            <w:b w:val="false"/>
-            <w:bCs w:val="false"/>
-            <w:color w:val="24342B"/>
-            <w:sz w:val="22"/>
-            <w:szCs w:val="22"/>
-          </w:rPr>
-          <w:fldChar w:fldCharType="separate"/>
-        </w:r>
-        <w:r>
-          <w:rPr>
-            <w:b w:val="false"/>
-            <w:bCs w:val="false"/>
-            <w:color w:val="24342B"/>
-            <w:sz w:val="22"/>
-            <w:szCs w:val="22"/>
-          </w:rPr>
-          <w:t xml:space="preserve">10.1 Enquanto a busca acontece</w:t>
-        </w:r>
-        <w:r>
-          <w:rPr>
-            <w:b w:val="false"/>
-            <w:bCs w:val="false"/>
-            <w:color w:val="24342B"/>
-            <w:sz w:val="22"/>
-            <w:szCs w:val="22"/>
-          </w:rPr>
-          <w:t>23</w:t>
-        </w:r>
-        <w:r>
-          <w:rPr>
-            <w:b w:val="false"/>
-            <w:bCs w:val="false"/>
-            <w:color w:val="24342B"/>
-            <w:sz w:val="22"/>
-            <w:szCs w:val="22"/>
-          </w:rPr>
-          <w:t xml:space="preserve">10.1 Enquanto a busca acontece</w:t>
-        </w:r>
-        <w:r>
-          <w:rPr>
-            <w:b w:val="false"/>
-            <w:bCs w:val="false"/>
-            <w:color w:val="24342B"/>
-            <w:sz w:val="22"/>
-            <w:szCs w:val="22"/>
-          </w:rPr>
-          <w:fldChar w:fldCharType="end"/>
+          <w:t xml:space="preserve">	23</w:t>
         </w:r>
       </w:hyperlink>
     </w:p>
@@ -4764,107 +1264,7 @@
             <w:sz w:val="22"/>
             <w:szCs w:val="22"/>
           </w:rPr>
-          <w:tab/>
-        </w:r>
-        <w:r>
-          <w:rPr>
-            <w:b w:val="false"/>
-            <w:bCs w:val="false"/>
-            <w:color w:val="24342B"/>
-            <w:sz w:val="22"/>
-            <w:szCs w:val="22"/>
-          </w:rPr>
-          <w:t xml:space="preserve">10.2 Quando a busca termina</w:t>
-        </w:r>
-        <w:r>
-          <w:rPr>
-            <w:b w:val="false"/>
-            <w:bCs w:val="false"/>
-            <w:color w:val="24342B"/>
-            <w:sz w:val="22"/>
-            <w:szCs w:val="22"/>
-          </w:rPr>
-          <w:fldChar w:fldCharType="begin"/>
-        </w:r>
-        <w:r>
-          <w:rPr>
-            <w:b w:val="false"/>
-            <w:bCs w:val="false"/>
-            <w:color w:val="24342B"/>
-            <w:sz w:val="22"/>
-            <w:szCs w:val="22"/>
-          </w:rPr>
-          <w:t xml:space="preserve">10.2 Quando a busca termina</w:t>
-        </w:r>
-        <w:r>
-          <w:rPr>
-            <w:b w:val="false"/>
-            <w:bCs w:val="false"/>
-            <w:color w:val="24342B"/>
-            <w:sz w:val="22"/>
-            <w:szCs w:val="22"/>
-          </w:rPr>
-          <w:instrText xml:space="preserve"> PAGEREF s36_10_2_Quando_a_busca_term \h </w:instrText>
-        </w:r>
-        <w:r>
-          <w:rPr>
-            <w:b w:val="false"/>
-            <w:bCs w:val="false"/>
-            <w:color w:val="24342B"/>
-            <w:sz w:val="22"/>
-            <w:szCs w:val="22"/>
-          </w:rPr>
-          <w:t xml:space="preserve">10.2 Quando a busca termina</w:t>
-        </w:r>
-        <w:r>
-          <w:rPr>
-            <w:b w:val="false"/>
-            <w:bCs w:val="false"/>
-            <w:color w:val="24342B"/>
-            <w:sz w:val="22"/>
-            <w:szCs w:val="22"/>
-          </w:rPr>
-          <w:fldChar w:fldCharType="separate"/>
-        </w:r>
-        <w:r>
-          <w:rPr>
-            <w:b w:val="false"/>
-            <w:bCs w:val="false"/>
-            <w:color w:val="24342B"/>
-            <w:sz w:val="22"/>
-            <w:szCs w:val="22"/>
-          </w:rPr>
-          <w:t xml:space="preserve">10.2 Quando a busca termina</w:t>
-        </w:r>
-        <w:r>
-          <w:rPr>
-            <w:b w:val="false"/>
-            <w:bCs w:val="false"/>
-            <w:color w:val="24342B"/>
-            <w:sz w:val="22"/>
-            <w:szCs w:val="22"/>
-          </w:rPr>
-          <w:t>23</w:t>
-        </w:r>
-        <w:r>
-          <w:rPr>
-            <w:b w:val="false"/>
-            <w:bCs w:val="false"/>
-            <w:color w:val="24342B"/>
-            <w:sz w:val="22"/>
-            <w:szCs w:val="22"/>
-          </w:rPr>
-          <w:t xml:space="preserve">10.2 Quando a busca termina</w:t>
-        </w:r>
-        <w:r>
-          <w:rPr>
-            <w:b w:val="false"/>
-            <w:bCs w:val="false"/>
-            <w:color w:val="24342B"/>
-            <w:sz w:val="22"/>
-            <w:szCs w:val="22"/>
-          </w:rPr>
-          <w:fldChar w:fldCharType="end"/>
+          <w:t xml:space="preserve">	23</w:t>
         </w:r>
       </w:hyperlink>
     </w:p>
@@ -4895,107 +1295,7 @@
             <w:sz w:val="24"/>
             <w:szCs w:val="24"/>
           </w:rPr>
-          <w:tab/>
-        </w:r>
-        <w:r>
-          <w:rPr>
-            <w:b/>
-            <w:bCs/>
-            <w:color w:val="832413"/>
-            <w:sz w:val="24"/>
-            <w:szCs w:val="24"/>
-          </w:rPr>
-          <w:t xml:space="preserve">Parte 11 — Entender o resumo e montar a análise (aba Estatísticas)</w:t>
-        </w:r>
-        <w:r>
-          <w:rPr>
-            <w:b/>
-            <w:bCs/>
-            <w:color w:val="832413"/>
-            <w:sz w:val="24"/>
-            <w:szCs w:val="24"/>
-          </w:rPr>
-          <w:fldChar w:fldCharType="begin"/>
-        </w:r>
-        <w:r>
-          <w:rPr>
-            <w:b/>
-            <w:bCs/>
-            <w:color w:val="832413"/>
-            <w:sz w:val="24"/>
-            <w:szCs w:val="24"/>
-          </w:rPr>
-          <w:t xml:space="preserve">Parte 11 — Entender o resumo e montar a análise (aba Estatísticas)</w:t>
-        </w:r>
-        <w:r>
-          <w:rPr>
-            <w:b/>
-            <w:bCs/>
-            <w:color w:val="832413"/>
-            <w:sz w:val="24"/>
-            <w:szCs w:val="24"/>
-          </w:rPr>
-          <w:instrText xml:space="preserve"> PAGEREF s37_Parte_11_Entender_o_resu \h </w:instrText>
-        </w:r>
-        <w:r>
-          <w:rPr>
-            <w:b/>
-            <w:bCs/>
-            <w:color w:val="832413"/>
-            <w:sz w:val="24"/>
-            <w:szCs w:val="24"/>
-          </w:rPr>
-          <w:t xml:space="preserve">Parte 11 — Entender o resumo e montar a análise (aba Estatísticas)</w:t>
-        </w:r>
-        <w:r>
-          <w:rPr>
-            <w:b/>
-            <w:bCs/>
-            <w:color w:val="832413"/>
-            <w:sz w:val="24"/>
-            <w:szCs w:val="24"/>
-          </w:rPr>
-          <w:fldChar w:fldCharType="separate"/>
-        </w:r>
-        <w:r>
-          <w:rPr>
-            <w:b/>
-            <w:bCs/>
-            <w:color w:val="832413"/>
-            <w:sz w:val="24"/>
-            <w:szCs w:val="24"/>
-          </w:rPr>
-          <w:t xml:space="preserve">Parte 11 — Entender o resumo e montar a análise (aba Estatísticas)</w:t>
-        </w:r>
-        <w:r>
-          <w:rPr>
-            <w:b/>
-            <w:bCs/>
-            <w:color w:val="832413"/>
-            <w:sz w:val="24"/>
-            <w:szCs w:val="24"/>
-          </w:rPr>
-          <w:t>25</w:t>
-        </w:r>
-        <w:r>
-          <w:rPr>
-            <w:b/>
-            <w:bCs/>
-            <w:color w:val="832413"/>
-            <w:sz w:val="24"/>
-            <w:szCs w:val="24"/>
-          </w:rPr>
-          <w:t xml:space="preserve">Parte 11 — Entender o resumo e montar a análise (aba Estatísticas)</w:t>
-        </w:r>
-        <w:r>
-          <w:rPr>
-            <w:b/>
-            <w:bCs/>
-            <w:color w:val="832413"/>
-            <w:sz w:val="24"/>
-            <w:szCs w:val="24"/>
-          </w:rPr>
-          <w:fldChar w:fldCharType="end"/>
+          <w:t xml:space="preserve">	25</w:t>
         </w:r>
       </w:hyperlink>
     </w:p>
@@ -5026,107 +1326,7 @@
             <w:sz w:val="22"/>
             <w:szCs w:val="22"/>
           </w:rPr>
-          <w:tab/>
-        </w:r>
-        <w:r>
-          <w:rPr>
-            <w:b w:val="false"/>
-            <w:bCs w:val="false"/>
-            <w:color w:val="24342B"/>
-            <w:sz w:val="22"/>
-            <w:szCs w:val="22"/>
-          </w:rPr>
-          <w:t xml:space="preserve">11.1 Resumo da consulta</w:t>
-        </w:r>
-        <w:r>
-          <w:rPr>
-            <w:b w:val="false"/>
-            <w:bCs w:val="false"/>
-            <w:color w:val="24342B"/>
-            <w:sz w:val="22"/>
-            <w:szCs w:val="22"/>
-          </w:rPr>
-          <w:fldChar w:fldCharType="begin"/>
-        </w:r>
-        <w:r>
-          <w:rPr>
-            <w:b w:val="false"/>
-            <w:bCs w:val="false"/>
-            <w:color w:val="24342B"/>
-            <w:sz w:val="22"/>
-            <w:szCs w:val="22"/>
-          </w:rPr>
-          <w:t xml:space="preserve">11.1 Resumo da consulta</w:t>
-        </w:r>
-        <w:r>
-          <w:rPr>
-            <w:b w:val="false"/>
-            <w:bCs w:val="false"/>
-            <w:color w:val="24342B"/>
-            <w:sz w:val="22"/>
-            <w:szCs w:val="22"/>
-          </w:rPr>
-          <w:instrText xml:space="preserve"> PAGEREF s38_11_1_Resumo_da_consulta \h </w:instrText>
-        </w:r>
-        <w:r>
-          <w:rPr>
-            <w:b w:val="false"/>
-            <w:bCs w:val="false"/>
-            <w:color w:val="24342B"/>
-            <w:sz w:val="22"/>
-            <w:szCs w:val="22"/>
-          </w:rPr>
-          <w:t xml:space="preserve">11.1 Resumo da consulta</w:t>
-        </w:r>
-        <w:r>
-          <w:rPr>
-            <w:b w:val="false"/>
-            <w:bCs w:val="false"/>
-            <w:color w:val="24342B"/>
-            <w:sz w:val="22"/>
-            <w:szCs w:val="22"/>
-          </w:rPr>
-          <w:fldChar w:fldCharType="separate"/>
-        </w:r>
-        <w:r>
-          <w:rPr>
-            <w:b w:val="false"/>
-            <w:bCs w:val="false"/>
-            <w:color w:val="24342B"/>
-            <w:sz w:val="22"/>
-            <w:szCs w:val="22"/>
-          </w:rPr>
-          <w:t xml:space="preserve">11.1 Resumo da consulta</w:t>
-        </w:r>
-        <w:r>
-          <w:rPr>
-            <w:b w:val="false"/>
-            <w:bCs w:val="false"/>
-            <w:color w:val="24342B"/>
-            <w:sz w:val="22"/>
-            <w:szCs w:val="22"/>
-          </w:rPr>
-          <w:t>25</w:t>
-        </w:r>
-        <w:r>
-          <w:rPr>
-            <w:b w:val="false"/>
-            <w:bCs w:val="false"/>
-            <w:color w:val="24342B"/>
-            <w:sz w:val="22"/>
-            <w:szCs w:val="22"/>
-          </w:rPr>
-          <w:t xml:space="preserve">11.1 Resumo da consulta</w:t>
-        </w:r>
-        <w:r>
-          <w:rPr>
-            <w:b w:val="false"/>
-            <w:bCs w:val="false"/>
-            <w:color w:val="24342B"/>
-            <w:sz w:val="22"/>
-            <w:szCs w:val="22"/>
-          </w:rPr>
-          <w:fldChar w:fldCharType="end"/>
+          <w:t xml:space="preserve">	25</w:t>
         </w:r>
       </w:hyperlink>
     </w:p>
@@ -5157,107 +1357,7 @@
             <w:sz w:val="22"/>
             <w:szCs w:val="22"/>
           </w:rPr>
-          <w:tab/>
-        </w:r>
-        <w:r>
-          <w:rPr>
-            <w:b w:val="false"/>
-            <w:bCs w:val="false"/>
-            <w:color w:val="24342B"/>
-            <w:sz w:val="22"/>
-            <w:szCs w:val="22"/>
-          </w:rPr>
-          <w:t xml:space="preserve">11.2 Exportar o resumo</w:t>
-        </w:r>
-        <w:r>
-          <w:rPr>
-            <w:b w:val="false"/>
-            <w:bCs w:val="false"/>
-            <w:color w:val="24342B"/>
-            <w:sz w:val="22"/>
-            <w:szCs w:val="22"/>
-          </w:rPr>
-          <w:fldChar w:fldCharType="begin"/>
-        </w:r>
-        <w:r>
-          <w:rPr>
-            <w:b w:val="false"/>
-            <w:bCs w:val="false"/>
-            <w:color w:val="24342B"/>
-            <w:sz w:val="22"/>
-            <w:szCs w:val="22"/>
-          </w:rPr>
-          <w:t xml:space="preserve">11.2 Exportar o resumo</w:t>
-        </w:r>
-        <w:r>
-          <w:rPr>
-            <w:b w:val="false"/>
-            <w:bCs w:val="false"/>
-            <w:color w:val="24342B"/>
-            <w:sz w:val="22"/>
-            <w:szCs w:val="22"/>
-          </w:rPr>
-          <w:instrText xml:space="preserve"> PAGEREF s39_11_2_Exportar_o_resumo \h </w:instrText>
-        </w:r>
-        <w:r>
-          <w:rPr>
-            <w:b w:val="false"/>
-            <w:bCs w:val="false"/>
-            <w:color w:val="24342B"/>
-            <w:sz w:val="22"/>
-            <w:szCs w:val="22"/>
-          </w:rPr>
-          <w:t xml:space="preserve">11.2 Exportar o resumo</w:t>
-        </w:r>
-        <w:r>
-          <w:rPr>
-            <w:b w:val="false"/>
-            <w:bCs w:val="false"/>
-            <w:color w:val="24342B"/>
-            <w:sz w:val="22"/>
-            <w:szCs w:val="22"/>
-          </w:rPr>
-          <w:fldChar w:fldCharType="separate"/>
-        </w:r>
-        <w:r>
-          <w:rPr>
-            <w:b w:val="false"/>
-            <w:bCs w:val="false"/>
-            <w:color w:val="24342B"/>
-            <w:sz w:val="22"/>
-            <w:szCs w:val="22"/>
-          </w:rPr>
-          <w:t xml:space="preserve">11.2 Exportar o resumo</w:t>
-        </w:r>
-        <w:r>
-          <w:rPr>
-            <w:b w:val="false"/>
-            <w:bCs w:val="false"/>
-            <w:color w:val="24342B"/>
-            <w:sz w:val="22"/>
-            <w:szCs w:val="22"/>
-          </w:rPr>
-          <w:t>26</w:t>
-        </w:r>
-        <w:r>
-          <w:rPr>
-            <w:b w:val="false"/>
-            <w:bCs w:val="false"/>
-            <w:color w:val="24342B"/>
-            <w:sz w:val="22"/>
-            <w:szCs w:val="22"/>
-          </w:rPr>
-          <w:t xml:space="preserve">11.2 Exportar o resumo</w:t>
-        </w:r>
-        <w:r>
-          <w:rPr>
-            <w:b w:val="false"/>
-            <w:bCs w:val="false"/>
-            <w:color w:val="24342B"/>
-            <w:sz w:val="22"/>
-            <w:szCs w:val="22"/>
-          </w:rPr>
-          <w:fldChar w:fldCharType="end"/>
+          <w:t xml:space="preserve">	26</w:t>
         </w:r>
       </w:hyperlink>
     </w:p>
@@ -5288,107 +1388,7 @@
             <w:sz w:val="22"/>
             <w:szCs w:val="22"/>
           </w:rPr>
-          <w:tab/>
-        </w:r>
-        <w:r>
-          <w:rPr>
-            <w:b w:val="false"/>
-            <w:bCs w:val="false"/>
-            <w:color w:val="24342B"/>
-            <w:sz w:val="22"/>
-            <w:szCs w:val="22"/>
-          </w:rPr>
-          <w:t xml:space="preserve">11.3 Análises estatísticas: montar o gráfico</w:t>
-        </w:r>
-        <w:r>
-          <w:rPr>
-            <w:b w:val="false"/>
-            <w:bCs w:val="false"/>
-            <w:color w:val="24342B"/>
-            <w:sz w:val="22"/>
-            <w:szCs w:val="22"/>
-          </w:rPr>
-          <w:fldChar w:fldCharType="begin"/>
-        </w:r>
-        <w:r>
-          <w:rPr>
-            <w:b w:val="false"/>
-            <w:bCs w:val="false"/>
-            <w:color w:val="24342B"/>
-            <w:sz w:val="22"/>
-            <w:szCs w:val="22"/>
-          </w:rPr>
-          <w:t xml:space="preserve">11.3 Análises estatísticas: montar o gráfico</w:t>
-        </w:r>
-        <w:r>
-          <w:rPr>
-            <w:b w:val="false"/>
-            <w:bCs w:val="false"/>
-            <w:color w:val="24342B"/>
-            <w:sz w:val="22"/>
-            <w:szCs w:val="22"/>
-          </w:rPr>
-          <w:instrText xml:space="preserve"> PAGEREF s40_11_3_Ana_lises_estati_st \h </w:instrText>
-        </w:r>
-        <w:r>
-          <w:rPr>
-            <w:b w:val="false"/>
-            <w:bCs w:val="false"/>
-            <w:color w:val="24342B"/>
-            <w:sz w:val="22"/>
-            <w:szCs w:val="22"/>
-          </w:rPr>
-          <w:t xml:space="preserve">11.3 Análises estatísticas: montar o gráfico</w:t>
-        </w:r>
-        <w:r>
-          <w:rPr>
-            <w:b w:val="false"/>
-            <w:bCs w:val="false"/>
-            <w:color w:val="24342B"/>
-            <w:sz w:val="22"/>
-            <w:szCs w:val="22"/>
-          </w:rPr>
-          <w:fldChar w:fldCharType="separate"/>
-        </w:r>
-        <w:r>
-          <w:rPr>
-            <w:b w:val="false"/>
-            <w:bCs w:val="false"/>
-            <w:color w:val="24342B"/>
-            <w:sz w:val="22"/>
-            <w:szCs w:val="22"/>
-          </w:rPr>
-          <w:t xml:space="preserve">11.3 Análises estatísticas: montar o gráfico</w:t>
-        </w:r>
-        <w:r>
-          <w:rPr>
-            <w:b w:val="false"/>
-            <w:bCs w:val="false"/>
-            <w:color w:val="24342B"/>
-            <w:sz w:val="22"/>
-            <w:szCs w:val="22"/>
-          </w:rPr>
-          <w:t>26</w:t>
-        </w:r>
-        <w:r>
-          <w:rPr>
-            <w:b w:val="false"/>
-            <w:bCs w:val="false"/>
-            <w:color w:val="24342B"/>
-            <w:sz w:val="22"/>
-            <w:szCs w:val="22"/>
-          </w:rPr>
-          <w:t xml:space="preserve">11.3 Análises estatísticas: montar o gráfico</w:t>
-        </w:r>
-        <w:r>
-          <w:rPr>
-            <w:b w:val="false"/>
-            <w:bCs w:val="false"/>
-            <w:color w:val="24342B"/>
-            <w:sz w:val="22"/>
-            <w:szCs w:val="22"/>
-          </w:rPr>
-          <w:fldChar w:fldCharType="end"/>
+          <w:t xml:space="preserve">	26</w:t>
         </w:r>
       </w:hyperlink>
     </w:p>
@@ -5419,107 +1419,7 @@
             <w:sz w:val="22"/>
             <w:szCs w:val="22"/>
           </w:rPr>
-          <w:tab/>
-        </w:r>
-        <w:r>
-          <w:rPr>
-            <w:b w:val="false"/>
-            <w:bCs w:val="false"/>
-            <w:color w:val="24342B"/>
-            <w:sz w:val="22"/>
-            <w:szCs w:val="22"/>
-          </w:rPr>
-          <w:t xml:space="preserve">11.4 Exemplos prontos</w:t>
-        </w:r>
-        <w:r>
-          <w:rPr>
-            <w:b w:val="false"/>
-            <w:bCs w:val="false"/>
-            <w:color w:val="24342B"/>
-            <w:sz w:val="22"/>
-            <w:szCs w:val="22"/>
-          </w:rPr>
-          <w:fldChar w:fldCharType="begin"/>
-        </w:r>
-        <w:r>
-          <w:rPr>
-            <w:b w:val="false"/>
-            <w:bCs w:val="false"/>
-            <w:color w:val="24342B"/>
-            <w:sz w:val="22"/>
-            <w:szCs w:val="22"/>
-          </w:rPr>
-          <w:t xml:space="preserve">11.4 Exemplos prontos</w:t>
-        </w:r>
-        <w:r>
-          <w:rPr>
-            <w:b w:val="false"/>
-            <w:bCs w:val="false"/>
-            <w:color w:val="24342B"/>
-            <w:sz w:val="22"/>
-            <w:szCs w:val="22"/>
-          </w:rPr>
-          <w:instrText xml:space="preserve"> PAGEREF s41_11_4_Exemplos_prontos \h </w:instrText>
-        </w:r>
-        <w:r>
-          <w:rPr>
-            <w:b w:val="false"/>
-            <w:bCs w:val="false"/>
-            <w:color w:val="24342B"/>
-            <w:sz w:val="22"/>
-            <w:szCs w:val="22"/>
-          </w:rPr>
-          <w:t xml:space="preserve">11.4 Exemplos prontos</w:t>
-        </w:r>
-        <w:r>
-          <w:rPr>
-            <w:b w:val="false"/>
-            <w:bCs w:val="false"/>
-            <w:color w:val="24342B"/>
-            <w:sz w:val="22"/>
-            <w:szCs w:val="22"/>
-          </w:rPr>
-          <w:fldChar w:fldCharType="separate"/>
-        </w:r>
-        <w:r>
-          <w:rPr>
-            <w:b w:val="false"/>
-            <w:bCs w:val="false"/>
-            <w:color w:val="24342B"/>
-            <w:sz w:val="22"/>
-            <w:szCs w:val="22"/>
-          </w:rPr>
-          <w:t xml:space="preserve">11.4 Exemplos prontos</w:t>
-        </w:r>
-        <w:r>
-          <w:rPr>
-            <w:b w:val="false"/>
-            <w:bCs w:val="false"/>
-            <w:color w:val="24342B"/>
-            <w:sz w:val="22"/>
-            <w:szCs w:val="22"/>
-          </w:rPr>
-          <w:t>29</w:t>
-        </w:r>
-        <w:r>
-          <w:rPr>
-            <w:b w:val="false"/>
-            <w:bCs w:val="false"/>
-            <w:color w:val="24342B"/>
-            <w:sz w:val="22"/>
-            <w:szCs w:val="22"/>
-          </w:rPr>
-          <w:t xml:space="preserve">11.4 Exemplos prontos</w:t>
-        </w:r>
-        <w:r>
-          <w:rPr>
-            <w:b w:val="false"/>
-            <w:bCs w:val="false"/>
-            <w:color w:val="24342B"/>
-            <w:sz w:val="22"/>
-            <w:szCs w:val="22"/>
-          </w:rPr>
-          <w:fldChar w:fldCharType="end"/>
+          <w:t xml:space="preserve">	29</w:t>
         </w:r>
       </w:hyperlink>
     </w:p>
@@ -5550,107 +1450,7 @@
             <w:sz w:val="24"/>
             <w:szCs w:val="24"/>
           </w:rPr>
-          <w:tab/>
-        </w:r>
-        <w:r>
-          <w:rPr>
-            <w:b/>
-            <w:bCs/>
-            <w:color w:val="832413"/>
-            <w:sz w:val="24"/>
-            <w:szCs w:val="24"/>
-          </w:rPr>
-          <w:t xml:space="preserve">Parte 12 — Ver e salvar o gráfico (aba Gráficos)</w:t>
-        </w:r>
-        <w:r>
-          <w:rPr>
-            <w:b/>
-            <w:bCs/>
-            <w:color w:val="832413"/>
-            <w:sz w:val="24"/>
-            <w:szCs w:val="24"/>
-          </w:rPr>
-          <w:fldChar w:fldCharType="begin"/>
-        </w:r>
-        <w:r>
-          <w:rPr>
-            <w:b/>
-            <w:bCs/>
-            <w:color w:val="832413"/>
-            <w:sz w:val="24"/>
-            <w:szCs w:val="24"/>
-          </w:rPr>
-          <w:t xml:space="preserve">Parte 12 — Ver e salvar o gráfico (aba Gráficos)</w:t>
-        </w:r>
-        <w:r>
-          <w:rPr>
-            <w:b/>
-            <w:bCs/>
-            <w:color w:val="832413"/>
-            <w:sz w:val="24"/>
-            <w:szCs w:val="24"/>
-          </w:rPr>
-          <w:instrText xml:space="preserve"> PAGEREF s42_Parte_12_Ver_e_salvar_o \h </w:instrText>
-        </w:r>
-        <w:r>
-          <w:rPr>
-            <w:b/>
-            <w:bCs/>
-            <w:color w:val="832413"/>
-            <w:sz w:val="24"/>
-            <w:szCs w:val="24"/>
-          </w:rPr>
-          <w:t xml:space="preserve">Parte 12 — Ver e salvar o gráfico (aba Gráficos)</w:t>
-        </w:r>
-        <w:r>
-          <w:rPr>
-            <w:b/>
-            <w:bCs/>
-            <w:color w:val="832413"/>
-            <w:sz w:val="24"/>
-            <w:szCs w:val="24"/>
-          </w:rPr>
-          <w:fldChar w:fldCharType="separate"/>
-        </w:r>
-        <w:r>
-          <w:rPr>
-            <w:b/>
-            <w:bCs/>
-            <w:color w:val="832413"/>
-            <w:sz w:val="24"/>
-            <w:szCs w:val="24"/>
-          </w:rPr>
-          <w:t xml:space="preserve">Parte 12 — Ver e salvar o gráfico (aba Gráficos)</w:t>
-        </w:r>
-        <w:r>
-          <w:rPr>
-            <w:b/>
-            <w:bCs/>
-            <w:color w:val="832413"/>
-            <w:sz w:val="24"/>
-            <w:szCs w:val="24"/>
-          </w:rPr>
-          <w:t>30</w:t>
-        </w:r>
-        <w:r>
-          <w:rPr>
-            <w:b/>
-            <w:bCs/>
-            <w:color w:val="832413"/>
-            <w:sz w:val="24"/>
-            <w:szCs w:val="24"/>
-          </w:rPr>
-          <w:t xml:space="preserve">Parte 12 — Ver e salvar o gráfico (aba Gráficos)</w:t>
-        </w:r>
-        <w:r>
-          <w:rPr>
-            <w:b/>
-            <w:bCs/>
-            <w:color w:val="832413"/>
-            <w:sz w:val="24"/>
-            <w:szCs w:val="24"/>
-          </w:rPr>
-          <w:fldChar w:fldCharType="end"/>
+          <w:t xml:space="preserve">	30</w:t>
         </w:r>
       </w:hyperlink>
     </w:p>
@@ -5681,107 +1481,7 @@
             <w:sz w:val="22"/>
             <w:szCs w:val="22"/>
           </w:rPr>
-          <w:tab/>
-        </w:r>
-        <w:r>
-          <w:rPr>
-            <w:b w:val="false"/>
-            <w:bCs w:val="false"/>
-            <w:color w:val="24342B"/>
-            <w:sz w:val="22"/>
-            <w:szCs w:val="22"/>
-          </w:rPr>
-          <w:t xml:space="preserve">12.1 Os três tipos de gráfico</w:t>
-        </w:r>
-        <w:r>
-          <w:rPr>
-            <w:b w:val="false"/>
-            <w:bCs w:val="false"/>
-            <w:color w:val="24342B"/>
-            <w:sz w:val="22"/>
-            <w:szCs w:val="22"/>
-          </w:rPr>
-          <w:fldChar w:fldCharType="begin"/>
-        </w:r>
-        <w:r>
-          <w:rPr>
-            <w:b w:val="false"/>
-            <w:bCs w:val="false"/>
-            <w:color w:val="24342B"/>
-            <w:sz w:val="22"/>
-            <w:szCs w:val="22"/>
-          </w:rPr>
-          <w:t xml:space="preserve">12.1 Os três tipos de gráfico</w:t>
-        </w:r>
-        <w:r>
-          <w:rPr>
-            <w:b w:val="false"/>
-            <w:bCs w:val="false"/>
-            <w:color w:val="24342B"/>
-            <w:sz w:val="22"/>
-            <w:szCs w:val="22"/>
-          </w:rPr>
-          <w:instrText xml:space="preserve"> PAGEREF s43_12_1_Os_tre_s_tipos_de_g \h </w:instrText>
-        </w:r>
-        <w:r>
-          <w:rPr>
-            <w:b w:val="false"/>
-            <w:bCs w:val="false"/>
-            <w:color w:val="24342B"/>
-            <w:sz w:val="22"/>
-            <w:szCs w:val="22"/>
-          </w:rPr>
-          <w:t xml:space="preserve">12.1 Os três tipos de gráfico</w:t>
-        </w:r>
-        <w:r>
-          <w:rPr>
-            <w:b w:val="false"/>
-            <w:bCs w:val="false"/>
-            <w:color w:val="24342B"/>
-            <w:sz w:val="22"/>
-            <w:szCs w:val="22"/>
-          </w:rPr>
-          <w:fldChar w:fldCharType="separate"/>
-        </w:r>
-        <w:r>
-          <w:rPr>
-            <w:b w:val="false"/>
-            <w:bCs w:val="false"/>
-            <w:color w:val="24342B"/>
-            <w:sz w:val="22"/>
-            <w:szCs w:val="22"/>
-          </w:rPr>
-          <w:t xml:space="preserve">12.1 Os três tipos de gráfico</w:t>
-        </w:r>
-        <w:r>
-          <w:rPr>
-            <w:b w:val="false"/>
-            <w:bCs w:val="false"/>
-            <w:color w:val="24342B"/>
-            <w:sz w:val="22"/>
-            <w:szCs w:val="22"/>
-          </w:rPr>
-          <w:t>31</w:t>
-        </w:r>
-        <w:r>
-          <w:rPr>
-            <w:b w:val="false"/>
-            <w:bCs w:val="false"/>
-            <w:color w:val="24342B"/>
-            <w:sz w:val="22"/>
-            <w:szCs w:val="22"/>
-          </w:rPr>
-          <w:t xml:space="preserve">12.1 Os três tipos de gráfico</w:t>
-        </w:r>
-        <w:r>
-          <w:rPr>
-            <w:b w:val="false"/>
-            <w:bCs w:val="false"/>
-            <w:color w:val="24342B"/>
-            <w:sz w:val="22"/>
-            <w:szCs w:val="22"/>
-          </w:rPr>
-          <w:fldChar w:fldCharType="end"/>
+          <w:t xml:space="preserve">	31</w:t>
         </w:r>
       </w:hyperlink>
     </w:p>
@@ -5812,107 +1512,7 @@
             <w:sz w:val="22"/>
             <w:szCs w:val="22"/>
           </w:rPr>
-          <w:tab/>
-        </w:r>
-        <w:r>
-          <w:rPr>
-            <w:b w:val="false"/>
-            <w:bCs w:val="false"/>
-            <w:color w:val="24342B"/>
-            <w:sz w:val="22"/>
-            <w:szCs w:val="22"/>
-          </w:rPr>
-          <w:t xml:space="preserve">12.2 AMPLIAR (1)</w:t>
-        </w:r>
-        <w:r>
-          <w:rPr>
-            <w:b w:val="false"/>
-            <w:bCs w:val="false"/>
-            <w:color w:val="24342B"/>
-            <w:sz w:val="22"/>
-            <w:szCs w:val="22"/>
-          </w:rPr>
-          <w:fldChar w:fldCharType="begin"/>
-        </w:r>
-        <w:r>
-          <w:rPr>
-            <w:b w:val="false"/>
-            <w:bCs w:val="false"/>
-            <w:color w:val="24342B"/>
-            <w:sz w:val="22"/>
-            <w:szCs w:val="22"/>
-          </w:rPr>
-          <w:t xml:space="preserve">12.2 AMPLIAR (1)</w:t>
-        </w:r>
-        <w:r>
-          <w:rPr>
-            <w:b w:val="false"/>
-            <w:bCs w:val="false"/>
-            <w:color w:val="24342B"/>
-            <w:sz w:val="22"/>
-            <w:szCs w:val="22"/>
-          </w:rPr>
-          <w:instrText xml:space="preserve"> PAGEREF s44_12_2_AMPLIAR_1 \h </w:instrText>
-        </w:r>
-        <w:r>
-          <w:rPr>
-            <w:b w:val="false"/>
-            <w:bCs w:val="false"/>
-            <w:color w:val="24342B"/>
-            <w:sz w:val="22"/>
-            <w:szCs w:val="22"/>
-          </w:rPr>
-          <w:t xml:space="preserve">12.2 AMPLIAR (1)</w:t>
-        </w:r>
-        <w:r>
-          <w:rPr>
-            <w:b w:val="false"/>
-            <w:bCs w:val="false"/>
-            <w:color w:val="24342B"/>
-            <w:sz w:val="22"/>
-            <w:szCs w:val="22"/>
-          </w:rPr>
-          <w:fldChar w:fldCharType="separate"/>
-        </w:r>
-        <w:r>
-          <w:rPr>
-            <w:b w:val="false"/>
-            <w:bCs w:val="false"/>
-            <w:color w:val="24342B"/>
-            <w:sz w:val="22"/>
-            <w:szCs w:val="22"/>
-          </w:rPr>
-          <w:t xml:space="preserve">12.2 AMPLIAR (1)</w:t>
-        </w:r>
-        <w:r>
-          <w:rPr>
-            <w:b w:val="false"/>
-            <w:bCs w:val="false"/>
-            <w:color w:val="24342B"/>
-            <w:sz w:val="22"/>
-            <w:szCs w:val="22"/>
-          </w:rPr>
-          <w:t>32</w:t>
-        </w:r>
-        <w:r>
-          <w:rPr>
-            <w:b w:val="false"/>
-            <w:bCs w:val="false"/>
-            <w:color w:val="24342B"/>
-            <w:sz w:val="22"/>
-            <w:szCs w:val="22"/>
-          </w:rPr>
-          <w:t xml:space="preserve">12.2 AMPLIAR (1)</w:t>
-        </w:r>
-        <w:r>
-          <w:rPr>
-            <w:b w:val="false"/>
-            <w:bCs w:val="false"/>
-            <w:color w:val="24342B"/>
-            <w:sz w:val="22"/>
-            <w:szCs w:val="22"/>
-          </w:rPr>
-          <w:fldChar w:fldCharType="end"/>
+          <w:t xml:space="preserve">	32</w:t>
         </w:r>
       </w:hyperlink>
     </w:p>
@@ -5943,107 +1543,7 @@
             <w:sz w:val="22"/>
             <w:szCs w:val="22"/>
           </w:rPr>
-          <w:tab/>
-        </w:r>
-        <w:r>
-          <w:rPr>
-            <w:b w:val="false"/>
-            <w:bCs w:val="false"/>
-            <w:color w:val="24342B"/>
-            <w:sz w:val="22"/>
-            <w:szCs w:val="22"/>
-          </w:rPr>
-          <w:t xml:space="preserve">12.3 Salvar o gráfico e os alertas do gráfico</w:t>
-        </w:r>
-        <w:r>
-          <w:rPr>
-            <w:b w:val="false"/>
-            <w:bCs w:val="false"/>
-            <w:color w:val="24342B"/>
-            <w:sz w:val="22"/>
-            <w:szCs w:val="22"/>
-          </w:rPr>
-          <w:fldChar w:fldCharType="begin"/>
-        </w:r>
-        <w:r>
-          <w:rPr>
-            <w:b w:val="false"/>
-            <w:bCs w:val="false"/>
-            <w:color w:val="24342B"/>
-            <w:sz w:val="22"/>
-            <w:szCs w:val="22"/>
-          </w:rPr>
-          <w:t xml:space="preserve">12.3 Salvar o gráfico e os alertas do gráfico</w:t>
-        </w:r>
-        <w:r>
-          <w:rPr>
-            <w:b w:val="false"/>
-            <w:bCs w:val="false"/>
-            <w:color w:val="24342B"/>
-            <w:sz w:val="22"/>
-            <w:szCs w:val="22"/>
-          </w:rPr>
-          <w:instrText xml:space="preserve"> PAGEREF s45_12_3_Salvar_o_gra_fico_e \h </w:instrText>
-        </w:r>
-        <w:r>
-          <w:rPr>
-            <w:b w:val="false"/>
-            <w:bCs w:val="false"/>
-            <w:color w:val="24342B"/>
-            <w:sz w:val="22"/>
-            <w:szCs w:val="22"/>
-          </w:rPr>
-          <w:t xml:space="preserve">12.3 Salvar o gráfico e os alertas do gráfico</w:t>
-        </w:r>
-        <w:r>
-          <w:rPr>
-            <w:b w:val="false"/>
-            <w:bCs w:val="false"/>
-            <w:color w:val="24342B"/>
-            <w:sz w:val="22"/>
-            <w:szCs w:val="22"/>
-          </w:rPr>
-          <w:fldChar w:fldCharType="separate"/>
-        </w:r>
-        <w:r>
-          <w:rPr>
-            <w:b w:val="false"/>
-            <w:bCs w:val="false"/>
-            <w:color w:val="24342B"/>
-            <w:sz w:val="22"/>
-            <w:szCs w:val="22"/>
-          </w:rPr>
-          <w:t xml:space="preserve">12.3 Salvar o gráfico e os alertas do gráfico</w:t>
-        </w:r>
-        <w:r>
-          <w:rPr>
-            <w:b w:val="false"/>
-            <w:bCs w:val="false"/>
-            <w:color w:val="24342B"/>
-            <w:sz w:val="22"/>
-            <w:szCs w:val="22"/>
-          </w:rPr>
-          <w:t>32</w:t>
-        </w:r>
-        <w:r>
-          <w:rPr>
-            <w:b w:val="false"/>
-            <w:bCs w:val="false"/>
-            <w:color w:val="24342B"/>
-            <w:sz w:val="22"/>
-            <w:szCs w:val="22"/>
-          </w:rPr>
-          <w:t xml:space="preserve">12.3 Salvar o gráfico e os alertas do gráfico</w:t>
-        </w:r>
-        <w:r>
-          <w:rPr>
-            <w:b w:val="false"/>
-            <w:bCs w:val="false"/>
-            <w:color w:val="24342B"/>
-            <w:sz w:val="22"/>
-            <w:szCs w:val="22"/>
-          </w:rPr>
-          <w:fldChar w:fldCharType="end"/>
+          <w:t xml:space="preserve">	32</w:t>
         </w:r>
       </w:hyperlink>
     </w:p>
@@ -6074,107 +1574,7 @@
             <w:sz w:val="24"/>
             <w:szCs w:val="24"/>
           </w:rPr>
-          <w:tab/>
-        </w:r>
-        <w:r>
-          <w:rPr>
-            <w:b/>
-            <w:bCs/>
-            <w:color w:val="832413"/>
-            <w:sz w:val="24"/>
-            <w:szCs w:val="24"/>
-          </w:rPr>
-          <w:t xml:space="preserve">Parte 13 — Salvar a camada inteira (aba Camadas)</w:t>
-        </w:r>
-        <w:r>
-          <w:rPr>
-            <w:b/>
-            <w:bCs/>
-            <w:color w:val="832413"/>
-            <w:sz w:val="24"/>
-            <w:szCs w:val="24"/>
-          </w:rPr>
-          <w:fldChar w:fldCharType="begin"/>
-        </w:r>
-        <w:r>
-          <w:rPr>
-            <w:b/>
-            <w:bCs/>
-            <w:color w:val="832413"/>
-            <w:sz w:val="24"/>
-            <w:szCs w:val="24"/>
-          </w:rPr>
-          <w:t xml:space="preserve">Parte 13 — Salvar a camada inteira (aba Camadas)</w:t>
-        </w:r>
-        <w:r>
-          <w:rPr>
-            <w:b/>
-            <w:bCs/>
-            <w:color w:val="832413"/>
-            <w:sz w:val="24"/>
-            <w:szCs w:val="24"/>
-          </w:rPr>
-          <w:instrText xml:space="preserve"> PAGEREF s46_Parte_13_Salvar_a_camada \h </w:instrText>
-        </w:r>
-        <w:r>
-          <w:rPr>
-            <w:b/>
-            <w:bCs/>
-            <w:color w:val="832413"/>
-            <w:sz w:val="24"/>
-            <w:szCs w:val="24"/>
-          </w:rPr>
-          <w:t xml:space="preserve">Parte 13 — Salvar a camada inteira (aba Camadas)</w:t>
-        </w:r>
-        <w:r>
-          <w:rPr>
-            <w:b/>
-            <w:bCs/>
-            <w:color w:val="832413"/>
-            <w:sz w:val="24"/>
-            <w:szCs w:val="24"/>
-          </w:rPr>
-          <w:fldChar w:fldCharType="separate"/>
-        </w:r>
-        <w:r>
-          <w:rPr>
-            <w:b/>
-            <w:bCs/>
-            <w:color w:val="832413"/>
-            <w:sz w:val="24"/>
-            <w:szCs w:val="24"/>
-          </w:rPr>
-          <w:t xml:space="preserve">Parte 13 — Salvar a camada inteira (aba Camadas)</w:t>
-        </w:r>
-        <w:r>
-          <w:rPr>
-            <w:b/>
-            <w:bCs/>
-            <w:color w:val="832413"/>
-            <w:sz w:val="24"/>
-            <w:szCs w:val="24"/>
-          </w:rPr>
-          <w:t>33</w:t>
-        </w:r>
-        <w:r>
-          <w:rPr>
-            <w:b/>
-            <w:bCs/>
-            <w:color w:val="832413"/>
-            <w:sz w:val="24"/>
-            <w:szCs w:val="24"/>
-          </w:rPr>
-          <w:t xml:space="preserve">Parte 13 — Salvar a camada inteira (aba Camadas)</w:t>
-        </w:r>
-        <w:r>
-          <w:rPr>
-            <w:b/>
-            <w:bCs/>
-            <w:color w:val="832413"/>
-            <w:sz w:val="24"/>
-            <w:szCs w:val="24"/>
-          </w:rPr>
-          <w:fldChar w:fldCharType="end"/>
+          <w:t xml:space="preserve">	33</w:t>
         </w:r>
       </w:hyperlink>
     </w:p>
@@ -6205,107 +1605,7 @@
             <w:sz w:val="22"/>
             <w:szCs w:val="22"/>
           </w:rPr>
-          <w:tab/>
-        </w:r>
-        <w:r>
-          <w:rPr>
-            <w:b w:val="false"/>
-            <w:bCs w:val="false"/>
-            <w:color w:val="24342B"/>
-            <w:sz w:val="22"/>
-            <w:szCs w:val="22"/>
-          </w:rPr>
-          <w:t xml:space="preserve">13.1 Arquivos extras que podem vir junto</w:t>
-        </w:r>
-        <w:r>
-          <w:rPr>
-            <w:b w:val="false"/>
-            <w:bCs w:val="false"/>
-            <w:color w:val="24342B"/>
-            <w:sz w:val="22"/>
-            <w:szCs w:val="22"/>
-          </w:rPr>
-          <w:fldChar w:fldCharType="begin"/>
-        </w:r>
-        <w:r>
-          <w:rPr>
-            <w:b w:val="false"/>
-            <w:bCs w:val="false"/>
-            <w:color w:val="24342B"/>
-            <w:sz w:val="22"/>
-            <w:szCs w:val="22"/>
-          </w:rPr>
-          <w:t xml:space="preserve">13.1 Arquivos extras que podem vir junto</w:t>
-        </w:r>
-        <w:r>
-          <w:rPr>
-            <w:b w:val="false"/>
-            <w:bCs w:val="false"/>
-            <w:color w:val="24342B"/>
-            <w:sz w:val="22"/>
-            <w:szCs w:val="22"/>
-          </w:rPr>
-          <w:instrText xml:space="preserve"> PAGEREF s47_13_1_Arquivos_extras_que \h </w:instrText>
-        </w:r>
-        <w:r>
-          <w:rPr>
-            <w:b w:val="false"/>
-            <w:bCs w:val="false"/>
-            <w:color w:val="24342B"/>
-            <w:sz w:val="22"/>
-            <w:szCs w:val="22"/>
-          </w:rPr>
-          <w:t xml:space="preserve">13.1 Arquivos extras que podem vir junto</w:t>
-        </w:r>
-        <w:r>
-          <w:rPr>
-            <w:b w:val="false"/>
-            <w:bCs w:val="false"/>
-            <w:color w:val="24342B"/>
-            <w:sz w:val="22"/>
-            <w:szCs w:val="22"/>
-          </w:rPr>
-          <w:fldChar w:fldCharType="separate"/>
-        </w:r>
-        <w:r>
-          <w:rPr>
-            <w:b w:val="false"/>
-            <w:bCs w:val="false"/>
-            <w:color w:val="24342B"/>
-            <w:sz w:val="22"/>
-            <w:szCs w:val="22"/>
-          </w:rPr>
-          <w:t xml:space="preserve">13.1 Arquivos extras que podem vir junto</w:t>
-        </w:r>
-        <w:r>
-          <w:rPr>
-            <w:b w:val="false"/>
-            <w:bCs w:val="false"/>
-            <w:color w:val="24342B"/>
-            <w:sz w:val="22"/>
-            <w:szCs w:val="22"/>
-          </w:rPr>
-          <w:t>33</w:t>
-        </w:r>
-        <w:r>
-          <w:rPr>
-            <w:b w:val="false"/>
-            <w:bCs w:val="false"/>
-            <w:color w:val="24342B"/>
-            <w:sz w:val="22"/>
-            <w:szCs w:val="22"/>
-          </w:rPr>
-          <w:t xml:space="preserve">13.1 Arquivos extras que podem vir junto</w:t>
-        </w:r>
-        <w:r>
-          <w:rPr>
-            <w:b w:val="false"/>
-            <w:bCs w:val="false"/>
-            <w:color w:val="24342B"/>
-            <w:sz w:val="22"/>
-            <w:szCs w:val="22"/>
-          </w:rPr>
-          <w:fldChar w:fldCharType="end"/>
+          <w:t xml:space="preserve">	33</w:t>
         </w:r>
       </w:hyperlink>
     </w:p>
@@ -6336,107 +1636,7 @@
             <w:sz w:val="22"/>
             <w:szCs w:val="22"/>
           </w:rPr>
-          <w:tab/>
-        </w:r>
-        <w:r>
-          <w:rPr>
-            <w:b w:val="false"/>
-            <w:bCs w:val="false"/>
-            <w:color w:val="24342B"/>
-            <w:sz w:val="22"/>
-            <w:szCs w:val="22"/>
-          </w:rPr>
-          <w:t xml:space="preserve">13.2 Escolher onde salvar</w:t>
-        </w:r>
-        <w:r>
-          <w:rPr>
-            <w:b w:val="false"/>
-            <w:bCs w:val="false"/>
-            <w:color w:val="24342B"/>
-            <w:sz w:val="22"/>
-            <w:szCs w:val="22"/>
-          </w:rPr>
-          <w:fldChar w:fldCharType="begin"/>
-        </w:r>
-        <w:r>
-          <w:rPr>
-            <w:b w:val="false"/>
-            <w:bCs w:val="false"/>
-            <w:color w:val="24342B"/>
-            <w:sz w:val="22"/>
-            <w:szCs w:val="22"/>
-          </w:rPr>
-          <w:t xml:space="preserve">13.2 Escolher onde salvar</w:t>
-        </w:r>
-        <w:r>
-          <w:rPr>
-            <w:b w:val="false"/>
-            <w:bCs w:val="false"/>
-            <w:color w:val="24342B"/>
-            <w:sz w:val="22"/>
-            <w:szCs w:val="22"/>
-          </w:rPr>
-          <w:instrText xml:space="preserve"> PAGEREF s48_13_2_Escolher_onde_salva \h </w:instrText>
-        </w:r>
-        <w:r>
-          <w:rPr>
-            <w:b w:val="false"/>
-            <w:bCs w:val="false"/>
-            <w:color w:val="24342B"/>
-            <w:sz w:val="22"/>
-            <w:szCs w:val="22"/>
-          </w:rPr>
-          <w:t xml:space="preserve">13.2 Escolher onde salvar</w:t>
-        </w:r>
-        <w:r>
-          <w:rPr>
-            <w:b w:val="false"/>
-            <w:bCs w:val="false"/>
-            <w:color w:val="24342B"/>
-            <w:sz w:val="22"/>
-            <w:szCs w:val="22"/>
-          </w:rPr>
-          <w:fldChar w:fldCharType="separate"/>
-        </w:r>
-        <w:r>
-          <w:rPr>
-            <w:b w:val="false"/>
-            <w:bCs w:val="false"/>
-            <w:color w:val="24342B"/>
-            <w:sz w:val="22"/>
-            <w:szCs w:val="22"/>
-          </w:rPr>
-          <w:t xml:space="preserve">13.2 Escolher onde salvar</w:t>
-        </w:r>
-        <w:r>
-          <w:rPr>
-            <w:b w:val="false"/>
-            <w:bCs w:val="false"/>
-            <w:color w:val="24342B"/>
-            <w:sz w:val="22"/>
-            <w:szCs w:val="22"/>
-          </w:rPr>
-          <w:t>34</w:t>
-        </w:r>
-        <w:r>
-          <w:rPr>
-            <w:b w:val="false"/>
-            <w:bCs w:val="false"/>
-            <w:color w:val="24342B"/>
-            <w:sz w:val="22"/>
-            <w:szCs w:val="22"/>
-          </w:rPr>
-          <w:t xml:space="preserve">13.2 Escolher onde salvar</w:t>
-        </w:r>
-        <w:r>
-          <w:rPr>
-            <w:b w:val="false"/>
-            <w:bCs w:val="false"/>
-            <w:color w:val="24342B"/>
-            <w:sz w:val="22"/>
-            <w:szCs w:val="22"/>
-          </w:rPr>
-          <w:fldChar w:fldCharType="end"/>
+          <w:t xml:space="preserve">	34</w:t>
         </w:r>
       </w:hyperlink>
     </w:p>
@@ -6467,107 +1667,7 @@
             <w:sz w:val="24"/>
             <w:szCs w:val="24"/>
           </w:rPr>
-          <w:tab/>
-        </w:r>
-        <w:r>
-          <w:rPr>
-            <w:b/>
-            <w:bCs/>
-            <w:color w:val="832413"/>
-            <w:sz w:val="24"/>
-            <w:szCs w:val="24"/>
-          </w:rPr>
-          <w:t xml:space="preserve">Parte 14 — Ver um alerta de perto (aba Detalhes)</w:t>
-        </w:r>
-        <w:r>
-          <w:rPr>
-            <w:b/>
-            <w:bCs/>
-            <w:color w:val="832413"/>
-            <w:sz w:val="24"/>
-            <w:szCs w:val="24"/>
-          </w:rPr>
-          <w:fldChar w:fldCharType="begin"/>
-        </w:r>
-        <w:r>
-          <w:rPr>
-            <w:b/>
-            <w:bCs/>
-            <w:color w:val="832413"/>
-            <w:sz w:val="24"/>
-            <w:szCs w:val="24"/>
-          </w:rPr>
-          <w:t xml:space="preserve">Parte 14 — Ver um alerta de perto (aba Detalhes)</w:t>
-        </w:r>
-        <w:r>
-          <w:rPr>
-            <w:b/>
-            <w:bCs/>
-            <w:color w:val="832413"/>
-            <w:sz w:val="24"/>
-            <w:szCs w:val="24"/>
-          </w:rPr>
-          <w:instrText xml:space="preserve"> PAGEREF s49_Parte_14_Ver_um_alerta_d \h </w:instrText>
-        </w:r>
-        <w:r>
-          <w:rPr>
-            <w:b/>
-            <w:bCs/>
-            <w:color w:val="832413"/>
-            <w:sz w:val="24"/>
-            <w:szCs w:val="24"/>
-          </w:rPr>
-          <w:t xml:space="preserve">Parte 14 — Ver um alerta de perto (aba Detalhes)</w:t>
-        </w:r>
-        <w:r>
-          <w:rPr>
-            <w:b/>
-            <w:bCs/>
-            <w:color w:val="832413"/>
-            <w:sz w:val="24"/>
-            <w:szCs w:val="24"/>
-          </w:rPr>
-          <w:fldChar w:fldCharType="separate"/>
-        </w:r>
-        <w:r>
-          <w:rPr>
-            <w:b/>
-            <w:bCs/>
-            <w:color w:val="832413"/>
-            <w:sz w:val="24"/>
-            <w:szCs w:val="24"/>
-          </w:rPr>
-          <w:t xml:space="preserve">Parte 14 — Ver um alerta de perto (aba Detalhes)</w:t>
-        </w:r>
-        <w:r>
-          <w:rPr>
-            <w:b/>
-            <w:bCs/>
-            <w:color w:val="832413"/>
-            <w:sz w:val="24"/>
-            <w:szCs w:val="24"/>
-          </w:rPr>
-          <w:t>35</w:t>
-        </w:r>
-        <w:r>
-          <w:rPr>
-            <w:b/>
-            <w:bCs/>
-            <w:color w:val="832413"/>
-            <w:sz w:val="24"/>
-            <w:szCs w:val="24"/>
-          </w:rPr>
-          <w:t xml:space="preserve">Parte 14 — Ver um alerta de perto (aba Detalhes)</w:t>
-        </w:r>
-        <w:r>
-          <w:rPr>
-            <w:b/>
-            <w:bCs/>
-            <w:color w:val="832413"/>
-            <w:sz w:val="24"/>
-            <w:szCs w:val="24"/>
-          </w:rPr>
-          <w:fldChar w:fldCharType="end"/>
+          <w:t xml:space="preserve">	35</w:t>
         </w:r>
       </w:hyperlink>
     </w:p>
@@ -6598,107 +1698,7 @@
             <w:sz w:val="22"/>
             <w:szCs w:val="22"/>
           </w:rPr>
-          <w:tab/>
-        </w:r>
-        <w:r>
-          <w:rPr>
-            <w:b w:val="false"/>
-            <w:bCs w:val="false"/>
-            <w:color w:val="24342B"/>
-            <w:sz w:val="22"/>
-            <w:szCs w:val="22"/>
-          </w:rPr>
-          <w:t xml:space="preserve">14.1 Alerta selecionado: imagens e laudo</w:t>
-        </w:r>
-        <w:r>
-          <w:rPr>
-            <w:b w:val="false"/>
-            <w:bCs w:val="false"/>
-            <w:color w:val="24342B"/>
-            <w:sz w:val="22"/>
-            <w:szCs w:val="22"/>
-          </w:rPr>
-          <w:fldChar w:fldCharType="begin"/>
-        </w:r>
-        <w:r>
-          <w:rPr>
-            <w:b w:val="false"/>
-            <w:bCs w:val="false"/>
-            <w:color w:val="24342B"/>
-            <w:sz w:val="22"/>
-            <w:szCs w:val="22"/>
-          </w:rPr>
-          <w:t xml:space="preserve">14.1 Alerta selecionado: imagens e laudo</w:t>
-        </w:r>
-        <w:r>
-          <w:rPr>
-            <w:b w:val="false"/>
-            <w:bCs w:val="false"/>
-            <w:color w:val="24342B"/>
-            <w:sz w:val="22"/>
-            <w:szCs w:val="22"/>
-          </w:rPr>
-          <w:instrText xml:space="preserve"> PAGEREF s50_14_1_Alerta_selecionado \h </w:instrText>
-        </w:r>
-        <w:r>
-          <w:rPr>
-            <w:b w:val="false"/>
-            <w:bCs w:val="false"/>
-            <w:color w:val="24342B"/>
-            <w:sz w:val="22"/>
-            <w:szCs w:val="22"/>
-          </w:rPr>
-          <w:t xml:space="preserve">14.1 Alerta selecionado: imagens e laudo</w:t>
-        </w:r>
-        <w:r>
-          <w:rPr>
-            <w:b w:val="false"/>
-            <w:bCs w:val="false"/>
-            <w:color w:val="24342B"/>
-            <w:sz w:val="22"/>
-            <w:szCs w:val="22"/>
-          </w:rPr>
-          <w:fldChar w:fldCharType="separate"/>
-        </w:r>
-        <w:r>
-          <w:rPr>
-            <w:b w:val="false"/>
-            <w:bCs w:val="false"/>
-            <w:color w:val="24342B"/>
-            <w:sz w:val="22"/>
-            <w:szCs w:val="22"/>
-          </w:rPr>
-          <w:t xml:space="preserve">14.1 Alerta selecionado: imagens e laudo</w:t>
-        </w:r>
-        <w:r>
-          <w:rPr>
-            <w:b w:val="false"/>
-            <w:bCs w:val="false"/>
-            <w:color w:val="24342B"/>
-            <w:sz w:val="22"/>
-            <w:szCs w:val="22"/>
-          </w:rPr>
-          <w:t>36</w:t>
-        </w:r>
-        <w:r>
-          <w:rPr>
-            <w:b w:val="false"/>
-            <w:bCs w:val="false"/>
-            <w:color w:val="24342B"/>
-            <w:sz w:val="22"/>
-            <w:szCs w:val="22"/>
-          </w:rPr>
-          <w:t xml:space="preserve">14.1 Alerta selecionado: imagens e laudo</w:t>
-        </w:r>
-        <w:r>
-          <w:rPr>
-            <w:b w:val="false"/>
-            <w:bCs w:val="false"/>
-            <w:color w:val="24342B"/>
-            <w:sz w:val="22"/>
-            <w:szCs w:val="22"/>
-          </w:rPr>
-          <w:fldChar w:fldCharType="end"/>
+          <w:t xml:space="preserve">	36</w:t>
         </w:r>
       </w:hyperlink>
     </w:p>
@@ -6729,107 +1729,7 @@
             <w:sz w:val="24"/>
             <w:szCs w:val="24"/>
           </w:rPr>
-          <w:tab/>
-        </w:r>
-        <w:r>
-          <w:rPr>
-            <w:b/>
-            <w:bCs/>
-            <w:color w:val="832413"/>
-            <w:sz w:val="24"/>
-            <w:szCs w:val="24"/>
-          </w:rPr>
-          <w:t xml:space="preserve">Parte 15 — Qual botão usar para salvar?</w:t>
-        </w:r>
-        <w:r>
-          <w:rPr>
-            <w:b/>
-            <w:bCs/>
-            <w:color w:val="832413"/>
-            <w:sz w:val="24"/>
-            <w:szCs w:val="24"/>
-          </w:rPr>
-          <w:fldChar w:fldCharType="begin"/>
-        </w:r>
-        <w:r>
-          <w:rPr>
-            <w:b/>
-            <w:bCs/>
-            <w:color w:val="832413"/>
-            <w:sz w:val="24"/>
-            <w:szCs w:val="24"/>
-          </w:rPr>
-          <w:t xml:space="preserve">Parte 15 — Qual botão usar para salvar?</w:t>
-        </w:r>
-        <w:r>
-          <w:rPr>
-            <w:b/>
-            <w:bCs/>
-            <w:color w:val="832413"/>
-            <w:sz w:val="24"/>
-            <w:szCs w:val="24"/>
-          </w:rPr>
-          <w:instrText xml:space="preserve"> PAGEREF s51_Parte_15_Qual_bota_o_usa \h </w:instrText>
-        </w:r>
-        <w:r>
-          <w:rPr>
-            <w:b/>
-            <w:bCs/>
-            <w:color w:val="832413"/>
-            <w:sz w:val="24"/>
-            <w:szCs w:val="24"/>
-          </w:rPr>
-          <w:t xml:space="preserve">Parte 15 — Qual botão usar para salvar?</w:t>
-        </w:r>
-        <w:r>
-          <w:rPr>
-            <w:b/>
-            <w:bCs/>
-            <w:color w:val="832413"/>
-            <w:sz w:val="24"/>
-            <w:szCs w:val="24"/>
-          </w:rPr>
-          <w:fldChar w:fldCharType="separate"/>
-        </w:r>
-        <w:r>
-          <w:rPr>
-            <w:b/>
-            <w:bCs/>
-            <w:color w:val="832413"/>
-            <w:sz w:val="24"/>
-            <w:szCs w:val="24"/>
-          </w:rPr>
-          <w:t xml:space="preserve">Parte 15 — Qual botão usar para salvar?</w:t>
-        </w:r>
-        <w:r>
-          <w:rPr>
-            <w:b/>
-            <w:bCs/>
-            <w:color w:val="832413"/>
-            <w:sz w:val="24"/>
-            <w:szCs w:val="24"/>
-          </w:rPr>
-          <w:t>37</w:t>
-        </w:r>
-        <w:r>
-          <w:rPr>
-            <w:b/>
-            <w:bCs/>
-            <w:color w:val="832413"/>
-            <w:sz w:val="24"/>
-            <w:szCs w:val="24"/>
-          </w:rPr>
-          <w:t xml:space="preserve">Parte 15 — Qual botão usar para salvar?</w:t>
-        </w:r>
-        <w:r>
-          <w:rPr>
-            <w:b/>
-            <w:bCs/>
-            <w:color w:val="832413"/>
-            <w:sz w:val="24"/>
-            <w:szCs w:val="24"/>
-          </w:rPr>
-          <w:fldChar w:fldCharType="end"/>
+          <w:t xml:space="preserve">	37</w:t>
         </w:r>
       </w:hyperlink>
     </w:p>
@@ -6860,107 +1760,7 @@
             <w:sz w:val="24"/>
             <w:szCs w:val="24"/>
           </w:rPr>
-          <w:tab/>
-        </w:r>
-        <w:r>
-          <w:rPr>
-            <w:b/>
-            <w:bCs/>
-            <w:color w:val="832413"/>
-            <w:sz w:val="24"/>
-            <w:szCs w:val="24"/>
-          </w:rPr>
-          <w:t xml:space="preserve">Parte 16 — Deu algum problema?</w:t>
-        </w:r>
-        <w:r>
-          <w:rPr>
-            <w:b/>
-            <w:bCs/>
-            <w:color w:val="832413"/>
-            <w:sz w:val="24"/>
-            <w:szCs w:val="24"/>
-          </w:rPr>
-          <w:fldChar w:fldCharType="begin"/>
-        </w:r>
-        <w:r>
-          <w:rPr>
-            <w:b/>
-            <w:bCs/>
-            <w:color w:val="832413"/>
-            <w:sz w:val="24"/>
-            <w:szCs w:val="24"/>
-          </w:rPr>
-          <w:t xml:space="preserve">Parte 16 — Deu algum problema?</w:t>
-        </w:r>
-        <w:r>
-          <w:rPr>
-            <w:b/>
-            <w:bCs/>
-            <w:color w:val="832413"/>
-            <w:sz w:val="24"/>
-            <w:szCs w:val="24"/>
-          </w:rPr>
-          <w:instrText xml:space="preserve"> PAGEREF s52_Parte_16_Deu_algum_probl \h </w:instrText>
-        </w:r>
-        <w:r>
-          <w:rPr>
-            <w:b/>
-            <w:bCs/>
-            <w:color w:val="832413"/>
-            <w:sz w:val="24"/>
-            <w:szCs w:val="24"/>
-          </w:rPr>
-          <w:t xml:space="preserve">Parte 16 — Deu algum problema?</w:t>
-        </w:r>
-        <w:r>
-          <w:rPr>
-            <w:b/>
-            <w:bCs/>
-            <w:color w:val="832413"/>
-            <w:sz w:val="24"/>
-            <w:szCs w:val="24"/>
-          </w:rPr>
-          <w:fldChar w:fldCharType="separate"/>
-        </w:r>
-        <w:r>
-          <w:rPr>
-            <w:b/>
-            <w:bCs/>
-            <w:color w:val="832413"/>
-            <w:sz w:val="24"/>
-            <w:szCs w:val="24"/>
-          </w:rPr>
-          <w:t xml:space="preserve">Parte 16 — Deu algum problema?</w:t>
-        </w:r>
-        <w:r>
-          <w:rPr>
-            <w:b/>
-            <w:bCs/>
-            <w:color w:val="832413"/>
-            <w:sz w:val="24"/>
-            <w:szCs w:val="24"/>
-          </w:rPr>
-          <w:t>38</w:t>
-        </w:r>
-        <w:r>
-          <w:rPr>
-            <w:b/>
-            <w:bCs/>
-            <w:color w:val="832413"/>
-            <w:sz w:val="24"/>
-            <w:szCs w:val="24"/>
-          </w:rPr>
-          <w:t xml:space="preserve">Parte 16 — Deu algum problema?</w:t>
-        </w:r>
-        <w:r>
-          <w:rPr>
-            <w:b/>
-            <w:bCs/>
-            <w:color w:val="832413"/>
-            <w:sz w:val="24"/>
-            <w:szCs w:val="24"/>
-          </w:rPr>
-          <w:fldChar w:fldCharType="end"/>
+          <w:t xml:space="preserve">	38</w:t>
         </w:r>
       </w:hyperlink>
     </w:p>
@@ -6991,107 +1791,7 @@
             <w:sz w:val="22"/>
             <w:szCs w:val="22"/>
           </w:rPr>
-          <w:tab/>
-        </w:r>
-        <w:r>
-          <w:rPr>
-            <w:b w:val="false"/>
-            <w:bCs w:val="false"/>
-            <w:color w:val="24342B"/>
-            <w:sz w:val="22"/>
-            <w:szCs w:val="22"/>
-          </w:rPr>
-          <w:t xml:space="preserve">Precisa de ajuda?</w:t>
-        </w:r>
-        <w:r>
-          <w:rPr>
-            <w:b w:val="false"/>
-            <w:bCs w:val="false"/>
-            <w:color w:val="24342B"/>
-            <w:sz w:val="22"/>
-            <w:szCs w:val="22"/>
-          </w:rPr>
-          <w:fldChar w:fldCharType="begin"/>
-        </w:r>
-        <w:r>
-          <w:rPr>
-            <w:b w:val="false"/>
-            <w:bCs w:val="false"/>
-            <w:color w:val="24342B"/>
-            <w:sz w:val="22"/>
-            <w:szCs w:val="22"/>
-          </w:rPr>
-          <w:t xml:space="preserve">Precisa de ajuda?</w:t>
-        </w:r>
-        <w:r>
-          <w:rPr>
-            <w:b w:val="false"/>
-            <w:bCs w:val="false"/>
-            <w:color w:val="24342B"/>
-            <w:sz w:val="22"/>
-            <w:szCs w:val="22"/>
-          </w:rPr>
-          <w:instrText xml:space="preserve"> PAGEREF s53_Precisa_de_ajuda \h </w:instrText>
-        </w:r>
-        <w:r>
-          <w:rPr>
-            <w:b w:val="false"/>
-            <w:bCs w:val="false"/>
-            <w:color w:val="24342B"/>
-            <w:sz w:val="22"/>
-            <w:szCs w:val="22"/>
-          </w:rPr>
-          <w:t xml:space="preserve">Precisa de ajuda?</w:t>
-        </w:r>
-        <w:r>
-          <w:rPr>
-            <w:b w:val="false"/>
-            <w:bCs w:val="false"/>
-            <w:color w:val="24342B"/>
-            <w:sz w:val="22"/>
-            <w:szCs w:val="22"/>
-          </w:rPr>
-          <w:fldChar w:fldCharType="separate"/>
-        </w:r>
-        <w:r>
-          <w:rPr>
-            <w:b w:val="false"/>
-            <w:bCs w:val="false"/>
-            <w:color w:val="24342B"/>
-            <w:sz w:val="22"/>
-            <w:szCs w:val="22"/>
-          </w:rPr>
-          <w:t xml:space="preserve">Precisa de ajuda?</w:t>
-        </w:r>
-        <w:r>
-          <w:rPr>
-            <w:b w:val="false"/>
-            <w:bCs w:val="false"/>
-            <w:color w:val="24342B"/>
-            <w:sz w:val="22"/>
-            <w:szCs w:val="22"/>
-          </w:rPr>
-          <w:t>38</w:t>
-        </w:r>
-        <w:r>
-          <w:rPr>
-            <w:b w:val="false"/>
-            <w:bCs w:val="false"/>
-            <w:color w:val="24342B"/>
-            <w:sz w:val="22"/>
-            <w:szCs w:val="22"/>
-          </w:rPr>
-          <w:t xml:space="preserve">Precisa de ajuda?</w:t>
-        </w:r>
-        <w:r>
-          <w:rPr>
-            <w:b w:val="false"/>
-            <w:bCs w:val="false"/>
-            <w:color w:val="24342B"/>
-            <w:sz w:val="22"/>
-            <w:szCs w:val="22"/>
-          </w:rPr>
-          <w:fldChar w:fldCharType="end"/>
+          <w:t xml:space="preserve">	38</w:t>
         </w:r>
       </w:hyperlink>
     </w:p>
